--- a/manuals/Baccable_manual_FR.docx
+++ b/manuals/Baccable_manual_FR.docx
@@ -181,7 +181,7 @@
           <w:lang w:val="fr-FR"/>
         </w:rPr>
         <w:drawing>
-          <wp:inline distT="0" distB="0" distL="0" distR="0" wp14:anchorId="67CE4B57" wp14:editId="2B72A33A">
+          <wp:inline distT="0" distB="0" distL="0" distR="0" wp14:anchorId="67CE4B57" wp14:editId="5F6258E9">
             <wp:extent cx="4912659" cy="2300605"/>
             <wp:effectExtent l="0" t="0" r="2540" b="4445"/>
             <wp:docPr id="1632200295" name="Immagine 37"/>
@@ -315,7 +315,7 @@
             </w:rPr>
             <w:fldChar w:fldCharType="separate"/>
           </w:r>
-          <w:hyperlink w:anchor="_Toc238748119" w:history="1">
+          <w:hyperlink w:anchor="_Toc239527314" w:history="1">
             <w:r>
               <w:rPr>
                 <w:rStyle w:val="Collegamentoipertestuale"/>
@@ -366,7 +366,7 @@
                 <w:noProof/>
                 <w:webHidden/>
               </w:rPr>
-              <w:instrText xml:space="preserve"> PAGEREF _Toc238748119 \h </w:instrText>
+              <w:instrText xml:space="preserve"> PAGEREF _Toc239527314 \h </w:instrText>
             </w:r>
             <w:r>
               <w:rPr>
@@ -411,7 +411,7 @@
               <w14:ligatures w14:val="standardContextual"/>
             </w:rPr>
           </w:pPr>
-          <w:hyperlink w:anchor="_Toc238748120" w:history="1">
+          <w:hyperlink w:anchor="_Toc239527315" w:history="1">
             <w:r>
               <w:rPr>
                 <w:rStyle w:val="Collegamentoipertestuale"/>
@@ -462,7 +462,7 @@
                 <w:noProof/>
                 <w:webHidden/>
               </w:rPr>
-              <w:instrText xml:space="preserve"> PAGEREF _Toc238748120 \h </w:instrText>
+              <w:instrText xml:space="preserve"> PAGEREF _Toc239527315 \h </w:instrText>
             </w:r>
             <w:r>
               <w:rPr>
@@ -507,7 +507,7 @@
               <w14:ligatures w14:val="standardContextual"/>
             </w:rPr>
           </w:pPr>
-          <w:hyperlink w:anchor="_Toc238748121" w:history="1">
+          <w:hyperlink w:anchor="_Toc239527316" w:history="1">
             <w:r>
               <w:rPr>
                 <w:rStyle w:val="Collegamentoipertestuale"/>
@@ -558,7 +558,7 @@
                 <w:noProof/>
                 <w:webHidden/>
               </w:rPr>
-              <w:instrText xml:space="preserve"> PAGEREF _Toc238748121 \h </w:instrText>
+              <w:instrText xml:space="preserve"> PAGEREF _Toc239527316 \h </w:instrText>
             </w:r>
             <w:r>
               <w:rPr>
@@ -603,7 +603,7 @@
               <w14:ligatures w14:val="standardContextual"/>
             </w:rPr>
           </w:pPr>
-          <w:hyperlink w:anchor="_Toc238748122" w:history="1">
+          <w:hyperlink w:anchor="_Toc239527317" w:history="1">
             <w:r>
               <w:rPr>
                 <w:rStyle w:val="Collegamentoipertestuale"/>
@@ -654,7 +654,7 @@
                 <w:noProof/>
                 <w:webHidden/>
               </w:rPr>
-              <w:instrText xml:space="preserve"> PAGEREF _Toc238748122 \h </w:instrText>
+              <w:instrText xml:space="preserve"> PAGEREF _Toc239527317 \h </w:instrText>
             </w:r>
             <w:r>
               <w:rPr>
@@ -699,7 +699,7 @@
               <w14:ligatures w14:val="standardContextual"/>
             </w:rPr>
           </w:pPr>
-          <w:hyperlink w:anchor="_Toc238748123" w:history="1">
+          <w:hyperlink w:anchor="_Toc239527318" w:history="1">
             <w:r>
               <w:rPr>
                 <w:rStyle w:val="Collegamentoipertestuale"/>
@@ -750,7 +750,7 @@
                 <w:noProof/>
                 <w:webHidden/>
               </w:rPr>
-              <w:instrText xml:space="preserve"> PAGEREF _Toc238748123 \h </w:instrText>
+              <w:instrText xml:space="preserve"> PAGEREF _Toc239527318 \h </w:instrText>
             </w:r>
             <w:r>
               <w:rPr>
@@ -795,7 +795,7 @@
               <w14:ligatures w14:val="standardContextual"/>
             </w:rPr>
           </w:pPr>
-          <w:hyperlink w:anchor="_Toc238748124" w:history="1">
+          <w:hyperlink w:anchor="_Toc239527319" w:history="1">
             <w:r>
               <w:rPr>
                 <w:rStyle w:val="Collegamentoipertestuale"/>
@@ -846,7 +846,7 @@
                 <w:noProof/>
                 <w:webHidden/>
               </w:rPr>
-              <w:instrText xml:space="preserve"> PAGEREF _Toc238748124 \h </w:instrText>
+              <w:instrText xml:space="preserve"> PAGEREF _Toc239527319 \h </w:instrText>
             </w:r>
             <w:r>
               <w:rPr>
@@ -891,7 +891,7 @@
               <w14:ligatures w14:val="standardContextual"/>
             </w:rPr>
           </w:pPr>
-          <w:hyperlink w:anchor="_Toc238748125" w:history="1">
+          <w:hyperlink w:anchor="_Toc239527320" w:history="1">
             <w:r>
               <w:rPr>
                 <w:rStyle w:val="Collegamentoipertestuale"/>
@@ -942,7 +942,7 @@
                 <w:noProof/>
                 <w:webHidden/>
               </w:rPr>
-              <w:instrText xml:space="preserve"> PAGEREF _Toc238748125 \h </w:instrText>
+              <w:instrText xml:space="preserve"> PAGEREF _Toc239527320 \h </w:instrText>
             </w:r>
             <w:r>
               <w:rPr>
@@ -987,7 +987,7 @@
               <w14:ligatures w14:val="standardContextual"/>
             </w:rPr>
           </w:pPr>
-          <w:hyperlink w:anchor="_Toc238748126" w:history="1">
+          <w:hyperlink w:anchor="_Toc239527321" w:history="1">
             <w:r>
               <w:rPr>
                 <w:rStyle w:val="Collegamentoipertestuale"/>
@@ -1038,7 +1038,7 @@
                 <w:noProof/>
                 <w:webHidden/>
               </w:rPr>
-              <w:instrText xml:space="preserve"> PAGEREF _Toc238748126 \h </w:instrText>
+              <w:instrText xml:space="preserve"> PAGEREF _Toc239527321 \h </w:instrText>
             </w:r>
             <w:r>
               <w:rPr>
@@ -1083,7 +1083,7 @@
               <w14:ligatures w14:val="standardContextual"/>
             </w:rPr>
           </w:pPr>
-          <w:hyperlink w:anchor="_Toc238748127" w:history="1">
+          <w:hyperlink w:anchor="_Toc239527322" w:history="1">
             <w:r>
               <w:rPr>
                 <w:rStyle w:val="Collegamentoipertestuale"/>
@@ -1134,7 +1134,7 @@
                 <w:noProof/>
                 <w:webHidden/>
               </w:rPr>
-              <w:instrText xml:space="preserve"> PAGEREF _Toc238748127 \h </w:instrText>
+              <w:instrText xml:space="preserve"> PAGEREF _Toc239527322 \h </w:instrText>
             </w:r>
             <w:r>
               <w:rPr>
@@ -1179,7 +1179,7 @@
               <w14:ligatures w14:val="standardContextual"/>
             </w:rPr>
           </w:pPr>
-          <w:hyperlink w:anchor="_Toc238748128" w:history="1">
+          <w:hyperlink w:anchor="_Toc239527323" w:history="1">
             <w:r>
               <w:rPr>
                 <w:rStyle w:val="Collegamentoipertestuale"/>
@@ -1230,7 +1230,7 @@
                 <w:noProof/>
                 <w:webHidden/>
               </w:rPr>
-              <w:instrText xml:space="preserve"> PAGEREF _Toc238748128 \h </w:instrText>
+              <w:instrText xml:space="preserve"> PAGEREF _Toc239527323 \h </w:instrText>
             </w:r>
             <w:r>
               <w:rPr>
@@ -1275,7 +1275,7 @@
               <w14:ligatures w14:val="standardContextual"/>
             </w:rPr>
           </w:pPr>
-          <w:hyperlink w:anchor="_Toc238748129" w:history="1">
+          <w:hyperlink w:anchor="_Toc239527324" w:history="1">
             <w:r>
               <w:rPr>
                 <w:rStyle w:val="Collegamentoipertestuale"/>
@@ -1326,7 +1326,7 @@
                 <w:noProof/>
                 <w:webHidden/>
               </w:rPr>
-              <w:instrText xml:space="preserve"> PAGEREF _Toc238748129 \h </w:instrText>
+              <w:instrText xml:space="preserve"> PAGEREF _Toc239527324 \h </w:instrText>
             </w:r>
             <w:r>
               <w:rPr>
@@ -1371,7 +1371,7 @@
               <w14:ligatures w14:val="standardContextual"/>
             </w:rPr>
           </w:pPr>
-          <w:hyperlink w:anchor="_Toc238748130" w:history="1">
+          <w:hyperlink w:anchor="_Toc239527325" w:history="1">
             <w:r>
               <w:rPr>
                 <w:rStyle w:val="Collegamentoipertestuale"/>
@@ -1422,7 +1422,7 @@
                 <w:noProof/>
                 <w:webHidden/>
               </w:rPr>
-              <w:instrText xml:space="preserve"> PAGEREF _Toc238748130 \h </w:instrText>
+              <w:instrText xml:space="preserve"> PAGEREF _Toc239527325 \h </w:instrText>
             </w:r>
             <w:r>
               <w:rPr>
@@ -1467,7 +1467,7 @@
               <w14:ligatures w14:val="standardContextual"/>
             </w:rPr>
           </w:pPr>
-          <w:hyperlink w:anchor="_Toc238748131" w:history="1">
+          <w:hyperlink w:anchor="_Toc239527326" w:history="1">
             <w:r>
               <w:rPr>
                 <w:rStyle w:val="Collegamentoipertestuale"/>
@@ -1518,7 +1518,7 @@
                 <w:noProof/>
                 <w:webHidden/>
               </w:rPr>
-              <w:instrText xml:space="preserve"> PAGEREF _Toc238748131 \h </w:instrText>
+              <w:instrText xml:space="preserve"> PAGEREF _Toc239527326 \h </w:instrText>
             </w:r>
             <w:r>
               <w:rPr>
@@ -1563,7 +1563,7 @@
               <w14:ligatures w14:val="standardContextual"/>
             </w:rPr>
           </w:pPr>
-          <w:hyperlink w:anchor="_Toc238748132" w:history="1">
+          <w:hyperlink w:anchor="_Toc239527327" w:history="1">
             <w:r>
               <w:rPr>
                 <w:rStyle w:val="Collegamentoipertestuale"/>
@@ -1571,6 +1571,7 @@
                 <w:b/>
                 <w:bCs/>
                 <w:noProof/>
+                <w:lang w:val="it-IT"/>
               </w:rPr>
               <w:t>1.11.2</w:t>
             </w:r>
@@ -1590,6 +1591,7 @@
                 <w:b/>
                 <w:bCs/>
                 <w:noProof/>
+                <w:lang w:val="it-IT"/>
               </w:rPr>
               <w:t>Procédure de programmation de firmware via smartphone</w:t>
             </w:r>
@@ -1612,7 +1614,7 @@
                 <w:noProof/>
                 <w:webHidden/>
               </w:rPr>
-              <w:instrText xml:space="preserve"> PAGEREF _Toc238748132 \h </w:instrText>
+              <w:instrText xml:space="preserve"> PAGEREF _Toc239527327 \h </w:instrText>
             </w:r>
             <w:r>
               <w:rPr>
@@ -1632,7 +1634,7 @@
                 <w:noProof/>
                 <w:webHidden/>
               </w:rPr>
-              <w:t>20</w:t>
+              <w:t>19</w:t>
             </w:r>
             <w:r>
               <w:rPr>
@@ -1657,7 +1659,7 @@
               <w14:ligatures w14:val="standardContextual"/>
             </w:rPr>
           </w:pPr>
-          <w:hyperlink w:anchor="_Toc238748133" w:history="1">
+          <w:hyperlink w:anchor="_Toc239527328" w:history="1">
             <w:r>
               <w:rPr>
                 <w:rStyle w:val="Collegamentoipertestuale"/>
@@ -1708,7 +1710,7 @@
                 <w:noProof/>
                 <w:webHidden/>
               </w:rPr>
-              <w:instrText xml:space="preserve"> PAGEREF _Toc238748133 \h </w:instrText>
+              <w:instrText xml:space="preserve"> PAGEREF _Toc239527328 \h </w:instrText>
             </w:r>
             <w:r>
               <w:rPr>
@@ -1753,7 +1755,7 @@
               <w14:ligatures w14:val="standardContextual"/>
             </w:rPr>
           </w:pPr>
-          <w:hyperlink w:anchor="_Toc238748134" w:history="1">
+          <w:hyperlink w:anchor="_Toc239527329" w:history="1">
             <w:r>
               <w:rPr>
                 <w:rStyle w:val="Collegamentoipertestuale"/>
@@ -1804,7 +1806,7 @@
                 <w:noProof/>
                 <w:webHidden/>
               </w:rPr>
-              <w:instrText xml:space="preserve"> PAGEREF _Toc238748134 \h </w:instrText>
+              <w:instrText xml:space="preserve"> PAGEREF _Toc239527329 \h </w:instrText>
             </w:r>
             <w:r>
               <w:rPr>
@@ -1849,7 +1851,7 @@
               <w14:ligatures w14:val="standardContextual"/>
             </w:rPr>
           </w:pPr>
-          <w:hyperlink w:anchor="_Toc238748135" w:history="1">
+          <w:hyperlink w:anchor="_Toc239527330" w:history="1">
             <w:r>
               <w:rPr>
                 <w:rStyle w:val="Collegamentoipertestuale"/>
@@ -1900,7 +1902,7 @@
                 <w:noProof/>
                 <w:webHidden/>
               </w:rPr>
-              <w:instrText xml:space="preserve"> PAGEREF _Toc238748135 \h </w:instrText>
+              <w:instrText xml:space="preserve"> PAGEREF _Toc239527330 \h </w:instrText>
             </w:r>
             <w:r>
               <w:rPr>
@@ -1945,7 +1947,7 @@
               <w14:ligatures w14:val="standardContextual"/>
             </w:rPr>
           </w:pPr>
-          <w:hyperlink w:anchor="_Toc238748136" w:history="1">
+          <w:hyperlink w:anchor="_Toc239527331" w:history="1">
             <w:r>
               <w:rPr>
                 <w:rStyle w:val="Collegamentoipertestuale"/>
@@ -1994,7 +1996,7 @@
                 <w:noProof/>
                 <w:webHidden/>
               </w:rPr>
-              <w:instrText xml:space="preserve"> PAGEREF _Toc238748136 \h </w:instrText>
+              <w:instrText xml:space="preserve"> PAGEREF _Toc239527331 \h </w:instrText>
             </w:r>
             <w:r>
               <w:rPr>
@@ -2039,7 +2041,7 @@
               <w14:ligatures w14:val="standardContextual"/>
             </w:rPr>
           </w:pPr>
-          <w:hyperlink w:anchor="_Toc238748137" w:history="1">
+          <w:hyperlink w:anchor="_Toc239527332" w:history="1">
             <w:r>
               <w:rPr>
                 <w:rStyle w:val="Collegamentoipertestuale"/>
@@ -2047,6 +2049,7 @@
                 <w:b/>
                 <w:bCs/>
                 <w:noProof/>
+                <w:lang w:val="fr-FR"/>
               </w:rPr>
               <w:t>2.2.2</w:t>
             </w:r>
@@ -2066,6 +2069,7 @@
                 <w:b/>
                 <w:bCs/>
                 <w:noProof/>
+                <w:lang w:val="fr-FR"/>
               </w:rPr>
               <w:t>Renifleur avec firmware d’origine et application dédiée</w:t>
             </w:r>
@@ -2088,7 +2092,7 @@
                 <w:noProof/>
                 <w:webHidden/>
               </w:rPr>
-              <w:instrText xml:space="preserve"> PAGEREF _Toc238748137 \h </w:instrText>
+              <w:instrText xml:space="preserve"> PAGEREF _Toc239527332 \h </w:instrText>
             </w:r>
             <w:r>
               <w:rPr>
@@ -2133,7 +2137,7 @@
               <w14:ligatures w14:val="standardContextual"/>
             </w:rPr>
           </w:pPr>
-          <w:hyperlink w:anchor="_Toc238748138" w:history="1">
+          <w:hyperlink w:anchor="_Toc239527333" w:history="1">
             <w:r>
               <w:rPr>
                 <w:rStyle w:val="Collegamentoipertestuale"/>
@@ -2184,7 +2188,7 @@
                 <w:noProof/>
                 <w:webHidden/>
               </w:rPr>
-              <w:instrText xml:space="preserve"> PAGEREF _Toc238748138 \h </w:instrText>
+              <w:instrText xml:space="preserve"> PAGEREF _Toc239527333 \h </w:instrText>
             </w:r>
             <w:r>
               <w:rPr>
@@ -2204,7 +2208,7 @@
                 <w:noProof/>
                 <w:webHidden/>
               </w:rPr>
-              <w:t>24</w:t>
+              <w:t>25</w:t>
             </w:r>
             <w:r>
               <w:rPr>
@@ -2229,7 +2233,7 @@
               <w14:ligatures w14:val="standardContextual"/>
             </w:rPr>
           </w:pPr>
-          <w:hyperlink w:anchor="_Toc238748139" w:history="1">
+          <w:hyperlink w:anchor="_Toc239527334" w:history="1">
             <w:r>
               <w:rPr>
                 <w:rStyle w:val="Collegamentoipertestuale"/>
@@ -2280,7 +2284,7 @@
                 <w:noProof/>
                 <w:webHidden/>
               </w:rPr>
-              <w:instrText xml:space="preserve"> PAGEREF _Toc238748139 \h </w:instrText>
+              <w:instrText xml:space="preserve"> PAGEREF _Toc239527334 \h </w:instrText>
             </w:r>
             <w:r>
               <w:rPr>
@@ -2325,7 +2329,7 @@
               <w14:ligatures w14:val="standardContextual"/>
             </w:rPr>
           </w:pPr>
-          <w:hyperlink w:anchor="_Toc238748140" w:history="1">
+          <w:hyperlink w:anchor="_Toc239527335" w:history="1">
             <w:r>
               <w:rPr>
                 <w:rStyle w:val="Collegamentoipertestuale"/>
@@ -2376,7 +2380,7 @@
                 <w:noProof/>
                 <w:webHidden/>
               </w:rPr>
-              <w:instrText xml:space="preserve"> PAGEREF _Toc238748140 \h </w:instrText>
+              <w:instrText xml:space="preserve"> PAGEREF _Toc239527335 \h </w:instrText>
             </w:r>
             <w:r>
               <w:rPr>
@@ -2421,7 +2425,7 @@
               <w14:ligatures w14:val="standardContextual"/>
             </w:rPr>
           </w:pPr>
-          <w:hyperlink w:anchor="_Toc238748141" w:history="1">
+          <w:hyperlink w:anchor="_Toc239527336" w:history="1">
             <w:r>
               <w:rPr>
                 <w:rStyle w:val="Collegamentoipertestuale"/>
@@ -2472,7 +2476,7 @@
                 <w:noProof/>
                 <w:webHidden/>
               </w:rPr>
-              <w:instrText xml:space="preserve"> PAGEREF _Toc238748141 \h </w:instrText>
+              <w:instrText xml:space="preserve"> PAGEREF _Toc239527336 \h </w:instrText>
             </w:r>
             <w:r>
               <w:rPr>
@@ -2517,7 +2521,7 @@
               <w14:ligatures w14:val="standardContextual"/>
             </w:rPr>
           </w:pPr>
-          <w:hyperlink w:anchor="_Toc238748142" w:history="1">
+          <w:hyperlink w:anchor="_Toc239527337" w:history="1">
             <w:r>
               <w:rPr>
                 <w:rStyle w:val="Collegamentoipertestuale"/>
@@ -2568,7 +2572,7 @@
                 <w:noProof/>
                 <w:webHidden/>
               </w:rPr>
-              <w:instrText xml:space="preserve"> PAGEREF _Toc238748142 \h </w:instrText>
+              <w:instrText xml:space="preserve"> PAGEREF _Toc239527337 \h </w:instrText>
             </w:r>
             <w:r>
               <w:rPr>
@@ -2613,7 +2617,7 @@
               <w14:ligatures w14:val="standardContextual"/>
             </w:rPr>
           </w:pPr>
-          <w:hyperlink w:anchor="_Toc238748143" w:history="1">
+          <w:hyperlink w:anchor="_Toc239527338" w:history="1">
             <w:r>
               <w:rPr>
                 <w:rStyle w:val="Collegamentoipertestuale"/>
@@ -2664,7 +2668,7 @@
                 <w:noProof/>
                 <w:webHidden/>
               </w:rPr>
-              <w:instrText xml:space="preserve"> PAGEREF _Toc238748143 \h </w:instrText>
+              <w:instrText xml:space="preserve"> PAGEREF _Toc239527338 \h </w:instrText>
             </w:r>
             <w:r>
               <w:rPr>
@@ -2709,7 +2713,7 @@
               <w14:ligatures w14:val="standardContextual"/>
             </w:rPr>
           </w:pPr>
-          <w:hyperlink w:anchor="_Toc238748144" w:history="1">
+          <w:hyperlink w:anchor="_Toc239527339" w:history="1">
             <w:r>
               <w:rPr>
                 <w:rStyle w:val="Collegamentoipertestuale"/>
@@ -2760,7 +2764,7 @@
                 <w:noProof/>
                 <w:webHidden/>
               </w:rPr>
-              <w:instrText xml:space="preserve"> PAGEREF _Toc238748144 \h </w:instrText>
+              <w:instrText xml:space="preserve"> PAGEREF _Toc239527339 \h </w:instrText>
             </w:r>
             <w:r>
               <w:rPr>
@@ -2805,7 +2809,7 @@
               <w14:ligatures w14:val="standardContextual"/>
             </w:rPr>
           </w:pPr>
-          <w:hyperlink w:anchor="_Toc238748145" w:history="1">
+          <w:hyperlink w:anchor="_Toc239527340" w:history="1">
             <w:r>
               <w:rPr>
                 <w:rStyle w:val="Collegamentoipertestuale"/>
@@ -2856,7 +2860,7 @@
                 <w:noProof/>
                 <w:webHidden/>
               </w:rPr>
-              <w:instrText xml:space="preserve"> PAGEREF _Toc238748145 \h </w:instrText>
+              <w:instrText xml:space="preserve"> PAGEREF _Toc239527340 \h </w:instrText>
             </w:r>
             <w:r>
               <w:rPr>
@@ -2901,7 +2905,7 @@
               <w14:ligatures w14:val="standardContextual"/>
             </w:rPr>
           </w:pPr>
-          <w:hyperlink w:anchor="_Toc238748146" w:history="1">
+          <w:hyperlink w:anchor="_Toc239527341" w:history="1">
             <w:r>
               <w:rPr>
                 <w:rStyle w:val="Collegamentoipertestuale"/>
@@ -2952,7 +2956,7 @@
                 <w:noProof/>
                 <w:webHidden/>
               </w:rPr>
-              <w:instrText xml:space="preserve"> PAGEREF _Toc238748146 \h </w:instrText>
+              <w:instrText xml:space="preserve"> PAGEREF _Toc239527341 \h </w:instrText>
             </w:r>
             <w:r>
               <w:rPr>
@@ -2997,7 +3001,7 @@
               <w14:ligatures w14:val="standardContextual"/>
             </w:rPr>
           </w:pPr>
-          <w:hyperlink w:anchor="_Toc238748147" w:history="1">
+          <w:hyperlink w:anchor="_Toc239527342" w:history="1">
             <w:r>
               <w:rPr>
                 <w:rStyle w:val="Collegamentoipertestuale"/>
@@ -3048,7 +3052,7 @@
                 <w:noProof/>
                 <w:webHidden/>
               </w:rPr>
-              <w:instrText xml:space="preserve"> PAGEREF _Toc238748147 \h </w:instrText>
+              <w:instrText xml:space="preserve"> PAGEREF _Toc239527342 \h </w:instrText>
             </w:r>
             <w:r>
               <w:rPr>
@@ -3093,7 +3097,7 @@
               <w14:ligatures w14:val="standardContextual"/>
             </w:rPr>
           </w:pPr>
-          <w:hyperlink w:anchor="_Toc238748148" w:history="1">
+          <w:hyperlink w:anchor="_Toc239527343" w:history="1">
             <w:r>
               <w:rPr>
                 <w:rStyle w:val="Collegamentoipertestuale"/>
@@ -3144,7 +3148,7 @@
                 <w:noProof/>
                 <w:webHidden/>
               </w:rPr>
-              <w:instrText xml:space="preserve"> PAGEREF _Toc238748148 \h </w:instrText>
+              <w:instrText xml:space="preserve"> PAGEREF _Toc239527343 \h </w:instrText>
             </w:r>
             <w:r>
               <w:rPr>
@@ -3189,7 +3193,7 @@
               <w14:ligatures w14:val="standardContextual"/>
             </w:rPr>
           </w:pPr>
-          <w:hyperlink w:anchor="_Toc238748149" w:history="1">
+          <w:hyperlink w:anchor="_Toc239527344" w:history="1">
             <w:r>
               <w:rPr>
                 <w:rStyle w:val="Collegamentoipertestuale"/>
@@ -3240,7 +3244,7 @@
                 <w:noProof/>
                 <w:webHidden/>
               </w:rPr>
-              <w:instrText xml:space="preserve"> PAGEREF _Toc238748149 \h </w:instrText>
+              <w:instrText xml:space="preserve"> PAGEREF _Toc239527344 \h </w:instrText>
             </w:r>
             <w:r>
               <w:rPr>
@@ -3285,7 +3289,7 @@
               <w14:ligatures w14:val="standardContextual"/>
             </w:rPr>
           </w:pPr>
-          <w:hyperlink w:anchor="_Toc238748150" w:history="1">
+          <w:hyperlink w:anchor="_Toc239527345" w:history="1">
             <w:r>
               <w:rPr>
                 <w:rStyle w:val="Collegamentoipertestuale"/>
@@ -3336,7 +3340,7 @@
                 <w:noProof/>
                 <w:webHidden/>
               </w:rPr>
-              <w:instrText xml:space="preserve"> PAGEREF _Toc238748150 \h </w:instrText>
+              <w:instrText xml:space="preserve"> PAGEREF _Toc239527345 \h </w:instrText>
             </w:r>
             <w:r>
               <w:rPr>
@@ -3381,7 +3385,7 @@
               <w14:ligatures w14:val="standardContextual"/>
             </w:rPr>
           </w:pPr>
-          <w:hyperlink w:anchor="_Toc238748151" w:history="1">
+          <w:hyperlink w:anchor="_Toc239527346" w:history="1">
             <w:r>
               <w:rPr>
                 <w:rStyle w:val="Collegamentoipertestuale"/>
@@ -3432,7 +3436,7 @@
                 <w:noProof/>
                 <w:webHidden/>
               </w:rPr>
-              <w:instrText xml:space="preserve"> PAGEREF _Toc238748151 \h </w:instrText>
+              <w:instrText xml:space="preserve"> PAGEREF _Toc239527346 \h </w:instrText>
             </w:r>
             <w:r>
               <w:rPr>
@@ -3477,7 +3481,7 @@
               <w14:ligatures w14:val="standardContextual"/>
             </w:rPr>
           </w:pPr>
-          <w:hyperlink w:anchor="_Toc238748152" w:history="1">
+          <w:hyperlink w:anchor="_Toc239527347" w:history="1">
             <w:r>
               <w:rPr>
                 <w:rStyle w:val="Collegamentoipertestuale"/>
@@ -3528,7 +3532,7 @@
                 <w:noProof/>
                 <w:webHidden/>
               </w:rPr>
-              <w:instrText xml:space="preserve"> PAGEREF _Toc238748152 \h </w:instrText>
+              <w:instrText xml:space="preserve"> PAGEREF _Toc239527347 \h </w:instrText>
             </w:r>
             <w:r>
               <w:rPr>
@@ -3573,7 +3577,7 @@
               <w14:ligatures w14:val="standardContextual"/>
             </w:rPr>
           </w:pPr>
-          <w:hyperlink w:anchor="_Toc238748153" w:history="1">
+          <w:hyperlink w:anchor="_Toc239527348" w:history="1">
             <w:r>
               <w:rPr>
                 <w:rStyle w:val="Collegamentoipertestuale"/>
@@ -3624,7 +3628,7 @@
                 <w:noProof/>
                 <w:webHidden/>
               </w:rPr>
-              <w:instrText xml:space="preserve"> PAGEREF _Toc238748153 \h </w:instrText>
+              <w:instrText xml:space="preserve"> PAGEREF _Toc239527348 \h </w:instrText>
             </w:r>
             <w:r>
               <w:rPr>
@@ -3669,7 +3673,7 @@
               <w14:ligatures w14:val="standardContextual"/>
             </w:rPr>
           </w:pPr>
-          <w:hyperlink w:anchor="_Toc238748154" w:history="1">
+          <w:hyperlink w:anchor="_Toc239527349" w:history="1">
             <w:r>
               <w:rPr>
                 <w:rStyle w:val="Collegamentoipertestuale"/>
@@ -3720,7 +3724,7 @@
                 <w:noProof/>
                 <w:webHidden/>
               </w:rPr>
-              <w:instrText xml:space="preserve"> PAGEREF _Toc238748154 \h </w:instrText>
+              <w:instrText xml:space="preserve"> PAGEREF _Toc239527349 \h </w:instrText>
             </w:r>
             <w:r>
               <w:rPr>
@@ -3765,7 +3769,7 @@
               <w14:ligatures w14:val="standardContextual"/>
             </w:rPr>
           </w:pPr>
-          <w:hyperlink w:anchor="_Toc238748155" w:history="1">
+          <w:hyperlink w:anchor="_Toc239527350" w:history="1">
             <w:r>
               <w:rPr>
                 <w:rStyle w:val="Collegamentoipertestuale"/>
@@ -3816,7 +3820,7 @@
                 <w:noProof/>
                 <w:webHidden/>
               </w:rPr>
-              <w:instrText xml:space="preserve"> PAGEREF _Toc238748155 \h </w:instrText>
+              <w:instrText xml:space="preserve"> PAGEREF _Toc239527350 \h </w:instrText>
             </w:r>
             <w:r>
               <w:rPr>
@@ -3861,7 +3865,7 @@
               <w14:ligatures w14:val="standardContextual"/>
             </w:rPr>
           </w:pPr>
-          <w:hyperlink w:anchor="_Toc238748156" w:history="1">
+          <w:hyperlink w:anchor="_Toc239527351" w:history="1">
             <w:r>
               <w:rPr>
                 <w:rStyle w:val="Collegamentoipertestuale"/>
@@ -3912,7 +3916,7 @@
                 <w:noProof/>
                 <w:webHidden/>
               </w:rPr>
-              <w:instrText xml:space="preserve"> PAGEREF _Toc238748156 \h </w:instrText>
+              <w:instrText xml:space="preserve"> PAGEREF _Toc239527351 \h </w:instrText>
             </w:r>
             <w:r>
               <w:rPr>
@@ -3957,7 +3961,7 @@
               <w14:ligatures w14:val="standardContextual"/>
             </w:rPr>
           </w:pPr>
-          <w:hyperlink w:anchor="_Toc238748157" w:history="1">
+          <w:hyperlink w:anchor="_Toc239527352" w:history="1">
             <w:r>
               <w:rPr>
                 <w:rStyle w:val="Collegamentoipertestuale"/>
@@ -4008,7 +4012,7 @@
                 <w:noProof/>
                 <w:webHidden/>
               </w:rPr>
-              <w:instrText xml:space="preserve"> PAGEREF _Toc238748157 \h </w:instrText>
+              <w:instrText xml:space="preserve"> PAGEREF _Toc239527352 \h </w:instrText>
             </w:r>
             <w:r>
               <w:rPr>
@@ -4053,7 +4057,7 @@
               <w14:ligatures w14:val="standardContextual"/>
             </w:rPr>
           </w:pPr>
-          <w:hyperlink w:anchor="_Toc238748158" w:history="1">
+          <w:hyperlink w:anchor="_Toc239527353" w:history="1">
             <w:r>
               <w:rPr>
                 <w:rStyle w:val="Collegamentoipertestuale"/>
@@ -4104,7 +4108,7 @@
                 <w:noProof/>
                 <w:webHidden/>
               </w:rPr>
-              <w:instrText xml:space="preserve"> PAGEREF _Toc238748158 \h </w:instrText>
+              <w:instrText xml:space="preserve"> PAGEREF _Toc239527353 \h </w:instrText>
             </w:r>
             <w:r>
               <w:rPr>
@@ -4149,7 +4153,7 @@
               <w14:ligatures w14:val="standardContextual"/>
             </w:rPr>
           </w:pPr>
-          <w:hyperlink w:anchor="_Toc238748159" w:history="1">
+          <w:hyperlink w:anchor="_Toc239527354" w:history="1">
             <w:r>
               <w:rPr>
                 <w:rStyle w:val="Collegamentoipertestuale"/>
@@ -4200,7 +4204,7 @@
                 <w:noProof/>
                 <w:webHidden/>
               </w:rPr>
-              <w:instrText xml:space="preserve"> PAGEREF _Toc238748159 \h </w:instrText>
+              <w:instrText xml:space="preserve"> PAGEREF _Toc239527354 \h </w:instrText>
             </w:r>
             <w:r>
               <w:rPr>
@@ -4245,7 +4249,7 @@
               <w14:ligatures w14:val="standardContextual"/>
             </w:rPr>
           </w:pPr>
-          <w:hyperlink w:anchor="_Toc238748160" w:history="1">
+          <w:hyperlink w:anchor="_Toc239527355" w:history="1">
             <w:r>
               <w:rPr>
                 <w:rStyle w:val="Collegamentoipertestuale"/>
@@ -4296,7 +4300,7 @@
                 <w:noProof/>
                 <w:webHidden/>
               </w:rPr>
-              <w:instrText xml:space="preserve"> PAGEREF _Toc238748160 \h </w:instrText>
+              <w:instrText xml:space="preserve"> PAGEREF _Toc239527355 \h </w:instrText>
             </w:r>
             <w:r>
               <w:rPr>
@@ -4341,7 +4345,7 @@
               <w14:ligatures w14:val="standardContextual"/>
             </w:rPr>
           </w:pPr>
-          <w:hyperlink w:anchor="_Toc238748161" w:history="1">
+          <w:hyperlink w:anchor="_Toc239527356" w:history="1">
             <w:r>
               <w:rPr>
                 <w:rStyle w:val="Collegamentoipertestuale"/>
@@ -4392,7 +4396,7 @@
                 <w:noProof/>
                 <w:webHidden/>
               </w:rPr>
-              <w:instrText xml:space="preserve"> PAGEREF _Toc238748161 \h </w:instrText>
+              <w:instrText xml:space="preserve"> PAGEREF _Toc239527356 \h </w:instrText>
             </w:r>
             <w:r>
               <w:rPr>
@@ -4437,7 +4441,7 @@
               <w14:ligatures w14:val="standardContextual"/>
             </w:rPr>
           </w:pPr>
-          <w:hyperlink w:anchor="_Toc238748162" w:history="1">
+          <w:hyperlink w:anchor="_Toc239527357" w:history="1">
             <w:r>
               <w:rPr>
                 <w:rStyle w:val="Collegamentoipertestuale"/>
@@ -4488,7 +4492,7 @@
                 <w:noProof/>
                 <w:webHidden/>
               </w:rPr>
-              <w:instrText xml:space="preserve"> PAGEREF _Toc238748162 \h </w:instrText>
+              <w:instrText xml:space="preserve"> PAGEREF _Toc239527357 \h </w:instrText>
             </w:r>
             <w:r>
               <w:rPr>
@@ -4533,7 +4537,7 @@
               <w14:ligatures w14:val="standardContextual"/>
             </w:rPr>
           </w:pPr>
-          <w:hyperlink w:anchor="_Toc238748163" w:history="1">
+          <w:hyperlink w:anchor="_Toc239527358" w:history="1">
             <w:r>
               <w:rPr>
                 <w:rStyle w:val="Collegamentoipertestuale"/>
@@ -4584,7 +4588,7 @@
                 <w:noProof/>
                 <w:webHidden/>
               </w:rPr>
-              <w:instrText xml:space="preserve"> PAGEREF _Toc238748163 \h </w:instrText>
+              <w:instrText xml:space="preserve"> PAGEREF _Toc239527358 \h </w:instrText>
             </w:r>
             <w:r>
               <w:rPr>
@@ -4629,7 +4633,7 @@
               <w14:ligatures w14:val="standardContextual"/>
             </w:rPr>
           </w:pPr>
-          <w:hyperlink w:anchor="_Toc238748164" w:history="1">
+          <w:hyperlink w:anchor="_Toc239527359" w:history="1">
             <w:r>
               <w:rPr>
                 <w:rStyle w:val="Collegamentoipertestuale"/>
@@ -4680,7 +4684,7 @@
                 <w:noProof/>
                 <w:webHidden/>
               </w:rPr>
-              <w:instrText xml:space="preserve"> PAGEREF _Toc238748164 \h </w:instrText>
+              <w:instrText xml:space="preserve"> PAGEREF _Toc239527359 \h </w:instrText>
             </w:r>
             <w:r>
               <w:rPr>
@@ -4725,7 +4729,7 @@
               <w14:ligatures w14:val="standardContextual"/>
             </w:rPr>
           </w:pPr>
-          <w:hyperlink w:anchor="_Toc238748165" w:history="1">
+          <w:hyperlink w:anchor="_Toc239527360" w:history="1">
             <w:r>
               <w:rPr>
                 <w:rStyle w:val="Collegamentoipertestuale"/>
@@ -4776,7 +4780,7 @@
                 <w:noProof/>
                 <w:webHidden/>
               </w:rPr>
-              <w:instrText xml:space="preserve"> PAGEREF _Toc238748165 \h </w:instrText>
+              <w:instrText xml:space="preserve"> PAGEREF _Toc239527360 \h </w:instrText>
             </w:r>
             <w:r>
               <w:rPr>
@@ -4821,7 +4825,7 @@
               <w14:ligatures w14:val="standardContextual"/>
             </w:rPr>
           </w:pPr>
-          <w:hyperlink w:anchor="_Toc238748166" w:history="1">
+          <w:hyperlink w:anchor="_Toc239527361" w:history="1">
             <w:r>
               <w:rPr>
                 <w:rStyle w:val="Collegamentoipertestuale"/>
@@ -4872,7 +4876,7 @@
                 <w:noProof/>
                 <w:webHidden/>
               </w:rPr>
-              <w:instrText xml:space="preserve"> PAGEREF _Toc238748166 \h </w:instrText>
+              <w:instrText xml:space="preserve"> PAGEREF _Toc239527361 \h </w:instrText>
             </w:r>
             <w:r>
               <w:rPr>
@@ -4917,7 +4921,7 @@
               <w14:ligatures w14:val="standardContextual"/>
             </w:rPr>
           </w:pPr>
-          <w:hyperlink w:anchor="_Toc238748167" w:history="1">
+          <w:hyperlink w:anchor="_Toc239527362" w:history="1">
             <w:r>
               <w:rPr>
                 <w:rStyle w:val="Collegamentoipertestuale"/>
@@ -4968,7 +4972,7 @@
                 <w:noProof/>
                 <w:webHidden/>
               </w:rPr>
-              <w:instrText xml:space="preserve"> PAGEREF _Toc238748167 \h </w:instrText>
+              <w:instrText xml:space="preserve"> PAGEREF _Toc239527362 \h </w:instrText>
             </w:r>
             <w:r>
               <w:rPr>
@@ -5013,7 +5017,7 @@
               <w14:ligatures w14:val="standardContextual"/>
             </w:rPr>
           </w:pPr>
-          <w:hyperlink w:anchor="_Toc238748168" w:history="1">
+          <w:hyperlink w:anchor="_Toc239527363" w:history="1">
             <w:r>
               <w:rPr>
                 <w:rStyle w:val="Collegamentoipertestuale"/>
@@ -5062,7 +5066,7 @@
                 <w:noProof/>
                 <w:webHidden/>
               </w:rPr>
-              <w:instrText xml:space="preserve"> PAGEREF _Toc238748168 \h </w:instrText>
+              <w:instrText xml:space="preserve"> PAGEREF _Toc239527363 \h </w:instrText>
             </w:r>
             <w:r>
               <w:rPr>
@@ -5107,7 +5111,7 @@
               <w14:ligatures w14:val="standardContextual"/>
             </w:rPr>
           </w:pPr>
-          <w:hyperlink w:anchor="_Toc238748169" w:history="1">
+          <w:hyperlink w:anchor="_Toc239527364" w:history="1">
             <w:r>
               <w:rPr>
                 <w:rStyle w:val="Collegamentoipertestuale"/>
@@ -5156,7 +5160,101 @@
                 <w:noProof/>
                 <w:webHidden/>
               </w:rPr>
-              <w:instrText xml:space="preserve"> PAGEREF _Toc238748169 \h </w:instrText>
+              <w:instrText xml:space="preserve"> PAGEREF _Toc239527364 \h </w:instrText>
+            </w:r>
+            <w:r>
+              <w:rPr>
+                <w:noProof/>
+                <w:webHidden/>
+              </w:rPr>
+            </w:r>
+            <w:r>
+              <w:rPr>
+                <w:noProof/>
+                <w:webHidden/>
+              </w:rPr>
+              <w:fldChar w:fldCharType="separate"/>
+            </w:r>
+            <w:r>
+              <w:rPr>
+                <w:noProof/>
+                <w:webHidden/>
+              </w:rPr>
+              <w:t>46</w:t>
+            </w:r>
+            <w:r>
+              <w:rPr>
+                <w:noProof/>
+                <w:webHidden/>
+              </w:rPr>
+              <w:fldChar w:fldCharType="end"/>
+            </w:r>
+          </w:hyperlink>
+        </w:p>
+        <w:p>
+          <w:pPr>
+            <w:pStyle w:val="Sommario2"/>
+            <w:tabs>
+              <w:tab w:val="left" w:pos="880"/>
+              <w:tab w:val="right" w:leader="dot" w:pos="9344"/>
+            </w:tabs>
+            <w:rPr>
+              <w:noProof/>
+              <w:kern w:val="2"/>
+              <w:lang w:val="it-IT" w:eastAsia="it-IT"/>
+              <w14:ligatures w14:val="standardContextual"/>
+            </w:rPr>
+          </w:pPr>
+          <w:hyperlink w:anchor="_Toc239527365" w:history="1">
+            <w:r>
+              <w:rPr>
+                <w:rStyle w:val="Collegamentoipertestuale"/>
+                <w:rFonts w:cstheme="minorHAnsi"/>
+                <w:b/>
+                <w:bCs/>
+                <w:noProof/>
+              </w:rPr>
+              <w:t>2.33</w:t>
+            </w:r>
+            <w:r>
+              <w:rPr>
+                <w:noProof/>
+                <w:kern w:val="2"/>
+                <w:lang w:val="it-IT" w:eastAsia="it-IT"/>
+                <w14:ligatures w14:val="standardContextual"/>
+              </w:rPr>
+              <w:tab/>
+            </w:r>
+            <w:r>
+              <w:rPr>
+                <w:rStyle w:val="Collegamentoipertestuale"/>
+                <w:rFonts w:cstheme="minorHAnsi"/>
+                <w:b/>
+                <w:bCs/>
+                <w:noProof/>
+              </w:rPr>
+              <w:t>MAX HOLD</w:t>
+            </w:r>
+            <w:r>
+              <w:rPr>
+                <w:noProof/>
+                <w:webHidden/>
+              </w:rPr>
+              <w:tab/>
+            </w:r>
+            <w:r>
+              <w:rPr>
+                <w:noProof/>
+                <w:webHidden/>
+              </w:rPr>
+              <w:fldChar w:fldCharType="begin"/>
+            </w:r>
+            <w:r>
+              <w:rPr>
+                <w:noProof/>
+                <w:webHidden/>
+              </w:rPr>
+              <w:instrText xml:space="preserve"> PAGEREF _Toc239527365 \h </w:instrText>
             </w:r>
             <w:r>
               <w:rPr>
@@ -5244,7 +5342,7 @@
           <w:lang w:val="fr-FR"/>
         </w:rPr>
       </w:pPr>
-      <w:bookmarkStart w:id="0" w:name="_Toc238748119"/>
+      <w:bookmarkStart w:id="0" w:name="_Toc239527314"/>
       <w:r>
         <w:rPr>
           <w:rStyle w:val="Enfasigrassetto"/>
@@ -5280,7 +5378,7 @@
           <w:lang w:val="fr-FR"/>
         </w:rPr>
       </w:pPr>
-      <w:bookmarkStart w:id="1" w:name="_Toc238748120"/>
+      <w:bookmarkStart w:id="1" w:name="_Toc239527315"/>
       <w:r>
         <w:rPr>
           <w:rStyle w:val="Enfasigrassetto"/>
@@ -5322,7 +5420,7 @@
           <w:lang w:val="fr-FR"/>
         </w:rPr>
         <w:drawing>
-          <wp:inline distT="0" distB="0" distL="0" distR="0" wp14:anchorId="609577F7" wp14:editId="037E9DA6">
+          <wp:inline distT="0" distB="0" distL="0" distR="0" wp14:anchorId="609577F7" wp14:editId="5DAD60AB">
             <wp:extent cx="2583211" cy="2313745"/>
             <wp:effectExtent l="0" t="0" r="7620" b="0"/>
             <wp:docPr id="781633535" name="Immagine 39"/>
@@ -5379,7 +5477,7 @@
           <w:lang w:val="fr-FR"/>
         </w:rPr>
         <w:drawing>
-          <wp:inline distT="0" distB="0" distL="0" distR="0" wp14:anchorId="61281DE3" wp14:editId="55E9C02F">
+          <wp:inline distT="0" distB="0" distL="0" distR="0" wp14:anchorId="61281DE3" wp14:editId="20EA7594">
             <wp:extent cx="2411730" cy="2314135"/>
             <wp:effectExtent l="0" t="0" r="7620" b="0"/>
             <wp:docPr id="1618152605" name="Immagine 38"/>
@@ -5488,7 +5586,7 @@
           <w:lang w:val="fr-FR"/>
         </w:rPr>
       </w:pPr>
-      <w:bookmarkStart w:id="2" w:name="_Toc238748121"/>
+      <w:bookmarkStart w:id="2" w:name="_Toc239527316"/>
       <w:r>
         <w:rPr>
           <w:rStyle w:val="Enfasigrassetto"/>
@@ -5676,7 +5774,7 @@
           <w:lang w:val="fr-FR"/>
         </w:rPr>
       </w:pPr>
-      <w:bookmarkStart w:id="3" w:name="_Toc238748122"/>
+      <w:bookmarkStart w:id="3" w:name="_Toc239527317"/>
       <w:r>
         <w:rPr>
           <w:rStyle w:val="Enfasigrassetto"/>
@@ -5906,7 +6004,7 @@
           <w:lang w:val="fr-FR"/>
         </w:rPr>
         <w:drawing>
-          <wp:inline distT="0" distB="0" distL="0" distR="0" wp14:anchorId="22162EBD" wp14:editId="2991B56C">
+          <wp:inline distT="0" distB="0" distL="0" distR="0" wp14:anchorId="22162EBD" wp14:editId="572E2912">
             <wp:extent cx="2700997" cy="2488565"/>
             <wp:effectExtent l="0" t="0" r="4445" b="6985"/>
             <wp:docPr id="133927039" name="Immagine 37"/>
@@ -6244,7 +6342,7 @@
           <w:lang w:val="fr-FR"/>
         </w:rPr>
       </w:pPr>
-      <w:bookmarkStart w:id="4" w:name="_Toc238748123"/>
+      <w:bookmarkStart w:id="4" w:name="_Toc239527318"/>
       <w:r>
         <w:rPr>
           <w:rStyle w:val="Enfasigrassetto"/>
@@ -6416,7 +6514,7 @@
           <w:lang w:val="fr-FR"/>
         </w:rPr>
       </w:pPr>
-      <w:bookmarkStart w:id="5" w:name="_Toc238748124"/>
+      <w:bookmarkStart w:id="5" w:name="_Toc239527319"/>
       <w:r>
         <w:rPr>
           <w:rStyle w:val="Enfasigrassetto"/>
@@ -6561,7 +6659,7 @@
           <w:lang w:val="fr-FR"/>
         </w:rPr>
       </w:pPr>
-      <w:bookmarkStart w:id="6" w:name="_Toc238748125"/>
+      <w:bookmarkStart w:id="6" w:name="_Toc239527320"/>
       <w:r>
         <w:rPr>
           <w:rStyle w:val="Enfasigrassetto"/>
@@ -6645,7 +6743,7 @@
           <w:lang w:val="fr-FR"/>
         </w:rPr>
       </w:pPr>
-      <w:bookmarkStart w:id="7" w:name="_Toc238748126"/>
+      <w:bookmarkStart w:id="7" w:name="_Toc239527321"/>
       <w:r>
         <w:rPr>
           <w:rStyle w:val="Enfasigrassetto"/>
@@ -6982,7 +7080,7 @@
           <w:lang w:val="fr-FR"/>
         </w:rPr>
       </w:pPr>
-      <w:bookmarkStart w:id="8" w:name="_Toc238748127"/>
+      <w:bookmarkStart w:id="8" w:name="_Toc239527322"/>
       <w:r>
         <w:rPr>
           <w:rStyle w:val="Enfasigrassetto"/>
@@ -7042,7 +7140,7 @@
           <w:lang w:val="fr-FR"/>
         </w:rPr>
       </w:pPr>
-      <w:bookmarkStart w:id="9" w:name="_Toc238748128"/>
+      <w:bookmarkStart w:id="9" w:name="_Toc239527323"/>
       <w:r>
         <w:rPr>
           <w:rStyle w:val="Enfasigrassetto"/>
@@ -7511,7 +7609,7 @@
           <w:lang w:val="fr-FR"/>
         </w:rPr>
         <w:drawing>
-          <wp:inline distT="0" distB="0" distL="0" distR="0" wp14:anchorId="0DF2352D" wp14:editId="74923F42">
+          <wp:inline distT="0" distB="0" distL="0" distR="0" wp14:anchorId="0DF2352D" wp14:editId="74D62AA0">
             <wp:extent cx="4812030" cy="4904114"/>
             <wp:effectExtent l="0" t="0" r="7620" b="0"/>
             <wp:docPr id="871947284" name="Immagine 1"/>
@@ -7877,7 +7975,7 @@
         </w:rPr>
       </w:pPr>
       <w:bookmarkStart w:id="10" w:name="_Toc196905527"/>
-      <w:bookmarkStart w:id="11" w:name="_Toc238748129"/>
+      <w:bookmarkStart w:id="11" w:name="_Toc239527324"/>
       <w:r>
         <w:rPr>
           <w:rStyle w:val="Enfasigrassetto"/>
@@ -8032,7 +8130,7 @@
           <w:lang w:val="fr-FR"/>
         </w:rPr>
       </w:pPr>
-      <w:bookmarkStart w:id="12" w:name="_Toc238748130"/>
+      <w:bookmarkStart w:id="12" w:name="_Toc239527325"/>
       <w:r>
         <w:rPr>
           <w:rStyle w:val="Enfasigrassetto"/>
@@ -8072,44 +8170,9 @@
     <w:p>
       <w:pPr>
         <w:jc w:val="both"/>
-        <w:rPr>
-          <w:lang w:val="fr-FR"/>
-        </w:rPr>
-      </w:pPr>
-      <w:r>
-        <w:rPr>
-          <w:lang w:val="fr-FR"/>
-        </w:rPr>
-        <w:t xml:space="preserve">Pour commencer, rendez-vous, depuis un PC ou un smartphone Android, sur la page des versions GitHub du </w:t>
-      </w:r>
-      <w:proofErr w:type="spellStart"/>
-      <w:r>
-        <w:rPr>
-          <w:lang w:val="fr-FR"/>
-        </w:rPr>
-        <w:t>BACCAble</w:t>
-      </w:r>
-      <w:proofErr w:type="spellEnd"/>
-      <w:r>
-        <w:rPr>
-          <w:lang w:val="fr-FR"/>
-        </w:rPr>
-        <w:t xml:space="preserve"> : </w:t>
-      </w:r>
-      <w:hyperlink r:id="rId23" w:history="1">
-        <w:r>
-          <w:rPr>
-            <w:rStyle w:val="Collegamentoipertestuale"/>
-            <w:lang w:val="fr-FR"/>
-          </w:rPr>
-          <w:t>https://github.com/gaucho1978/BACCAble/releases/</w:t>
-        </w:r>
-      </w:hyperlink>
-      <w:r>
-        <w:rPr>
-          <w:lang w:val="fr-FR"/>
-        </w:rPr>
-        <w:t xml:space="preserve"> et téléchargez la dernière version STABLE disponible pour le BACCABLE.</w:t>
+      </w:pPr>
+      <w:r>
+        <w:t>Ces opérations sont effectuées facilement via la Baccable App pour PC Windows et smartphone Android.</w:t>
       </w:r>
     </w:p>
     <w:p>
@@ -8420,7 +8483,7 @@
           <w:lang w:val="fr-FR"/>
         </w:rPr>
         <w:drawing>
-          <wp:inline distT="0" distB="0" distL="0" distR="0" wp14:anchorId="14B2A6D3" wp14:editId="682BD4DE">
+          <wp:inline distT="0" distB="0" distL="0" distR="0" wp14:anchorId="14B2A6D3" wp14:editId="63B36929">
             <wp:extent cx="2700997" cy="2488565"/>
             <wp:effectExtent l="0" t="0" r="4445" b="6985"/>
             <wp:docPr id="317039099" name="Immagine 37"/>
@@ -8500,116 +8563,16 @@
         <w:rPr>
           <w:lang w:val="fr-FR"/>
         </w:rPr>
-        <w:t>Les fichiers à utiliser sont :</w:t>
-      </w:r>
-    </w:p>
-    <w:p>
-      <w:pPr>
-        <w:pStyle w:val="Paragrafoelenco"/>
-        <w:numPr>
-          <w:ilvl w:val="0"/>
-          <w:numId w:val="8"/>
-        </w:numPr>
-        <w:spacing w:line="278" w:lineRule="auto"/>
-        <w:rPr>
-          <w:lang w:val="fr-FR"/>
-        </w:rPr>
-      </w:pPr>
-      <w:r>
-        <w:rPr>
-          <w:b/>
-          <w:bCs/>
-          <w:lang w:val="fr-FR"/>
-        </w:rPr>
-        <w:t>baccableBH_stable.elf</w:t>
-      </w:r>
-      <w:r>
-        <w:rPr>
-          <w:lang w:val="fr-FR"/>
-        </w:rPr>
-        <w:t xml:space="preserve"> (pour téléverser connecté au connecteur USB Bus BH)</w:t>
-      </w:r>
-    </w:p>
-    <w:p>
-      <w:pPr>
-        <w:pStyle w:val="Paragrafoelenco"/>
-        <w:numPr>
-          <w:ilvl w:val="0"/>
-          <w:numId w:val="8"/>
-        </w:numPr>
-        <w:spacing w:line="278" w:lineRule="auto"/>
-        <w:rPr>
-          <w:lang w:val="fr-FR"/>
-        </w:rPr>
-      </w:pPr>
-      <w:r>
-        <w:rPr>
-          <w:b/>
-          <w:bCs/>
-          <w:lang w:val="fr-FR"/>
-        </w:rPr>
-        <w:t>baccableC1diesel_stable.elf</w:t>
-      </w:r>
-      <w:r>
-        <w:rPr>
-          <w:lang w:val="fr-FR"/>
-        </w:rPr>
-        <w:t xml:space="preserve"> (pour téléverser connecté au connecteur USB Bus C1)</w:t>
-      </w:r>
-    </w:p>
-    <w:p>
-      <w:pPr>
-        <w:pStyle w:val="Paragrafoelenco"/>
-        <w:numPr>
-          <w:ilvl w:val="0"/>
-          <w:numId w:val="8"/>
-        </w:numPr>
-        <w:spacing w:line="278" w:lineRule="auto"/>
-        <w:rPr>
-          <w:lang w:val="fr-FR"/>
-        </w:rPr>
-      </w:pPr>
-      <w:r>
-        <w:rPr>
-          <w:b/>
-          <w:bCs/>
-          <w:lang w:val="fr-FR"/>
-        </w:rPr>
-        <w:t>baccableC2_stable.elf</w:t>
-      </w:r>
-      <w:r>
-        <w:rPr>
-          <w:lang w:val="fr-FR"/>
-        </w:rPr>
-        <w:t xml:space="preserve"> (pour téléverser connecté au connecteur USB Bus C2)</w:t>
-      </w:r>
-    </w:p>
-    <w:p>
-      <w:pPr>
-        <w:rPr>
-          <w:lang w:val="fr-FR"/>
-        </w:rPr>
-      </w:pPr>
-      <w:r>
-        <w:rPr>
-          <w:lang w:val="fr-FR"/>
-        </w:rPr>
         <w:br w:type="page"/>
       </w:r>
     </w:p>
     <w:p>
       <w:pPr>
         <w:jc w:val="both"/>
-        <w:rPr>
-          <w:lang w:val="fr-FR"/>
-        </w:rPr>
-      </w:pPr>
-      <w:r>
-        <w:rPr>
-          <w:lang w:val="fr-FR"/>
-        </w:rPr>
+      </w:pPr>
+      <w:r>
         <w:lastRenderedPageBreak/>
-        <w:t>Effectuez la procédure de chargement du firmware sur les trois connecteurs USB en téléchargeant le firmware correspondant sur chaque port USB comme suit :</w:t>
+        <w:t>Effectuez la procédure de chargement du firmware sur les trois connecteurs USB, en téléchargeant le firmware correspondant sur chaque port USB (un par USB).</w:t>
       </w:r>
     </w:p>
     <w:p>
@@ -8623,119 +8586,7 @@
         <w:rPr>
           <w:lang w:val="fr-FR"/>
         </w:rPr>
-        <w:t xml:space="preserve">- </w:t>
-      </w:r>
-      <w:r>
-        <w:rPr>
-          <w:b/>
-          <w:bCs/>
-          <w:lang w:val="fr-FR"/>
-        </w:rPr>
-        <w:t>baccableC1diesel_stable.elf</w:t>
-      </w:r>
-      <w:r>
-        <w:rPr>
-          <w:lang w:val="fr-FR"/>
-        </w:rPr>
-        <w:t xml:space="preserve"> vers USB Bus C1</w:t>
-      </w:r>
-    </w:p>
-    <w:p>
-      <w:pPr>
-        <w:jc w:val="both"/>
-        <w:rPr>
-          <w:lang w:val="fr-FR"/>
-        </w:rPr>
-      </w:pPr>
-      <w:r>
-        <w:rPr>
-          <w:lang w:val="fr-FR"/>
-        </w:rPr>
-        <w:t xml:space="preserve">- </w:t>
-      </w:r>
-      <w:r>
-        <w:rPr>
-          <w:b/>
-          <w:bCs/>
-          <w:lang w:val="fr-FR"/>
-        </w:rPr>
-        <w:t>baccableC2_stable.elf</w:t>
-      </w:r>
-      <w:r>
-        <w:rPr>
-          <w:lang w:val="fr-FR"/>
-        </w:rPr>
-        <w:t xml:space="preserve"> vers USB Bus C2</w:t>
-      </w:r>
-    </w:p>
-    <w:p>
-      <w:pPr>
-        <w:jc w:val="both"/>
-        <w:rPr>
-          <w:lang w:val="fr-FR"/>
-        </w:rPr>
-      </w:pPr>
-      <w:r>
-        <w:rPr>
-          <w:lang w:val="fr-FR"/>
-        </w:rPr>
-        <w:t xml:space="preserve">- </w:t>
-      </w:r>
-      <w:r>
-        <w:rPr>
-          <w:b/>
-          <w:bCs/>
-          <w:lang w:val="fr-FR"/>
-        </w:rPr>
-        <w:t>baccableBH_stable.elf</w:t>
-      </w:r>
-      <w:r>
-        <w:rPr>
-          <w:lang w:val="fr-FR"/>
-        </w:rPr>
-        <w:t xml:space="preserve"> vers USB Bus BH</w:t>
-      </w:r>
-    </w:p>
-    <w:p>
-      <w:pPr>
-        <w:jc w:val="both"/>
-        <w:rPr>
-          <w:lang w:val="fr-FR"/>
-        </w:rPr>
-      </w:pPr>
-      <w:r>
-        <w:rPr>
-          <w:lang w:val="fr-FR"/>
-        </w:rPr>
-        <w:t xml:space="preserve">Deux procédures sont décrites ci-dessous : l’une pour le téléchargement du </w:t>
-      </w:r>
-      <w:proofErr w:type="spellStart"/>
-      <w:r>
-        <w:rPr>
-          <w:lang w:val="fr-FR"/>
-        </w:rPr>
-        <w:t>firmware</w:t>
-      </w:r>
-      <w:proofErr w:type="spellEnd"/>
-      <w:r>
-        <w:rPr>
-          <w:lang w:val="fr-FR"/>
-        </w:rPr>
-        <w:t xml:space="preserve"> via un PC Windows, l’autre pour le téléchargement du </w:t>
-      </w:r>
-      <w:proofErr w:type="spellStart"/>
-      <w:r>
-        <w:rPr>
-          <w:lang w:val="fr-FR"/>
-        </w:rPr>
-        <w:t>firmware</w:t>
-      </w:r>
-      <w:proofErr w:type="spellEnd"/>
-      <w:r>
-        <w:rPr>
-          <w:lang w:val="fr-FR"/>
-        </w:rPr>
-        <w:t xml:space="preserve"> via un smartphone Android.</w:t>
+        <w:t>Deux procédures sont décrites ci-dessous : l’une pour le téléchargement du firmware via un PC Windows, l’autre pour le téléchargement du firmware via un smartphone Android.</w:t>
       </w:r>
     </w:p>
     <w:p>
@@ -8755,7 +8606,7 @@
           <w:lang w:val="fr-FR"/>
         </w:rPr>
       </w:pPr>
-      <w:bookmarkStart w:id="13" w:name="_Toc238748131"/>
+      <w:bookmarkStart w:id="13" w:name="_Toc239527326"/>
       <w:r>
         <w:rPr>
           <w:rStyle w:val="Enfasigrassetto"/>
@@ -8789,61 +8640,8 @@
         <w:jc w:val="both"/>
       </w:pPr>
       <w:r>
-        <w:t xml:space="preserve">Pour </w:t>
-      </w:r>
-      <w:proofErr w:type="spellStart"/>
-      <w:r>
-        <w:t>réaliser</w:t>
-      </w:r>
-      <w:proofErr w:type="spellEnd"/>
-      <w:r>
-        <w:t xml:space="preserve"> </w:t>
-      </w:r>
-      <w:proofErr w:type="spellStart"/>
-      <w:r>
-        <w:t>cette</w:t>
-      </w:r>
-      <w:proofErr w:type="spellEnd"/>
-      <w:r>
-        <w:t xml:space="preserve"> </w:t>
-      </w:r>
-      <w:proofErr w:type="spellStart"/>
-      <w:r>
-        <w:t>procédure</w:t>
-      </w:r>
-      <w:proofErr w:type="spellEnd"/>
-      <w:r>
-        <w:t xml:space="preserve">, </w:t>
-      </w:r>
-      <w:proofErr w:type="spellStart"/>
-      <w:r>
-        <w:t>vous</w:t>
-      </w:r>
-      <w:proofErr w:type="spellEnd"/>
-      <w:r>
-        <w:t xml:space="preserve"> </w:t>
-      </w:r>
-      <w:proofErr w:type="spellStart"/>
-      <w:r>
-        <w:t>aurez</w:t>
-      </w:r>
-      <w:proofErr w:type="spellEnd"/>
-      <w:r>
-        <w:t xml:space="preserve"> </w:t>
-      </w:r>
-      <w:proofErr w:type="spellStart"/>
-      <w:r>
-        <w:t>besoin</w:t>
-      </w:r>
-      <w:proofErr w:type="spellEnd"/>
-      <w:r>
-        <w:t xml:space="preserve"> </w:t>
-      </w:r>
-      <w:proofErr w:type="gramStart"/>
-      <w:r>
-        <w:t>de :</w:t>
-      </w:r>
-      <w:proofErr w:type="gramEnd"/>
+        <w:t>Pour réaliser cette procédure, vous aurez besoin de :</w:t>
+      </w:r>
     </w:p>
     <w:p>
       <w:pPr>
@@ -8854,37 +8652,8 @@
         </w:numPr>
         <w:jc w:val="both"/>
       </w:pPr>
-      <w:proofErr w:type="gramStart"/>
-      <w:r>
-        <w:t>un PC</w:t>
-      </w:r>
-      <w:proofErr w:type="gramEnd"/>
-      <w:r>
-        <w:t xml:space="preserve"> </w:t>
-      </w:r>
-      <w:proofErr w:type="spellStart"/>
-      <w:r>
-        <w:t>équipé</w:t>
-      </w:r>
-      <w:proofErr w:type="spellEnd"/>
-      <w:r>
-        <w:t xml:space="preserve"> du </w:t>
-      </w:r>
-      <w:proofErr w:type="spellStart"/>
-      <w:r>
-        <w:t>système</w:t>
-      </w:r>
-      <w:proofErr w:type="spellEnd"/>
-      <w:r>
-        <w:t xml:space="preserve"> </w:t>
-      </w:r>
-      <w:proofErr w:type="spellStart"/>
-      <w:r>
-        <w:t>d’exploitation</w:t>
-      </w:r>
-      <w:proofErr w:type="spellEnd"/>
-      <w:r>
-        <w:t xml:space="preserve"> Microsoft Windows et d’un port USB</w:t>
+      <w:r>
+        <w:t>un PC équipé du système d’exploitation Microsoft Windows et d’un port USB</w:t>
       </w:r>
     </w:p>
     <w:p>
@@ -8897,59 +8666,22 @@
         <w:jc w:val="both"/>
       </w:pPr>
       <w:r>
-        <w:t xml:space="preserve">le </w:t>
+        <w:t xml:space="preserve">l’application </w:t>
       </w:r>
       <w:proofErr w:type="spellStart"/>
       <w:r>
-        <w:t>logiciel</w:t>
+        <w:t>BaccableAppForWindows</w:t>
       </w:r>
       <w:proofErr w:type="spellEnd"/>
       <w:r>
-        <w:t xml:space="preserve"> STM Cube Programmer pour PC Windows, </w:t>
-      </w:r>
-      <w:proofErr w:type="spellStart"/>
-      <w:r>
-        <w:t>téléchargeable</w:t>
-      </w:r>
-      <w:proofErr w:type="spellEnd"/>
-      <w:r>
-        <w:t xml:space="preserve"> </w:t>
-      </w:r>
-      <w:proofErr w:type="spellStart"/>
-      <w:r>
-        <w:t>depuis</w:t>
-      </w:r>
-      <w:proofErr w:type="spellEnd"/>
-      <w:r>
-        <w:t xml:space="preserve"> le site de ST après inscription </w:t>
-      </w:r>
-      <w:proofErr w:type="spellStart"/>
-      <w:r>
-        <w:t>gratuite</w:t>
-      </w:r>
-      <w:proofErr w:type="spellEnd"/>
-      <w:r>
-        <w:t xml:space="preserve">, via le lien </w:t>
-      </w:r>
-      <w:proofErr w:type="spellStart"/>
-      <w:proofErr w:type="gramStart"/>
-      <w:r>
-        <w:t>suivant</w:t>
-      </w:r>
-      <w:proofErr w:type="spellEnd"/>
-      <w:r>
-        <w:t xml:space="preserve"> :</w:t>
-      </w:r>
-      <w:proofErr w:type="gramEnd"/>
-      <w:r>
-        <w:t xml:space="preserve"> </w:t>
-      </w:r>
-      <w:hyperlink r:id="rId24" w:history="1">
+        <w:t xml:space="preserve">, disponible sur </w:t>
+      </w:r>
+      <w:hyperlink r:id="rId23" w:history="1">
         <w:r>
           <w:rPr>
             <w:rStyle w:val="Collegamentoipertestuale"/>
           </w:rPr>
-          <w:t>https://www.st.com/en/development-tools/stm32cubeprog.html</w:t>
+          <w:t>https://www.tr3ma.com/baccable</w:t>
         </w:r>
       </w:hyperlink>
     </w:p>
@@ -8963,15 +8695,7 @@
         <w:jc w:val="both"/>
       </w:pPr>
       <w:r>
-        <w:t xml:space="preserve">un </w:t>
-      </w:r>
-      <w:proofErr w:type="spellStart"/>
-      <w:r>
-        <w:t>câble</w:t>
-      </w:r>
-      <w:proofErr w:type="spellEnd"/>
-      <w:r>
-        <w:t xml:space="preserve"> USB pour connecter le PC au BACCABLE</w:t>
+        <w:t>un câble USB pour connecter le PC au BACCABLE</w:t>
       </w:r>
     </w:p>
     <w:p>
@@ -8989,15 +8713,124 @@
           <w:ilvl w:val="0"/>
           <w:numId w:val="10"/>
         </w:numPr>
-        <w:rPr>
-          <w:lang w:val="fr-FR"/>
-        </w:rPr>
-      </w:pPr>
-      <w:r>
-        <w:rPr>
-          <w:lang w:val="fr-FR"/>
-        </w:rPr>
-        <w:t>Appuyez et maintenez le bouton de programmation sur la carte</w:t>
+      </w:pPr>
+      <w:r>
+        <w:t xml:space="preserve">Pour commencer, vous devez installer les pilotes du Baccable sur le PC. Si </w:t>
+      </w:r>
+      <w:r>
+        <w:rPr>
+          <w:rStyle w:val="Enfasigrassetto"/>
+        </w:rPr>
+        <w:t>STM32CubeProgrammer</w:t>
+      </w:r>
+      <w:r>
+        <w:t xml:space="preserve"> ou </w:t>
+      </w:r>
+      <w:r>
+        <w:rPr>
+          <w:rStyle w:val="Enfasigrassetto"/>
+        </w:rPr>
+        <w:t>DfuSe</w:t>
+      </w:r>
+      <w:r>
+        <w:t xml:space="preserve"> de ST est déjà installé sur le PC, rien d’autre n’est </w:t>
+      </w:r>
+      <w:proofErr w:type="gramStart"/>
+      <w:r>
+        <w:t>nécessaire ;</w:t>
+      </w:r>
+      <w:proofErr w:type="gramEnd"/>
+      <w:r>
+        <w:t xml:space="preserve"> sinon, </w:t>
+      </w:r>
+      <w:proofErr w:type="spellStart"/>
+      <w:r>
+        <w:t>utilisez</w:t>
+      </w:r>
+      <w:proofErr w:type="spellEnd"/>
+      <w:r>
+        <w:t xml:space="preserve"> </w:t>
+      </w:r>
+      <w:r>
+        <w:rPr>
+          <w:rStyle w:val="Enfasigrassetto"/>
+        </w:rPr>
+        <w:t>Zadig</w:t>
+      </w:r>
+      <w:r>
+        <w:t xml:space="preserve"> (</w:t>
+      </w:r>
+      <w:hyperlink r:id="rId24" w:tgtFrame="_blank" w:history="1">
+        <w:r>
+          <w:rPr>
+            <w:rStyle w:val="Collegamentoipertestuale"/>
+          </w:rPr>
+          <w:t>https://zadig.akeo.ie</w:t>
+        </w:r>
+      </w:hyperlink>
+      <w:r>
+        <w:t xml:space="preserve">), </w:t>
+      </w:r>
+      <w:proofErr w:type="spellStart"/>
+      <w:r>
+        <w:t>en</w:t>
+      </w:r>
+      <w:proofErr w:type="spellEnd"/>
+      <w:r>
+        <w:t xml:space="preserve"> </w:t>
+      </w:r>
+      <w:proofErr w:type="spellStart"/>
+      <w:r>
+        <w:t>mettant</w:t>
+      </w:r>
+      <w:proofErr w:type="spellEnd"/>
+      <w:r>
+        <w:t xml:space="preserve"> la carte en mode de programmation, puis → Options </w:t>
+      </w:r>
+      <w:r>
+        <w:rPr>
+          <w:rFonts w:ascii="Cambria Math" w:hAnsi="Cambria Math" w:cs="Cambria Math"/>
+        </w:rPr>
+        <w:t>▸</w:t>
+      </w:r>
+      <w:r>
+        <w:t xml:space="preserve"> </w:t>
+      </w:r>
+      <w:r>
+        <w:rPr>
+          <w:rStyle w:val="Enfasicorsivo"/>
+        </w:rPr>
+        <w:t>List All Devices</w:t>
+      </w:r>
+      <w:r>
+        <w:t xml:space="preserve"> → sélectionnez </w:t>
+      </w:r>
+      <w:r>
+        <w:rPr>
+          <w:rStyle w:val="Enfasicorsivo"/>
+        </w:rPr>
+        <w:t>STM32 BOOTLOADER</w:t>
+      </w:r>
+      <w:r>
+        <w:t xml:space="preserve"> → pilote </w:t>
+      </w:r>
+      <w:r>
+        <w:rPr>
+          <w:rStyle w:val="Enfasigrassetto"/>
+        </w:rPr>
+        <w:t>WinUSB</w:t>
+      </w:r>
+      <w:r>
+        <w:t xml:space="preserve"> → </w:t>
+      </w:r>
+      <w:r>
+        <w:rPr>
+          <w:rStyle w:val="Enfasicorsivo"/>
+        </w:rPr>
+        <w:t>Install Driver</w:t>
+      </w:r>
+      <w:r>
+        <w:t>. Une fois terminé, déconnectez la carte.</w:t>
       </w:r>
     </w:p>
     <w:p>
@@ -9015,7 +8848,7 @@
         <w:rPr>
           <w:lang w:val="fr-FR"/>
         </w:rPr>
-        <w:t>Connectez le port USB (C1, C2, BH) au PC - La carte sera reconnue par le PC comme un périphérique série nommé « STM32 Bootloader »</w:t>
+        <w:t>Appuyez et maintenez le bouton de programmation sur la carte</w:t>
       </w:r>
     </w:p>
     <w:p>
@@ -9033,51 +8866,7 @@
         <w:rPr>
           <w:lang w:val="fr-FR"/>
         </w:rPr>
-        <w:t>Ce n'est qu'une fois la LED verte allumée que le bouton de programmation peut être relâché</w:t>
-      </w:r>
-    </w:p>
-    <w:p>
-      <w:pPr>
-        <w:ind w:left="360"/>
-        <w:rPr>
-          <w:lang w:val="fr-FR"/>
-        </w:rPr>
-      </w:pPr>
-      <w:r>
-        <w:rPr>
-          <w:b/>
-          <w:bCs/>
-          <w:lang w:val="fr-FR"/>
-        </w:rPr>
-        <w:t>Note 1 :</w:t>
-      </w:r>
-      <w:r>
-        <w:rPr>
-          <w:lang w:val="fr-FR"/>
-        </w:rPr>
-        <w:t xml:space="preserve"> Si la LED verte du câble BACCABLE clignote ou émet une lumière faible, utilisez un câble USB plus court, ou remplacez le câble USB</w:t>
-      </w:r>
-    </w:p>
-    <w:p>
-      <w:pPr>
-        <w:ind w:left="360"/>
-        <w:rPr>
-          <w:lang w:val="fr-FR"/>
-        </w:rPr>
-      </w:pPr>
-      <w:r>
-        <w:rPr>
-          <w:b/>
-          <w:bCs/>
-          <w:lang w:val="fr-FR"/>
-        </w:rPr>
-        <w:t>Note 2 :</w:t>
-      </w:r>
-      <w:r>
-        <w:rPr>
-          <w:lang w:val="fr-FR"/>
-        </w:rPr>
-        <w:t xml:space="preserve"> Si la carte n'est pas détectée par le PC, assurez-vous que le bouton de programmation a été correctement pressé avant de connecter le câble USB, et gardez-la enfoncée jusqu'à ce que le connecteur USB soit complètement inséré des deux côtés. Si le problème persiste, faites pivoter le connecteur USB-C du côté BACCABLE de 180 degrés et réessayez</w:t>
+        <w:t>Connectez le port USB (C1, C2, BH) au PC - La carte sera reconnue par le PC comme un périphérique série nommé « STM32 Bootloader »</w:t>
       </w:r>
     </w:p>
     <w:p>
@@ -9095,273 +8884,79 @@
         <w:rPr>
           <w:lang w:val="fr-FR"/>
         </w:rPr>
-        <w:t>Ouvrez le logiciel STM32CubeProgrammer, sélectionnez USB dans le menu déroulant (à droite de la fenêtre), puis appuyez sur le bouton CONNECT</w:t>
+        <w:t>Ce n'est qu'une fois la LED verte allumée que le bouton de programmation peut être relâché</w:t>
+      </w:r>
+    </w:p>
+    <w:p>
+      <w:pPr>
+        <w:ind w:left="360"/>
+        <w:rPr>
+          <w:lang w:val="fr-FR"/>
+        </w:rPr>
+      </w:pPr>
+      <w:r>
+        <w:rPr>
+          <w:b/>
+          <w:bCs/>
+          <w:lang w:val="fr-FR"/>
+        </w:rPr>
+        <w:t>Note 1 :</w:t>
+      </w:r>
+      <w:r>
+        <w:rPr>
+          <w:lang w:val="fr-FR"/>
+        </w:rPr>
+        <w:t xml:space="preserve"> Si la LED verte du câble BACCABLE clignote ou émet une lumière faible, utilisez un câble USB plus court, ou remplacez le câble USB</w:t>
+      </w:r>
+    </w:p>
+    <w:p>
+      <w:pPr>
+        <w:ind w:left="360"/>
+        <w:rPr>
+          <w:lang w:val="fr-FR"/>
+        </w:rPr>
+      </w:pPr>
+      <w:r>
+        <w:rPr>
+          <w:b/>
+          <w:bCs/>
+          <w:lang w:val="fr-FR"/>
+        </w:rPr>
+        <w:t>Note 2 :</w:t>
+      </w:r>
+      <w:r>
+        <w:rPr>
+          <w:lang w:val="fr-FR"/>
+        </w:rPr>
+        <w:t xml:space="preserve"> Si la carte n'est pas détectée par le PC, assurez-vous que le bouton de programmation a été correctement pressé avant de connecter le câble USB, et gardez-la enfoncée jusqu'à ce que le connecteur USB soit complètement inséré des deux côtés. Si le problème persiste, faites pivoter le connecteur USB-C du côté BACCABLE de 180 degrés et réessayez</w:t>
       </w:r>
     </w:p>
     <w:p>
       <w:pPr>
         <w:pStyle w:val="Paragrafoelenco"/>
-        <w:rPr>
-          <w:lang w:val="fr-FR"/>
-        </w:rPr>
-      </w:pPr>
-    </w:p>
-    <w:p>
-      <w:pPr>
-        <w:pStyle w:val="Paragrafoelenco"/>
-        <w:ind w:left="709"/>
-        <w:rPr>
-          <w:lang w:val="fr-FR"/>
-        </w:rPr>
+        <w:numPr>
+          <w:ilvl w:val="0"/>
+          <w:numId w:val="10"/>
+        </w:numPr>
+      </w:pPr>
+      <w:r>
+        <w:t>Ouvrez l’application Baccable et sélectionnez « Mettre à jour le firmware »</w:t>
+      </w:r>
+    </w:p>
+    <w:p>
+      <w:pPr>
+        <w:jc w:val="center"/>
       </w:pPr>
       <w:r>
         <w:rPr>
           <w:noProof/>
-          <w:lang w:val="fr-FR"/>
         </w:rPr>
         <w:lastRenderedPageBreak/>
-        <mc:AlternateContent>
-          <mc:Choice Requires="wps">
-            <w:drawing>
-              <wp:anchor distT="0" distB="0" distL="114300" distR="114300" simplePos="0" relativeHeight="251663360" behindDoc="0" locked="0" layoutInCell="1" allowOverlap="1" wp14:anchorId="0FF5A376" wp14:editId="5D8CA28F">
-                <wp:simplePos x="0" y="0"/>
-                <wp:positionH relativeFrom="column">
-                  <wp:posOffset>3822123</wp:posOffset>
-                </wp:positionH>
-                <wp:positionV relativeFrom="paragraph">
-                  <wp:posOffset>1176655</wp:posOffset>
-                </wp:positionV>
-                <wp:extent cx="636270" cy="106045"/>
-                <wp:effectExtent l="0" t="19050" r="30480" b="46355"/>
-                <wp:wrapNone/>
-                <wp:docPr id="424416303" name="Freccia a destra 3"/>
-                <wp:cNvGraphicFramePr/>
-                <a:graphic xmlns:a="http://schemas.openxmlformats.org/drawingml/2006/main">
-                  <a:graphicData uri="http://schemas.microsoft.com/office/word/2010/wordprocessingShape">
-                    <wps:wsp>
-                      <wps:cNvSpPr/>
-                      <wps:spPr>
-                        <a:xfrm>
-                          <a:off x="0" y="0"/>
-                          <a:ext cx="636270" cy="106045"/>
-                        </a:xfrm>
-                        <a:prstGeom prst="rightArrow">
-                          <a:avLst/>
-                        </a:prstGeom>
-                      </wps:spPr>
-                      <wps:style>
-                        <a:lnRef idx="2">
-                          <a:schemeClr val="accent2">
-                            <a:shade val="15000"/>
-                          </a:schemeClr>
-                        </a:lnRef>
-                        <a:fillRef idx="1">
-                          <a:schemeClr val="accent2"/>
-                        </a:fillRef>
-                        <a:effectRef idx="0">
-                          <a:schemeClr val="accent2"/>
-                        </a:effectRef>
-                        <a:fontRef idx="minor">
-                          <a:schemeClr val="lt1"/>
-                        </a:fontRef>
-                      </wps:style>
-                      <wps:bodyPr rot="0" spcFirstLastPara="0" vertOverflow="overflow" horzOverflow="overflow" vert="horz" wrap="square" lIns="91440" tIns="45720" rIns="91440" bIns="45720" numCol="1" spcCol="0" rtlCol="0" fromWordArt="0" anchor="ctr" anchorCtr="0" forceAA="0" compatLnSpc="1">
-                        <a:prstTxWarp prst="textNoShape">
-                          <a:avLst/>
-                        </a:prstTxWarp>
-                        <a:noAutofit/>
-                      </wps:bodyPr>
-                    </wps:wsp>
-                  </a:graphicData>
-                </a:graphic>
-              </wp:anchor>
-            </w:drawing>
-          </mc:Choice>
-          <mc:Fallback xmlns:w16sdtfl="http://schemas.microsoft.com/office/word/2024/wordml/sdtformatlock">
-            <w:pict>
-              <v:shapetype w14:anchorId="23D7ADB0" id="_x0000_t13" coordsize="21600,21600" o:spt="13" adj="16200,5400" path="m@0,l@0@1,0@1,0@2@0@2@0,21600,21600,10800xe">
-                <v:stroke joinstyle="miter"/>
-                <v:formulas>
-                  <v:f eqn="val #0"/>
-                  <v:f eqn="val #1"/>
-                  <v:f eqn="sum height 0 #1"/>
-                  <v:f eqn="sum 10800 0 #1"/>
-                  <v:f eqn="sum width 0 #0"/>
-                  <v:f eqn="prod @4 @3 10800"/>
-                  <v:f eqn="sum width 0 @5"/>
-                </v:formulas>
-                <v:path o:connecttype="custom" o:connectlocs="@0,0;0,10800;@0,21600;21600,10800" o:connectangles="270,180,90,0" textboxrect="0,@1,@6,@2"/>
-                <v:handles>
-                  <v:h position="#0,#1" xrange="0,21600" yrange="0,10800"/>
-                </v:handles>
-              </v:shapetype>
-              <v:shape id="Freccia a destra 3" o:spid="_x0000_s1026" type="#_x0000_t13" style="position:absolute;margin-left:300.95pt;margin-top:92.65pt;width:50.1pt;height:8.35pt;z-index:251663360;visibility:visible;mso-wrap-style:square;mso-wrap-distance-left:9pt;mso-wrap-distance-top:0;mso-wrap-distance-right:9pt;mso-wrap-distance-bottom:0;mso-position-horizontal:absolute;mso-position-horizontal-relative:text;mso-position-vertical:absolute;mso-position-vertical-relative:text;v-text-anchor:middle" o:gfxdata="UEsDBBQABgAIAAAAIQC2gziS/gAAAOEBAAATAAAAW0NvbnRlbnRfVHlwZXNdLnhtbJSRQU7DMBBF 90jcwfIWJU67QAgl6YK0S0CoHGBkTxKLZGx5TGhvj5O2G0SRWNoz/78nu9wcxkFMGNg6quQqL6RA 0s5Y6ir5vt9lD1JwBDIwOMJKHpHlpr69KfdHjyxSmriSfYz+USnWPY7AufNIadK6MEJMx9ApD/oD OlTrorhX2lFEilmcO2RdNtjC5xDF9pCuTyYBB5bi6bQ4syoJ3g9WQ0ymaiLzg5KdCXlKLjvcW893 SUOqXwnz5DrgnHtJTxOsQfEKIT7DmDSUCaxw7Rqn8787ZsmRM9e2VmPeBN4uqYvTtW7jvijg9N/y JsXecLq0q+WD6m8AAAD//wMAUEsDBBQABgAIAAAAIQA4/SH/1gAAAJQBAAALAAAAX3JlbHMvLnJl bHOkkMFqwzAMhu+DvYPRfXGawxijTi+j0GvpHsDYimMaW0Yy2fr2M4PBMnrbUb/Q94l/f/hMi1qR JVI2sOt6UJgd+ZiDgffL8ekFlFSbvV0oo4EbChzGx4f9GRdb25HMsYhqlCwG5lrLq9biZkxWOiqY 22YiTra2kYMu1l1tQD30/bPm3wwYN0x18gb45AdQl1tp5j/sFB2T0FQ7R0nTNEV3j6o9feQzro1i OWA14Fm+Q8a1a8+Bvu/d/dMb2JY5uiPbhG/ktn4cqGU/er3pcvwCAAD//wMAUEsDBBQABgAIAAAA IQC/AjuuXAIAABgFAAAOAAAAZHJzL2Uyb0RvYy54bWysVFFv2yAQfp+0/4B4X2xnabpFdaooVadJ VVutnfpMMcSWMMcOEif79Tuw41RdtUnTXuDg7j6Oj++4uNy3hu0U+gZsyYtJzpmyEqrGbkr+/fH6 wyfOfBC2EgasKvlBeX65fP/uonMLNYUaTKWQEYj1i86VvA7BLbLMy1q1wk/AKUtODdiKQEvcZBWK jtBbk03zfJ51gJVDkMp72r3qnXyZ8LVWMtxp7VVgpuRUW0gjpvE5jtnyQiw2KFzdyKEM8Q9VtKKx dOgIdSWCYFtsfoNqG4ngQYeJhDYDrRup0h3oNkX+6jYPtXAq3YXI8W6kyf8/WHm7e3D3SDR0zi88 mfEWe41tnKk+tk9kHUay1D4wSZvzj/PpOVEqyVXk83x2FsnMTskOffiioGXRKDk2mzqsEKFLRInd jQ99wjGQsk9FJCscjIp1GPtNadZUdOw0ZSd9qLVBthP0skJKZcPgqkWl+u3iLM/TE1NVY0aqMQFG ZN0YM2IXf8Luax3iY6pK8hqT878njxnpZLBhTG4bC/gWgAnFQKvu448k9dRElp6hOtwjQ+jF7Z28 bojxG+HDvUBSMz0SdWi4o0Eb6EoOg8VZDfjzrf0YTyIjL2cddUfJ/Y+tQMWZ+WpJfp+L2Sy2U1rM zs6ntMCXnueXHrtt10DPVNBf4GQyY3wwR1MjtE/UyKt4KrmElXR2yWXA42Id+q6lr0Cq1SqFUQs5 EW7sg5MRPLIatfS4fxLoBtkF0ustHDtJLF7pro+NmRZW2wC6SaI88TrwTe2XhDN8FbG/X65T1OlD W/4CAAD//wMAUEsDBBQABgAIAAAAIQAw2NF74AAAAAsBAAAPAAAAZHJzL2Rvd25yZXYueG1sTI/B TsMwEETvSPyDtUjcqB0DTZvGqVAk4ISqlsLZiU0c1V5HsZuGv8ec4Liap5m35XZ2lkx6DL1HAdmC AdHYetVjJ+D4/ny3AhKiRCWtRy3gWwfYVtdXpSyUv+BeT4fYkVSCoZACTIxDQWlojXYyLPygMWVf fnQypnPsqBrlJZU7SzljS+pkj2nByEHXRrenw9kJ+DjxY/0Z9i+2fmhezZS/5Tsbhbi9mZ82QKKe 4x8Mv/pJHark1PgzqkCsgCXL1glNwerxHkgicsYzII0AzjgDWpX0/w/VDwAAAP//AwBQSwECLQAU AAYACAAAACEAtoM4kv4AAADhAQAAEwAAAAAAAAAAAAAAAAAAAAAAW0NvbnRlbnRfVHlwZXNdLnht bFBLAQItABQABgAIAAAAIQA4/SH/1gAAAJQBAAALAAAAAAAAAAAAAAAAAC8BAABfcmVscy8ucmVs c1BLAQItABQABgAIAAAAIQC/AjuuXAIAABgFAAAOAAAAAAAAAAAAAAAAAC4CAABkcnMvZTJvRG9j LnhtbFBLAQItABQABgAIAAAAIQAw2NF74AAAAAsBAAAPAAAAAAAAAAAAAAAAALYEAABkcnMvZG93 bnJldi54bWxQSwUGAAAAAAQABADzAAAAwwUAAAAA " adj="19800" fillcolor="#ed7d31 [3205]" strokecolor="#261103 [485]" strokeweight="1pt"/>
-            </w:pict>
-          </mc:Fallback>
-        </mc:AlternateContent>
-      </w:r>
-      <w:r>
-        <w:rPr>
-          <w:noProof/>
-          <w:lang w:val="fr-FR"/>
-        </w:rPr>
-        <mc:AlternateContent>
-          <mc:Choice Requires="wps">
-            <w:drawing>
-              <wp:anchor distT="0" distB="0" distL="114300" distR="114300" simplePos="0" relativeHeight="251662336" behindDoc="0" locked="0" layoutInCell="1" allowOverlap="1" wp14:anchorId="774526BB" wp14:editId="32EBCB85">
-                <wp:simplePos x="0" y="0"/>
-                <wp:positionH relativeFrom="column">
-                  <wp:posOffset>3830320</wp:posOffset>
-                </wp:positionH>
-                <wp:positionV relativeFrom="paragraph">
-                  <wp:posOffset>666403</wp:posOffset>
-                </wp:positionV>
-                <wp:extent cx="636814" cy="106135"/>
-                <wp:effectExtent l="0" t="19050" r="30480" b="46355"/>
-                <wp:wrapNone/>
-                <wp:docPr id="1492266580" name="Freccia a destra 3"/>
-                <wp:cNvGraphicFramePr/>
-                <a:graphic xmlns:a="http://schemas.openxmlformats.org/drawingml/2006/main">
-                  <a:graphicData uri="http://schemas.microsoft.com/office/word/2010/wordprocessingShape">
-                    <wps:wsp>
-                      <wps:cNvSpPr/>
-                      <wps:spPr>
-                        <a:xfrm>
-                          <a:off x="0" y="0"/>
-                          <a:ext cx="636814" cy="106135"/>
-                        </a:xfrm>
-                        <a:prstGeom prst="rightArrow">
-                          <a:avLst/>
-                        </a:prstGeom>
-                      </wps:spPr>
-                      <wps:style>
-                        <a:lnRef idx="2">
-                          <a:schemeClr val="accent2">
-                            <a:shade val="15000"/>
-                          </a:schemeClr>
-                        </a:lnRef>
-                        <a:fillRef idx="1">
-                          <a:schemeClr val="accent2"/>
-                        </a:fillRef>
-                        <a:effectRef idx="0">
-                          <a:schemeClr val="accent2"/>
-                        </a:effectRef>
-                        <a:fontRef idx="minor">
-                          <a:schemeClr val="lt1"/>
-                        </a:fontRef>
-                      </wps:style>
-                      <wps:bodyPr rot="0" spcFirstLastPara="0" vertOverflow="overflow" horzOverflow="overflow" vert="horz" wrap="square" lIns="91440" tIns="45720" rIns="91440" bIns="45720" numCol="1" spcCol="0" rtlCol="0" fromWordArt="0" anchor="ctr" anchorCtr="0" forceAA="0" compatLnSpc="1">
-                        <a:prstTxWarp prst="textNoShape">
-                          <a:avLst/>
-                        </a:prstTxWarp>
-                        <a:noAutofit/>
-                      </wps:bodyPr>
-                    </wps:wsp>
-                  </a:graphicData>
-                </a:graphic>
-              </wp:anchor>
-            </w:drawing>
-          </mc:Choice>
-          <mc:Fallback xmlns:w16sdtfl="http://schemas.microsoft.com/office/word/2024/wordml/sdtformatlock">
-            <w:pict>
-              <v:shape w14:anchorId="54B4F1FD" id="Freccia a destra 3" o:spid="_x0000_s1026" type="#_x0000_t13" style="position:absolute;margin-left:301.6pt;margin-top:52.45pt;width:50.15pt;height:8.35pt;z-index:251662336;visibility:visible;mso-wrap-style:square;mso-wrap-distance-left:9pt;mso-wrap-distance-top:0;mso-wrap-distance-right:9pt;mso-wrap-distance-bottom:0;mso-position-horizontal:absolute;mso-position-horizontal-relative:text;mso-position-vertical:absolute;mso-position-vertical-relative:text;v-text-anchor:middle" o:gfxdata="UEsDBBQABgAIAAAAIQC2gziS/gAAAOEBAAATAAAAW0NvbnRlbnRfVHlwZXNdLnhtbJSRQU7DMBBF 90jcwfIWJU67QAgl6YK0S0CoHGBkTxKLZGx5TGhvj5O2G0SRWNoz/78nu9wcxkFMGNg6quQqL6RA 0s5Y6ir5vt9lD1JwBDIwOMJKHpHlpr69KfdHjyxSmriSfYz+USnWPY7AufNIadK6MEJMx9ApD/oD OlTrorhX2lFEilmcO2RdNtjC5xDF9pCuTyYBB5bi6bQ4syoJ3g9WQ0ymaiLzg5KdCXlKLjvcW893 SUOqXwnz5DrgnHtJTxOsQfEKIT7DmDSUCaxw7Rqn8787ZsmRM9e2VmPeBN4uqYvTtW7jvijg9N/y JsXecLq0q+WD6m8AAAD//wMAUEsDBBQABgAIAAAAIQA4/SH/1gAAAJQBAAALAAAAX3JlbHMvLnJl bHOkkMFqwzAMhu+DvYPRfXGawxijTi+j0GvpHsDYimMaW0Yy2fr2M4PBMnrbUb/Q94l/f/hMi1qR JVI2sOt6UJgd+ZiDgffL8ekFlFSbvV0oo4EbChzGx4f9GRdb25HMsYhqlCwG5lrLq9biZkxWOiqY 22YiTra2kYMu1l1tQD30/bPm3wwYN0x18gb45AdQl1tp5j/sFB2T0FQ7R0nTNEV3j6o9feQzro1i OWA14Fm+Q8a1a8+Bvu/d/dMb2JY5uiPbhG/ktn4cqGU/er3pcvwCAAD//wMAUEsDBBQABgAIAAAA IQDEuOCWXQIAABgFAAAOAAAAZHJzL2Uyb0RvYy54bWysVFFP2zAQfp+0/2D5fSQppWMVKapATJMQ VMDEs3HsJpLj885u0+7X7+ykKWJok6a9OHe+u8/nL9/54nLXGrZV6BuwJS9Ocs6UlVA1dl3y7083 n84580HYShiwquR75fnl4uOHi87N1QRqMJVCRiDWzztX8joEN88yL2vVCn8CTlkKasBWBHJxnVUo OkJvTTbJ81nWAVYOQSrvafe6D/JFwtdayXCvtVeBmZJTbyGtmNaXuGaLCzFfo3B1I4c2xD900YrG 0qEj1LUIgm2w+Q2qbSSCBx1OJLQZaN1Ile5AtynyN7d5rIVT6S5EjncjTf7/wcq77aNbIdHQOT/3 ZMZb7DS28Uv9sV0iaz+SpXaBSdqcnc7OiylnkkJFPitOzyKZ2bHYoQ9fFbQsGiXHZl2HJSJ0iSix vfWhLzgkUvWxiWSFvVGxD2MflGZNRcdOUnXSh7oyyLaC/qyQUtkwhGpRqX67OMvz9Iupq7Ei9ZgA I7JujBmxiz9h970O+bFUJXmNxfnfi8eKdDLYMBa3jQV8D8CEYqBV9/kHknpqIksvUO1XyBB6cXsn bxpi/Fb4sBJIaibd04SGe1q0ga7kMFic1YA/39uP+SQyinLW0XSU3P/YCFScmW+W5PelmE7jOCVn evZ5Qg6+jry8jthNewX0mwp6C5xMZswP5mBqhPaZBnkZT6WQsJLOLrkMeHCuQj+19BRItVymNBoh J8KtfXQygkdWo5aeds8C3SC7QHq9g8Mkifkb3fW5sdLCchNAN0mUR14Hvmn8knCGpyLO92s/ZR0f tMUvAAAA//8DAFBLAwQUAAYACAAAACEAiVqqeeAAAAALAQAADwAAAGRycy9kb3ducmV2LnhtbEyP y07DMBBF90j8gzVI7KjdtCQlxKlQJGCFUEvp2omHJKofUeym4e8ZVrCcuUd3zhTb2Ro24Rh67yQs FwIYusbr3rUSDh/PdxtgISqnlfEOJXxjgG15fVWoXPuL2+G0jy2jEhdyJaGLccg5D02HVoWFH9BR 9uVHqyKNY8v1qC5Ubg1PhEi5Vb2jC50asOqwOe3PVsLnKTlUx7B7MdW6fu2m7C17N1HK25v56RFY xDn+wfCrT+pQklPtz04HZiSkYpUQSoFYPwAjIhOre2A1bZJlCrws+P8fyh8AAAD//wMAUEsBAi0A FAAGAAgAAAAhALaDOJL+AAAA4QEAABMAAAAAAAAAAAAAAAAAAAAAAFtDb250ZW50X1R5cGVzXS54 bWxQSwECLQAUAAYACAAAACEAOP0h/9YAAACUAQAACwAAAAAAAAAAAAAAAAAvAQAAX3JlbHMvLnJl bHNQSwECLQAUAAYACAAAACEAxLjgll0CAAAYBQAADgAAAAAAAAAAAAAAAAAuAgAAZHJzL2Uyb0Rv Yy54bWxQSwECLQAUAAYACAAAACEAiVqqeeAAAAALAQAADwAAAAAAAAAAAAAAAAC3BAAAZHJzL2Rv d25yZXYueG1sUEsFBgAAAAAEAAQA8wAAAMQFAAAAAA== " adj="19800" fillcolor="#ed7d31 [3205]" strokecolor="#261103 [485]" strokeweight="1pt"/>
-            </w:pict>
-          </mc:Fallback>
-        </mc:AlternateContent>
-      </w:r>
-      <w:r>
-        <w:rPr>
-          <w:noProof/>
-          <w:lang w:val="fr-FR"/>
-        </w:rPr>
-        <mc:AlternateContent>
-          <mc:Choice Requires="wps">
-            <w:drawing>
-              <wp:anchor distT="0" distB="0" distL="114300" distR="114300" simplePos="0" relativeHeight="251664384" behindDoc="0" locked="0" layoutInCell="1" allowOverlap="1" wp14:anchorId="1AEB8343" wp14:editId="581761ED">
-                <wp:simplePos x="0" y="0"/>
-                <wp:positionH relativeFrom="column">
-                  <wp:posOffset>5320376</wp:posOffset>
-                </wp:positionH>
-                <wp:positionV relativeFrom="paragraph">
-                  <wp:posOffset>773257</wp:posOffset>
-                </wp:positionV>
-                <wp:extent cx="152400" cy="616528"/>
-                <wp:effectExtent l="19050" t="19050" r="19050" b="12700"/>
-                <wp:wrapNone/>
-                <wp:docPr id="745836427" name="Freccia in su 4"/>
-                <wp:cNvGraphicFramePr/>
-                <a:graphic xmlns:a="http://schemas.openxmlformats.org/drawingml/2006/main">
-                  <a:graphicData uri="http://schemas.microsoft.com/office/word/2010/wordprocessingShape">
-                    <wps:wsp>
-                      <wps:cNvSpPr/>
-                      <wps:spPr>
-                        <a:xfrm>
-                          <a:off x="0" y="0"/>
-                          <a:ext cx="152400" cy="616528"/>
-                        </a:xfrm>
-                        <a:prstGeom prst="upArrow">
-                          <a:avLst/>
-                        </a:prstGeom>
-                      </wps:spPr>
-                      <wps:style>
-                        <a:lnRef idx="2">
-                          <a:schemeClr val="accent2">
-                            <a:shade val="15000"/>
-                          </a:schemeClr>
-                        </a:lnRef>
-                        <a:fillRef idx="1">
-                          <a:schemeClr val="accent2"/>
-                        </a:fillRef>
-                        <a:effectRef idx="0">
-                          <a:schemeClr val="accent2"/>
-                        </a:effectRef>
-                        <a:fontRef idx="minor">
-                          <a:schemeClr val="lt1"/>
-                        </a:fontRef>
-                      </wps:style>
-                      <wps:bodyPr rot="0" spcFirstLastPara="0" vertOverflow="overflow" horzOverflow="overflow" vert="horz" wrap="square" lIns="91440" tIns="45720" rIns="91440" bIns="45720" numCol="1" spcCol="0" rtlCol="0" fromWordArt="0" anchor="ctr" anchorCtr="0" forceAA="0" compatLnSpc="1">
-                        <a:prstTxWarp prst="textNoShape">
-                          <a:avLst/>
-                        </a:prstTxWarp>
-                        <a:noAutofit/>
-                      </wps:bodyPr>
-                    </wps:wsp>
-                  </a:graphicData>
-                </a:graphic>
-              </wp:anchor>
-            </w:drawing>
-          </mc:Choice>
-          <mc:Fallback xmlns:w16sdtfl="http://schemas.microsoft.com/office/word/2024/wordml/sdtformatlock">
-            <w:pict>
-              <v:shapetype w14:anchorId="278FA3F9" id="_x0000_t68" coordsize="21600,21600" o:spt="68" adj="5400,5400" path="m0@0l@1@0@1,21600@2,21600@2@0,21600@0,10800,xe">
-                <v:stroke joinstyle="miter"/>
-                <v:formulas>
-                  <v:f eqn="val #0"/>
-                  <v:f eqn="val #1"/>
-                  <v:f eqn="sum 21600 0 #1"/>
-                  <v:f eqn="prod #0 #1 10800"/>
-                  <v:f eqn="sum #0 0 @3"/>
-                </v:formulas>
-                <v:path o:connecttype="custom" o:connectlocs="10800,0;0,@0;10800,21600;21600,@0" o:connectangles="270,180,90,0" textboxrect="@1,@4,@2,21600"/>
-                <v:handles>
-                  <v:h position="#1,#0" xrange="0,10800" yrange="0,21600"/>
-                </v:handles>
-              </v:shapetype>
-              <v:shape id="Freccia in su 4" o:spid="_x0000_s1026" type="#_x0000_t68" style="position:absolute;margin-left:418.95pt;margin-top:60.9pt;width:12pt;height:48.55pt;z-index:251664384;visibility:visible;mso-wrap-style:square;mso-wrap-distance-left:9pt;mso-wrap-distance-top:0;mso-wrap-distance-right:9pt;mso-wrap-distance-bottom:0;mso-position-horizontal:absolute;mso-position-horizontal-relative:text;mso-position-vertical:absolute;mso-position-vertical-relative:text;v-text-anchor:middle" o:gfxdata="UEsDBBQABgAIAAAAIQC2gziS/gAAAOEBAAATAAAAW0NvbnRlbnRfVHlwZXNdLnhtbJSRQU7DMBBF 90jcwfIWJU67QAgl6YK0S0CoHGBkTxKLZGx5TGhvj5O2G0SRWNoz/78nu9wcxkFMGNg6quQqL6RA 0s5Y6ir5vt9lD1JwBDIwOMJKHpHlpr69KfdHjyxSmriSfYz+USnWPY7AufNIadK6MEJMx9ApD/oD OlTrorhX2lFEilmcO2RdNtjC5xDF9pCuTyYBB5bi6bQ4syoJ3g9WQ0ymaiLzg5KdCXlKLjvcW893 SUOqXwnz5DrgnHtJTxOsQfEKIT7DmDSUCaxw7Rqn8787ZsmRM9e2VmPeBN4uqYvTtW7jvijg9N/y JsXecLq0q+WD6m8AAAD//wMAUEsDBBQABgAIAAAAIQA4/SH/1gAAAJQBAAALAAAAX3JlbHMvLnJl bHOkkMFqwzAMhu+DvYPRfXGawxijTi+j0GvpHsDYimMaW0Yy2fr2M4PBMnrbUb/Q94l/f/hMi1qR JVI2sOt6UJgd+ZiDgffL8ekFlFSbvV0oo4EbChzGx4f9GRdb25HMsYhqlCwG5lrLq9biZkxWOiqY 22YiTra2kYMu1l1tQD30/bPm3wwYN0x18gb45AdQl1tp5j/sFB2T0FQ7R0nTNEV3j6o9feQzro1i OWA14Fm+Q8a1a8+Bvu/d/dMb2JY5uiPbhG/ktn4cqGU/er3pcvwCAAD//wMAUEsDBBQABgAIAAAA IQCwfoJjWQIAABUFAAAOAAAAZHJzL2Uyb0RvYy54bWysVFFr2zAQfh/sPwi9r7ZD0nUhTgktHYPS lqajz6osxQZZp52UONmv30l2nNKVDcZeZEl3993d5++0uNy3hu0U+gZsyYuznDNlJVSN3ZT8+9PN pwvOfBC2EgasKvlBeX65/Phh0bm5mkANplLICMT6eedKXofg5lnmZa1a4c/AKUtGDdiKQEfcZBWK jtBbk03y/DzrACuHIJX3dHvdG/ky4WutZLjX2qvATMmptpBWTOtLXLPlQsw3KFzdyKEM8Q9VtKKx lHSEuhZBsC02v0G1jUTwoMOZhDYDrRupUg/UTZG/6WZdC6dSL0SOdyNN/v/Byrvd2j0g0dA5P/e0 jV3sNbbxS/WxfSLrMJKl9oFJuixmk2lOlEoynRfns8lFJDM7BTv04auClsVNybduhQhdYknsbn3o vY9eFHqqIO3CwahYhLGPSrOmopyTFJ3Eoa4Msp2g3yqkVDYMplpUqr8uZjmV1ycZI1KBCTAi68aY Ebv4E3YPM/jHUJW0NQbnfw8eI1JmsGEMbhsL+B6ACcXQgO79jyT11ESWXqA6PCBD6JXtnbxpiO5b 4cODQJIy/SEaz3BPizbQlRyGHWc14M/37qM/KYysnHU0GiX3P7YCFWfmmyXtfSmm0zhL6TCdfZ7Q AV9bXl5b7La9AvpNBT0ETqZt9A/muNUI7TNN8SpmJZOwknKXXAY8Hq5CP7L0Dki1WiU3mh8nwq1d OxnBI6tRS0/7Z4Fu0Fwgsd7BcYzE/I3uet8YaWG1DaCbJMoTrwPfNHtJOMM7EYf79Tl5nV6z5S8A AAD//wMAUEsDBBQABgAIAAAAIQBwnLt84AAAAAsBAAAPAAAAZHJzL2Rvd25yZXYueG1sTI/NbsIw EITvlfoO1lbqrTihEoQQB7UV/bkCBXE0yTZOiNdRbCDl6bs9tced+TQ7ky0G24oz9r52pCAeRSCQ ClfWVCn43Lw+JCB80FTq1hEq+EYPi/z2JtNp6S60wvM6VIJDyKdagQmhS6X0hUGr/ch1SOx9ud7q wGdfybLXFw63rRxH0URaXRN/MLrDF4PFcX2yCprn6zYcdx/L5XZjaD99f2ua606p+7vhaQ4i4BD+ YPitz9Uh504Hd6LSi1ZB8jidMcrGOOYNTCSTmJWDAhZmIPNM/t+Q/wAAAP//AwBQSwECLQAUAAYA CAAAACEAtoM4kv4AAADhAQAAEwAAAAAAAAAAAAAAAAAAAAAAW0NvbnRlbnRfVHlwZXNdLnhtbFBL AQItABQABgAIAAAAIQA4/SH/1gAAAJQBAAALAAAAAAAAAAAAAAAAAC8BAABfcmVscy8ucmVsc1BL AQItABQABgAIAAAAIQCwfoJjWQIAABUFAAAOAAAAAAAAAAAAAAAAAC4CAABkcnMvZTJvRG9jLnht bFBLAQItABQABgAIAAAAIQBwnLt84AAAAAsBAAAPAAAAAAAAAAAAAAAAALMEAABkcnMvZG93bnJl di54bWxQSwUGAAAAAAQABADzAAAAwAUAAAAA " adj="2670" fillcolor="#ed7d31 [3205]" strokecolor="#261103 [485]" strokeweight="1pt"/>
-            </w:pict>
-          </mc:Fallback>
-        </mc:AlternateContent>
-      </w:r>
-      <w:r>
-        <w:rPr>
-          <w:noProof/>
-          <w:lang w:val="fr-FR"/>
-        </w:rPr>
         <w:drawing>
-          <wp:inline distT="0" distB="0" distL="0" distR="0" wp14:anchorId="1414B0F8" wp14:editId="78D5D4D6">
-            <wp:extent cx="5412680" cy="2396490"/>
-            <wp:effectExtent l="0" t="0" r="0" b="3810"/>
-            <wp:docPr id="1062851769" name="Immagine 1"/>
+          <wp:inline distT="0" distB="0" distL="0" distR="0" wp14:anchorId="57447679" wp14:editId="329D0584">
+            <wp:extent cx="4334375" cy="2557346"/>
+            <wp:effectExtent l="0" t="0" r="9525" b="0"/>
+            <wp:docPr id="1188958908" name="Immagine 1"/>
             <wp:cNvGraphicFramePr>
               <a:graphicFrameLocks xmlns:a="http://schemas.openxmlformats.org/drawingml/2006/main" noChangeAspect="1"/>
             </wp:cNvGraphicFramePr>
@@ -9369,22 +8964,673 @@
               <a:graphicData uri="http://schemas.openxmlformats.org/drawingml/2006/picture">
                 <pic:pic xmlns:pic="http://schemas.openxmlformats.org/drawingml/2006/picture">
                   <pic:nvPicPr>
-                    <pic:cNvPr id="1062851769" name=""/>
-                    <pic:cNvPicPr/>
+                    <pic:cNvPr id="0" name="Picture 1"/>
+                    <pic:cNvPicPr>
+                      <a:picLocks noChangeAspect="1" noChangeArrowheads="1"/>
+                    </pic:cNvPicPr>
+                  </pic:nvPicPr>
+                  <pic:blipFill>
+                    <a:blip r:embed="rId25">
+                      <a:extLst>
+                        <a:ext uri="{28A0092B-C50C-407E-A947-70E740481C1C}">
+                          <a14:useLocalDpi xmlns:a14="http://schemas.microsoft.com/office/drawing/2010/main" val="0"/>
+                        </a:ext>
+                      </a:extLst>
+                    </a:blip>
+                    <a:srcRect/>
+                    <a:stretch>
+                      <a:fillRect/>
+                    </a:stretch>
+                  </pic:blipFill>
+                  <pic:spPr bwMode="auto">
+                    <a:xfrm>
+                      <a:off x="0" y="0"/>
+                      <a:ext cx="4350911" cy="2567102"/>
+                    </a:xfrm>
+                    <a:prstGeom prst="rect">
+                      <a:avLst/>
+                    </a:prstGeom>
+                    <a:noFill/>
+                    <a:ln>
+                      <a:noFill/>
+                    </a:ln>
+                  </pic:spPr>
+                </pic:pic>
+              </a:graphicData>
+            </a:graphic>
+          </wp:inline>
+        </w:drawing>
+      </w:r>
+    </w:p>
+    <w:p>
+      <w:pPr>
+        <w:pStyle w:val="Paragrafoelenco"/>
+        <w:numPr>
+          <w:ilvl w:val="0"/>
+          <w:numId w:val="10"/>
+        </w:numPr>
+      </w:pPr>
+      <w:r>
+        <w:t>Dans la fenêtre « Choisir le firmware », sélectionnez la version de firmware souhaitée, puis touchez le connecteur USB représenté dans la fenêtre que vous avez choisi de connecter à l’appareil.</w:t>
+      </w:r>
+    </w:p>
+    <w:p>
+      <w:pPr>
+        <w:jc w:val="center"/>
+      </w:pPr>
+      <w:r>
+        <w:rPr>
+          <w:noProof/>
+        </w:rPr>
+        <w:drawing>
+          <wp:inline distT="0" distB="0" distL="0" distR="0" wp14:anchorId="603CA64C" wp14:editId="21BCD18C">
+            <wp:extent cx="2683727" cy="4247330"/>
+            <wp:effectExtent l="0" t="0" r="2540" b="1270"/>
+            <wp:docPr id="510535527" name="Immagine 2"/>
+            <wp:cNvGraphicFramePr>
+              <a:graphicFrameLocks xmlns:a="http://schemas.openxmlformats.org/drawingml/2006/main" noChangeAspect="1"/>
+            </wp:cNvGraphicFramePr>
+            <a:graphic xmlns:a="http://schemas.openxmlformats.org/drawingml/2006/main">
+              <a:graphicData uri="http://schemas.openxmlformats.org/drawingml/2006/picture">
+                <pic:pic xmlns:pic="http://schemas.openxmlformats.org/drawingml/2006/picture">
+                  <pic:nvPicPr>
+                    <pic:cNvPr id="0" name="Picture 3"/>
+                    <pic:cNvPicPr>
+                      <a:picLocks noChangeAspect="1" noChangeArrowheads="1"/>
+                    </pic:cNvPicPr>
+                  </pic:nvPicPr>
+                  <pic:blipFill>
+                    <a:blip r:embed="rId26">
+                      <a:extLst>
+                        <a:ext uri="{28A0092B-C50C-407E-A947-70E740481C1C}">
+                          <a14:useLocalDpi xmlns:a14="http://schemas.microsoft.com/office/drawing/2010/main" val="0"/>
+                        </a:ext>
+                      </a:extLst>
+                    </a:blip>
+                    <a:srcRect/>
+                    <a:stretch>
+                      <a:fillRect/>
+                    </a:stretch>
+                  </pic:blipFill>
+                  <pic:spPr bwMode="auto">
+                    <a:xfrm>
+                      <a:off x="0" y="0"/>
+                      <a:ext cx="2696085" cy="4266888"/>
+                    </a:xfrm>
+                    <a:prstGeom prst="rect">
+                      <a:avLst/>
+                    </a:prstGeom>
+                    <a:noFill/>
+                    <a:ln>
+                      <a:noFill/>
+                    </a:ln>
+                  </pic:spPr>
+                </pic:pic>
+              </a:graphicData>
+            </a:graphic>
+          </wp:inline>
+        </w:drawing>
+      </w:r>
+    </w:p>
+    <w:p>
+      <w:pPr>
+        <w:pStyle w:val="Paragrafoelenco"/>
+        <w:numPr>
+          <w:ilvl w:val="0"/>
+          <w:numId w:val="10"/>
+        </w:numPr>
+        <w:rPr>
+          <w:lang w:val="it-IT"/>
+        </w:rPr>
+      </w:pPr>
+      <w:r>
+        <w:rPr>
+          <w:lang w:val="it-IT"/>
+        </w:rPr>
+        <w:t>Dans la fenêtre « Connecter la carte », si la carte n’a pas été détectée, le message « en attente du bootloader » s’affichera</w:t>
+      </w:r>
+    </w:p>
+    <w:p>
+      <w:pPr>
+        <w:jc w:val="center"/>
+      </w:pPr>
+      <w:r>
+        <w:rPr>
+          <w:noProof/>
+        </w:rPr>
+        <w:lastRenderedPageBreak/>
+        <w:drawing>
+          <wp:inline distT="0" distB="0" distL="0" distR="0" wp14:anchorId="4FBD7162" wp14:editId="6E7818A2">
+            <wp:extent cx="2445834" cy="1925811"/>
+            <wp:effectExtent l="0" t="0" r="0" b="0"/>
+            <wp:docPr id="307536508" name="Immagine 3"/>
+            <wp:cNvGraphicFramePr>
+              <a:graphicFrameLocks xmlns:a="http://schemas.openxmlformats.org/drawingml/2006/main" noChangeAspect="1"/>
+            </wp:cNvGraphicFramePr>
+            <a:graphic xmlns:a="http://schemas.openxmlformats.org/drawingml/2006/main">
+              <a:graphicData uri="http://schemas.openxmlformats.org/drawingml/2006/picture">
+                <pic:pic xmlns:pic="http://schemas.openxmlformats.org/drawingml/2006/picture">
+                  <pic:nvPicPr>
+                    <pic:cNvPr id="0" name="Picture 5"/>
+                    <pic:cNvPicPr>
+                      <a:picLocks noChangeAspect="1" noChangeArrowheads="1"/>
+                    </pic:cNvPicPr>
+                  </pic:nvPicPr>
+                  <pic:blipFill>
+                    <a:blip r:embed="rId27">
+                      <a:extLst>
+                        <a:ext uri="{28A0092B-C50C-407E-A947-70E740481C1C}">
+                          <a14:useLocalDpi xmlns:a14="http://schemas.microsoft.com/office/drawing/2010/main" val="0"/>
+                        </a:ext>
+                      </a:extLst>
+                    </a:blip>
+                    <a:srcRect/>
+                    <a:stretch>
+                      <a:fillRect/>
+                    </a:stretch>
+                  </pic:blipFill>
+                  <pic:spPr bwMode="auto">
+                    <a:xfrm>
+                      <a:off x="0" y="0"/>
+                      <a:ext cx="2457716" cy="1935166"/>
+                    </a:xfrm>
+                    <a:prstGeom prst="rect">
+                      <a:avLst/>
+                    </a:prstGeom>
+                    <a:noFill/>
+                    <a:ln>
+                      <a:noFill/>
+                    </a:ln>
+                  </pic:spPr>
+                </pic:pic>
+              </a:graphicData>
+            </a:graphic>
+          </wp:inline>
+        </w:drawing>
+      </w:r>
+    </w:p>
+    <w:p>
+      <w:pPr>
+        <w:jc w:val="both"/>
+      </w:pPr>
+      <w:r>
+        <w:rPr>
+          <w:b/>
+          <w:bCs/>
+        </w:rPr>
+        <w:t>Remarque</w:t>
+      </w:r>
+      <w:r>
+        <w:t xml:space="preserve"> : en cas d’erreurs, il peut y avoir une incompatibilité entre le chipset du port USB du PC et la puce utilisée dans le Baccable. Pour résoudre cette erreur, vous pouvez réessayer la procédure en utilisant d’autres ports USB du PC, utiliser un autre PC, ou connecter un hub USB (de préférence lent, pas de dernière génération) entre le Baccable et le PC. Cette dernière méthode est idéale pour les PC récents.</w:t>
+      </w:r>
+    </w:p>
+    <w:p>
+      <w:pPr>
+        <w:pStyle w:val="Paragrafoelenco"/>
+        <w:numPr>
+          <w:ilvl w:val="0"/>
+          <w:numId w:val="10"/>
+        </w:numPr>
+        <w:rPr>
+          <w:lang w:val="it-IT"/>
+        </w:rPr>
+      </w:pPr>
+      <w:r>
+        <w:rPr>
+          <w:lang w:val="it-IT"/>
+        </w:rPr>
+        <w:t>Dans la fenêtre « Connecter la carte », si la carte a été détectée, le message « Bootloader détecté » s’affichera, et vous pourrez appuyer sur le bouton CONTINUER.</w:t>
+      </w:r>
+    </w:p>
+    <w:p>
+      <w:pPr>
+        <w:jc w:val="center"/>
+      </w:pPr>
+      <w:r>
+        <w:rPr>
+          <w:noProof/>
+        </w:rPr>
+        <w:drawing>
+          <wp:inline distT="0" distB="0" distL="0" distR="0" wp14:anchorId="4A10EE3F" wp14:editId="3BD0010C">
+            <wp:extent cx="2596684" cy="2096135"/>
+            <wp:effectExtent l="0" t="0" r="0" b="0"/>
+            <wp:docPr id="457713742" name="Immagine 4"/>
+            <wp:cNvGraphicFramePr>
+              <a:graphicFrameLocks xmlns:a="http://schemas.openxmlformats.org/drawingml/2006/main" noChangeAspect="1"/>
+            </wp:cNvGraphicFramePr>
+            <a:graphic xmlns:a="http://schemas.openxmlformats.org/drawingml/2006/main">
+              <a:graphicData uri="http://schemas.openxmlformats.org/drawingml/2006/picture">
+                <pic:pic xmlns:pic="http://schemas.openxmlformats.org/drawingml/2006/picture">
+                  <pic:nvPicPr>
+                    <pic:cNvPr id="0" name="Picture 7"/>
+                    <pic:cNvPicPr>
+                      <a:picLocks noChangeAspect="1" noChangeArrowheads="1"/>
+                    </pic:cNvPicPr>
+                  </pic:nvPicPr>
+                  <pic:blipFill>
+                    <a:blip r:embed="rId28">
+                      <a:extLst>
+                        <a:ext uri="{28A0092B-C50C-407E-A947-70E740481C1C}">
+                          <a14:useLocalDpi xmlns:a14="http://schemas.microsoft.com/office/drawing/2010/main" val="0"/>
+                        </a:ext>
+                      </a:extLst>
+                    </a:blip>
+                    <a:srcRect/>
+                    <a:stretch>
+                      <a:fillRect/>
+                    </a:stretch>
+                  </pic:blipFill>
+                  <pic:spPr bwMode="auto">
+                    <a:xfrm>
+                      <a:off x="0" y="0"/>
+                      <a:ext cx="2616857" cy="2112420"/>
+                    </a:xfrm>
+                    <a:prstGeom prst="rect">
+                      <a:avLst/>
+                    </a:prstGeom>
+                    <a:noFill/>
+                    <a:ln>
+                      <a:noFill/>
+                    </a:ln>
+                  </pic:spPr>
+                </pic:pic>
+              </a:graphicData>
+            </a:graphic>
+          </wp:inline>
+        </w:drawing>
+      </w:r>
+    </w:p>
+    <w:p>
+      <w:pPr>
+        <w:pStyle w:val="Paragrafoelenco"/>
+        <w:numPr>
+          <w:ilvl w:val="0"/>
+          <w:numId w:val="10"/>
+        </w:numPr>
+      </w:pPr>
+      <w:r>
+        <w:t>Dans la fenêtre « Options d’effacement », sélectionnez les options souhaitées, ou laissez les cases décochées si vous souhaitez seulement mettre à jour le firmware. Appuyez sur le bouton Programmer pour procéder à la mise à jour du firmware</w:t>
+      </w:r>
+    </w:p>
+    <w:p>
+      <w:pPr>
+        <w:jc w:val="center"/>
+      </w:pPr>
+      <w:r>
+        <w:rPr>
+          <w:noProof/>
+        </w:rPr>
+        <w:drawing>
+          <wp:inline distT="0" distB="0" distL="0" distR="0" wp14:anchorId="68806034" wp14:editId="1BC107E4">
+            <wp:extent cx="2715218" cy="1888056"/>
+            <wp:effectExtent l="0" t="0" r="9525" b="0"/>
+            <wp:docPr id="261869361" name="Immagine 5"/>
+            <wp:cNvGraphicFramePr>
+              <a:graphicFrameLocks xmlns:a="http://schemas.openxmlformats.org/drawingml/2006/main" noChangeAspect="1"/>
+            </wp:cNvGraphicFramePr>
+            <a:graphic xmlns:a="http://schemas.openxmlformats.org/drawingml/2006/main">
+              <a:graphicData uri="http://schemas.openxmlformats.org/drawingml/2006/picture">
+                <pic:pic xmlns:pic="http://schemas.openxmlformats.org/drawingml/2006/picture">
+                  <pic:nvPicPr>
+                    <pic:cNvPr id="0" name="Picture 9"/>
+                    <pic:cNvPicPr>
+                      <a:picLocks noChangeAspect="1" noChangeArrowheads="1"/>
+                    </pic:cNvPicPr>
+                  </pic:nvPicPr>
+                  <pic:blipFill>
+                    <a:blip r:embed="rId29">
+                      <a:extLst>
+                        <a:ext uri="{28A0092B-C50C-407E-A947-70E740481C1C}">
+                          <a14:useLocalDpi xmlns:a14="http://schemas.microsoft.com/office/drawing/2010/main" val="0"/>
+                        </a:ext>
+                      </a:extLst>
+                    </a:blip>
+                    <a:srcRect/>
+                    <a:stretch>
+                      <a:fillRect/>
+                    </a:stretch>
+                  </pic:blipFill>
+                  <pic:spPr bwMode="auto">
+                    <a:xfrm>
+                      <a:off x="0" y="0"/>
+                      <a:ext cx="2730507" cy="1898688"/>
+                    </a:xfrm>
+                    <a:prstGeom prst="rect">
+                      <a:avLst/>
+                    </a:prstGeom>
+                    <a:noFill/>
+                    <a:ln>
+                      <a:noFill/>
+                    </a:ln>
+                  </pic:spPr>
+                </pic:pic>
+              </a:graphicData>
+            </a:graphic>
+          </wp:inline>
+        </w:drawing>
+      </w:r>
+    </w:p>
+    <w:p>
+      <w:pPr>
+        <w:pStyle w:val="Paragrafoelenco"/>
+        <w:numPr>
+          <w:ilvl w:val="0"/>
+          <w:numId w:val="10"/>
+        </w:numPr>
+      </w:pPr>
+      <w:r>
+        <w:rPr>
+          <w:lang w:val="it-IT"/>
+        </w:rPr>
+        <w:lastRenderedPageBreak/>
+        <w:t xml:space="preserve">Attendez que le firmware soit écrit et vérifiez le résultat. En cas d’erreur, la fenêtre « ÉCHEC DE LA PROGRAMMATION » s’affichera, tandis qu’en cas de succès, la fenêtre « MISE À JOUR TERMINÉE » s’affichera. </w:t>
+      </w:r>
+      <w:r>
+        <w:t>Répétez la procédure sur les 3 connecteurs USB du Baccable.</w:t>
+      </w:r>
+    </w:p>
+    <w:p>
+      <w:pPr>
+        <w:jc w:val="center"/>
+      </w:pPr>
+      <w:r>
+        <w:rPr>
+          <w:noProof/>
+        </w:rPr>
+        <w:drawing>
+          <wp:inline distT="0" distB="0" distL="0" distR="0" wp14:anchorId="0AC4DAAB" wp14:editId="17ACB860">
+            <wp:extent cx="2375360" cy="1947979"/>
+            <wp:effectExtent l="0" t="0" r="6350" b="0"/>
+            <wp:docPr id="1286779808" name="Immagine 6"/>
+            <wp:cNvGraphicFramePr>
+              <a:graphicFrameLocks xmlns:a="http://schemas.openxmlformats.org/drawingml/2006/main" noChangeAspect="1"/>
+            </wp:cNvGraphicFramePr>
+            <a:graphic xmlns:a="http://schemas.openxmlformats.org/drawingml/2006/main">
+              <a:graphicData uri="http://schemas.openxmlformats.org/drawingml/2006/picture">
+                <pic:pic xmlns:pic="http://schemas.openxmlformats.org/drawingml/2006/picture">
+                  <pic:nvPicPr>
+                    <pic:cNvPr id="0" name="Picture 11"/>
+                    <pic:cNvPicPr>
+                      <a:picLocks noChangeAspect="1" noChangeArrowheads="1"/>
+                    </pic:cNvPicPr>
+                  </pic:nvPicPr>
+                  <pic:blipFill>
+                    <a:blip r:embed="rId30">
+                      <a:extLst>
+                        <a:ext uri="{28A0092B-C50C-407E-A947-70E740481C1C}">
+                          <a14:useLocalDpi xmlns:a14="http://schemas.microsoft.com/office/drawing/2010/main" val="0"/>
+                        </a:ext>
+                      </a:extLst>
+                    </a:blip>
+                    <a:srcRect/>
+                    <a:stretch>
+                      <a:fillRect/>
+                    </a:stretch>
+                  </pic:blipFill>
+                  <pic:spPr bwMode="auto">
+                    <a:xfrm>
+                      <a:off x="0" y="0"/>
+                      <a:ext cx="2383329" cy="1954514"/>
+                    </a:xfrm>
+                    <a:prstGeom prst="rect">
+                      <a:avLst/>
+                    </a:prstGeom>
+                    <a:noFill/>
+                    <a:ln>
+                      <a:noFill/>
+                    </a:ln>
+                  </pic:spPr>
+                </pic:pic>
+              </a:graphicData>
+            </a:graphic>
+          </wp:inline>
+        </w:drawing>
+      </w:r>
+    </w:p>
+    <w:p>
+      <w:pPr>
+        <w:pStyle w:val="Titolo2"/>
+        <w:rPr>
+          <w:rStyle w:val="Enfasigrassetto"/>
+          <w:rFonts w:asciiTheme="minorHAnsi" w:hAnsiTheme="minorHAnsi" w:cstheme="minorHAnsi"/>
+          <w:color w:val="auto"/>
+          <w:lang w:val="it-IT"/>
+        </w:rPr>
+      </w:pPr>
+      <w:bookmarkStart w:id="14" w:name="_Toc239527327"/>
+      <w:r>
+        <w:rPr>
+          <w:rStyle w:val="Enfasigrassetto"/>
+          <w:rFonts w:asciiTheme="minorHAnsi" w:hAnsiTheme="minorHAnsi" w:cstheme="minorHAnsi"/>
+          <w:color w:val="auto"/>
+          <w:lang w:val="it-IT"/>
+        </w:rPr>
+        <w:t>1.11.2</w:t>
+      </w:r>
+      <w:r>
+        <w:rPr>
+          <w:rStyle w:val="Enfasigrassetto"/>
+          <w:rFonts w:asciiTheme="minorHAnsi" w:hAnsiTheme="minorHAnsi" w:cstheme="minorHAnsi"/>
+          <w:color w:val="auto"/>
+          <w:lang w:val="it-IT"/>
+        </w:rPr>
+        <w:tab/>
+        <w:t>Procédure de programmation de firmware via smartphone</w:t>
+      </w:r>
+      <w:bookmarkEnd w:id="14"/>
+    </w:p>
+    <w:p>
+      <w:pPr>
+        <w:jc w:val="both"/>
+      </w:pPr>
+      <w:r>
+        <w:t>Pour réaliser cette procédure, vous aurez besoin de :</w:t>
+      </w:r>
+    </w:p>
+    <w:p>
+      <w:pPr>
+        <w:pStyle w:val="Paragrafoelenco"/>
+        <w:numPr>
+          <w:ilvl w:val="0"/>
+          <w:numId w:val="29"/>
+        </w:numPr>
+        <w:jc w:val="both"/>
+      </w:pPr>
+      <w:r>
+        <w:t>un smartphone Android</w:t>
+      </w:r>
+    </w:p>
+    <w:p>
+      <w:pPr>
+        <w:pStyle w:val="Paragrafoelenco"/>
+        <w:numPr>
+          <w:ilvl w:val="0"/>
+          <w:numId w:val="29"/>
+        </w:numPr>
+        <w:jc w:val="both"/>
+      </w:pPr>
+      <w:r>
+        <w:t xml:space="preserve">l’application </w:t>
+      </w:r>
+      <w:proofErr w:type="spellStart"/>
+      <w:r>
+        <w:t>BaccableApp</w:t>
+      </w:r>
+      <w:proofErr w:type="spellEnd"/>
+      <w:r>
+        <w:t xml:space="preserve">, disponible sur </w:t>
+      </w:r>
+      <w:hyperlink r:id="rId31" w:history="1">
+        <w:r>
+          <w:rPr>
+            <w:rStyle w:val="Collegamentoipertestuale"/>
+          </w:rPr>
+          <w:t>https://www.tr3ma.com/baccable</w:t>
+        </w:r>
+      </w:hyperlink>
+    </w:p>
+    <w:p>
+      <w:pPr>
+        <w:pStyle w:val="Paragrafoelenco"/>
+        <w:numPr>
+          <w:ilvl w:val="0"/>
+          <w:numId w:val="29"/>
+        </w:numPr>
+        <w:jc w:val="both"/>
+        <w:rPr>
+          <w:lang w:val="it-IT"/>
+        </w:rPr>
+      </w:pPr>
+      <w:r>
+        <w:rPr>
+          <w:lang w:val="it-IT"/>
+        </w:rPr>
+        <w:t>un câble USB entre le smartphone et le BACCABLE</w:t>
+      </w:r>
+    </w:p>
+    <w:p>
+      <w:pPr>
+        <w:rPr>
+          <w:lang w:val="it-IT"/>
+        </w:rPr>
+      </w:pPr>
+    </w:p>
+    <w:p>
+      <w:pPr>
+        <w:pStyle w:val="Paragrafoelenco"/>
+        <w:numPr>
+          <w:ilvl w:val="0"/>
+          <w:numId w:val="30"/>
+        </w:numPr>
+        <w:jc w:val="both"/>
+        <w:rPr>
+          <w:lang w:val="it-IT"/>
+        </w:rPr>
+      </w:pPr>
+      <w:r>
+        <w:rPr>
+          <w:lang w:val="it-IT"/>
+        </w:rPr>
+        <w:t>Appuyez et maintenez le bouton de programmation sur la carte.</w:t>
+      </w:r>
+    </w:p>
+    <w:p>
+      <w:pPr>
+        <w:pStyle w:val="Paragrafoelenco"/>
+        <w:numPr>
+          <w:ilvl w:val="0"/>
+          <w:numId w:val="30"/>
+        </w:numPr>
+        <w:jc w:val="both"/>
+      </w:pPr>
+      <w:r>
+        <w:t>Connectez le câble USB OTG au smartphone, puis connectez le port USB du BACCABLE (C1, C2 ou BH) au câble OTG.</w:t>
+      </w:r>
+    </w:p>
+    <w:p>
+      <w:pPr>
+        <w:pStyle w:val="Paragrafoelenco"/>
+        <w:numPr>
+          <w:ilvl w:val="0"/>
+          <w:numId w:val="30"/>
+        </w:numPr>
+        <w:jc w:val="both"/>
+        <w:rPr>
+          <w:lang w:val="it-IT"/>
+        </w:rPr>
+      </w:pPr>
+      <w:r>
+        <w:rPr>
+          <w:lang w:val="it-IT"/>
+        </w:rPr>
+        <w:t>Ce n’est qu’une fois la LED verte du BACCABLE allumée que le bouton de programmation peut être relâché.</w:t>
+      </w:r>
+    </w:p>
+    <w:p>
+      <w:pPr>
+        <w:jc w:val="both"/>
+      </w:pPr>
+      <w:r>
+        <w:rPr>
+          <w:b/>
+          <w:bCs/>
+        </w:rPr>
+        <w:t>Remarque</w:t>
+      </w:r>
+      <w:r>
+        <w:t xml:space="preserve"> : si aucune des LED du Baccable ne s’allume, vous devez aller dans les paramètres et activer l’option Accessibilité -&gt; connexion OTG, ou vérifier le câble.</w:t>
+      </w:r>
+    </w:p>
+    <w:p>
+      <w:pPr>
+        <w:pStyle w:val="Paragrafoelenco"/>
+        <w:numPr>
+          <w:ilvl w:val="0"/>
+          <w:numId w:val="30"/>
+        </w:numPr>
+        <w:jc w:val="both"/>
+      </w:pPr>
+      <w:r>
+        <w:t>Ouvrez l’application sur le smartphone : lors de la première connexion, Android demandera l’autorisation d’accéder au périphérique USB, qu’il faut accorder pour continuer.</w:t>
+      </w:r>
+    </w:p>
+    <w:p>
+      <w:pPr>
+        <w:pStyle w:val="Paragrafoelenco"/>
+        <w:numPr>
+          <w:ilvl w:val="0"/>
+          <w:numId w:val="30"/>
+        </w:numPr>
+      </w:pPr>
+      <w:r>
+        <w:t>Appuyez sur le bouton « Mettre à jour Baccable »</w:t>
+      </w:r>
+    </w:p>
+    <w:p>
+      <w:pPr>
+        <w:jc w:val="center"/>
+      </w:pPr>
+      <w:r>
+        <w:rPr>
+          <w:noProof/>
+        </w:rPr>
+        <w:drawing>
+          <wp:inline distT="0" distB="0" distL="0" distR="0" wp14:anchorId="02B447A4" wp14:editId="4B63EFC8">
+            <wp:extent cx="988741" cy="1500052"/>
+            <wp:effectExtent l="0" t="0" r="1905" b="5080"/>
+            <wp:docPr id="2066241549" name="Immagine 1"/>
+            <wp:cNvGraphicFramePr>
+              <a:graphicFrameLocks xmlns:a="http://schemas.openxmlformats.org/drawingml/2006/main" noChangeAspect="1"/>
+            </wp:cNvGraphicFramePr>
+            <a:graphic xmlns:a="http://schemas.openxmlformats.org/drawingml/2006/main">
+              <a:graphicData uri="http://schemas.openxmlformats.org/drawingml/2006/picture">
+                <pic:pic xmlns:pic="http://schemas.openxmlformats.org/drawingml/2006/picture">
+                  <pic:nvPicPr>
+                    <pic:cNvPr id="0" name="Picture 1"/>
+                    <pic:cNvPicPr>
+                      <a:picLocks noChangeAspect="1" noChangeArrowheads="1"/>
+                    </pic:cNvPicPr>
                   </pic:nvPicPr>
                   <pic:blipFill rotWithShape="1">
-                    <a:blip r:embed="rId25"/>
-                    <a:srcRect l="8330" t="-1" b="30480"/>
+                    <a:blip r:embed="rId32" cstate="print">
+                      <a:extLst>
+                        <a:ext uri="{28A0092B-C50C-407E-A947-70E740481C1C}">
+                          <a14:useLocalDpi xmlns:a14="http://schemas.microsoft.com/office/drawing/2010/main" val="0"/>
+                        </a:ext>
+                      </a:extLst>
+                    </a:blip>
+                    <a:srcRect t="18543" b="13320"/>
                     <a:stretch/>
                   </pic:blipFill>
                   <pic:spPr bwMode="auto">
                     <a:xfrm>
                       <a:off x="0" y="0"/>
-                      <a:ext cx="5456427" cy="2415859"/>
+                      <a:ext cx="1010800" cy="1533518"/>
                     </a:xfrm>
                     <a:prstGeom prst="rect">
                       <a:avLst/>
                     </a:prstGeom>
+                    <a:noFill/>
                     <a:ln>
                       <a:noFill/>
                     </a:ln>
@@ -9400,143 +9646,33 @@
           </wp:inline>
         </w:drawing>
       </w:r>
-      <w:r>
-        <w:rPr>
-          <w:lang w:val="fr-FR"/>
-        </w:rPr>
-        <w:br w:type="page"/>
-      </w:r>
     </w:p>
     <w:p>
       <w:pPr>
         <w:pStyle w:val="Paragrafoelenco"/>
         <w:numPr>
           <w:ilvl w:val="0"/>
-          <w:numId w:val="11"/>
+          <w:numId w:val="30"/>
         </w:numPr>
-        <w:rPr>
-          <w:lang w:val="fr-FR"/>
-        </w:rPr>
-      </w:pPr>
-      <w:r>
-        <w:rPr>
-          <w:lang w:val="fr-FR"/>
+      </w:pPr>
+      <w:r>
+        <w:t>Sélectionnez la version de firmware que vous souhaitez installer, puis appuyez sur le bouton correspondant au connecteur USB qui était connecté au Baccable</w:t>
+      </w:r>
+    </w:p>
+    <w:p>
+      <w:pPr>
+        <w:jc w:val="center"/>
+      </w:pPr>
+      <w:r>
+        <w:rPr>
+          <w:noProof/>
         </w:rPr>
         <w:lastRenderedPageBreak/>
-        <w:t>Si le champ PORT ne montre PAS de DFU comme indiqué dans la figure ci-dessous, cela signifie que l'appareil n'a pas été détecté, et que vous devez redémarrer cette procédure ou appuyer sur le bouton MISE à jour montré dans la figure suivante.</w:t>
-      </w:r>
-    </w:p>
-    <w:p>
-      <w:pPr>
-        <w:pStyle w:val="Paragrafoelenco"/>
-        <w:rPr>
-          <w:lang w:val="fr-FR"/>
-        </w:rPr>
-      </w:pPr>
-    </w:p>
-    <w:p>
-      <w:pPr>
-        <w:pStyle w:val="Paragrafoelenco"/>
-        <w:rPr>
-          <w:lang w:val="fr-FR"/>
-        </w:rPr>
-      </w:pPr>
-      <w:r>
-        <w:rPr>
-          <w:noProof/>
-          <w:lang w:val="fr-FR"/>
-        </w:rPr>
-        <mc:AlternateContent>
-          <mc:Choice Requires="wps">
-            <w:drawing>
-              <wp:anchor distT="0" distB="0" distL="114300" distR="114300" simplePos="0" relativeHeight="251665408" behindDoc="0" locked="0" layoutInCell="1" allowOverlap="1" wp14:anchorId="3E52FF2B" wp14:editId="117F1ED4">
-                <wp:simplePos x="0" y="0"/>
-                <wp:positionH relativeFrom="column">
-                  <wp:posOffset>5313173</wp:posOffset>
-                </wp:positionH>
-                <wp:positionV relativeFrom="paragraph">
-                  <wp:posOffset>1007803</wp:posOffset>
-                </wp:positionV>
-                <wp:extent cx="304205" cy="512618"/>
-                <wp:effectExtent l="29210" t="27940" r="0" b="10795"/>
-                <wp:wrapNone/>
-                <wp:docPr id="538408863" name="Freccia a sinistra 5"/>
-                <wp:cNvGraphicFramePr/>
-                <a:graphic xmlns:a="http://schemas.openxmlformats.org/drawingml/2006/main">
-                  <a:graphicData uri="http://schemas.microsoft.com/office/word/2010/wordprocessingShape">
-                    <wps:wsp>
-                      <wps:cNvSpPr/>
-                      <wps:spPr>
-                        <a:xfrm rot="5400000">
-                          <a:off x="0" y="0"/>
-                          <a:ext cx="304205" cy="512618"/>
-                        </a:xfrm>
-                        <a:prstGeom prst="leftArrow">
-                          <a:avLst/>
-                        </a:prstGeom>
-                      </wps:spPr>
-                      <wps:style>
-                        <a:lnRef idx="2">
-                          <a:schemeClr val="accent2">
-                            <a:shade val="15000"/>
-                          </a:schemeClr>
-                        </a:lnRef>
-                        <a:fillRef idx="1">
-                          <a:schemeClr val="accent2"/>
-                        </a:fillRef>
-                        <a:effectRef idx="0">
-                          <a:schemeClr val="accent2"/>
-                        </a:effectRef>
-                        <a:fontRef idx="minor">
-                          <a:schemeClr val="lt1"/>
-                        </a:fontRef>
-                      </wps:style>
-                      <wps:bodyPr rot="0" spcFirstLastPara="0" vertOverflow="overflow" horzOverflow="overflow" vert="horz" wrap="square" lIns="91440" tIns="45720" rIns="91440" bIns="45720" numCol="1" spcCol="0" rtlCol="0" fromWordArt="0" anchor="ctr" anchorCtr="0" forceAA="0" compatLnSpc="1">
-                        <a:prstTxWarp prst="textNoShape">
-                          <a:avLst/>
-                        </a:prstTxWarp>
-                        <a:noAutofit/>
-                      </wps:bodyPr>
-                    </wps:wsp>
-                  </a:graphicData>
-                </a:graphic>
-                <wp14:sizeRelH relativeFrom="margin">
-                  <wp14:pctWidth>0</wp14:pctWidth>
-                </wp14:sizeRelH>
-              </wp:anchor>
-            </w:drawing>
-          </mc:Choice>
-          <mc:Fallback xmlns:w16sdtfl="http://schemas.microsoft.com/office/word/2024/wordml/sdtformatlock">
-            <w:pict>
-              <v:shapetype w14:anchorId="4A3EF288" id="_x0000_t66" coordsize="21600,21600" o:spt="66" adj="5400,5400" path="m@0,l@0@1,21600@1,21600@2@0@2@0,21600,,10800xe">
-                <v:stroke joinstyle="miter"/>
-                <v:formulas>
-                  <v:f eqn="val #0"/>
-                  <v:f eqn="val #1"/>
-                  <v:f eqn="sum 21600 0 #1"/>
-                  <v:f eqn="prod #0 #1 10800"/>
-                  <v:f eqn="sum #0 0 @3"/>
-                </v:formulas>
-                <v:path o:connecttype="custom" o:connectlocs="@0,0;0,10800;@0,21600;21600,10800" o:connectangles="270,180,90,0" textboxrect="@4,@1,21600,@2"/>
-                <v:handles>
-                  <v:h position="#0,#1" xrange="0,21600" yrange="0,10800"/>
-                </v:handles>
-              </v:shapetype>
-              <v:shape id="Freccia a sinistra 5" o:spid="_x0000_s1026" type="#_x0000_t66" style="position:absolute;margin-left:418.35pt;margin-top:79.35pt;width:23.95pt;height:40.35pt;rotation:90;z-index:251665408;visibility:visible;mso-wrap-style:square;mso-width-percent:0;mso-wrap-distance-left:9pt;mso-wrap-distance-top:0;mso-wrap-distance-right:9pt;mso-wrap-distance-bottom:0;mso-position-horizontal:absolute;mso-position-horizontal-relative:text;mso-position-vertical:absolute;mso-position-vertical-relative:text;mso-width-percent:0;mso-width-relative:margin;v-text-anchor:middle" o:gfxdata="UEsDBBQABgAIAAAAIQC2gziS/gAAAOEBAAATAAAAW0NvbnRlbnRfVHlwZXNdLnhtbJSRQU7DMBBF 90jcwfIWJU67QAgl6YK0S0CoHGBkTxKLZGx5TGhvj5O2G0SRWNoz/78nu9wcxkFMGNg6quQqL6RA 0s5Y6ir5vt9lD1JwBDIwOMJKHpHlpr69KfdHjyxSmriSfYz+USnWPY7AufNIadK6MEJMx9ApD/oD OlTrorhX2lFEilmcO2RdNtjC5xDF9pCuTyYBB5bi6bQ4syoJ3g9WQ0ymaiLzg5KdCXlKLjvcW893 SUOqXwnz5DrgnHtJTxOsQfEKIT7DmDSUCaxw7Rqn8787ZsmRM9e2VmPeBN4uqYvTtW7jvijg9N/y JsXecLq0q+WD6m8AAAD//wMAUEsDBBQABgAIAAAAIQA4/SH/1gAAAJQBAAALAAAAX3JlbHMvLnJl bHOkkMFqwzAMhu+DvYPRfXGawxijTi+j0GvpHsDYimMaW0Yy2fr2M4PBMnrbUb/Q94l/f/hMi1qR JVI2sOt6UJgd+ZiDgffL8ekFlFSbvV0oo4EbChzGx4f9GRdb25HMsYhqlCwG5lrLq9biZkxWOiqY 22YiTra2kYMu1l1tQD30/bPm3wwYN0x18gb45AdQl1tp5j/sFB2T0FQ7R0nTNEV3j6o9feQzro1i OWA14Fm+Q8a1a8+Bvu/d/dMb2JY5uiPbhG/ktn4cqGU/er3pcvwCAAD//wMAUEsDBBQABgAIAAAA IQCkuHMCZgIAACUFAAAOAAAAZHJzL2Uyb0RvYy54bWysVFFP2zAQfp+0/2D5fSTpWsYqUlSBmCYh QIOJZ+PYJJLj885u0+7X72yngTG0h2l5sGzf3Xd3X77z6dmuN2yr0Hdga14dlZwpK6Hp7FPNv99f fjjhzAdhG2HAqprvlednq/fvTge3VDNowTQKGYFYvxxczdsQ3LIovGxVL/wROGXJqAF7EeiIT0WD YiD03hSzsjwuBsDGIUjlPd1eZCNfJXytlQw3WnsVmKk51RbSiml9jGuxOhXLJxSu7eRYhviHKnrR WUo6QV2IINgGuz+g+k4ieNDhSEJfgNadVKkH6qYqX3Vz1wqnUi9EjncTTf7/wcrr7Z27RaJhcH7p aRu72GnsGQKxtZiX8Uu9UbVsl6jbT9SpXWCSLj+W81m54EySaVHNjquTSG2RoSKkQx++KOhZ3NTc KB3WiDAkZLG98iH7H/wo+LmitAt7oyKSsd+UZl1DWWcpOolFnRtkW0G/WUipbBhNrWhUvq4WsY+c ZIpIJSbAiKw7Yybs6m/YGWb0j6EqaW0KzoRNaX4vLAdPESkz2DAF950FfCu7CdXYgM7+B5IyNZGl R2j2t5j/HendO3nZEeFXwodbgSRtuqRxDTe0aANDzWHccdYC/nzrPvqT4sjK2UCjUnP/YyNQcWa+ WtLi52o+j7OVDvPFpxkd8KXl8aXFbvpzoN9UperSNvoHc9hqhP6Bpnods5JJWEm5ay4DHg7nIY8w vQtSrdfJjebJiXBl75yM4JHVqKX73YNAN6oukFyv4TBWYvlKd9k3RlpYbwLoLonymdeRb5rFJJzx 3YjD/vKcvJ5ft9UvAAAA//8DAFBLAwQUAAYACAAAACEAKfCjfuMAAAALAQAADwAAAGRycy9kb3du cmV2LnhtbEyPQUvDQBCF74L/YRnBi9jdpKg1ZlOCtQdBQasUvG2TMQlmZ+PuNo3+eseTHof38eZ7 +XKyvRjRh86RhmSmQCBVru6o0fD6sj5fgAjRUG16R6jhCwMsi+Oj3GS1O9AzjpvYCC6hkBkNbYxD JmWoWrQmzNyAxNm789ZEPn0ja28OXG57mSp1Ka3piD+0ZsDbFquPzd5qOLvfrld+9XT3MH667/JR lm9b1Wh9ejKVNyAiTvEPhl99VoeCnXZuT3UQvYZFquaMcnB1kYBg4lolvG6nIU3nCmSRy/8bih8A AAD//wMAUEsBAi0AFAAGAAgAAAAhALaDOJL+AAAA4QEAABMAAAAAAAAAAAAAAAAAAAAAAFtDb250 ZW50X1R5cGVzXS54bWxQSwECLQAUAAYACAAAACEAOP0h/9YAAACUAQAACwAAAAAAAAAAAAAAAAAv AQAAX3JlbHMvLnJlbHNQSwECLQAUAAYACAAAACEApLhzAmYCAAAlBQAADgAAAAAAAAAAAAAAAAAu AgAAZHJzL2Uyb0RvYy54bWxQSwECLQAUAAYACAAAACEAKfCjfuMAAAALAQAADwAAAAAAAAAAAAAA AADABAAAZHJzL2Rvd25yZXYueG1sUEsFBgAAAAAEAAQA8wAAANAFAAAAAA== " adj="10800" fillcolor="#ed7d31 [3205]" strokecolor="#261103 [485]" strokeweight="1pt"/>
-            </w:pict>
-          </mc:Fallback>
-        </mc:AlternateContent>
-      </w:r>
-      <w:r>
-        <w:rPr>
-          <w:noProof/>
-          <w:lang w:val="fr-FR"/>
-        </w:rPr>
         <w:drawing>
-          <wp:inline distT="0" distB="0" distL="0" distR="0" wp14:anchorId="423792FE" wp14:editId="690EE593">
-            <wp:extent cx="2589472" cy="1364210"/>
-            <wp:effectExtent l="0" t="0" r="1905" b="7620"/>
-            <wp:docPr id="1278962658" name="Immagine 1"/>
+          <wp:inline distT="0" distB="0" distL="0" distR="0" wp14:anchorId="0344F183" wp14:editId="7A211F1C">
+            <wp:extent cx="1776095" cy="3425876"/>
+            <wp:effectExtent l="0" t="0" r="0" b="3175"/>
+            <wp:docPr id="1296378366" name="Immagine 3"/>
             <wp:cNvGraphicFramePr>
               <a:graphicFrameLocks xmlns:a="http://schemas.openxmlformats.org/drawingml/2006/main" noChangeAspect="1"/>
             </wp:cNvGraphicFramePr>
@@ -9544,69 +9680,31 @@
               <a:graphicData uri="http://schemas.openxmlformats.org/drawingml/2006/picture">
                 <pic:pic xmlns:pic="http://schemas.openxmlformats.org/drawingml/2006/picture">
                   <pic:nvPicPr>
-                    <pic:cNvPr id="1278962658" name=""/>
-                    <pic:cNvPicPr/>
-                  </pic:nvPicPr>
-                  <pic:blipFill>
-                    <a:blip r:embed="rId26"/>
-                    <a:stretch>
-                      <a:fillRect/>
-                    </a:stretch>
-                  </pic:blipFill>
-                  <pic:spPr>
-                    <a:xfrm>
-                      <a:off x="0" y="0"/>
-                      <a:ext cx="2605685" cy="1372751"/>
-                    </a:xfrm>
-                    <a:prstGeom prst="rect">
-                      <a:avLst/>
-                    </a:prstGeom>
-                  </pic:spPr>
-                </pic:pic>
-              </a:graphicData>
-            </a:graphic>
-          </wp:inline>
-        </w:drawing>
-      </w:r>
-      <w:r>
-        <w:rPr>
-          <w:lang w:val="fr-FR"/>
-        </w:rPr>
-        <w:t xml:space="preserve">   </w:t>
-      </w:r>
-      <w:r>
-        <w:rPr>
-          <w:noProof/>
-          <w:lang w:val="fr-FR"/>
-        </w:rPr>
-        <w:drawing>
-          <wp:inline distT="0" distB="0" distL="0" distR="0" wp14:anchorId="7B8A274B" wp14:editId="7E1261DA">
-            <wp:extent cx="2636710" cy="1371485"/>
-            <wp:effectExtent l="0" t="0" r="0" b="635"/>
-            <wp:docPr id="1379072833" name="Immagine 1"/>
-            <wp:cNvGraphicFramePr>
-              <a:graphicFrameLocks xmlns:a="http://schemas.openxmlformats.org/drawingml/2006/main" noChangeAspect="1"/>
-            </wp:cNvGraphicFramePr>
-            <a:graphic xmlns:a="http://schemas.openxmlformats.org/drawingml/2006/main">
-              <a:graphicData uri="http://schemas.openxmlformats.org/drawingml/2006/picture">
-                <pic:pic xmlns:pic="http://schemas.openxmlformats.org/drawingml/2006/picture">
-                  <pic:nvPicPr>
-                    <pic:cNvPr id="1379072833" name=""/>
-                    <pic:cNvPicPr/>
+                    <pic:cNvPr id="0" name="Picture 3"/>
+                    <pic:cNvPicPr>
+                      <a:picLocks noChangeAspect="1" noChangeArrowheads="1"/>
+                    </pic:cNvPicPr>
                   </pic:nvPicPr>
                   <pic:blipFill rotWithShape="1">
-                    <a:blip r:embed="rId27"/>
-                    <a:srcRect t="15044" b="9720"/>
+                    <a:blip r:embed="rId33" cstate="print">
+                      <a:extLst>
+                        <a:ext uri="{28A0092B-C50C-407E-A947-70E740481C1C}">
+                          <a14:useLocalDpi xmlns:a14="http://schemas.microsoft.com/office/drawing/2010/main" val="0"/>
+                        </a:ext>
+                      </a:extLst>
+                    </a:blip>
+                    <a:srcRect t="4698" b="8686"/>
                     <a:stretch/>
                   </pic:blipFill>
                   <pic:spPr bwMode="auto">
                     <a:xfrm>
                       <a:off x="0" y="0"/>
-                      <a:ext cx="2662741" cy="1385025"/>
+                      <a:ext cx="1786689" cy="3446311"/>
                     </a:xfrm>
                     <a:prstGeom prst="rect">
                       <a:avLst/>
                     </a:prstGeom>
+                    <a:noFill/>
                     <a:ln>
                       <a:noFill/>
                     </a:ln>
@@ -9626,96 +9724,46 @@
     <w:p>
       <w:pPr>
         <w:pStyle w:val="Paragrafoelenco"/>
-        <w:jc w:val="center"/>
-        <w:rPr>
-          <w:b/>
-          <w:bCs/>
-          <w:lang w:val="fr-FR"/>
-        </w:rPr>
-      </w:pPr>
-      <w:r>
-        <w:rPr>
-          <w:b/>
-          <w:bCs/>
-          <w:lang w:val="fr-FR"/>
-        </w:rPr>
-        <w:t>Appareil non détecté</w:t>
-      </w:r>
-      <w:r>
-        <w:rPr>
-          <w:b/>
-          <w:bCs/>
-          <w:lang w:val="fr-FR"/>
-        </w:rPr>
-        <w:tab/>
-      </w:r>
-      <w:r>
-        <w:rPr>
-          <w:b/>
-          <w:bCs/>
-          <w:lang w:val="fr-FR"/>
-        </w:rPr>
-        <w:tab/>
-        <w:t>Appareil correctement détecté</w:t>
-      </w:r>
-    </w:p>
-    <w:p>
-      <w:pPr>
-        <w:pStyle w:val="Paragrafoelenco"/>
-        <w:jc w:val="center"/>
-        <w:rPr>
-          <w:b/>
-          <w:bCs/>
-          <w:lang w:val="fr-FR"/>
-        </w:rPr>
-      </w:pPr>
+        <w:numPr>
+          <w:ilvl w:val="0"/>
+          <w:numId w:val="30"/>
+        </w:numPr>
+        <w:rPr>
+          <w:lang w:val="it-IT"/>
+        </w:rPr>
+      </w:pPr>
+      <w:r>
+        <w:rPr>
+          <w:lang w:val="it-IT"/>
+        </w:rPr>
+        <w:t>Dans la fenêtre « Connecter la carte », si la carte n’a pas été détectée, le message « en attente du bootloader » s’affichera ; sinon, vous passerez directement à l’écran suivant</w:t>
+      </w:r>
     </w:p>
     <w:p>
       <w:pPr>
         <w:pStyle w:val="Paragrafoelenco"/>
         <w:numPr>
           <w:ilvl w:val="0"/>
-          <w:numId w:val="12"/>
+          <w:numId w:val="30"/>
         </w:numPr>
-        <w:spacing w:line="278" w:lineRule="auto"/>
-        <w:jc w:val="both"/>
-        <w:rPr>
-          <w:lang w:val="fr-FR"/>
-        </w:rPr>
-      </w:pPr>
-      <w:r>
-        <w:rPr>
-          <w:lang w:val="fr-FR"/>
-        </w:rPr>
-        <w:t>Si, en appuyant sur le bouton CONNECT, l'erreur « le dispositif est sous protection de lecture » apparaît — comme montré dans la figure ci-dessous — cela est probablement dû à une incompatibilité entre le chipset de port USB du PC et la puce utilisée dans le Baccable. Pour surmonter cette erreur, vous pouvez réessayer la procédure en utilisant d'autres ports USB du PC, utiliser un autre PC, ou connecter un hub USB (de préférence lent, pas un modèle de nouvelle génération) entre le Baccable et le PC. Cette dernière méthode est idéale pour les PC plus récents.</w:t>
-      </w:r>
-    </w:p>
-    <w:p>
-      <w:pPr>
-        <w:pStyle w:val="Paragrafoelenco"/>
-        <w:rPr>
-          <w:lang w:val="fr-FR"/>
-        </w:rPr>
-      </w:pPr>
-    </w:p>
-    <w:p>
-      <w:pPr>
-        <w:pStyle w:val="Paragrafoelenco"/>
-        <w:ind w:left="709"/>
-        <w:rPr>
-          <w:lang w:val="fr-FR"/>
-        </w:rPr>
+      </w:pPr>
+      <w:r>
+        <w:t>Sélectionnez les options d’effacement souhaitées, ou laissez les options non sélectionnées si vous souhaitez seulement mettre à jour le firmware. Appuyez sur le bouton Programmer pour démarrer la mise à jour du firmware.</w:t>
+      </w:r>
+    </w:p>
+    <w:p>
+      <w:pPr>
+        <w:jc w:val="center"/>
       </w:pPr>
       <w:r>
         <w:rPr>
           <w:noProof/>
-          <w:lang w:val="fr-FR"/>
         </w:rPr>
         <w:drawing>
-          <wp:inline distT="0" distB="0" distL="0" distR="0" wp14:anchorId="2240E0E8" wp14:editId="2E00EFBC">
-            <wp:extent cx="5430751" cy="3335518"/>
-            <wp:effectExtent l="0" t="0" r="0" b="0"/>
-            <wp:docPr id="892792508" name="Immagine 1"/>
+          <wp:inline distT="0" distB="0" distL="0" distR="0" wp14:anchorId="08CBDC7D" wp14:editId="27E0E796">
+            <wp:extent cx="1851103" cy="3463569"/>
+            <wp:effectExtent l="0" t="0" r="0" b="3810"/>
+            <wp:docPr id="1780467428" name="Immagine 4"/>
             <wp:cNvGraphicFramePr>
               <a:graphicFrameLocks xmlns:a="http://schemas.openxmlformats.org/drawingml/2006/main" noChangeAspect="1"/>
             </wp:cNvGraphicFramePr>
@@ -9723,22 +9771,31 @@
               <a:graphicData uri="http://schemas.openxmlformats.org/drawingml/2006/picture">
                 <pic:pic xmlns:pic="http://schemas.openxmlformats.org/drawingml/2006/picture">
                   <pic:nvPicPr>
-                    <pic:cNvPr id="892792508" name=""/>
-                    <pic:cNvPicPr/>
+                    <pic:cNvPr id="0" name="Picture 5"/>
+                    <pic:cNvPicPr>
+                      <a:picLocks noChangeAspect="1" noChangeArrowheads="1"/>
+                    </pic:cNvPicPr>
                   </pic:nvPicPr>
                   <pic:blipFill rotWithShape="1">
-                    <a:blip r:embed="rId28"/>
-                    <a:srcRect l="3032" r="5534"/>
+                    <a:blip r:embed="rId34" cstate="print">
+                      <a:extLst>
+                        <a:ext uri="{28A0092B-C50C-407E-A947-70E740481C1C}">
+                          <a14:useLocalDpi xmlns:a14="http://schemas.microsoft.com/office/drawing/2010/main" val="0"/>
+                        </a:ext>
+                      </a:extLst>
+                    </a:blip>
+                    <a:srcRect t="10540" b="5440"/>
                     <a:stretch/>
                   </pic:blipFill>
                   <pic:spPr bwMode="auto">
                     <a:xfrm>
                       <a:off x="0" y="0"/>
-                      <a:ext cx="5430975" cy="3335655"/>
+                      <a:ext cx="1876114" cy="3510366"/>
                     </a:xfrm>
                     <a:prstGeom prst="rect">
                       <a:avLst/>
                     </a:prstGeom>
+                    <a:noFill/>
                     <a:ln>
                       <a:noFill/>
                     </a:ln>
@@ -9754,196 +9811,39 @@
           </wp:inline>
         </w:drawing>
       </w:r>
-      <w:r>
-        <w:rPr>
-          <w:lang w:val="fr-FR"/>
-        </w:rPr>
-        <w:br w:type="page"/>
-      </w:r>
     </w:p>
     <w:p>
       <w:pPr>
         <w:pStyle w:val="Paragrafoelenco"/>
         <w:numPr>
           <w:ilvl w:val="0"/>
-          <w:numId w:val="13"/>
+          <w:numId w:val="30"/>
         </w:numPr>
-        <w:spacing w:line="278" w:lineRule="auto"/>
-        <w:rPr>
-          <w:lang w:val="fr-FR"/>
-        </w:rPr>
-      </w:pPr>
-      <w:r>
-        <w:rPr>
-          <w:lang w:val="fr-FR"/>
+      </w:pPr>
+      <w:r>
+        <w:rPr>
+          <w:lang w:val="it-IT"/>
+        </w:rPr>
+        <w:t xml:space="preserve">À la fin de la programmation, une fenêtre d’état s’affichera indiquant le résultat de la mise à jour du firmware. </w:t>
+      </w:r>
+      <w:r>
+        <w:t>Répétez la procédure sur les 3 connecteurs USB du Baccable.</w:t>
+      </w:r>
+    </w:p>
+    <w:p>
+      <w:pPr>
+        <w:jc w:val="center"/>
+      </w:pPr>
+      <w:r>
+        <w:rPr>
+          <w:noProof/>
         </w:rPr>
         <w:lastRenderedPageBreak/>
-        <w:t>Si la connexion a réussi, allez dans la section « Effacement et programmation », puis appuyez sur le bouton PARCOURIR.</w:t>
-      </w:r>
-    </w:p>
-    <w:p>
-      <w:pPr>
-        <w:pStyle w:val="Paragrafoelenco"/>
-        <w:rPr>
-          <w:lang w:val="fr-FR"/>
-        </w:rPr>
-      </w:pPr>
-    </w:p>
-    <w:p>
-      <w:pPr>
-        <w:pStyle w:val="Paragrafoelenco"/>
-        <w:rPr>
-          <w:lang w:val="fr-FR"/>
-        </w:rPr>
-      </w:pPr>
-      <w:r>
-        <w:rPr>
-          <w:noProof/>
-          <w:lang w:val="fr-FR"/>
-        </w:rPr>
-        <mc:AlternateContent>
-          <mc:Choice Requires="wps">
-            <w:drawing>
-              <wp:anchor distT="0" distB="0" distL="114300" distR="114300" simplePos="0" relativeHeight="251667456" behindDoc="0" locked="0" layoutInCell="1" allowOverlap="1" wp14:anchorId="74F9D5C3" wp14:editId="2F8A8B35">
-                <wp:simplePos x="0" y="0"/>
-                <wp:positionH relativeFrom="column">
-                  <wp:posOffset>4440613</wp:posOffset>
-                </wp:positionH>
-                <wp:positionV relativeFrom="paragraph">
-                  <wp:posOffset>1626004</wp:posOffset>
-                </wp:positionV>
-                <wp:extent cx="270163" cy="1059873"/>
-                <wp:effectExtent l="19050" t="19050" r="34925" b="26035"/>
-                <wp:wrapNone/>
-                <wp:docPr id="350629310" name="Freccia in su 7"/>
-                <wp:cNvGraphicFramePr/>
-                <a:graphic xmlns:a="http://schemas.openxmlformats.org/drawingml/2006/main">
-                  <a:graphicData uri="http://schemas.microsoft.com/office/word/2010/wordprocessingShape">
-                    <wps:wsp>
-                      <wps:cNvSpPr/>
-                      <wps:spPr>
-                        <a:xfrm>
-                          <a:off x="0" y="0"/>
-                          <a:ext cx="270163" cy="1059873"/>
-                        </a:xfrm>
-                        <a:prstGeom prst="upArrow">
-                          <a:avLst/>
-                        </a:prstGeom>
-                      </wps:spPr>
-                      <wps:style>
-                        <a:lnRef idx="2">
-                          <a:schemeClr val="accent2">
-                            <a:shade val="15000"/>
-                          </a:schemeClr>
-                        </a:lnRef>
-                        <a:fillRef idx="1">
-                          <a:schemeClr val="accent2"/>
-                        </a:fillRef>
-                        <a:effectRef idx="0">
-                          <a:schemeClr val="accent2"/>
-                        </a:effectRef>
-                        <a:fontRef idx="minor">
-                          <a:schemeClr val="lt1"/>
-                        </a:fontRef>
-                      </wps:style>
-                      <wps:bodyPr rot="0" spcFirstLastPara="0" vertOverflow="overflow" horzOverflow="overflow" vert="horz" wrap="square" lIns="91440" tIns="45720" rIns="91440" bIns="45720" numCol="1" spcCol="0" rtlCol="0" fromWordArt="0" anchor="ctr" anchorCtr="0" forceAA="0" compatLnSpc="1">
-                        <a:prstTxWarp prst="textNoShape">
-                          <a:avLst/>
-                        </a:prstTxWarp>
-                        <a:noAutofit/>
-                      </wps:bodyPr>
-                    </wps:wsp>
-                  </a:graphicData>
-                </a:graphic>
-              </wp:anchor>
-            </w:drawing>
-          </mc:Choice>
-          <mc:Fallback xmlns:w16sdtfl="http://schemas.microsoft.com/office/word/2024/wordml/sdtformatlock">
-            <w:pict>
-              <v:shape w14:anchorId="50E73495" id="Freccia in su 7" o:spid="_x0000_s1026" type="#_x0000_t68" style="position:absolute;margin-left:349.65pt;margin-top:128.05pt;width:21.25pt;height:83.45pt;z-index:251667456;visibility:visible;mso-wrap-style:square;mso-wrap-distance-left:9pt;mso-wrap-distance-top:0;mso-wrap-distance-right:9pt;mso-wrap-distance-bottom:0;mso-position-horizontal:absolute;mso-position-horizontal-relative:text;mso-position-vertical:absolute;mso-position-vertical-relative:text;v-text-anchor:middle" o:gfxdata="UEsDBBQABgAIAAAAIQC2gziS/gAAAOEBAAATAAAAW0NvbnRlbnRfVHlwZXNdLnhtbJSRQU7DMBBF 90jcwfIWJU67QAgl6YK0S0CoHGBkTxKLZGx5TGhvj5O2G0SRWNoz/78nu9wcxkFMGNg6quQqL6RA 0s5Y6ir5vt9lD1JwBDIwOMJKHpHlpr69KfdHjyxSmriSfYz+USnWPY7AufNIadK6MEJMx9ApD/oD OlTrorhX2lFEilmcO2RdNtjC5xDF9pCuTyYBB5bi6bQ4syoJ3g9WQ0ymaiLzg5KdCXlKLjvcW893 SUOqXwnz5DrgnHtJTxOsQfEKIT7DmDSUCaxw7Rqn8787ZsmRM9e2VmPeBN4uqYvTtW7jvijg9N/y JsXecLq0q+WD6m8AAAD//wMAUEsDBBQABgAIAAAAIQA4/SH/1gAAAJQBAAALAAAAX3JlbHMvLnJl bHOkkMFqwzAMhu+DvYPRfXGawxijTi+j0GvpHsDYimMaW0Yy2fr2M4PBMnrbUb/Q94l/f/hMi1qR JVI2sOt6UJgd+ZiDgffL8ekFlFSbvV0oo4EbChzGx4f9GRdb25HMsYhqlCwG5lrLq9biZkxWOiqY 22YiTra2kYMu1l1tQD30/bPm3wwYN0x18gb45AdQl1tp5j/sFB2T0FQ7R0nTNEV3j6o9feQzro1i OWA14Fm+Q8a1a8+Bvu/d/dMb2JY5uiPbhG/ktn4cqGU/er3pcvwCAAD//wMAUEsDBBQABgAIAAAA IQCd+z57WgIAABYFAAAOAAAAZHJzL2Uyb0RvYy54bWysVE1v2zAMvQ/YfxB0X22n30GdIkjRYUDR Bm2HnlVZig3IokYpcbJfP0p2nKIrNmDYRSZF8ol6ftTV9bY1bKPQN2BLXhzlnCkroWrsquTfn2+/ XHDmg7CVMGBVyXfK8+vZ509XnZuqCdRgKoWMQKyfdq7kdQhummVe1qoV/gicshTUgK0I5OIqq1B0 hN6abJLnZ1kHWDkEqbyn3Zs+yGcJX2slw4PWXgVmSk69hbRiWl/jms2uxHSFwtWNHNoQ/9BFKxpL h45QNyIItsbmN6i2kQgedDiS0GagdSNVugPdpsjf3eapFk6luxA53o00+f8HK+83T26JREPn/NST GW+x1djGL/XHtoms3UiW2gYmaXNynhdnx5xJChX56eXF+XFkMztUO/Thq4KWRaPkazdHhC7RJDZ3 PvTZ+ywqPbSQrLAzKnZh7KPSrKnioak6qUMtDLKNoP8qpFQ2DKFaVKrfLk7zPP1gammsSA0mwIis G2NG7OJP2H2vQ34sVUlcY3H+9+KxIp0MNozFbWMBPwIwoRg41X3+nqSemsjSK1S7JTKEXtreyduG 6L4TPiwFkpZJ9TSf4YEWbaArOQwWZzXgz4/2Yz5JjKKcdTQbJfc/1gIVZ+abJfFdFicncZiSc3J6 PiEH30Ze30bsul0A/aaCXgInkxnzg9mbGqF9oTGex1MpJKyks0suA+6dRehnlh4CqebzlEYD5ES4 s09ORvDIatTS8/ZFoBs0F0it97CfIzF9p7s+N1ZamK8D6CaJ8sDrwDcNXxLO8FDE6X7rp6zDczb7 BQAA//8DAFBLAwQUAAYACAAAACEA4wjPkuIAAAALAQAADwAAAGRycy9kb3ducmV2LnhtbEyPTU+D QBRF9yb+h8kzcWeHoRQFeTTGiEmNibGycTeFVyAyH2GmBf+940qXL+/k3nOL7aJGdqbJDUYjiFUE jHRj2kF3CPVHdXMHzHmpWzkaTQjf5GBbXl4UMm/NrN/pvPcdCyHa5RKh997mnLumJyXdyljS4Xc0 k5I+nFPH20nOIVyNPI6ilCs56NDQS0uPPTVf+5NCeKk+s10y19Wr2j2L+vi2EU/WIl5fLQ/3wDwt /g+GX/2gDmVwOpiTbh0bEdIsWwcUId6kAlggbhMRxhwQkngdAS8L/n9D+QMAAP//AwBQSwECLQAU AAYACAAAACEAtoM4kv4AAADhAQAAEwAAAAAAAAAAAAAAAAAAAAAAW0NvbnRlbnRfVHlwZXNdLnht bFBLAQItABQABgAIAAAAIQA4/SH/1gAAAJQBAAALAAAAAAAAAAAAAAAAAC8BAABfcmVscy8ucmVs c1BLAQItABQABgAIAAAAIQCd+z57WgIAABYFAAAOAAAAAAAAAAAAAAAAAC4CAABkcnMvZTJvRG9j LnhtbFBLAQItABQABgAIAAAAIQDjCM+S4gAAAAsBAAAPAAAAAAAAAAAAAAAAALQEAABkcnMvZG93 bnJldi54bWxQSwUGAAAAAAQABADzAAAAwwUAAAAA " adj="2753" fillcolor="#ed7d31 [3205]" strokecolor="#261103 [485]" strokeweight="1pt"/>
-            </w:pict>
-          </mc:Fallback>
-        </mc:AlternateContent>
-      </w:r>
-      <w:r>
-        <w:rPr>
-          <w:noProof/>
-          <w:lang w:val="fr-FR"/>
-        </w:rPr>
-        <mc:AlternateContent>
-          <mc:Choice Requires="wps">
-            <w:drawing>
-              <wp:anchor distT="0" distB="0" distL="114300" distR="114300" simplePos="0" relativeHeight="251666432" behindDoc="0" locked="0" layoutInCell="1" allowOverlap="1" wp14:anchorId="710B4359" wp14:editId="58239807">
-                <wp:simplePos x="0" y="0"/>
-                <wp:positionH relativeFrom="column">
-                  <wp:posOffset>699828</wp:posOffset>
-                </wp:positionH>
-                <wp:positionV relativeFrom="paragraph">
-                  <wp:posOffset>1501313</wp:posOffset>
-                </wp:positionV>
-                <wp:extent cx="1198418" cy="284018"/>
-                <wp:effectExtent l="19050" t="19050" r="20955" b="40005"/>
-                <wp:wrapNone/>
-                <wp:docPr id="116951723" name="Freccia a sinistra 6"/>
-                <wp:cNvGraphicFramePr/>
-                <a:graphic xmlns:a="http://schemas.openxmlformats.org/drawingml/2006/main">
-                  <a:graphicData uri="http://schemas.microsoft.com/office/word/2010/wordprocessingShape">
-                    <wps:wsp>
-                      <wps:cNvSpPr/>
-                      <wps:spPr>
-                        <a:xfrm>
-                          <a:off x="0" y="0"/>
-                          <a:ext cx="1198418" cy="284018"/>
-                        </a:xfrm>
-                        <a:prstGeom prst="leftArrow">
-                          <a:avLst/>
-                        </a:prstGeom>
-                      </wps:spPr>
-                      <wps:style>
-                        <a:lnRef idx="2">
-                          <a:schemeClr val="accent2">
-                            <a:shade val="15000"/>
-                          </a:schemeClr>
-                        </a:lnRef>
-                        <a:fillRef idx="1">
-                          <a:schemeClr val="accent2"/>
-                        </a:fillRef>
-                        <a:effectRef idx="0">
-                          <a:schemeClr val="accent2"/>
-                        </a:effectRef>
-                        <a:fontRef idx="minor">
-                          <a:schemeClr val="lt1"/>
-                        </a:fontRef>
-                      </wps:style>
-                      <wps:bodyPr rot="0" spcFirstLastPara="0" vertOverflow="overflow" horzOverflow="overflow" vert="horz" wrap="square" lIns="91440" tIns="45720" rIns="91440" bIns="45720" numCol="1" spcCol="0" rtlCol="0" fromWordArt="0" anchor="ctr" anchorCtr="0" forceAA="0" compatLnSpc="1">
-                        <a:prstTxWarp prst="textNoShape">
-                          <a:avLst/>
-                        </a:prstTxWarp>
-                        <a:noAutofit/>
-                      </wps:bodyPr>
-                    </wps:wsp>
-                  </a:graphicData>
-                </a:graphic>
-              </wp:anchor>
-            </w:drawing>
-          </mc:Choice>
-          <mc:Fallback xmlns:w16sdtfl="http://schemas.microsoft.com/office/word/2024/wordml/sdtformatlock">
-            <w:pict>
-              <v:shape w14:anchorId="1DAE8946" id="Freccia a sinistra 6" o:spid="_x0000_s1026" type="#_x0000_t66" style="position:absolute;margin-left:55.1pt;margin-top:118.2pt;width:94.35pt;height:22.35pt;z-index:251666432;visibility:visible;mso-wrap-style:square;mso-wrap-distance-left:9pt;mso-wrap-distance-top:0;mso-wrap-distance-right:9pt;mso-wrap-distance-bottom:0;mso-position-horizontal:absolute;mso-position-horizontal-relative:text;mso-position-vertical:absolute;mso-position-vertical-relative:text;v-text-anchor:middle" o:gfxdata="UEsDBBQABgAIAAAAIQC2gziS/gAAAOEBAAATAAAAW0NvbnRlbnRfVHlwZXNdLnhtbJSRQU7DMBBF 90jcwfIWJU67QAgl6YK0S0CoHGBkTxKLZGx5TGhvj5O2G0SRWNoz/78nu9wcxkFMGNg6quQqL6RA 0s5Y6ir5vt9lD1JwBDIwOMJKHpHlpr69KfdHjyxSmriSfYz+USnWPY7AufNIadK6MEJMx9ApD/oD OlTrorhX2lFEilmcO2RdNtjC5xDF9pCuTyYBB5bi6bQ4syoJ3g9WQ0ymaiLzg5KdCXlKLjvcW893 SUOqXwnz5DrgnHtJTxOsQfEKIT7DmDSUCaxw7Rqn8787ZsmRM9e2VmPeBN4uqYvTtW7jvijg9N/y JsXecLq0q+WD6m8AAAD//wMAUEsDBBQABgAIAAAAIQA4/SH/1gAAAJQBAAALAAAAX3JlbHMvLnJl bHOkkMFqwzAMhu+DvYPRfXGawxijTi+j0GvpHsDYimMaW0Yy2fr2M4PBMnrbUb/Q94l/f/hMi1qR JVI2sOt6UJgd+ZiDgffL8ekFlFSbvV0oo4EbChzGx4f9GRdb25HMsYhqlCwG5lrLq9biZkxWOiqY 22YiTra2kYMu1l1tQD30/bPm3wwYN0x18gb45AdQl1tp5j/sFB2T0FQ7R0nTNEV3j6o9feQzro1i OWA14Fm+Q8a1a8+Bvu/d/dMb2JY5uiPbhG/ktn4cqGU/er3pcvwCAAD//wMAUEsDBBQABgAIAAAA IQBavASgWwIAABgFAAAOAAAAZHJzL2Uyb0RvYy54bWysVFFv2yAQfp+0/4B4X2xH6dZGdaooVadJ VVu1nfpMMMSWMMcOEif79Tuw41RdtUnTXuDg7j6Oj++4vNq3hu0U+gZsyYtJzpmyEqrGbkr+/fnm 0zlnPghbCQNWlfygPL9afPxw2bm5mkINplLICMT6eedKXofg5lnmZa1a4SfglCWnBmxFoCVusgpF R+ityaZ5/jnrACuHIJX3tHvdO/ki4WutZLjX2qvATMmptpBGTOM6jtniUsw3KFzdyKEM8Q9VtKKx dOgIdS2CYFtsfoNqG4ngQYeJhDYDrRup0h3oNkX+5jZPtXAq3YXI8W6kyf8/WHm3e3IPSDR0zs89 mfEWe41tnKk+tk9kHUay1D4wSZtFcXE+K+h5Jfmm57OcbILJTtkOffiqoGXRKLlROiwRoUtEid2t D338MY6ST0UkKxyMinUY+6g0ayo6dpqykz7UyiDbCXpZIaWyYXDVolL9dnGW5+mJqagxI5WYACOy bowZsYs/Yfe1DvExVSV5jcn535PHjHQy2DAmt40FfA/AhGJgVffxR5J6aiJLa6gOD8gQenF7J28a IvxW+PAgkNRMuqcODfc0aANdyWGwOKsBf763H+NJZOTlrKPuKLn/sRWoODPfLMnvopjNYjulxezs y5QW+Nqzfu2x23YF9EwF/QVOJjPGB3M0NUL7Qo28jKeSS1hJZ5dcBjwuVqHvWvoKpFouUxi1kBPh 1j45GcEjq1FLz/sXgW5QXSC93sGxk8T8je762JhpYbkNoJskyhOvA9/Ufkk4w1cR+/v1OkWdPrTF LwAAAP//AwBQSwMEFAAGAAgAAAAhAOsdIovdAAAACwEAAA8AAABkcnMvZG93bnJldi54bWxMj0FO wzAQRfdI3MEaJHbUcYqiNMSpUKUukaDpAZzYJCH2OLLdNtyeYQW7+ZqnP2/q/eosu5oQJ48SxCYD ZrD3esJBwrk9PpXAYlKolfVoJHybCPvm/q5WlfY3/DDXUxoYlWCslIQxpaXiPPajcSpu/GKQdp8+ OJUohoHroG5U7izPs6zgTk1IF0a1mMNo+vl0cRKKuQtf/jCL9vjGxbZ41za1WsrHh/X1BVgya/qD 4Vef1KEhp85fUEdmKYssJ1RCvi2egRGR78odsI6GUgjgTc3//9D8AAAA//8DAFBLAQItABQABgAI AAAAIQC2gziS/gAAAOEBAAATAAAAAAAAAAAAAAAAAAAAAABbQ29udGVudF9UeXBlc10ueG1sUEsB Ai0AFAAGAAgAAAAhADj9If/WAAAAlAEAAAsAAAAAAAAAAAAAAAAALwEAAF9yZWxzLy5yZWxzUEsB Ai0AFAAGAAgAAAAhAFq8BKBbAgAAGAUAAA4AAAAAAAAAAAAAAAAALgIAAGRycy9lMm9Eb2MueG1s UEsBAi0AFAAGAAgAAAAhAOsdIovdAAAACwEAAA8AAAAAAAAAAAAAAAAAtQQAAGRycy9kb3ducmV2 LnhtbFBLBQYAAAAABAAEAPMAAAC/BQAAAAA= " adj="2560" fillcolor="#ed7d31 [3205]" strokecolor="#261103 [485]" strokeweight="1pt"/>
-            </w:pict>
-          </mc:Fallback>
-        </mc:AlternateContent>
-      </w:r>
-      <w:r>
-        <w:rPr>
-          <w:noProof/>
-          <w:lang w:val="fr-FR"/>
-        </w:rPr>
         <w:drawing>
-          <wp:inline distT="0" distB="0" distL="0" distR="0" wp14:anchorId="688C378E" wp14:editId="663C3BD1">
-            <wp:extent cx="5939790" cy="2957945"/>
-            <wp:effectExtent l="0" t="0" r="3810" b="0"/>
-            <wp:docPr id="843166932" name="Immagine 1"/>
+          <wp:inline distT="0" distB="0" distL="0" distR="0" wp14:anchorId="0DA564E6" wp14:editId="01C2FDBA">
+            <wp:extent cx="2430966" cy="5412773"/>
+            <wp:effectExtent l="0" t="0" r="7620" b="0"/>
+            <wp:docPr id="381474052" name="Immagine 6"/>
             <wp:cNvGraphicFramePr>
               <a:graphicFrameLocks xmlns:a="http://schemas.openxmlformats.org/drawingml/2006/main" noChangeAspect="1"/>
             </wp:cNvGraphicFramePr>
@@ -9951,30 +9851,36 @@
               <a:graphicData uri="http://schemas.openxmlformats.org/drawingml/2006/picture">
                 <pic:pic xmlns:pic="http://schemas.openxmlformats.org/drawingml/2006/picture">
                   <pic:nvPicPr>
-                    <pic:cNvPr id="843166932" name=""/>
-                    <pic:cNvPicPr/>
+                    <pic:cNvPr id="0" name="Picture 9"/>
+                    <pic:cNvPicPr>
+                      <a:picLocks noChangeAspect="1" noChangeArrowheads="1"/>
+                    </pic:cNvPicPr>
                   </pic:nvPicPr>
-                  <pic:blipFill rotWithShape="1">
-                    <a:blip r:embed="rId29"/>
-                    <a:srcRect b="37858"/>
-                    <a:stretch/>
+                  <pic:blipFill>
+                    <a:blip r:embed="rId35" cstate="print">
+                      <a:extLst>
+                        <a:ext uri="{28A0092B-C50C-407E-A947-70E740481C1C}">
+                          <a14:useLocalDpi xmlns:a14="http://schemas.microsoft.com/office/drawing/2010/main" val="0"/>
+                        </a:ext>
+                      </a:extLst>
+                    </a:blip>
+                    <a:srcRect/>
+                    <a:stretch>
+                      <a:fillRect/>
+                    </a:stretch>
                   </pic:blipFill>
                   <pic:spPr bwMode="auto">
                     <a:xfrm>
                       <a:off x="0" y="0"/>
-                      <a:ext cx="5939790" cy="2957945"/>
+                      <a:ext cx="2435315" cy="5422457"/>
                     </a:xfrm>
                     <a:prstGeom prst="rect">
                       <a:avLst/>
                     </a:prstGeom>
+                    <a:noFill/>
                     <a:ln>
                       <a:noFill/>
                     </a:ln>
-                    <a:extLst>
-                      <a:ext uri="{53640926-AAD7-44D8-BBD7-CCE9431645EC}">
-                        <a14:shadowObscured xmlns:a14="http://schemas.microsoft.com/office/drawing/2010/main"/>
-                      </a:ext>
-                    </a:extLst>
                   </pic:spPr>
                 </pic:pic>
               </a:graphicData>
@@ -9985,554 +9891,597 @@
     </w:p>
     <w:p>
       <w:pPr>
-        <w:pStyle w:val="Paragrafoelenco"/>
-        <w:rPr>
-          <w:lang w:val="fr-FR"/>
-        </w:rPr>
-      </w:pPr>
-    </w:p>
-    <w:p>
-      <w:pPr>
-        <w:pStyle w:val="Paragrafoelenco"/>
+        <w:rPr>
+          <w:rStyle w:val="Enfasigrassetto"/>
+          <w:rFonts w:eastAsiaTheme="majorEastAsia" w:cstheme="minorHAnsi"/>
+          <w:sz w:val="40"/>
+          <w:szCs w:val="40"/>
+          <w:lang w:val="fr-FR"/>
+        </w:rPr>
+      </w:pPr>
+      <w:r>
+        <w:rPr>
+          <w:rStyle w:val="Enfasigrassetto"/>
+          <w:rFonts w:cstheme="minorHAnsi"/>
+          <w:lang w:val="fr-FR"/>
+        </w:rPr>
+        <w:br w:type="page"/>
+      </w:r>
+    </w:p>
+    <w:p>
+      <w:pPr>
+        <w:pStyle w:val="Titolo1"/>
         <w:numPr>
           <w:ilvl w:val="0"/>
-          <w:numId w:val="14"/>
+          <w:numId w:val="1"/>
         </w:numPr>
-        <w:spacing w:line="278" w:lineRule="auto"/>
-        <w:rPr>
-          <w:lang w:val="fr-FR"/>
-        </w:rPr>
-      </w:pPr>
-      <w:r>
-        <w:rPr>
-          <w:lang w:val="fr-FR"/>
-        </w:rPr>
-        <w:t>Sélectionnez le fichier .elf que vous souhaitez télécharger, en fonction du connecteur auquel vous êtes connecté (comme indiqué au paragraphe 1.11).</w:t>
-      </w:r>
-    </w:p>
-    <w:p>
-      <w:pPr>
-        <w:pStyle w:val="Paragrafoelenco"/>
-        <w:numPr>
-          <w:ilvl w:val="0"/>
-          <w:numId w:val="14"/>
-        </w:numPr>
-        <w:spacing w:line="278" w:lineRule="auto"/>
-        <w:rPr>
-          <w:lang w:val="fr-FR"/>
-        </w:rPr>
-      </w:pPr>
-      <w:r>
-        <w:rPr>
-          <w:lang w:val="fr-FR"/>
-        </w:rPr>
-        <w:t>Sélectionnez l'option « Vérifier la programmation » et appuyez sur le bouton DÉMARRER LA PROGRAMMATION.</w:t>
-      </w:r>
-    </w:p>
-    <w:p>
-      <w:pPr>
-        <w:pStyle w:val="Paragrafoelenco"/>
-        <w:rPr>
-          <w:lang w:val="fr-FR"/>
-        </w:rPr>
-      </w:pPr>
-    </w:p>
-    <w:p>
-      <w:pPr>
-        <w:pStyle w:val="Paragrafoelenco"/>
-        <w:rPr>
-          <w:lang w:val="fr-FR"/>
-        </w:rPr>
-      </w:pPr>
-      <w:r>
-        <w:rPr>
-          <w:noProof/>
-          <w:lang w:val="fr-FR"/>
-        </w:rPr>
-        <mc:AlternateContent>
-          <mc:Choice Requires="wps">
-            <w:drawing>
-              <wp:anchor distT="0" distB="0" distL="114300" distR="114300" simplePos="0" relativeHeight="251669504" behindDoc="0" locked="0" layoutInCell="1" allowOverlap="1" wp14:anchorId="2FCFBD15" wp14:editId="4F95A7A5">
-                <wp:simplePos x="0" y="0"/>
-                <wp:positionH relativeFrom="column">
-                  <wp:posOffset>1069785</wp:posOffset>
-                </wp:positionH>
-                <wp:positionV relativeFrom="paragraph">
-                  <wp:posOffset>2898918</wp:posOffset>
-                </wp:positionV>
-                <wp:extent cx="1717964" cy="432421"/>
-                <wp:effectExtent l="0" t="342900" r="0" b="368300"/>
-                <wp:wrapNone/>
-                <wp:docPr id="1209794124" name="Freccia a sinistra 9"/>
-                <wp:cNvGraphicFramePr/>
-                <a:graphic xmlns:a="http://schemas.openxmlformats.org/drawingml/2006/main">
-                  <a:graphicData uri="http://schemas.microsoft.com/office/word/2010/wordprocessingShape">
-                    <wps:wsp>
-                      <wps:cNvSpPr/>
-                      <wps:spPr>
-                        <a:xfrm rot="1985016">
-                          <a:off x="0" y="0"/>
-                          <a:ext cx="1717964" cy="432421"/>
-                        </a:xfrm>
-                        <a:prstGeom prst="leftArrow">
-                          <a:avLst/>
-                        </a:prstGeom>
-                      </wps:spPr>
-                      <wps:style>
-                        <a:lnRef idx="2">
-                          <a:schemeClr val="accent2">
-                            <a:shade val="15000"/>
-                          </a:schemeClr>
-                        </a:lnRef>
-                        <a:fillRef idx="1">
-                          <a:schemeClr val="accent2"/>
-                        </a:fillRef>
-                        <a:effectRef idx="0">
-                          <a:schemeClr val="accent2"/>
-                        </a:effectRef>
-                        <a:fontRef idx="minor">
-                          <a:schemeClr val="lt1"/>
-                        </a:fontRef>
-                      </wps:style>
-                      <wps:bodyPr rot="0" spcFirstLastPara="0" vertOverflow="overflow" horzOverflow="overflow" vert="horz" wrap="square" lIns="91440" tIns="45720" rIns="91440" bIns="45720" numCol="1" spcCol="0" rtlCol="0" fromWordArt="0" anchor="ctr" anchorCtr="0" forceAA="0" compatLnSpc="1">
-                        <a:prstTxWarp prst="textNoShape">
-                          <a:avLst/>
-                        </a:prstTxWarp>
-                        <a:noAutofit/>
-                      </wps:bodyPr>
-                    </wps:wsp>
-                  </a:graphicData>
-                </a:graphic>
-                <wp14:sizeRelV relativeFrom="margin">
-                  <wp14:pctHeight>0</wp14:pctHeight>
-                </wp14:sizeRelV>
-              </wp:anchor>
-            </w:drawing>
-          </mc:Choice>
-          <mc:Fallback xmlns:w16sdtfl="http://schemas.microsoft.com/office/word/2024/wordml/sdtformatlock">
-            <w:pict>
-              <v:shape w14:anchorId="106486CC" id="Freccia a sinistra 9" o:spid="_x0000_s1026" type="#_x0000_t66" style="position:absolute;margin-left:84.25pt;margin-top:228.25pt;width:135.25pt;height:34.05pt;rotation:2168167fd;z-index:251669504;visibility:visible;mso-wrap-style:square;mso-height-percent:0;mso-wrap-distance-left:9pt;mso-wrap-distance-top:0;mso-wrap-distance-right:9pt;mso-wrap-distance-bottom:0;mso-position-horizontal:absolute;mso-position-horizontal-relative:text;mso-position-vertical:absolute;mso-position-vertical-relative:text;mso-height-percent:0;mso-height-relative:margin;v-text-anchor:middle" o:gfxdata="UEsDBBQABgAIAAAAIQC2gziS/gAAAOEBAAATAAAAW0NvbnRlbnRfVHlwZXNdLnhtbJSRQU7DMBBF 90jcwfIWJU67QAgl6YK0S0CoHGBkTxKLZGx5TGhvj5O2G0SRWNoz/78nu9wcxkFMGNg6quQqL6RA 0s5Y6ir5vt9lD1JwBDIwOMJKHpHlpr69KfdHjyxSmriSfYz+USnWPY7AufNIadK6MEJMx9ApD/oD OlTrorhX2lFEilmcO2RdNtjC5xDF9pCuTyYBB5bi6bQ4syoJ3g9WQ0ymaiLzg5KdCXlKLjvcW893 SUOqXwnz5DrgnHtJTxOsQfEKIT7DmDSUCaxw7Rqn8787ZsmRM9e2VmPeBN4uqYvTtW7jvijg9N/y JsXecLq0q+WD6m8AAAD//wMAUEsDBBQABgAIAAAAIQA4/SH/1gAAAJQBAAALAAAAX3JlbHMvLnJl bHOkkMFqwzAMhu+DvYPRfXGawxijTi+j0GvpHsDYimMaW0Yy2fr2M4PBMnrbUb/Q94l/f/hMi1qR JVI2sOt6UJgd+ZiDgffL8ekFlFSbvV0oo4EbChzGx4f9GRdb25HMsYhqlCwG5lrLq9biZkxWOiqY 22YiTra2kYMu1l1tQD30/bPm3wwYN0x18gb45AdQl1tp5j/sFB2T0FQ7R0nTNEV3j6o9feQzro1i OWA14Fm+Q8a1a8+Bvu/d/dMb2JY5uiPbhG/ktn4cqGU/er3pcvwCAAD//wMAUEsDBBQABgAIAAAA IQDLaRhMZQIAACYFAAAOAAAAZHJzL2Uyb0RvYy54bWysVFFr2zAQfh/sPwi9r7azNG1DnRJSOgah LWtHn1VZqg2yTjspcbJfv5PsOKUrG4y9iJPu7tPdp+90ebVrDdsq9A3YkhcnOWfKSqga+1Ly7483 n84580HYShiwquR75fnV4uOHy87N1QRqMJVCRiDWzztX8joEN88yL2vVCn8CTllyasBWBNriS1ah 6Ai9Ndkkz2dZB1g5BKm8p9Pr3skXCV9rJcOd1l4FZkpOtYW0Ylqf45otLsX8BYWrGzmUIf6hilY0 li4doa5FEGyDzW9QbSMRPOhwIqHNQOtGqtQDdVPkb7p5qIVTqRcix7uRJv//YOXt9sHdI9HQOT/3 ZMYudhpbhkBsFRfnp3kxS71RtWyXqNuP1KldYJIOi7Pi7GI25UySb/p5Mp0Ukdusx4qYDn34oqBl 0Si5UTosEaFL0GK79qGPP8RR8rGkZIW9URHJ2G9Ks6aiaycpO6lFrQyyraB3FlIqGwZXLSrVHxen eZ4enIoaM1KJCTAi68aYEbv4E3Zf6xAfU1US25ic/z15zEg3gw1jcttYwPcATDiwqvv4A0k9NZGl Z6j299g/HgneO3nTEOFr4cO9QNI2HdK8hjtatIGu5DBYnNWAP987j/EkOfJy1tGslNz/2AhUnJmv lsR4UUyncbjSZnp6NqENvvY8v/bYTbsCeqYiVZfMGB/MwdQI7RON9TLeSi5hJd1dchnwsFmFfobp Y5BquUxhNFBOhLV9cDKCR1ajlh53TwLdoLpAer2Fw1yJ+Rvd9bEx08JyE0A3SZRHXge+aRiTcIaP I077632KOn5vi18AAAD//wMAUEsDBBQABgAIAAAAIQCOQAPY4AAAAAsBAAAPAAAAZHJzL2Rvd25y ZXYueG1sTI9dS8MwFIbvBf9DOIJ3LnU2ZatNhwwUxCo4HbvN2qwtJiclydr67z1e6d15OQ/vR7GZ rWGj9qF3KOF2kQDTWLumx1bC58fjzQpYiAobZRxqCd86wKa8vChU3rgJ3/W4iy0jEwy5ktDFOOSc h7rTVoWFGzTS7+S8VZGkb3nj1UTm1vBlkmTcqh4poVOD3na6/tqdrYSXp7f9q1fGrp+rQ1WNJzGZ rZDy+mp+uAcW9Rz/YPitT9WhpE5Hd8YmMEM6WwlCJaQio4OI9G5N644SxDLNgJcF/7+h/AEAAP// AwBQSwECLQAUAAYACAAAACEAtoM4kv4AAADhAQAAEwAAAAAAAAAAAAAAAAAAAAAAW0NvbnRlbnRf VHlwZXNdLnhtbFBLAQItABQABgAIAAAAIQA4/SH/1gAAAJQBAAALAAAAAAAAAAAAAAAAAC8BAABf cmVscy8ucmVsc1BLAQItABQABgAIAAAAIQDLaRhMZQIAACYFAAAOAAAAAAAAAAAAAAAAAC4CAABk cnMvZTJvRG9jLnhtbFBLAQItABQABgAIAAAAIQCOQAPY4AAAAAsBAAAPAAAAAAAAAAAAAAAAAL8E AABkcnMvZG93bnJldi54bWxQSwUGAAAAAAQABADzAAAAzAUAAAAA " adj="2718" fillcolor="#ed7d31 [3205]" strokecolor="#261103 [485]" strokeweight="1pt"/>
-            </w:pict>
-          </mc:Fallback>
-        </mc:AlternateContent>
-      </w:r>
-      <w:r>
-        <w:rPr>
-          <w:noProof/>
-          <w:lang w:val="fr-FR"/>
-        </w:rPr>
-        <mc:AlternateContent>
-          <mc:Choice Requires="wps">
-            <w:drawing>
-              <wp:anchor distT="0" distB="0" distL="114300" distR="114300" simplePos="0" relativeHeight="251668480" behindDoc="0" locked="0" layoutInCell="1" allowOverlap="1" wp14:anchorId="3B4D36B0" wp14:editId="1C37DE4C">
-                <wp:simplePos x="0" y="0"/>
-                <wp:positionH relativeFrom="column">
-                  <wp:posOffset>4295140</wp:posOffset>
-                </wp:positionH>
-                <wp:positionV relativeFrom="paragraph">
-                  <wp:posOffset>2091805</wp:posOffset>
-                </wp:positionV>
-                <wp:extent cx="394855" cy="1039091"/>
-                <wp:effectExtent l="19050" t="0" r="24765" b="46990"/>
-                <wp:wrapNone/>
-                <wp:docPr id="1144259523" name="Freccia in giù 8"/>
-                <wp:cNvGraphicFramePr/>
-                <a:graphic xmlns:a="http://schemas.openxmlformats.org/drawingml/2006/main">
-                  <a:graphicData uri="http://schemas.microsoft.com/office/word/2010/wordprocessingShape">
-                    <wps:wsp>
-                      <wps:cNvSpPr/>
-                      <wps:spPr>
-                        <a:xfrm>
-                          <a:off x="0" y="0"/>
-                          <a:ext cx="394855" cy="1039091"/>
-                        </a:xfrm>
-                        <a:prstGeom prst="downArrow">
-                          <a:avLst/>
-                        </a:prstGeom>
-                      </wps:spPr>
-                      <wps:style>
-                        <a:lnRef idx="2">
-                          <a:schemeClr val="accent2">
-                            <a:shade val="15000"/>
-                          </a:schemeClr>
-                        </a:lnRef>
-                        <a:fillRef idx="1">
-                          <a:schemeClr val="accent2"/>
-                        </a:fillRef>
-                        <a:effectRef idx="0">
-                          <a:schemeClr val="accent2"/>
-                        </a:effectRef>
-                        <a:fontRef idx="minor">
-                          <a:schemeClr val="lt1"/>
-                        </a:fontRef>
-                      </wps:style>
-                      <wps:bodyPr rot="0" spcFirstLastPara="0" vertOverflow="overflow" horzOverflow="overflow" vert="horz" wrap="square" lIns="91440" tIns="45720" rIns="91440" bIns="45720" numCol="1" spcCol="0" rtlCol="0" fromWordArt="0" anchor="ctr" anchorCtr="0" forceAA="0" compatLnSpc="1">
-                        <a:prstTxWarp prst="textNoShape">
-                          <a:avLst/>
-                        </a:prstTxWarp>
-                        <a:noAutofit/>
-                      </wps:bodyPr>
-                    </wps:wsp>
-                  </a:graphicData>
-                </a:graphic>
-              </wp:anchor>
-            </w:drawing>
-          </mc:Choice>
-          <mc:Fallback xmlns:w16sdtfl="http://schemas.microsoft.com/office/word/2024/wordml/sdtformatlock">
-            <w:pict>
-              <v:shapetype w14:anchorId="0668CD7B" id="_x0000_t67" coordsize="21600,21600" o:spt="67" adj="16200,5400" path="m0@0l@1@0@1,0@2,0@2@0,21600@0,10800,21600xe">
-                <v:stroke joinstyle="miter"/>
-                <v:formulas>
-                  <v:f eqn="val #0"/>
-                  <v:f eqn="val #1"/>
-                  <v:f eqn="sum height 0 #1"/>
-                  <v:f eqn="sum 10800 0 #1"/>
-                  <v:f eqn="sum width 0 #0"/>
-                  <v:f eqn="prod @4 @3 10800"/>
-                  <v:f eqn="sum width 0 @5"/>
-                </v:formulas>
-                <v:path o:connecttype="custom" o:connectlocs="10800,0;0,@0;10800,21600;21600,@0" o:connectangles="270,180,90,0" textboxrect="@1,0,@2,@6"/>
-                <v:handles>
-                  <v:h position="#1,#0" xrange="0,10800" yrange="0,21600"/>
-                </v:handles>
-              </v:shapetype>
-              <v:shape id="Freccia in giù 8" o:spid="_x0000_s1026" type="#_x0000_t67" style="position:absolute;margin-left:338.2pt;margin-top:164.7pt;width:31.1pt;height:81.8pt;z-index:251668480;visibility:visible;mso-wrap-style:square;mso-wrap-distance-left:9pt;mso-wrap-distance-top:0;mso-wrap-distance-right:9pt;mso-wrap-distance-bottom:0;mso-position-horizontal:absolute;mso-position-horizontal-relative:text;mso-position-vertical:absolute;mso-position-vertical-relative:text;v-text-anchor:middle" o:gfxdata="UEsDBBQABgAIAAAAIQC2gziS/gAAAOEBAAATAAAAW0NvbnRlbnRfVHlwZXNdLnhtbJSRQU7DMBBF 90jcwfIWJU67QAgl6YK0S0CoHGBkTxKLZGx5TGhvj5O2G0SRWNoz/78nu9wcxkFMGNg6quQqL6RA 0s5Y6ir5vt9lD1JwBDIwOMJKHpHlpr69KfdHjyxSmriSfYz+USnWPY7AufNIadK6MEJMx9ApD/oD OlTrorhX2lFEilmcO2RdNtjC5xDF9pCuTyYBB5bi6bQ4syoJ3g9WQ0ymaiLzg5KdCXlKLjvcW893 SUOqXwnz5DrgnHtJTxOsQfEKIT7DmDSUCaxw7Rqn8787ZsmRM9e2VmPeBN4uqYvTtW7jvijg9N/y JsXecLq0q+WD6m8AAAD//wMAUEsDBBQABgAIAAAAIQA4/SH/1gAAAJQBAAALAAAAX3JlbHMvLnJl bHOkkMFqwzAMhu+DvYPRfXGawxijTi+j0GvpHsDYimMaW0Yy2fr2M4PBMnrbUb/Q94l/f/hMi1qR JVI2sOt6UJgd+ZiDgffL8ekFlFSbvV0oo4EbChzGx4f9GRdb25HMsYhqlCwG5lrLq9biZkxWOiqY 22YiTra2kYMu1l1tQD30/bPm3wwYN0x18gb45AdQl1tp5j/sFB2T0FQ7R0nTNEV3j6o9feQzro1i OWA14Fm+Q8a1a8+Bvu/d/dMb2JY5uiPbhG/ktn4cqGU/er3pcvwCAAD//wMAUEsDBBQABgAIAAAA IQA/DEa8XAIAABgFAAAOAAAAZHJzL2Uyb0RvYy54bWysVFFP2zAQfp+0/2D5fSQp7UYrUlSBmCYh qICJZ+PYJJLj885u0+7X7+ykKWJok6a9OHe+u8/nL9/5/GLXGrZV6BuwJS9Ocs6UlVA19qXk3x+v P51x5oOwlTBgVcn3yvOL5ccP551bqAnUYCqFjECsX3Su5HUIbpFlXtaqFf4EnLIU1ICtCOTiS1ah 6Ai9Ndkkzz9nHWDlEKTynnav+iBfJnytlQx3WnsVmCk59RbSiml9jmu2PBeLFxSubuTQhviHLlrR WDp0hLoSQbANNr9BtY1E8KDDiYQ2A60bqdId6DZF/uY2D7VwKt2FyPFupMn/P1h5u31wayQaOucX nsx4i53GNn6pP7ZLZO1HstQuMEmbp/Pp2WzGmaRQkZ/O83kR2cyO1Q59+KqgZdEoeQWdXSFCl4gS 2xsf+vxDHhUfm0hW2BsV+zD2XmnWVHTsJFUnfahLg2wr6M8KKZUNQ6gWleq3i1mep19MTY0VqcUE GJF1Y8yIXfwJu+91yI+lKslrLM7/XjxWpJPBhrG4bSzgewAmHFjVff6BpJ6ayNIzVPs1MoRe3N7J 64YIvxE+rAWSmkn3NKHhjhZtoCs5DBZnNeDP9/ZjPomMopx1NB0l9z82AhVn5psl+c2L6TSOU3Km sy8TcvB15Pl1xG7aS6DfVNBb4GQyY34wB1MjtE80yKt4KoWElXR2yWXAg3MZ+qmlp0Cq1Sql0Qg5 EW7sg5MRPLIatfS4exLoBtUF0ustHCZJLN7ors+NlRZWmwC6SaI88jrwTeOXhDM8FXG+X/sp6/ig LX8BAAD//wMAUEsDBBQABgAIAAAAIQBzYoo+4gAAAAsBAAAPAAAAZHJzL2Rvd25yZXYueG1sTI/B TsMwDIbvSLxDZCRuLGEt3VaaTtMkhGAnxoS2W9ZkTbXGqZpsLW+POcHNlj/9/+diObqWXU0fGo8S HicCmMHK6wZrCbvPl4c5sBAVatV6NBK+TYBleXtTqFz7AT/MdRtrRiEYciXBxtjlnIfKGqfCxHcG 6XbyvVOR1r7mulcDhbuWT4XIuFMNUoNVnVlbU523F0e9p+Fpp+vzZkhf7Urs14evd/0m5f3duHoG Fs0Y/2D41Sd1KMnp6C+oA2slZLMsJVRCMl3QQMQsmWfAjhLSRSKAlwX//0P5AwAA//8DAFBLAQIt ABQABgAIAAAAIQC2gziS/gAAAOEBAAATAAAAAAAAAAAAAAAAAAAAAABbQ29udGVudF9UeXBlc10u eG1sUEsBAi0AFAAGAAgAAAAhADj9If/WAAAAlAEAAAsAAAAAAAAAAAAAAAAALwEAAF9yZWxzLy5y ZWxzUEsBAi0AFAAGAAgAAAAhAD8MRrxcAgAAGAUAAA4AAAAAAAAAAAAAAAAALgIAAGRycy9lMm9E b2MueG1sUEsBAi0AFAAGAAgAAAAhAHNiij7iAAAACwEAAA8AAAAAAAAAAAAAAAAAtgQAAGRycy9k b3ducmV2LnhtbFBLBQYAAAAABAAEAPMAAADFBQAAAAA= " adj="17496" fillcolor="#ed7d31 [3205]" strokecolor="#261103 [485]" strokeweight="1pt"/>
-            </w:pict>
-          </mc:Fallback>
-        </mc:AlternateContent>
-      </w:r>
-      <w:r>
-        <w:rPr>
-          <w:noProof/>
-          <w:lang w:val="fr-FR"/>
-        </w:rPr>
-        <w:drawing>
-          <wp:inline distT="0" distB="0" distL="0" distR="0" wp14:anchorId="2657D3B7" wp14:editId="1261DF9C">
-            <wp:extent cx="5939790" cy="3519054"/>
-            <wp:effectExtent l="0" t="0" r="3810" b="5715"/>
-            <wp:docPr id="843722199" name="Immagine 1"/>
-            <wp:cNvGraphicFramePr>
-              <a:graphicFrameLocks xmlns:a="http://schemas.openxmlformats.org/drawingml/2006/main" noChangeAspect="1"/>
-            </wp:cNvGraphicFramePr>
-            <a:graphic xmlns:a="http://schemas.openxmlformats.org/drawingml/2006/main">
-              <a:graphicData uri="http://schemas.openxmlformats.org/drawingml/2006/picture">
-                <pic:pic xmlns:pic="http://schemas.openxmlformats.org/drawingml/2006/picture">
-                  <pic:nvPicPr>
-                    <pic:cNvPr id="843166932" name=""/>
-                    <pic:cNvPicPr/>
-                  </pic:nvPicPr>
-                  <pic:blipFill rotWithShape="1">
-                    <a:blip r:embed="rId29"/>
-                    <a:srcRect b="26069"/>
-                    <a:stretch/>
-                  </pic:blipFill>
-                  <pic:spPr bwMode="auto">
-                    <a:xfrm>
-                      <a:off x="0" y="0"/>
-                      <a:ext cx="5939790" cy="3519054"/>
-                    </a:xfrm>
-                    <a:prstGeom prst="rect">
-                      <a:avLst/>
-                    </a:prstGeom>
-                    <a:ln>
-                      <a:noFill/>
-                    </a:ln>
-                    <a:extLst>
-                      <a:ext uri="{53640926-AAD7-44D8-BBD7-CCE9431645EC}">
-                        <a14:shadowObscured xmlns:a14="http://schemas.microsoft.com/office/drawing/2010/main"/>
-                      </a:ext>
-                    </a:extLst>
-                  </pic:spPr>
-                </pic:pic>
-              </a:graphicData>
-            </a:graphic>
-          </wp:inline>
-        </w:drawing>
-      </w:r>
-      <w:r>
-        <w:rPr>
-          <w:lang w:val="fr-FR"/>
-        </w:rPr>
-        <w:br w:type="page"/>
-      </w:r>
-    </w:p>
-    <w:p>
-      <w:pPr>
-        <w:pStyle w:val="Paragrafoelenco"/>
-        <w:numPr>
-          <w:ilvl w:val="0"/>
-          <w:numId w:val="15"/>
-        </w:numPr>
-        <w:spacing w:line="278" w:lineRule="auto"/>
-        <w:rPr>
-          <w:lang w:val="fr-FR"/>
-        </w:rPr>
-      </w:pPr>
-      <w:r>
-        <w:rPr>
-          <w:lang w:val="fr-FR"/>
-        </w:rPr>
-        <w:lastRenderedPageBreak/>
-        <w:t>À la fin du processus de programmation, appuyez sur OK sur les deux fenêtres contextuelles de confirmation concernant la programmation réussie, puis appuyez sur DÉCONNECTER.</w:t>
-      </w:r>
-    </w:p>
-    <w:p>
-      <w:pPr>
-        <w:pStyle w:val="Paragrafoelenco"/>
-        <w:rPr>
-          <w:lang w:val="fr-FR"/>
-        </w:rPr>
-      </w:pPr>
-    </w:p>
-    <w:p>
-      <w:pPr>
-        <w:pStyle w:val="Paragrafoelenco"/>
-        <w:rPr>
-          <w:lang w:val="fr-FR"/>
-        </w:rPr>
-      </w:pPr>
-      <w:r>
-        <w:rPr>
-          <w:noProof/>
-          <w:lang w:val="fr-FR"/>
-        </w:rPr>
-        <mc:AlternateContent>
-          <mc:Choice Requires="wps">
-            <w:drawing>
-              <wp:anchor distT="0" distB="0" distL="114300" distR="114300" simplePos="0" relativeHeight="251670528" behindDoc="0" locked="0" layoutInCell="1" allowOverlap="1" wp14:anchorId="4FCC2C20" wp14:editId="66C5BA43">
-                <wp:simplePos x="0" y="0"/>
-                <wp:positionH relativeFrom="column">
-                  <wp:posOffset>3443085</wp:posOffset>
-                </wp:positionH>
-                <wp:positionV relativeFrom="paragraph">
-                  <wp:posOffset>1390996</wp:posOffset>
-                </wp:positionV>
-                <wp:extent cx="401782" cy="1295400"/>
-                <wp:effectExtent l="19050" t="19050" r="36830" b="19050"/>
-                <wp:wrapNone/>
-                <wp:docPr id="2010948517" name="Freccia in su 10"/>
-                <wp:cNvGraphicFramePr/>
-                <a:graphic xmlns:a="http://schemas.openxmlformats.org/drawingml/2006/main">
-                  <a:graphicData uri="http://schemas.microsoft.com/office/word/2010/wordprocessingShape">
-                    <wps:wsp>
-                      <wps:cNvSpPr/>
-                      <wps:spPr>
-                        <a:xfrm>
-                          <a:off x="0" y="0"/>
-                          <a:ext cx="401782" cy="1295400"/>
-                        </a:xfrm>
-                        <a:prstGeom prst="upArrow">
-                          <a:avLst/>
-                        </a:prstGeom>
-                      </wps:spPr>
-                      <wps:style>
-                        <a:lnRef idx="2">
-                          <a:schemeClr val="accent2">
-                            <a:shade val="15000"/>
-                          </a:schemeClr>
-                        </a:lnRef>
-                        <a:fillRef idx="1">
-                          <a:schemeClr val="accent2"/>
-                        </a:fillRef>
-                        <a:effectRef idx="0">
-                          <a:schemeClr val="accent2"/>
-                        </a:effectRef>
-                        <a:fontRef idx="minor">
-                          <a:schemeClr val="lt1"/>
-                        </a:fontRef>
-                      </wps:style>
-                      <wps:bodyPr rot="0" spcFirstLastPara="0" vertOverflow="overflow" horzOverflow="overflow" vert="horz" wrap="square" lIns="91440" tIns="45720" rIns="91440" bIns="45720" numCol="1" spcCol="0" rtlCol="0" fromWordArt="0" anchor="ctr" anchorCtr="0" forceAA="0" compatLnSpc="1">
-                        <a:prstTxWarp prst="textNoShape">
-                          <a:avLst/>
-                        </a:prstTxWarp>
-                        <a:noAutofit/>
-                      </wps:bodyPr>
-                    </wps:wsp>
-                  </a:graphicData>
-                </a:graphic>
-              </wp:anchor>
-            </w:drawing>
-          </mc:Choice>
-          <mc:Fallback xmlns:w16sdtfl="http://schemas.microsoft.com/office/word/2024/wordml/sdtformatlock">
-            <w:pict>
-              <v:shape w14:anchorId="01519DF5" id="Freccia in su 10" o:spid="_x0000_s1026" type="#_x0000_t68" style="position:absolute;margin-left:271.1pt;margin-top:109.55pt;width:31.65pt;height:102pt;z-index:251670528;visibility:visible;mso-wrap-style:square;mso-wrap-distance-left:9pt;mso-wrap-distance-top:0;mso-wrap-distance-right:9pt;mso-wrap-distance-bottom:0;mso-position-horizontal:absolute;mso-position-horizontal-relative:text;mso-position-vertical:absolute;mso-position-vertical-relative:text;v-text-anchor:middle" o:gfxdata="UEsDBBQABgAIAAAAIQC2gziS/gAAAOEBAAATAAAAW0NvbnRlbnRfVHlwZXNdLnhtbJSRQU7DMBBF 90jcwfIWJU67QAgl6YK0S0CoHGBkTxKLZGx5TGhvj5O2G0SRWNoz/78nu9wcxkFMGNg6quQqL6RA 0s5Y6ir5vt9lD1JwBDIwOMJKHpHlpr69KfdHjyxSmriSfYz+USnWPY7AufNIadK6MEJMx9ApD/oD OlTrorhX2lFEilmcO2RdNtjC5xDF9pCuTyYBB5bi6bQ4syoJ3g9WQ0ymaiLzg5KdCXlKLjvcW893 SUOqXwnz5DrgnHtJTxOsQfEKIT7DmDSUCaxw7Rqn8787ZsmRM9e2VmPeBN4uqYvTtW7jvijg9N/y JsXecLq0q+WD6m8AAAD//wMAUEsDBBQABgAIAAAAIQA4/SH/1gAAAJQBAAALAAAAX3JlbHMvLnJl bHOkkMFqwzAMhu+DvYPRfXGawxijTi+j0GvpHsDYimMaW0Yy2fr2M4PBMnrbUb/Q94l/f/hMi1qR JVI2sOt6UJgd+ZiDgffL8ekFlFSbvV0oo4EbChzGx4f9GRdb25HMsYhqlCwG5lrLq9biZkxWOiqY 22YiTra2kYMu1l1tQD30/bPm3wwYN0x18gb45AdQl1tp5j/sFB2T0FQ7R0nTNEV3j6o9feQzro1i OWA14Fm+Q8a1a8+Bvu/d/dMb2JY5uiPbhG/ktn4cqGU/er3pcvwCAAD//wMAUEsDBBQABgAIAAAA IQA1JqL/WgIAABYFAAAOAAAAZHJzL2Uyb0RvYy54bWysVFFr2zAQfh/sPwi9L7ZDsrahTgktHYPQ hrWjz6os1QZZp52UONmv30l2nNKVDcZeZJ3u7rvT5+90ebVvDdsp9A3YkheTnDNlJVSNfSn598fb T+ec+SBsJQxYVfKD8vxq+fHDZecWago1mEohIxDrF50reR2CW2SZl7VqhZ+AU5acGrAVgUx8ySoU HaG3Jpvm+eesA6wcglTe0+lN7+TLhK+1kuFea68CMyWn3kJaMa3Pcc2Wl2LxgsLVjRzaEP/QRSsa S0VHqBsRBNti8xtU20gEDzpMJLQZaN1Ile5AtynyN7d5qIVT6S5EjncjTf7/wcq73YPbINHQOb/w tI232Gts45f6Y/tE1mEkS+0Dk3Q4y4uz8ylnklzF9GI+yxOb2SnboQ9fFLQsbkq+dStE6BJNYrf2 gYpS9DGKjFMLaRcORsUujP2mNGsqKjpN2Ukd6tog2wn6r0JKZcPgqkWl+uNino8tjRmpZAKMyLox ZsQu/oTd9zrEx1SVxDUm539PHjNSZbBhTG4bC/gegAlFVCixpPv4I0k9NZGlZ6gOG2QIvbS9k7cN 0b0WPmwEkpZJ9TSf4Z4WbaArOQw7zmrAn++dx3iSGHk562g2Su5/bAUqzsxXS+K7KGazOEzJmM3P pmTga8/za4/dttdAv6mgl8DJtI3xwRy3GqF9ojFexarkElZS7ZLLgEfjOvQzSw+BVKtVCqMBciKs 7YOTETyyGrX0uH8S6AbNBVLrHRznSCze6K6PjZkWVtsAukmiPPE68E3Dl/7C8FDE6X5tp6jTc7b8 BQAA//8DAFBLAwQUAAYACAAAACEAdzId7d0AAAALAQAADwAAAGRycy9kb3ducmV2LnhtbEyPy07D MBBF90j8gzVI7KgfbaqQZlLxEKyh8AFO7Cah8TiK3Tb9e8yKLkf36N4z5XZ2AzvZKfSeEORCALPU eNNTi/D99faQAwtRk9GDJ4twsQG21e1NqQvjz/RpT7vYslRCodAIXYxjwXloOut0WPjRUsr2fnI6 pnNquZn0OZW7gSsh1tzpntJCp0f70tnmsDs6hPcEqNflxXz8+Fo3UuSHZ5kj3t/NTxtg0c7xH4Y/ /aQOVXKq/ZFMYANCtlIqoQhKPkpgiViLLANWI6zUUgKvSn79Q/ULAAD//wMAUEsBAi0AFAAGAAgA AAAhALaDOJL+AAAA4QEAABMAAAAAAAAAAAAAAAAAAAAAAFtDb250ZW50X1R5cGVzXS54bWxQSwEC LQAUAAYACAAAACEAOP0h/9YAAACUAQAACwAAAAAAAAAAAAAAAAAvAQAAX3JlbHMvLnJlbHNQSwEC LQAUAAYACAAAACEANSai/1oCAAAWBQAADgAAAAAAAAAAAAAAAAAuAgAAZHJzL2Uyb0RvYy54bWxQ SwECLQAUAAYACAAAACEAdzId7d0AAAALAQAADwAAAAAAAAAAAAAAAAC0BAAAZHJzL2Rvd25yZXYu eG1sUEsFBgAAAAAEAAQA8wAAAL4FAAAAAA== " adj="3350" fillcolor="#ed7d31 [3205]" strokecolor="#261103 [485]" strokeweight="1pt"/>
-            </w:pict>
-          </mc:Fallback>
-        </mc:AlternateContent>
-      </w:r>
-      <w:r>
-        <w:rPr>
-          <w:noProof/>
-          <w:lang w:val="fr-FR"/>
-        </w:rPr>
-        <w:drawing>
-          <wp:inline distT="0" distB="0" distL="0" distR="0" wp14:anchorId="4A879918" wp14:editId="4F09181E">
-            <wp:extent cx="4076037" cy="3060296"/>
-            <wp:effectExtent l="0" t="0" r="1270" b="6985"/>
-            <wp:docPr id="1799200996" name="Immagine 1"/>
-            <wp:cNvGraphicFramePr>
-              <a:graphicFrameLocks xmlns:a="http://schemas.openxmlformats.org/drawingml/2006/main" noChangeAspect="1"/>
-            </wp:cNvGraphicFramePr>
-            <a:graphic xmlns:a="http://schemas.openxmlformats.org/drawingml/2006/main">
-              <a:graphicData uri="http://schemas.openxmlformats.org/drawingml/2006/picture">
-                <pic:pic xmlns:pic="http://schemas.openxmlformats.org/drawingml/2006/picture">
-                  <pic:nvPicPr>
-                    <pic:cNvPr id="1799200996" name=""/>
-                    <pic:cNvPicPr/>
-                  </pic:nvPicPr>
-                  <pic:blipFill>
-                    <a:blip r:embed="rId30"/>
-                    <a:stretch>
-                      <a:fillRect/>
-                    </a:stretch>
-                  </pic:blipFill>
-                  <pic:spPr>
-                    <a:xfrm>
-                      <a:off x="0" y="0"/>
-                      <a:ext cx="4086701" cy="3068302"/>
-                    </a:xfrm>
-                    <a:prstGeom prst="rect">
-                      <a:avLst/>
-                    </a:prstGeom>
-                  </pic:spPr>
-                </pic:pic>
-              </a:graphicData>
-            </a:graphic>
-          </wp:inline>
-        </w:drawing>
-      </w:r>
-    </w:p>
-    <w:p>
-      <w:pPr>
-        <w:pStyle w:val="Titolo2"/>
+        <w:jc w:val="center"/>
         <w:rPr>
           <w:rStyle w:val="Enfasigrassetto"/>
           <w:rFonts w:asciiTheme="minorHAnsi" w:hAnsiTheme="minorHAnsi" w:cstheme="minorHAnsi"/>
           <w:color w:val="auto"/>
-          <w:lang w:val="it-IT"/>
-        </w:rPr>
-      </w:pPr>
-      <w:bookmarkStart w:id="14" w:name="_Toc238748132"/>
+          <w:lang w:val="fr-FR"/>
+        </w:rPr>
+      </w:pPr>
+      <w:bookmarkStart w:id="15" w:name="_Toc205197644"/>
+      <w:bookmarkStart w:id="16" w:name="_Toc205197645"/>
+      <w:bookmarkStart w:id="17" w:name="_Hlk194154488"/>
+      <w:bookmarkStart w:id="18" w:name="_Toc239527328"/>
+      <w:bookmarkEnd w:id="15"/>
+      <w:bookmarkEnd w:id="16"/>
       <w:r>
         <w:rPr>
           <w:rStyle w:val="Enfasigrassetto"/>
           <w:rFonts w:asciiTheme="minorHAnsi" w:hAnsiTheme="minorHAnsi" w:cstheme="minorHAnsi"/>
           <w:color w:val="auto"/>
-          <w:lang w:val="it-IT"/>
-        </w:rPr>
-        <w:t>1.11.2</w:t>
-      </w:r>
-      <w:r>
+          <w:lang w:val="fr-FR"/>
+        </w:rPr>
+        <w:lastRenderedPageBreak/>
+        <w:t>USAGE</w:t>
+      </w:r>
+      <w:bookmarkEnd w:id="18"/>
+    </w:p>
+    <w:p>
+      <w:pPr>
+        <w:rPr>
+          <w:lang w:val="fr-FR"/>
+        </w:rPr>
+      </w:pPr>
+    </w:p>
+    <w:p>
+      <w:pPr>
+        <w:pStyle w:val="Titolo2"/>
         <w:rPr>
           <w:rStyle w:val="Enfasigrassetto"/>
           <w:rFonts w:asciiTheme="minorHAnsi" w:hAnsiTheme="minorHAnsi" w:cstheme="minorHAnsi"/>
           <w:color w:val="auto"/>
-          <w:lang w:val="it-IT"/>
-        </w:rPr>
-        <w:tab/>
-      </w:r>
-      <w:proofErr w:type="spellStart"/>
+          <w:lang w:val="fr-FR"/>
+        </w:rPr>
+      </w:pPr>
+      <w:bookmarkStart w:id="19" w:name="_Toc196901128"/>
+      <w:bookmarkStart w:id="20" w:name="_Toc239527329"/>
       <w:r>
         <w:rPr>
           <w:rStyle w:val="Enfasigrassetto"/>
           <w:rFonts w:asciiTheme="minorHAnsi" w:hAnsiTheme="minorHAnsi" w:cstheme="minorHAnsi"/>
           <w:color w:val="auto"/>
-          <w:lang w:val="it-IT"/>
-        </w:rPr>
-        <w:t>Procédure</w:t>
-      </w:r>
-      <w:proofErr w:type="spellEnd"/>
+          <w:lang w:val="fr-FR"/>
+        </w:rPr>
+        <w:t>2.1</w:t>
+      </w:r>
       <w:r>
         <w:rPr>
           <w:rStyle w:val="Enfasigrassetto"/>
           <w:rFonts w:asciiTheme="minorHAnsi" w:hAnsiTheme="minorHAnsi" w:cstheme="minorHAnsi"/>
           <w:color w:val="auto"/>
-          <w:lang w:val="it-IT"/>
-        </w:rPr>
-        <w:t xml:space="preserve"> de </w:t>
-      </w:r>
-      <w:proofErr w:type="spellStart"/>
+          <w:lang w:val="fr-FR"/>
+        </w:rPr>
+        <w:tab/>
+      </w:r>
+      <w:bookmarkEnd w:id="19"/>
       <w:r>
         <w:rPr>
           <w:rStyle w:val="Enfasigrassetto"/>
           <w:rFonts w:asciiTheme="minorHAnsi" w:hAnsiTheme="minorHAnsi" w:cstheme="minorHAnsi"/>
           <w:color w:val="auto"/>
-          <w:lang w:val="it-IT"/>
-        </w:rPr>
-        <w:t>programmation</w:t>
-      </w:r>
-      <w:proofErr w:type="spellEnd"/>
-      <w:r>
+          <w:lang w:val="fr-FR"/>
+        </w:rPr>
+        <w:t>Premier démarrage</w:t>
+      </w:r>
+      <w:bookmarkEnd w:id="20"/>
+    </w:p>
+    <w:p>
+      <w:pPr>
+        <w:jc w:val="both"/>
+        <w:rPr>
+          <w:lang w:val="fr-FR"/>
+        </w:rPr>
+      </w:pPr>
+    </w:p>
+    <w:p>
+      <w:pPr>
+        <w:jc w:val="both"/>
+        <w:rPr>
+          <w:lang w:val="fr-FR"/>
+        </w:rPr>
+      </w:pPr>
+      <w:r>
+        <w:rPr>
+          <w:lang w:val="fr-FR"/>
+        </w:rPr>
+        <w:t>Lorsque vous utilisez le BACCABLE pour la première fois, vous devez configurer les fonctions que vous souhaitez activer sur votre véhicule, parmi celles disponibles, en suivant les instructions ci-dessous :</w:t>
+      </w:r>
+    </w:p>
+    <w:p>
+      <w:pPr>
+        <w:numPr>
+          <w:ilvl w:val="0"/>
+          <w:numId w:val="16"/>
+        </w:numPr>
+        <w:jc w:val="both"/>
+        <w:rPr>
+          <w:lang w:val="fr-FR"/>
+        </w:rPr>
+      </w:pPr>
+      <w:r>
+        <w:rPr>
+          <w:lang w:val="fr-FR"/>
+        </w:rPr>
+        <w:t>Insérez le BACCABLE dans le connecteur OBD.</w:t>
+      </w:r>
+    </w:p>
+    <w:p>
+      <w:pPr>
+        <w:numPr>
+          <w:ilvl w:val="0"/>
+          <w:numId w:val="16"/>
+        </w:numPr>
+        <w:jc w:val="both"/>
+        <w:rPr>
+          <w:lang w:val="fr-FR"/>
+        </w:rPr>
+      </w:pPr>
+      <w:r>
+        <w:rPr>
+          <w:lang w:val="fr-FR"/>
+        </w:rPr>
+        <w:t>Démarre le moteur.</w:t>
+      </w:r>
+    </w:p>
+    <w:p>
+      <w:pPr>
+        <w:numPr>
+          <w:ilvl w:val="0"/>
+          <w:numId w:val="16"/>
+        </w:numPr>
+        <w:jc w:val="both"/>
+        <w:rPr>
+          <w:lang w:val="fr-FR"/>
+        </w:rPr>
+      </w:pPr>
+      <w:r>
+        <w:rPr>
+          <w:lang w:val="fr-FR"/>
+        </w:rPr>
+        <w:t xml:space="preserve">Avec le régulateur de vitesse désactivé, appuyez sur le bouton RES (ou le bouton DISTANCE) du volant pendant environ 2 secondes. L'affichage où le nom de la station de radio est généralement affiché affichera le texte </w:t>
+      </w:r>
+      <w:r>
+        <w:rPr>
+          <w:i/>
+          <w:iCs/>
+          <w:lang w:val="fr-FR"/>
+        </w:rPr>
+        <w:t>BACCABLE</w:t>
+      </w:r>
+      <w:r>
+        <w:rPr>
+          <w:lang w:val="fr-FR"/>
+        </w:rPr>
+        <w:t xml:space="preserve"> ainsi que l'identifiant de version installé.</w:t>
+      </w:r>
+    </w:p>
+    <w:p>
+      <w:pPr>
+        <w:numPr>
+          <w:ilvl w:val="0"/>
+          <w:numId w:val="2"/>
+        </w:numPr>
+        <w:jc w:val="both"/>
+        <w:rPr>
+          <w:lang w:val="fr-FR"/>
+        </w:rPr>
+      </w:pPr>
+      <w:r>
+        <w:rPr>
+          <w:lang w:val="fr-FR"/>
+        </w:rPr>
+        <w:t xml:space="preserve">Naviguez dans le menu circulaire en utilisant les boutons haut et bas jusqu'à atteindre l'objet </w:t>
+      </w:r>
+      <w:r>
+        <w:rPr>
+          <w:i/>
+          <w:iCs/>
+          <w:lang w:val="fr-FR"/>
+        </w:rPr>
+        <w:t>SETUP MENU</w:t>
+      </w:r>
+      <w:r>
+        <w:rPr>
+          <w:lang w:val="fr-FR"/>
+        </w:rPr>
+        <w:t>.</w:t>
+      </w:r>
+    </w:p>
+    <w:p>
+      <w:pPr>
+        <w:numPr>
+          <w:ilvl w:val="0"/>
+          <w:numId w:val="2"/>
+        </w:numPr>
+        <w:jc w:val="both"/>
+        <w:rPr>
+          <w:lang w:val="fr-FR"/>
+        </w:rPr>
+      </w:pPr>
+      <w:r>
+        <w:rPr>
+          <w:lang w:val="fr-FR"/>
+        </w:rPr>
+        <w:t xml:space="preserve">Appuyez et relâchez immédiatement le bouton RES (ou le bouton DISTANCE) pour entrer dans le menu </w:t>
+      </w:r>
+      <w:r>
+        <w:rPr>
+          <w:i/>
+          <w:iCs/>
+          <w:lang w:val="fr-FR"/>
+        </w:rPr>
+        <w:t>SETUP</w:t>
+      </w:r>
+      <w:r>
+        <w:rPr>
+          <w:lang w:val="fr-FR"/>
+        </w:rPr>
+        <w:t xml:space="preserve">. Le texte </w:t>
+      </w:r>
+      <w:r>
+        <w:rPr>
+          <w:i/>
+          <w:iCs/>
+          <w:lang w:val="fr-FR"/>
+        </w:rPr>
+        <w:t>SAVE &amp; EXIT</w:t>
+      </w:r>
+      <w:r>
+        <w:rPr>
+          <w:lang w:val="fr-FR"/>
+        </w:rPr>
+        <w:t xml:space="preserve"> sera affiché.</w:t>
+      </w:r>
+    </w:p>
+    <w:p>
+      <w:pPr>
+        <w:numPr>
+          <w:ilvl w:val="0"/>
+          <w:numId w:val="17"/>
+        </w:numPr>
+        <w:jc w:val="both"/>
+        <w:rPr>
+          <w:lang w:val="fr-FR"/>
+        </w:rPr>
+      </w:pPr>
+      <w:r>
+        <w:rPr>
+          <w:lang w:val="fr-FR"/>
+        </w:rPr>
+        <w:t xml:space="preserve">Naviguez dans le menu circulaire en utilisant les boutons haut et bas pour faire défiler la liste des fonctions disponibles. Le symbole </w:t>
+      </w:r>
+      <w:r>
+        <w:rPr>
+          <w:b/>
+          <w:bCs/>
+          <w:lang w:val="fr-FR"/>
+        </w:rPr>
+        <w:t>O</w:t>
+      </w:r>
+      <w:r>
+        <w:rPr>
+          <w:lang w:val="fr-FR"/>
+        </w:rPr>
+        <w:t xml:space="preserve"> à gauche indique que la fonction est désélectionnée, tandis que le symbole </w:t>
+      </w:r>
+      <w:r>
+        <w:rPr>
+          <w:b/>
+          <w:bCs/>
+          <w:lang w:val="fr-FR"/>
+        </w:rPr>
+        <w:t>Ø</w:t>
+      </w:r>
+      <w:r>
+        <w:rPr>
+          <w:lang w:val="fr-FR"/>
+        </w:rPr>
+        <w:t xml:space="preserve"> indique que la fonction est sélectionnée. Les fonctions sont décrites dans ce chapitre et ses sous-chapitres.</w:t>
+      </w:r>
+    </w:p>
+    <w:p>
+      <w:pPr>
+        <w:ind w:left="720"/>
+        <w:jc w:val="both"/>
+        <w:rPr>
+          <w:lang w:val="fr-FR"/>
+        </w:rPr>
+      </w:pPr>
+      <w:r>
+        <w:rPr>
+          <w:b/>
+          <w:bCs/>
+          <w:lang w:val="fr-FR"/>
+        </w:rPr>
+        <w:t>Note 1:</w:t>
+      </w:r>
+      <w:r>
+        <w:rPr>
+          <w:lang w:val="fr-FR"/>
+        </w:rPr>
+        <w:t xml:space="preserve"> Une exception est le seuil de régime moteur pour la fonction de changement de vitesse, détaillé au paragraphe 2.6, et la sélection DIESEL/GASOLINE, qui est détaillé dans le paragraphe 2.7.</w:t>
+      </w:r>
+    </w:p>
+    <w:p>
+      <w:pPr>
+        <w:numPr>
+          <w:ilvl w:val="0"/>
+          <w:numId w:val="18"/>
+        </w:numPr>
+        <w:jc w:val="both"/>
+        <w:rPr>
+          <w:lang w:val="fr-FR"/>
+        </w:rPr>
+      </w:pPr>
+      <w:r>
+        <w:rPr>
+          <w:lang w:val="fr-FR"/>
+        </w:rPr>
+        <w:t>Appuyez immédiatement sur le bouton RES (ou le bouton DISTANCE) pour sélectionner ou désélectionner la fonction affichée.</w:t>
+      </w:r>
+    </w:p>
+    <w:p>
+      <w:pPr>
+        <w:numPr>
+          <w:ilvl w:val="0"/>
+          <w:numId w:val="19"/>
+        </w:numPr>
+        <w:jc w:val="both"/>
+        <w:rPr>
+          <w:lang w:val="fr-FR"/>
+        </w:rPr>
+      </w:pPr>
+      <w:r>
+        <w:rPr>
+          <w:lang w:val="fr-FR"/>
+        </w:rPr>
+        <w:t xml:space="preserve">Après avoir parcouru toute la liste des fonctions et activé toutes les fonctionnalités souhaitées, vous reviendrez à la sélection </w:t>
+      </w:r>
+      <w:r>
+        <w:rPr>
+          <w:i/>
+          <w:iCs/>
+          <w:lang w:val="fr-FR"/>
+        </w:rPr>
+        <w:t>SAVE &amp; EXIT</w:t>
+      </w:r>
+      <w:r>
+        <w:rPr>
+          <w:lang w:val="fr-FR"/>
+        </w:rPr>
+        <w:t>. Appuyez immédiatement sur le bouton RES (ou le bouton DISTANCE) sur le volant pour sauvegarder définitivement les réglages sélectionnés et revenir au menu principal.</w:t>
+      </w:r>
+    </w:p>
+    <w:p>
+      <w:pPr>
+        <w:ind w:left="720"/>
+        <w:jc w:val="both"/>
+        <w:rPr>
+          <w:lang w:val="fr-FR"/>
+        </w:rPr>
+      </w:pPr>
+      <w:r>
+        <w:rPr>
+          <w:b/>
+          <w:bCs/>
+          <w:lang w:val="fr-FR"/>
+        </w:rPr>
+        <w:t>Note 2:</w:t>
+      </w:r>
+      <w:r>
+        <w:rPr>
+          <w:lang w:val="fr-FR"/>
+        </w:rPr>
+        <w:t xml:space="preserve"> Les éléments affichés dans le menu principal dépendent des réglages créés dans le SETUP MENU, auquel vous pouvez accéder à tout moment.</w:t>
+      </w:r>
+    </w:p>
+    <w:p>
+      <w:pPr>
+        <w:numPr>
+          <w:ilvl w:val="0"/>
+          <w:numId w:val="20"/>
+        </w:numPr>
+        <w:jc w:val="both"/>
+        <w:rPr>
+          <w:lang w:val="fr-FR"/>
+        </w:rPr>
+      </w:pPr>
+      <w:r>
+        <w:rPr>
+          <w:lang w:val="fr-FR"/>
+        </w:rPr>
+        <w:t>Environ 40 secondes après avoir éteint le moteur, le menu sera automatiquement désactivé. Pour l'afficher à nouveau, appuyez sur le bouton RES (ou le bouton DISTANCE) pendant environ 2 secondes.</w:t>
+      </w:r>
+    </w:p>
+    <w:p>
+      <w:pPr>
+        <w:numPr>
+          <w:ilvl w:val="0"/>
+          <w:numId w:val="20"/>
+        </w:numPr>
+        <w:jc w:val="both"/>
+        <w:rPr>
+          <w:lang w:val="fr-FR"/>
+        </w:rPr>
+      </w:pPr>
+      <w:r>
+        <w:rPr>
+          <w:lang w:val="fr-FR"/>
+        </w:rPr>
+        <w:t>Si le véhicule est redémarré, le menu s'affichera à nouveau sur la dernière page affichée avant l'arrêt.</w:t>
+      </w:r>
+    </w:p>
+    <w:p>
+      <w:pPr>
+        <w:jc w:val="both"/>
+        <w:rPr>
+          <w:rStyle w:val="Enfasigrassetto"/>
+          <w:rFonts w:eastAsiaTheme="majorEastAsia" w:cstheme="minorHAnsi"/>
+          <w:sz w:val="32"/>
+          <w:szCs w:val="32"/>
+          <w:lang w:val="fr-FR"/>
+        </w:rPr>
+      </w:pPr>
+      <w:r>
+        <w:rPr>
+          <w:b/>
+          <w:bCs/>
+          <w:lang w:val="fr-FR"/>
+        </w:rPr>
+        <w:t>WARNING:</w:t>
+      </w:r>
+      <w:r>
+        <w:rPr>
+          <w:lang w:val="fr-FR"/>
+        </w:rPr>
+        <w:t xml:space="preserve"> Le menu SETUP comprend trois fonctionnalités actuellement en développement qui ne devraient pas être activées : </w:t>
+      </w:r>
+      <w:r>
+        <w:rPr>
+          <w:b/>
+          <w:bCs/>
+          <w:lang w:val="fr-FR"/>
+        </w:rPr>
+        <w:t>REMOTE START</w:t>
+      </w:r>
+      <w:r>
+        <w:rPr>
+          <w:lang w:val="fr-FR"/>
+        </w:rPr>
+        <w:t xml:space="preserve">, </w:t>
+      </w:r>
+      <w:r>
+        <w:rPr>
+          <w:b/>
+          <w:bCs/>
+          <w:lang w:val="fr-FR"/>
+        </w:rPr>
+        <w:t>READ FAULTS</w:t>
+      </w:r>
+      <w:r>
+        <w:rPr>
+          <w:lang w:val="fr-FR"/>
+        </w:rPr>
+        <w:t xml:space="preserve"> et </w:t>
+      </w:r>
+      <w:r>
+        <w:rPr>
+          <w:b/>
+          <w:bCs/>
+          <w:lang w:val="fr-FR"/>
+        </w:rPr>
+        <w:t>PEDAL BOOSTER</w:t>
+      </w:r>
+      <w:r>
+        <w:rPr>
+          <w:rStyle w:val="Enfasigrassetto"/>
+          <w:rFonts w:cstheme="minorHAnsi"/>
+          <w:lang w:val="fr-FR"/>
+        </w:rPr>
+        <w:br w:type="page"/>
+      </w:r>
+    </w:p>
+    <w:p>
+      <w:pPr>
+        <w:pStyle w:val="Titolo2"/>
         <w:rPr>
           <w:rStyle w:val="Enfasigrassetto"/>
           <w:rFonts w:asciiTheme="minorHAnsi" w:hAnsiTheme="minorHAnsi" w:cstheme="minorHAnsi"/>
           <w:color w:val="auto"/>
+          <w:lang w:val="fr-FR"/>
+        </w:rPr>
+      </w:pPr>
+      <w:bookmarkStart w:id="21" w:name="_Toc239527330"/>
+      <w:r>
+        <w:rPr>
+          <w:rStyle w:val="Enfasigrassetto"/>
+          <w:rFonts w:asciiTheme="minorHAnsi" w:hAnsiTheme="minorHAnsi" w:cstheme="minorHAnsi"/>
+          <w:color w:val="auto"/>
+          <w:lang w:val="fr-FR"/>
+        </w:rPr>
+        <w:lastRenderedPageBreak/>
+        <w:t>2.2</w:t>
+      </w:r>
+      <w:r>
+        <w:rPr>
+          <w:rStyle w:val="Enfasigrassetto"/>
+          <w:rFonts w:asciiTheme="minorHAnsi" w:hAnsiTheme="minorHAnsi" w:cstheme="minorHAnsi"/>
+          <w:color w:val="auto"/>
+          <w:lang w:val="fr-FR"/>
+        </w:rPr>
+        <w:tab/>
+        <w:t>Renifleur</w:t>
+      </w:r>
+      <w:bookmarkEnd w:id="21"/>
+    </w:p>
+    <w:p>
+      <w:pPr>
+        <w:rPr>
+          <w:lang w:val="fr-FR"/>
+        </w:rPr>
+      </w:pPr>
+    </w:p>
+    <w:p>
+      <w:pPr>
+        <w:ind w:left="426" w:hanging="426"/>
+        <w:jc w:val="both"/>
+        <w:rPr>
+          <w:lang w:val="fr-FR"/>
+        </w:rPr>
+      </w:pPr>
+      <w:r>
+        <w:rPr>
+          <w:b/>
+          <w:bCs/>
+          <w:lang w:val="fr-FR"/>
+        </w:rPr>
+        <w:t xml:space="preserve">Brève description : </w:t>
+      </w:r>
+      <w:r>
+        <w:rPr>
+          <w:lang w:val="fr-FR"/>
+        </w:rPr>
+        <w:t>agir comme un renifleur, connecté à un ordinateur personnel ou à un smartphone Android, c’est-à-dire qu’il permet d’enregistrer les messages du bus CAN.</w:t>
+      </w:r>
+    </w:p>
+    <w:p>
+      <w:pPr>
+        <w:jc w:val="both"/>
+        <w:rPr>
           <w:lang w:val="it-IT"/>
         </w:rPr>
-        <w:t xml:space="preserve"> de firmware via smartphone</w:t>
-      </w:r>
-      <w:bookmarkEnd w:id="14"/>
-    </w:p>
-    <w:p>
-      <w:pPr>
-        <w:jc w:val="both"/>
-      </w:pPr>
-      <w:r>
-        <w:t xml:space="preserve">Pour </w:t>
-      </w:r>
-      <w:proofErr w:type="spellStart"/>
-      <w:r>
-        <w:t>réaliser</w:t>
-      </w:r>
-      <w:proofErr w:type="spellEnd"/>
-      <w:r>
-        <w:t xml:space="preserve"> </w:t>
-      </w:r>
-      <w:proofErr w:type="spellStart"/>
-      <w:r>
-        <w:t>cette</w:t>
-      </w:r>
-      <w:proofErr w:type="spellEnd"/>
-      <w:r>
-        <w:t xml:space="preserve"> </w:t>
-      </w:r>
-      <w:proofErr w:type="spellStart"/>
-      <w:r>
-        <w:t>procédure</w:t>
-      </w:r>
-      <w:proofErr w:type="spellEnd"/>
-      <w:r>
-        <w:t xml:space="preserve">, </w:t>
-      </w:r>
-      <w:proofErr w:type="spellStart"/>
-      <w:r>
-        <w:t>vous</w:t>
-      </w:r>
-      <w:proofErr w:type="spellEnd"/>
-      <w:r>
-        <w:t xml:space="preserve"> </w:t>
-      </w:r>
-      <w:proofErr w:type="spellStart"/>
-      <w:r>
-        <w:t>aurez</w:t>
-      </w:r>
-      <w:proofErr w:type="spellEnd"/>
-      <w:r>
-        <w:t xml:space="preserve"> </w:t>
-      </w:r>
-      <w:proofErr w:type="spellStart"/>
-      <w:r>
-        <w:t>besoin</w:t>
-      </w:r>
-      <w:proofErr w:type="spellEnd"/>
-      <w:r>
-        <w:t xml:space="preserve"> </w:t>
-      </w:r>
-      <w:proofErr w:type="gramStart"/>
-      <w:r>
-        <w:t>de :</w:t>
-      </w:r>
-      <w:proofErr w:type="gramEnd"/>
+      </w:pPr>
+      <w:r>
+        <w:rPr>
+          <w:lang w:val="it-IT"/>
+        </w:rPr>
+        <w:t>Le baccable peut être utilisé comme renifleur de deux manières différentes :</w:t>
+      </w:r>
     </w:p>
     <w:p>
       <w:pPr>
@@ -10542,9 +10491,15 @@
           <w:numId w:val="29"/>
         </w:numPr>
         <w:jc w:val="both"/>
-      </w:pPr>
-      <w:r>
-        <w:t>un smartphone Android</w:t>
+        <w:rPr>
+          <w:lang w:val="it-IT"/>
+        </w:rPr>
+      </w:pPr>
+      <w:r>
+        <w:rPr>
+          <w:lang w:val="it-IT"/>
+        </w:rPr>
+        <w:t>avec un firmware dédié qui permet de l’utiliser avec SavvyCan sur un PC Windows</w:t>
       </w:r>
     </w:p>
     <w:p>
@@ -10556,2299 +10511,21 @@
         </w:numPr>
         <w:jc w:val="both"/>
       </w:pPr>
-      <w:proofErr w:type="spellStart"/>
-      <w:r>
-        <w:t>l’application</w:t>
-      </w:r>
-      <w:proofErr w:type="spellEnd"/>
-      <w:r>
-        <w:t xml:space="preserve"> </w:t>
-      </w:r>
-      <w:proofErr w:type="spellStart"/>
-      <w:r>
-        <w:t>stmdfuusb</w:t>
-      </w:r>
-      <w:proofErr w:type="spellEnd"/>
-      <w:r>
-        <w:t xml:space="preserve">, </w:t>
-      </w:r>
-      <w:proofErr w:type="spellStart"/>
-      <w:r>
-        <w:t>téléchargeable</w:t>
-      </w:r>
-      <w:proofErr w:type="spellEnd"/>
-      <w:r>
-        <w:t xml:space="preserve"> via le lien </w:t>
-      </w:r>
-      <w:proofErr w:type="spellStart"/>
-      <w:r>
-        <w:t>suivant</w:t>
-      </w:r>
-      <w:proofErr w:type="spellEnd"/>
-      <w:r>
-        <w:t xml:space="preserve"> </w:t>
-      </w:r>
-      <w:proofErr w:type="spellStart"/>
-      <w:r>
-        <w:t>ou</w:t>
-      </w:r>
-      <w:proofErr w:type="spellEnd"/>
-      <w:r>
-        <w:t xml:space="preserve"> </w:t>
-      </w:r>
-      <w:proofErr w:type="spellStart"/>
-      <w:r>
-        <w:t>depuis</w:t>
-      </w:r>
-      <w:proofErr w:type="spellEnd"/>
-      <w:r>
-        <w:t xml:space="preserve"> le Play Store : </w:t>
-      </w:r>
-      <w:hyperlink r:id="rId31" w:history="1">
-        <w:r>
-          <w:rPr>
-            <w:rStyle w:val="Collegamentoipertestuale"/>
-          </w:rPr>
-          <w:t>https://play.google.com/store/apps/details?id=com.yatrim.stmdfuusb&amp;pcampaignid=web_share</w:t>
-        </w:r>
-      </w:hyperlink>
-      <w:r>
-        <w:t xml:space="preserve"> </w:t>
-      </w:r>
-      <w:proofErr w:type="spellStart"/>
-      <w:r>
-        <w:t>ou</w:t>
-      </w:r>
-      <w:proofErr w:type="spellEnd"/>
-      <w:r>
-        <w:t xml:space="preserve"> </w:t>
-      </w:r>
-      <w:proofErr w:type="spellStart"/>
-      <w:r>
-        <w:t>équivalente</w:t>
-      </w:r>
-      <w:proofErr w:type="spellEnd"/>
-      <w:r>
-        <w:t xml:space="preserve"> (</w:t>
-      </w:r>
-      <w:proofErr w:type="spellStart"/>
-      <w:r>
-        <w:t>une</w:t>
-      </w:r>
-      <w:proofErr w:type="spellEnd"/>
-      <w:r>
-        <w:t xml:space="preserve"> </w:t>
-      </w:r>
-      <w:proofErr w:type="spellStart"/>
-      <w:r>
-        <w:t>fois</w:t>
-      </w:r>
-      <w:proofErr w:type="spellEnd"/>
-      <w:r>
-        <w:t xml:space="preserve"> la </w:t>
-      </w:r>
-      <w:proofErr w:type="spellStart"/>
-      <w:r>
-        <w:t>limite</w:t>
-      </w:r>
-      <w:proofErr w:type="spellEnd"/>
-      <w:r>
-        <w:t xml:space="preserve"> de 25 </w:t>
-      </w:r>
-      <w:proofErr w:type="spellStart"/>
-      <w:r>
-        <w:t>écritures</w:t>
-      </w:r>
-      <w:proofErr w:type="spellEnd"/>
-      <w:r>
-        <w:t xml:space="preserve"> </w:t>
-      </w:r>
-      <w:proofErr w:type="spellStart"/>
-      <w:r>
-        <w:t>atteinte</w:t>
-      </w:r>
-      <w:proofErr w:type="spellEnd"/>
-      <w:r>
-        <w:t xml:space="preserve">, il </w:t>
-      </w:r>
-      <w:proofErr w:type="spellStart"/>
-      <w:r>
-        <w:t>suffit</w:t>
-      </w:r>
-      <w:proofErr w:type="spellEnd"/>
-      <w:r>
-        <w:t xml:space="preserve"> de </w:t>
-      </w:r>
-      <w:proofErr w:type="spellStart"/>
-      <w:r>
-        <w:t>vider</w:t>
-      </w:r>
-      <w:proofErr w:type="spellEnd"/>
-      <w:r>
-        <w:t xml:space="preserve"> les données de </w:t>
-      </w:r>
-      <w:proofErr w:type="spellStart"/>
-      <w:r>
-        <w:t>l’application</w:t>
-      </w:r>
-      <w:proofErr w:type="spellEnd"/>
-      <w:r>
-        <w:t xml:space="preserve"> pour continuer à </w:t>
-      </w:r>
-      <w:proofErr w:type="spellStart"/>
-      <w:r>
-        <w:t>l’utiliser</w:t>
-      </w:r>
-      <w:proofErr w:type="spellEnd"/>
-      <w:r>
-        <w:t>)</w:t>
-      </w:r>
-    </w:p>
-    <w:p>
-      <w:pPr>
-        <w:pStyle w:val="Paragrafoelenco"/>
-        <w:numPr>
-          <w:ilvl w:val="0"/>
-          <w:numId w:val="29"/>
-        </w:numPr>
-        <w:jc w:val="both"/>
-        <w:rPr>
-          <w:lang w:val="it-IT"/>
-        </w:rPr>
-      </w:pPr>
-      <w:r>
-        <w:rPr>
-          <w:lang w:val="it-IT"/>
-        </w:rPr>
-        <w:t xml:space="preserve">un câble USB </w:t>
-      </w:r>
-      <w:proofErr w:type="spellStart"/>
-      <w:r>
-        <w:rPr>
-          <w:lang w:val="it-IT"/>
-        </w:rPr>
-        <w:t>entre</w:t>
-      </w:r>
-      <w:proofErr w:type="spellEnd"/>
-      <w:r>
-        <w:rPr>
-          <w:lang w:val="it-IT"/>
-        </w:rPr>
-        <w:t xml:space="preserve"> le smartphone et le BACCABLE</w:t>
-      </w:r>
-    </w:p>
-    <w:p>
-      <w:pPr>
-        <w:rPr>
-          <w:lang w:val="it-IT"/>
-        </w:rPr>
-      </w:pPr>
-    </w:p>
-    <w:p>
-      <w:pPr>
-        <w:pStyle w:val="Paragrafoelenco"/>
-        <w:numPr>
-          <w:ilvl w:val="0"/>
-          <w:numId w:val="30"/>
-        </w:numPr>
-        <w:jc w:val="both"/>
-        <w:rPr>
-          <w:lang w:val="it-IT"/>
-        </w:rPr>
-      </w:pPr>
-      <w:proofErr w:type="spellStart"/>
-      <w:r>
-        <w:rPr>
-          <w:lang w:val="it-IT"/>
-        </w:rPr>
-        <w:t>Appuyez</w:t>
-      </w:r>
-      <w:proofErr w:type="spellEnd"/>
-      <w:r>
-        <w:rPr>
-          <w:lang w:val="it-IT"/>
-        </w:rPr>
-        <w:t xml:space="preserve"> et </w:t>
-      </w:r>
-      <w:proofErr w:type="spellStart"/>
-      <w:r>
-        <w:rPr>
-          <w:lang w:val="it-IT"/>
-        </w:rPr>
-        <w:t>maintenez</w:t>
-      </w:r>
-      <w:proofErr w:type="spellEnd"/>
-      <w:r>
-        <w:rPr>
-          <w:lang w:val="it-IT"/>
-        </w:rPr>
-        <w:t xml:space="preserve"> le </w:t>
-      </w:r>
-      <w:proofErr w:type="spellStart"/>
-      <w:r>
-        <w:rPr>
-          <w:lang w:val="it-IT"/>
-        </w:rPr>
-        <w:t>bouton</w:t>
-      </w:r>
-      <w:proofErr w:type="spellEnd"/>
-      <w:r>
-        <w:rPr>
-          <w:lang w:val="it-IT"/>
-        </w:rPr>
-        <w:t xml:space="preserve"> de </w:t>
-      </w:r>
-      <w:proofErr w:type="spellStart"/>
-      <w:r>
-        <w:rPr>
-          <w:lang w:val="it-IT"/>
-        </w:rPr>
-        <w:t>programmation</w:t>
-      </w:r>
-      <w:proofErr w:type="spellEnd"/>
-      <w:r>
-        <w:rPr>
-          <w:lang w:val="it-IT"/>
-        </w:rPr>
-        <w:t xml:space="preserve"> sur </w:t>
-      </w:r>
-      <w:proofErr w:type="gramStart"/>
-      <w:r>
-        <w:rPr>
-          <w:lang w:val="it-IT"/>
-        </w:rPr>
-        <w:t>la carte</w:t>
-      </w:r>
-      <w:proofErr w:type="gramEnd"/>
-      <w:r>
-        <w:rPr>
-          <w:lang w:val="it-IT"/>
-        </w:rPr>
-        <w:t>.</w:t>
-      </w:r>
-    </w:p>
-    <w:p>
-      <w:pPr>
-        <w:pStyle w:val="Paragrafoelenco"/>
-        <w:numPr>
-          <w:ilvl w:val="0"/>
-          <w:numId w:val="30"/>
-        </w:numPr>
-        <w:jc w:val="both"/>
-      </w:pPr>
-      <w:proofErr w:type="spellStart"/>
-      <w:r>
-        <w:t>Connectez</w:t>
-      </w:r>
-      <w:proofErr w:type="spellEnd"/>
-      <w:r>
-        <w:t xml:space="preserve"> le </w:t>
-      </w:r>
-      <w:proofErr w:type="spellStart"/>
-      <w:r>
-        <w:t>câble</w:t>
-      </w:r>
-      <w:proofErr w:type="spellEnd"/>
-      <w:r>
-        <w:t xml:space="preserve"> USB OTG au smartphone, puis connectez le port USB du BACCABLE (C1, C2 ou BH) au câble OTG.</w:t>
-      </w:r>
-    </w:p>
-    <w:p>
-      <w:pPr>
-        <w:pStyle w:val="Paragrafoelenco"/>
-        <w:numPr>
-          <w:ilvl w:val="0"/>
-          <w:numId w:val="30"/>
-        </w:numPr>
-        <w:jc w:val="both"/>
-        <w:rPr>
-          <w:lang w:val="it-IT"/>
-        </w:rPr>
-      </w:pPr>
-      <w:r>
-        <w:rPr>
-          <w:lang w:val="it-IT"/>
-        </w:rPr>
-        <w:t xml:space="preserve">Ce n’est </w:t>
-      </w:r>
-      <w:proofErr w:type="spellStart"/>
-      <w:r>
-        <w:rPr>
-          <w:lang w:val="it-IT"/>
-        </w:rPr>
-        <w:t>qu’une</w:t>
-      </w:r>
-      <w:proofErr w:type="spellEnd"/>
-      <w:r>
-        <w:rPr>
-          <w:lang w:val="it-IT"/>
-        </w:rPr>
-        <w:t xml:space="preserve"> fois la LED verte </w:t>
-      </w:r>
-      <w:proofErr w:type="spellStart"/>
-      <w:r>
-        <w:rPr>
-          <w:lang w:val="it-IT"/>
-        </w:rPr>
-        <w:t>du</w:t>
-      </w:r>
-      <w:proofErr w:type="spellEnd"/>
-      <w:r>
-        <w:rPr>
-          <w:lang w:val="it-IT"/>
-        </w:rPr>
-        <w:t xml:space="preserve"> BACCABLE </w:t>
-      </w:r>
-      <w:proofErr w:type="spellStart"/>
-      <w:r>
-        <w:rPr>
-          <w:lang w:val="it-IT"/>
-        </w:rPr>
-        <w:t>allumée</w:t>
-      </w:r>
-      <w:proofErr w:type="spellEnd"/>
-      <w:r>
-        <w:rPr>
-          <w:lang w:val="it-IT"/>
-        </w:rPr>
-        <w:t xml:space="preserve"> </w:t>
-      </w:r>
-      <w:proofErr w:type="spellStart"/>
-      <w:r>
-        <w:rPr>
-          <w:lang w:val="it-IT"/>
-        </w:rPr>
-        <w:t>que</w:t>
-      </w:r>
-      <w:proofErr w:type="spellEnd"/>
-      <w:r>
-        <w:rPr>
-          <w:lang w:val="it-IT"/>
-        </w:rPr>
-        <w:t xml:space="preserve"> le </w:t>
-      </w:r>
-      <w:proofErr w:type="spellStart"/>
-      <w:r>
-        <w:rPr>
-          <w:lang w:val="it-IT"/>
-        </w:rPr>
-        <w:t>bouton</w:t>
-      </w:r>
-      <w:proofErr w:type="spellEnd"/>
-      <w:r>
-        <w:rPr>
-          <w:lang w:val="it-IT"/>
-        </w:rPr>
-        <w:t xml:space="preserve"> de </w:t>
-      </w:r>
-      <w:proofErr w:type="spellStart"/>
-      <w:r>
-        <w:rPr>
-          <w:lang w:val="it-IT"/>
-        </w:rPr>
-        <w:t>programmation</w:t>
-      </w:r>
-      <w:proofErr w:type="spellEnd"/>
-      <w:r>
-        <w:rPr>
-          <w:lang w:val="it-IT"/>
-        </w:rPr>
-        <w:t xml:space="preserve"> </w:t>
-      </w:r>
-      <w:proofErr w:type="spellStart"/>
-      <w:r>
-        <w:rPr>
-          <w:lang w:val="it-IT"/>
-        </w:rPr>
-        <w:t>peut</w:t>
-      </w:r>
-      <w:proofErr w:type="spellEnd"/>
-      <w:r>
-        <w:rPr>
-          <w:lang w:val="it-IT"/>
-        </w:rPr>
-        <w:t xml:space="preserve"> </w:t>
-      </w:r>
-      <w:proofErr w:type="spellStart"/>
-      <w:r>
-        <w:rPr>
-          <w:lang w:val="it-IT"/>
-        </w:rPr>
-        <w:t>être</w:t>
-      </w:r>
-      <w:proofErr w:type="spellEnd"/>
-      <w:r>
-        <w:rPr>
-          <w:lang w:val="it-IT"/>
-        </w:rPr>
-        <w:t xml:space="preserve"> </w:t>
-      </w:r>
-      <w:proofErr w:type="spellStart"/>
-      <w:r>
-        <w:rPr>
-          <w:lang w:val="it-IT"/>
-        </w:rPr>
-        <w:t>relâché</w:t>
-      </w:r>
-      <w:proofErr w:type="spellEnd"/>
-      <w:r>
-        <w:rPr>
-          <w:lang w:val="it-IT"/>
-        </w:rPr>
-        <w:t>.</w:t>
-      </w:r>
-    </w:p>
-    <w:p>
-      <w:pPr>
-        <w:pStyle w:val="Paragrafoelenco"/>
-        <w:numPr>
-          <w:ilvl w:val="0"/>
-          <w:numId w:val="30"/>
-        </w:numPr>
-        <w:jc w:val="both"/>
-        <w:rPr>
-          <w:lang w:val="it-IT"/>
-        </w:rPr>
-      </w:pPr>
-      <w:proofErr w:type="spellStart"/>
-      <w:r>
-        <w:rPr>
-          <w:lang w:val="it-IT"/>
-        </w:rPr>
-        <w:t>Ouvrez</w:t>
-      </w:r>
-      <w:proofErr w:type="spellEnd"/>
-      <w:r>
-        <w:rPr>
-          <w:lang w:val="it-IT"/>
-        </w:rPr>
-        <w:t xml:space="preserve"> </w:t>
-      </w:r>
-      <w:proofErr w:type="spellStart"/>
-      <w:r>
-        <w:rPr>
-          <w:lang w:val="it-IT"/>
-        </w:rPr>
-        <w:t>l’application</w:t>
-      </w:r>
-      <w:proofErr w:type="spellEnd"/>
-      <w:r>
-        <w:rPr>
-          <w:lang w:val="it-IT"/>
-        </w:rPr>
-        <w:t xml:space="preserve"> sur le </w:t>
-      </w:r>
-      <w:proofErr w:type="gramStart"/>
-      <w:r>
-        <w:rPr>
-          <w:lang w:val="it-IT"/>
-        </w:rPr>
-        <w:t>smartphone :</w:t>
-      </w:r>
-      <w:proofErr w:type="gramEnd"/>
-      <w:r>
-        <w:rPr>
-          <w:lang w:val="it-IT"/>
-        </w:rPr>
-        <w:t xml:space="preserve"> </w:t>
-      </w:r>
-      <w:proofErr w:type="spellStart"/>
-      <w:r>
-        <w:rPr>
-          <w:lang w:val="it-IT"/>
-        </w:rPr>
-        <w:t>lors</w:t>
-      </w:r>
-      <w:proofErr w:type="spellEnd"/>
-      <w:r>
-        <w:rPr>
-          <w:lang w:val="it-IT"/>
-        </w:rPr>
-        <w:t xml:space="preserve"> de la première </w:t>
-      </w:r>
-      <w:proofErr w:type="spellStart"/>
-      <w:r>
-        <w:rPr>
-          <w:lang w:val="it-IT"/>
-        </w:rPr>
-        <w:t>connexion</w:t>
-      </w:r>
-      <w:proofErr w:type="spellEnd"/>
-      <w:r>
-        <w:rPr>
-          <w:lang w:val="it-IT"/>
-        </w:rPr>
-        <w:t xml:space="preserve">, Android </w:t>
-      </w:r>
-      <w:proofErr w:type="spellStart"/>
-      <w:r>
-        <w:rPr>
-          <w:lang w:val="it-IT"/>
-        </w:rPr>
-        <w:t>demandera</w:t>
-      </w:r>
-      <w:proofErr w:type="spellEnd"/>
-      <w:r>
-        <w:rPr>
-          <w:lang w:val="it-IT"/>
-        </w:rPr>
-        <w:t xml:space="preserve"> l’</w:t>
-      </w:r>
-      <w:proofErr w:type="spellStart"/>
-      <w:r>
-        <w:rPr>
-          <w:lang w:val="it-IT"/>
-        </w:rPr>
-        <w:t>autorisation</w:t>
-      </w:r>
-      <w:proofErr w:type="spellEnd"/>
-      <w:r>
-        <w:rPr>
-          <w:lang w:val="it-IT"/>
-        </w:rPr>
-        <w:t xml:space="preserve"> d’</w:t>
-      </w:r>
-      <w:proofErr w:type="spellStart"/>
-      <w:r>
-        <w:rPr>
-          <w:lang w:val="it-IT"/>
-        </w:rPr>
-        <w:t>accéder</w:t>
-      </w:r>
-      <w:proofErr w:type="spellEnd"/>
-      <w:r>
-        <w:rPr>
-          <w:lang w:val="it-IT"/>
-        </w:rPr>
-        <w:t xml:space="preserve"> </w:t>
-      </w:r>
-      <w:proofErr w:type="spellStart"/>
-      <w:r>
-        <w:rPr>
-          <w:lang w:val="it-IT"/>
-        </w:rPr>
-        <w:t>au</w:t>
-      </w:r>
-      <w:proofErr w:type="spellEnd"/>
-      <w:r>
-        <w:rPr>
-          <w:lang w:val="it-IT"/>
-        </w:rPr>
-        <w:t xml:space="preserve"> </w:t>
-      </w:r>
-      <w:proofErr w:type="spellStart"/>
-      <w:r>
-        <w:rPr>
-          <w:lang w:val="it-IT"/>
-        </w:rPr>
-        <w:t>périphérique</w:t>
-      </w:r>
-      <w:proofErr w:type="spellEnd"/>
-      <w:r>
-        <w:rPr>
-          <w:lang w:val="it-IT"/>
-        </w:rPr>
-        <w:t xml:space="preserve"> USB, </w:t>
-      </w:r>
-      <w:proofErr w:type="spellStart"/>
-      <w:r>
-        <w:rPr>
-          <w:lang w:val="it-IT"/>
-        </w:rPr>
-        <w:t>qu’il</w:t>
-      </w:r>
-      <w:proofErr w:type="spellEnd"/>
-      <w:r>
-        <w:rPr>
-          <w:lang w:val="it-IT"/>
-        </w:rPr>
-        <w:t xml:space="preserve"> </w:t>
-      </w:r>
-      <w:proofErr w:type="spellStart"/>
-      <w:r>
-        <w:rPr>
-          <w:lang w:val="it-IT"/>
-        </w:rPr>
-        <w:t>faut</w:t>
-      </w:r>
-      <w:proofErr w:type="spellEnd"/>
-      <w:r>
-        <w:rPr>
-          <w:lang w:val="it-IT"/>
-        </w:rPr>
-        <w:t xml:space="preserve"> </w:t>
-      </w:r>
-      <w:proofErr w:type="spellStart"/>
-      <w:r>
-        <w:rPr>
-          <w:lang w:val="it-IT"/>
-        </w:rPr>
-        <w:t>accorder</w:t>
-      </w:r>
-      <w:proofErr w:type="spellEnd"/>
-      <w:r>
-        <w:rPr>
-          <w:lang w:val="it-IT"/>
-        </w:rPr>
-        <w:t xml:space="preserve"> pour </w:t>
-      </w:r>
-      <w:proofErr w:type="spellStart"/>
-      <w:r>
-        <w:rPr>
-          <w:lang w:val="it-IT"/>
-        </w:rPr>
-        <w:t>continuer</w:t>
-      </w:r>
-      <w:proofErr w:type="spellEnd"/>
-      <w:r>
-        <w:rPr>
-          <w:lang w:val="it-IT"/>
-        </w:rPr>
-        <w:t>.</w:t>
-      </w:r>
-    </w:p>
-    <w:p>
-      <w:pPr>
-        <w:pStyle w:val="Paragrafoelenco"/>
-        <w:numPr>
-          <w:ilvl w:val="0"/>
-          <w:numId w:val="30"/>
-        </w:numPr>
-        <w:jc w:val="both"/>
-        <w:rPr>
-          <w:lang w:val="it-IT"/>
-        </w:rPr>
-      </w:pPr>
-      <w:proofErr w:type="spellStart"/>
-      <w:r>
-        <w:rPr>
-          <w:lang w:val="it-IT"/>
-        </w:rPr>
-        <w:t>Sélectionnez</w:t>
-      </w:r>
-      <w:proofErr w:type="spellEnd"/>
-      <w:r>
-        <w:rPr>
-          <w:lang w:val="it-IT"/>
-        </w:rPr>
-        <w:t xml:space="preserve">, </w:t>
-      </w:r>
-      <w:proofErr w:type="spellStart"/>
-      <w:r>
-        <w:rPr>
-          <w:lang w:val="it-IT"/>
-        </w:rPr>
-        <w:t>dans</w:t>
-      </w:r>
-      <w:proofErr w:type="spellEnd"/>
-      <w:r>
-        <w:rPr>
-          <w:lang w:val="it-IT"/>
-        </w:rPr>
-        <w:t xml:space="preserve"> </w:t>
-      </w:r>
-      <w:proofErr w:type="spellStart"/>
-      <w:r>
-        <w:rPr>
-          <w:lang w:val="it-IT"/>
-        </w:rPr>
-        <w:t>l’application</w:t>
-      </w:r>
-      <w:proofErr w:type="spellEnd"/>
-      <w:r>
-        <w:rPr>
-          <w:lang w:val="it-IT"/>
-        </w:rPr>
-        <w:t xml:space="preserve">, le </w:t>
-      </w:r>
-      <w:proofErr w:type="spellStart"/>
-      <w:proofErr w:type="gramStart"/>
-      <w:r>
-        <w:rPr>
-          <w:lang w:val="it-IT"/>
-        </w:rPr>
-        <w:t>fichier</w:t>
-      </w:r>
-      <w:proofErr w:type="spellEnd"/>
-      <w:r>
-        <w:rPr>
-          <w:lang w:val="it-IT"/>
-        </w:rPr>
-        <w:t xml:space="preserve"> .</w:t>
-      </w:r>
-      <w:proofErr w:type="spellStart"/>
-      <w:r>
-        <w:rPr>
-          <w:lang w:val="it-IT"/>
-        </w:rPr>
-        <w:t>elf</w:t>
-      </w:r>
-      <w:proofErr w:type="spellEnd"/>
-      <w:proofErr w:type="gramEnd"/>
-      <w:r>
-        <w:rPr>
-          <w:lang w:val="it-IT"/>
-        </w:rPr>
-        <w:t xml:space="preserve"> </w:t>
-      </w:r>
-      <w:proofErr w:type="spellStart"/>
-      <w:r>
-        <w:rPr>
-          <w:lang w:val="it-IT"/>
-        </w:rPr>
-        <w:t>que</w:t>
-      </w:r>
-      <w:proofErr w:type="spellEnd"/>
-      <w:r>
-        <w:rPr>
-          <w:lang w:val="it-IT"/>
-        </w:rPr>
-        <w:t xml:space="preserve"> </w:t>
-      </w:r>
-      <w:proofErr w:type="spellStart"/>
-      <w:r>
-        <w:rPr>
-          <w:lang w:val="it-IT"/>
-        </w:rPr>
-        <w:t>vous</w:t>
-      </w:r>
-      <w:proofErr w:type="spellEnd"/>
-      <w:r>
-        <w:rPr>
-          <w:lang w:val="it-IT"/>
-        </w:rPr>
-        <w:t xml:space="preserve"> </w:t>
-      </w:r>
-      <w:proofErr w:type="spellStart"/>
-      <w:r>
-        <w:rPr>
-          <w:lang w:val="it-IT"/>
-        </w:rPr>
-        <w:t>souhaitez</w:t>
-      </w:r>
-      <w:proofErr w:type="spellEnd"/>
-      <w:r>
-        <w:rPr>
-          <w:lang w:val="it-IT"/>
-        </w:rPr>
-        <w:t xml:space="preserve"> </w:t>
-      </w:r>
-      <w:proofErr w:type="spellStart"/>
-      <w:r>
-        <w:rPr>
-          <w:lang w:val="it-IT"/>
-        </w:rPr>
-        <w:t>télécharger</w:t>
-      </w:r>
-      <w:proofErr w:type="spellEnd"/>
-      <w:r>
-        <w:rPr>
-          <w:lang w:val="it-IT"/>
-        </w:rPr>
-        <w:t xml:space="preserve">, </w:t>
-      </w:r>
-      <w:proofErr w:type="spellStart"/>
-      <w:r>
-        <w:rPr>
-          <w:lang w:val="it-IT"/>
-        </w:rPr>
-        <w:t>selon</w:t>
-      </w:r>
-      <w:proofErr w:type="spellEnd"/>
-      <w:r>
-        <w:rPr>
-          <w:lang w:val="it-IT"/>
-        </w:rPr>
-        <w:t xml:space="preserve"> le port USB </w:t>
-      </w:r>
-      <w:proofErr w:type="spellStart"/>
-      <w:r>
-        <w:rPr>
-          <w:lang w:val="it-IT"/>
-        </w:rPr>
-        <w:t>auquel</w:t>
-      </w:r>
-      <w:proofErr w:type="spellEnd"/>
-      <w:r>
-        <w:rPr>
-          <w:lang w:val="it-IT"/>
-        </w:rPr>
-        <w:t xml:space="preserve"> </w:t>
-      </w:r>
-      <w:proofErr w:type="spellStart"/>
-      <w:r>
-        <w:rPr>
-          <w:lang w:val="it-IT"/>
-        </w:rPr>
-        <w:t>vous</w:t>
-      </w:r>
-      <w:proofErr w:type="spellEnd"/>
-      <w:r>
-        <w:rPr>
-          <w:lang w:val="it-IT"/>
-        </w:rPr>
-        <w:t xml:space="preserve"> </w:t>
-      </w:r>
-      <w:proofErr w:type="spellStart"/>
-      <w:r>
-        <w:rPr>
-          <w:lang w:val="it-IT"/>
-        </w:rPr>
-        <w:t>êtes</w:t>
-      </w:r>
-      <w:proofErr w:type="spellEnd"/>
-      <w:r>
-        <w:rPr>
-          <w:lang w:val="it-IT"/>
-        </w:rPr>
-        <w:t xml:space="preserve"> </w:t>
-      </w:r>
-      <w:proofErr w:type="spellStart"/>
-      <w:r>
-        <w:rPr>
-          <w:lang w:val="it-IT"/>
-        </w:rPr>
-        <w:t>connecté</w:t>
-      </w:r>
-      <w:proofErr w:type="spellEnd"/>
-      <w:r>
-        <w:rPr>
-          <w:lang w:val="it-IT"/>
-        </w:rPr>
-        <w:t xml:space="preserve"> (</w:t>
-      </w:r>
-      <w:proofErr w:type="spellStart"/>
-      <w:r>
-        <w:rPr>
-          <w:lang w:val="it-IT"/>
-        </w:rPr>
-        <w:t>comme</w:t>
-      </w:r>
-      <w:proofErr w:type="spellEnd"/>
-      <w:r>
-        <w:rPr>
-          <w:lang w:val="it-IT"/>
-        </w:rPr>
-        <w:t xml:space="preserve"> </w:t>
-      </w:r>
-      <w:proofErr w:type="spellStart"/>
-      <w:r>
-        <w:rPr>
-          <w:lang w:val="it-IT"/>
-        </w:rPr>
-        <w:t>indiqué</w:t>
-      </w:r>
-      <w:proofErr w:type="spellEnd"/>
-      <w:r>
-        <w:rPr>
-          <w:lang w:val="it-IT"/>
-        </w:rPr>
-        <w:t xml:space="preserve"> </w:t>
-      </w:r>
-      <w:proofErr w:type="spellStart"/>
-      <w:r>
-        <w:rPr>
-          <w:lang w:val="it-IT"/>
-        </w:rPr>
-        <w:t>au</w:t>
-      </w:r>
-      <w:proofErr w:type="spellEnd"/>
-      <w:r>
-        <w:rPr>
-          <w:lang w:val="it-IT"/>
-        </w:rPr>
-        <w:t xml:space="preserve"> </w:t>
-      </w:r>
-      <w:proofErr w:type="spellStart"/>
-      <w:r>
-        <w:rPr>
-          <w:lang w:val="it-IT"/>
-        </w:rPr>
-        <w:t>paragraphe</w:t>
-      </w:r>
-      <w:proofErr w:type="spellEnd"/>
-      <w:r>
-        <w:rPr>
-          <w:lang w:val="it-IT"/>
-        </w:rPr>
-        <w:t xml:space="preserve"> 1.11).</w:t>
-      </w:r>
-    </w:p>
-    <w:p>
-      <w:pPr>
-        <w:pStyle w:val="Paragrafoelenco"/>
-        <w:numPr>
-          <w:ilvl w:val="0"/>
-          <w:numId w:val="30"/>
-        </w:numPr>
-        <w:jc w:val="both"/>
-      </w:pPr>
-      <w:proofErr w:type="spellStart"/>
-      <w:r>
-        <w:t>Lancez</w:t>
-      </w:r>
-      <w:proofErr w:type="spellEnd"/>
-      <w:r>
-        <w:t xml:space="preserve"> </w:t>
-      </w:r>
-      <w:proofErr w:type="spellStart"/>
-      <w:r>
-        <w:t>l’écriture</w:t>
-      </w:r>
-      <w:proofErr w:type="spellEnd"/>
-      <w:r>
-        <w:t xml:space="preserve"> du firmware depuis l’application.</w:t>
-      </w:r>
-    </w:p>
-    <w:p>
-      <w:pPr>
-        <w:pStyle w:val="Paragrafoelenco"/>
-        <w:numPr>
-          <w:ilvl w:val="0"/>
-          <w:numId w:val="30"/>
-        </w:numPr>
-        <w:jc w:val="both"/>
-      </w:pPr>
-      <w:r>
-        <w:t>Attendez le message de confirmation indiquant que l’écriture est terminée, puis déconnectez le câble USB OTG.</w:t>
-      </w:r>
-    </w:p>
-    <w:p>
-      <w:pPr>
-        <w:jc w:val="both"/>
-        <w:rPr>
-          <w:lang w:val="it-IT"/>
-        </w:rPr>
-      </w:pPr>
-      <w:r>
-        <w:rPr>
-          <w:b/>
-          <w:bCs/>
-          <w:lang w:val="it-IT"/>
-        </w:rPr>
-        <w:t>Note</w:t>
-      </w:r>
-      <w:proofErr w:type="gramStart"/>
-      <w:r>
-        <w:rPr>
-          <w:b/>
-          <w:bCs/>
-          <w:lang w:val="it-IT"/>
-        </w:rPr>
-        <w:t>1</w:t>
-      </w:r>
-      <w:r>
-        <w:rPr>
-          <w:lang w:val="it-IT"/>
-        </w:rPr>
-        <w:t xml:space="preserve"> :</w:t>
-      </w:r>
-      <w:proofErr w:type="gramEnd"/>
-      <w:r>
-        <w:rPr>
-          <w:lang w:val="it-IT"/>
-        </w:rPr>
-        <w:t xml:space="preserve"> la </w:t>
-      </w:r>
-      <w:proofErr w:type="spellStart"/>
-      <w:r>
-        <w:rPr>
-          <w:lang w:val="it-IT"/>
-        </w:rPr>
-        <w:t>procédure</w:t>
-      </w:r>
-      <w:proofErr w:type="spellEnd"/>
-      <w:r>
-        <w:rPr>
-          <w:lang w:val="it-IT"/>
-        </w:rPr>
-        <w:t xml:space="preserve"> est </w:t>
-      </w:r>
-      <w:proofErr w:type="spellStart"/>
-      <w:r>
-        <w:rPr>
-          <w:lang w:val="it-IT"/>
-        </w:rPr>
-        <w:t>également</w:t>
-      </w:r>
-      <w:proofErr w:type="spellEnd"/>
-      <w:r>
-        <w:rPr>
-          <w:lang w:val="it-IT"/>
-        </w:rPr>
-        <w:t xml:space="preserve"> </w:t>
-      </w:r>
-      <w:proofErr w:type="spellStart"/>
-      <w:r>
-        <w:rPr>
-          <w:lang w:val="it-IT"/>
-        </w:rPr>
-        <w:t>présentée</w:t>
-      </w:r>
-      <w:proofErr w:type="spellEnd"/>
-      <w:r>
-        <w:rPr>
-          <w:lang w:val="it-IT"/>
-        </w:rPr>
-        <w:t xml:space="preserve"> </w:t>
-      </w:r>
-      <w:proofErr w:type="spellStart"/>
-      <w:r>
-        <w:rPr>
-          <w:lang w:val="it-IT"/>
-        </w:rPr>
-        <w:t>dans</w:t>
-      </w:r>
-      <w:proofErr w:type="spellEnd"/>
-      <w:r>
-        <w:rPr>
-          <w:lang w:val="it-IT"/>
-        </w:rPr>
-        <w:t xml:space="preserve"> la </w:t>
-      </w:r>
-      <w:proofErr w:type="spellStart"/>
-      <w:r>
-        <w:rPr>
-          <w:lang w:val="it-IT"/>
-        </w:rPr>
-        <w:t>vidéo</w:t>
-      </w:r>
-      <w:proofErr w:type="spellEnd"/>
-      <w:r>
-        <w:rPr>
-          <w:lang w:val="it-IT"/>
-        </w:rPr>
-        <w:t xml:space="preserve"> </w:t>
-      </w:r>
-      <w:proofErr w:type="spellStart"/>
-      <w:r>
-        <w:rPr>
-          <w:lang w:val="it-IT"/>
-        </w:rPr>
-        <w:t>suivante</w:t>
-      </w:r>
-      <w:proofErr w:type="spellEnd"/>
-      <w:r>
-        <w:rPr>
-          <w:lang w:val="it-IT"/>
-        </w:rPr>
-        <w:t xml:space="preserve"> : </w:t>
-      </w:r>
-      <w:hyperlink r:id="rId32" w:history="1">
-        <w:r>
-          <w:rPr>
-            <w:rStyle w:val="Collegamentoipertestuale"/>
-            <w:lang w:val="it-IT"/>
-          </w:rPr>
-          <w:t>https://www.youtube.com/watch?v=NHiYqMTKCWE</w:t>
-        </w:r>
-      </w:hyperlink>
-    </w:p>
-    <w:p>
-      <w:pPr>
-        <w:jc w:val="both"/>
-        <w:rPr>
-          <w:lang w:val="it-IT"/>
-        </w:rPr>
-      </w:pPr>
-      <w:r>
-        <w:rPr>
-          <w:b/>
-          <w:bCs/>
-          <w:lang w:val="it-IT"/>
-        </w:rPr>
-        <w:lastRenderedPageBreak/>
-        <w:t>Note</w:t>
-      </w:r>
-      <w:proofErr w:type="gramStart"/>
-      <w:r>
-        <w:rPr>
-          <w:b/>
-          <w:bCs/>
-          <w:lang w:val="it-IT"/>
-        </w:rPr>
-        <w:t>2</w:t>
-      </w:r>
-      <w:r>
-        <w:rPr>
-          <w:lang w:val="it-IT"/>
-        </w:rPr>
-        <w:t xml:space="preserve"> :</w:t>
-      </w:r>
-      <w:proofErr w:type="gramEnd"/>
-      <w:r>
-        <w:rPr>
-          <w:lang w:val="it-IT"/>
-        </w:rPr>
-        <w:t xml:space="preserve"> </w:t>
-      </w:r>
-      <w:proofErr w:type="spellStart"/>
-      <w:r>
-        <w:rPr>
-          <w:lang w:val="it-IT"/>
-        </w:rPr>
-        <w:t>dès</w:t>
-      </w:r>
-      <w:proofErr w:type="spellEnd"/>
-      <w:r>
-        <w:rPr>
-          <w:lang w:val="it-IT"/>
-        </w:rPr>
-        <w:t xml:space="preserve"> </w:t>
-      </w:r>
-      <w:proofErr w:type="spellStart"/>
-      <w:r>
-        <w:rPr>
-          <w:lang w:val="it-IT"/>
-        </w:rPr>
-        <w:t>que</w:t>
-      </w:r>
-      <w:proofErr w:type="spellEnd"/>
-      <w:r>
-        <w:rPr>
-          <w:lang w:val="it-IT"/>
-        </w:rPr>
-        <w:t xml:space="preserve"> le </w:t>
-      </w:r>
-      <w:proofErr w:type="spellStart"/>
-      <w:r>
-        <w:rPr>
-          <w:lang w:val="it-IT"/>
-        </w:rPr>
-        <w:t>baccable</w:t>
-      </w:r>
-      <w:proofErr w:type="spellEnd"/>
-      <w:r>
-        <w:rPr>
-          <w:lang w:val="it-IT"/>
-        </w:rPr>
-        <w:t xml:space="preserve"> est </w:t>
-      </w:r>
-      <w:proofErr w:type="spellStart"/>
-      <w:r>
-        <w:rPr>
-          <w:lang w:val="it-IT"/>
-        </w:rPr>
-        <w:t>connecté</w:t>
-      </w:r>
-      <w:proofErr w:type="spellEnd"/>
-      <w:r>
-        <w:rPr>
-          <w:lang w:val="it-IT"/>
-        </w:rPr>
-        <w:t xml:space="preserve"> </w:t>
-      </w:r>
-      <w:proofErr w:type="spellStart"/>
-      <w:r>
-        <w:rPr>
-          <w:lang w:val="it-IT"/>
-        </w:rPr>
-        <w:t>au</w:t>
-      </w:r>
-      <w:proofErr w:type="spellEnd"/>
-      <w:r>
-        <w:rPr>
-          <w:lang w:val="it-IT"/>
-        </w:rPr>
-        <w:t xml:space="preserve"> smartphone, </w:t>
-      </w:r>
-      <w:proofErr w:type="spellStart"/>
-      <w:r>
-        <w:rPr>
-          <w:lang w:val="it-IT"/>
-        </w:rPr>
-        <w:t>l’application</w:t>
-      </w:r>
-      <w:proofErr w:type="spellEnd"/>
-      <w:r>
-        <w:rPr>
-          <w:lang w:val="it-IT"/>
-        </w:rPr>
-        <w:t xml:space="preserve"> </w:t>
-      </w:r>
-      <w:proofErr w:type="spellStart"/>
-      <w:r>
-        <w:rPr>
-          <w:lang w:val="it-IT"/>
-        </w:rPr>
-        <w:t>affichera</w:t>
-      </w:r>
-      <w:proofErr w:type="spellEnd"/>
-      <w:r>
-        <w:rPr>
-          <w:lang w:val="it-IT"/>
-        </w:rPr>
-        <w:t xml:space="preserve"> une </w:t>
-      </w:r>
-      <w:proofErr w:type="spellStart"/>
-      <w:r>
-        <w:rPr>
-          <w:lang w:val="it-IT"/>
-        </w:rPr>
-        <w:t>indication</w:t>
-      </w:r>
-      <w:proofErr w:type="spellEnd"/>
-      <w:r>
-        <w:rPr>
-          <w:lang w:val="it-IT"/>
-        </w:rPr>
-        <w:t xml:space="preserve"> CONNECTED en </w:t>
-      </w:r>
-      <w:proofErr w:type="spellStart"/>
-      <w:r>
-        <w:rPr>
-          <w:lang w:val="it-IT"/>
-        </w:rPr>
-        <w:t>vert</w:t>
-      </w:r>
-      <w:proofErr w:type="spellEnd"/>
-      <w:r>
-        <w:rPr>
-          <w:lang w:val="it-IT"/>
-        </w:rPr>
-        <w:t xml:space="preserve">, </w:t>
-      </w:r>
-      <w:proofErr w:type="spellStart"/>
-      <w:r>
-        <w:rPr>
-          <w:lang w:val="it-IT"/>
-        </w:rPr>
-        <w:t>confirmant</w:t>
-      </w:r>
-      <w:proofErr w:type="spellEnd"/>
-      <w:r>
-        <w:rPr>
-          <w:lang w:val="it-IT"/>
-        </w:rPr>
-        <w:t xml:space="preserve"> </w:t>
-      </w:r>
-      <w:proofErr w:type="spellStart"/>
-      <w:r>
-        <w:rPr>
-          <w:lang w:val="it-IT"/>
-        </w:rPr>
-        <w:t>que</w:t>
-      </w:r>
-      <w:proofErr w:type="spellEnd"/>
-      <w:r>
-        <w:rPr>
-          <w:lang w:val="it-IT"/>
-        </w:rPr>
-        <w:t xml:space="preserve"> le </w:t>
-      </w:r>
-      <w:proofErr w:type="spellStart"/>
-      <w:r>
-        <w:rPr>
-          <w:lang w:val="it-IT"/>
-        </w:rPr>
-        <w:t>baccable</w:t>
-      </w:r>
-      <w:proofErr w:type="spellEnd"/>
-      <w:r>
-        <w:rPr>
-          <w:lang w:val="it-IT"/>
-        </w:rPr>
-        <w:t xml:space="preserve"> a </w:t>
-      </w:r>
-      <w:proofErr w:type="spellStart"/>
-      <w:r>
-        <w:rPr>
-          <w:lang w:val="it-IT"/>
-        </w:rPr>
-        <w:t>été</w:t>
-      </w:r>
-      <w:proofErr w:type="spellEnd"/>
-      <w:r>
-        <w:rPr>
-          <w:lang w:val="it-IT"/>
-        </w:rPr>
-        <w:t xml:space="preserve"> </w:t>
-      </w:r>
-      <w:proofErr w:type="spellStart"/>
-      <w:r>
-        <w:rPr>
-          <w:lang w:val="it-IT"/>
-        </w:rPr>
-        <w:t>détecté</w:t>
-      </w:r>
-      <w:proofErr w:type="spellEnd"/>
-      <w:r>
-        <w:rPr>
-          <w:lang w:val="it-IT"/>
-        </w:rPr>
-        <w:t xml:space="preserve"> en mode </w:t>
-      </w:r>
-      <w:proofErr w:type="spellStart"/>
-      <w:r>
-        <w:rPr>
-          <w:lang w:val="it-IT"/>
-        </w:rPr>
-        <w:t>programmation</w:t>
-      </w:r>
-      <w:proofErr w:type="spellEnd"/>
-      <w:r>
-        <w:rPr>
-          <w:lang w:val="it-IT"/>
-        </w:rPr>
-        <w:t xml:space="preserve">. Si ce n’est </w:t>
-      </w:r>
-      <w:proofErr w:type="spellStart"/>
-      <w:r>
-        <w:rPr>
-          <w:lang w:val="it-IT"/>
-        </w:rPr>
-        <w:t>pas</w:t>
-      </w:r>
-      <w:proofErr w:type="spellEnd"/>
-      <w:r>
-        <w:rPr>
-          <w:lang w:val="it-IT"/>
-        </w:rPr>
-        <w:t xml:space="preserve"> le </w:t>
-      </w:r>
-      <w:proofErr w:type="spellStart"/>
-      <w:r>
-        <w:rPr>
-          <w:lang w:val="it-IT"/>
-        </w:rPr>
-        <w:t>cas</w:t>
-      </w:r>
-      <w:proofErr w:type="spellEnd"/>
-      <w:r>
-        <w:rPr>
-          <w:lang w:val="it-IT"/>
-        </w:rPr>
-        <w:t xml:space="preserve">, </w:t>
-      </w:r>
-      <w:proofErr w:type="spellStart"/>
-      <w:r>
-        <w:rPr>
-          <w:lang w:val="it-IT"/>
-        </w:rPr>
-        <w:t>déconnectez</w:t>
-      </w:r>
-      <w:proofErr w:type="spellEnd"/>
-      <w:r>
-        <w:rPr>
-          <w:lang w:val="it-IT"/>
-        </w:rPr>
-        <w:t xml:space="preserve"> </w:t>
-      </w:r>
-      <w:proofErr w:type="gramStart"/>
-      <w:r>
-        <w:rPr>
-          <w:lang w:val="it-IT"/>
-        </w:rPr>
-        <w:t>le câble</w:t>
-      </w:r>
-      <w:proofErr w:type="gramEnd"/>
-      <w:r>
-        <w:rPr>
-          <w:lang w:val="it-IT"/>
-        </w:rPr>
-        <w:t xml:space="preserve"> et </w:t>
-      </w:r>
-      <w:proofErr w:type="spellStart"/>
-      <w:r>
-        <w:rPr>
-          <w:lang w:val="it-IT"/>
-        </w:rPr>
-        <w:t>recommencez</w:t>
-      </w:r>
-      <w:proofErr w:type="spellEnd"/>
-      <w:r>
-        <w:rPr>
-          <w:lang w:val="it-IT"/>
-        </w:rPr>
-        <w:t xml:space="preserve"> la </w:t>
-      </w:r>
-      <w:proofErr w:type="spellStart"/>
-      <w:r>
-        <w:rPr>
-          <w:lang w:val="it-IT"/>
-        </w:rPr>
-        <w:t>procédure</w:t>
-      </w:r>
-      <w:proofErr w:type="spellEnd"/>
-      <w:r>
-        <w:rPr>
-          <w:lang w:val="it-IT"/>
-        </w:rPr>
-        <w:t>.</w:t>
-      </w:r>
-    </w:p>
-    <w:p>
-      <w:pPr>
-        <w:rPr>
-          <w:rStyle w:val="Enfasigrassetto"/>
-          <w:rFonts w:eastAsiaTheme="majorEastAsia" w:cstheme="minorHAnsi"/>
-          <w:sz w:val="40"/>
-          <w:szCs w:val="40"/>
-          <w:lang w:val="fr-FR"/>
-        </w:rPr>
-      </w:pPr>
-      <w:r>
-        <w:rPr>
-          <w:rStyle w:val="Enfasigrassetto"/>
-          <w:rFonts w:cstheme="minorHAnsi"/>
-          <w:lang w:val="fr-FR"/>
-        </w:rPr>
-        <w:br w:type="page"/>
-      </w:r>
-    </w:p>
-    <w:p>
-      <w:pPr>
-        <w:pStyle w:val="Titolo1"/>
-        <w:numPr>
-          <w:ilvl w:val="0"/>
-          <w:numId w:val="1"/>
-        </w:numPr>
-        <w:jc w:val="center"/>
+      <w:r>
+        <w:t>en activant la fonction SNIFFER depuis le MAIN SETUP MENU du BACCABLE, pour renifler avec l’application BACCABLE LOGGER depuis un smartphone (ou depuis un PC Windows), avec un bouton rapide pour partager en ligne l’enregistrement effectué (dans ce cas, une fois le câble USB déconnecté, le baccable reprend son fonctionnement normal)</w:t>
+      </w:r>
+    </w:p>
+    <w:p/>
+    <w:p>
+      <w:pPr>
+        <w:pStyle w:val="Titolo2"/>
         <w:rPr>
           <w:rStyle w:val="Enfasigrassetto"/>
           <w:rFonts w:asciiTheme="minorHAnsi" w:hAnsiTheme="minorHAnsi" w:cstheme="minorHAnsi"/>
           <w:color w:val="auto"/>
-          <w:lang w:val="fr-FR"/>
-        </w:rPr>
-      </w:pPr>
-      <w:bookmarkStart w:id="15" w:name="_Toc205197644"/>
-      <w:bookmarkStart w:id="16" w:name="_Toc205197645"/>
-      <w:bookmarkStart w:id="17" w:name="_Hlk194154488"/>
-      <w:bookmarkStart w:id="18" w:name="_Toc238748133"/>
-      <w:bookmarkEnd w:id="15"/>
-      <w:bookmarkEnd w:id="16"/>
-      <w:r>
-        <w:rPr>
-          <w:rStyle w:val="Enfasigrassetto"/>
-          <w:rFonts w:asciiTheme="minorHAnsi" w:hAnsiTheme="minorHAnsi" w:cstheme="minorHAnsi"/>
-          <w:color w:val="auto"/>
-          <w:lang w:val="fr-FR"/>
-        </w:rPr>
-        <w:lastRenderedPageBreak/>
-        <w:t>USAGE</w:t>
-      </w:r>
-      <w:bookmarkEnd w:id="18"/>
-    </w:p>
-    <w:p>
-      <w:pPr>
-        <w:rPr>
-          <w:lang w:val="fr-FR"/>
-        </w:rPr>
-      </w:pPr>
-    </w:p>
-    <w:p>
-      <w:pPr>
-        <w:pStyle w:val="Titolo2"/>
-        <w:rPr>
-          <w:rStyle w:val="Enfasigrassetto"/>
-          <w:rFonts w:asciiTheme="minorHAnsi" w:hAnsiTheme="minorHAnsi" w:cstheme="minorHAnsi"/>
-          <w:color w:val="auto"/>
-          <w:lang w:val="fr-FR"/>
-        </w:rPr>
-      </w:pPr>
-      <w:bookmarkStart w:id="19" w:name="_Toc196901128"/>
-      <w:bookmarkStart w:id="20" w:name="_Toc238748134"/>
-      <w:r>
-        <w:rPr>
-          <w:rStyle w:val="Enfasigrassetto"/>
-          <w:rFonts w:asciiTheme="minorHAnsi" w:hAnsiTheme="minorHAnsi" w:cstheme="minorHAnsi"/>
-          <w:color w:val="auto"/>
-          <w:lang w:val="fr-FR"/>
-        </w:rPr>
-        <w:t>2.1</w:t>
-      </w:r>
-      <w:r>
-        <w:rPr>
-          <w:rStyle w:val="Enfasigrassetto"/>
-          <w:rFonts w:asciiTheme="minorHAnsi" w:hAnsiTheme="minorHAnsi" w:cstheme="minorHAnsi"/>
-          <w:color w:val="auto"/>
-          <w:lang w:val="fr-FR"/>
-        </w:rPr>
-        <w:tab/>
-      </w:r>
-      <w:bookmarkEnd w:id="19"/>
-      <w:r>
-        <w:rPr>
-          <w:rStyle w:val="Enfasigrassetto"/>
-          <w:rFonts w:asciiTheme="minorHAnsi" w:hAnsiTheme="minorHAnsi" w:cstheme="minorHAnsi"/>
-          <w:color w:val="auto"/>
-          <w:lang w:val="fr-FR"/>
-        </w:rPr>
-        <w:t>Premier démarrage</w:t>
-      </w:r>
-      <w:bookmarkEnd w:id="20"/>
-    </w:p>
-    <w:p>
-      <w:pPr>
-        <w:jc w:val="both"/>
-        <w:rPr>
-          <w:lang w:val="fr-FR"/>
-        </w:rPr>
-      </w:pPr>
-    </w:p>
-    <w:p>
-      <w:pPr>
-        <w:jc w:val="both"/>
-        <w:rPr>
-          <w:lang w:val="fr-FR"/>
-        </w:rPr>
-      </w:pPr>
-      <w:r>
-        <w:rPr>
-          <w:lang w:val="fr-FR"/>
-        </w:rPr>
-        <w:t>Lorsque vous utilisez le BACCABLE pour la première fois, vous devez configurer les fonctions que vous souhaitez activer sur votre véhicule, parmi celles disponibles, en suivant les instructions ci-dessous :</w:t>
-      </w:r>
-    </w:p>
-    <w:p>
-      <w:pPr>
-        <w:numPr>
-          <w:ilvl w:val="0"/>
-          <w:numId w:val="16"/>
-        </w:numPr>
-        <w:jc w:val="both"/>
-        <w:rPr>
-          <w:lang w:val="fr-FR"/>
-        </w:rPr>
-      </w:pPr>
-      <w:r>
-        <w:rPr>
-          <w:lang w:val="fr-FR"/>
-        </w:rPr>
-        <w:t>Insérez le BACCABLE dans le connecteur OBD.</w:t>
-      </w:r>
-    </w:p>
-    <w:p>
-      <w:pPr>
-        <w:numPr>
-          <w:ilvl w:val="0"/>
-          <w:numId w:val="16"/>
-        </w:numPr>
-        <w:jc w:val="both"/>
-        <w:rPr>
-          <w:lang w:val="fr-FR"/>
-        </w:rPr>
-      </w:pPr>
-      <w:r>
-        <w:rPr>
-          <w:lang w:val="fr-FR"/>
-        </w:rPr>
-        <w:t>Démarre le moteur.</w:t>
-      </w:r>
-    </w:p>
-    <w:p>
-      <w:pPr>
-        <w:numPr>
-          <w:ilvl w:val="0"/>
-          <w:numId w:val="16"/>
-        </w:numPr>
-        <w:jc w:val="both"/>
-        <w:rPr>
-          <w:lang w:val="fr-FR"/>
-        </w:rPr>
-      </w:pPr>
-      <w:r>
-        <w:rPr>
-          <w:lang w:val="fr-FR"/>
-        </w:rPr>
-        <w:t xml:space="preserve">Avec le régulateur de vitesse désactivé, appuyez sur le bouton RES (ou le bouton DISTANCE) du volant pendant environ 2 secondes. L'affichage où le nom de la station de radio est généralement affiché affichera le texte </w:t>
-      </w:r>
-      <w:r>
-        <w:rPr>
-          <w:i/>
-          <w:iCs/>
-          <w:lang w:val="fr-FR"/>
-        </w:rPr>
-        <w:t>BACCABLE</w:t>
-      </w:r>
-      <w:r>
-        <w:rPr>
-          <w:lang w:val="fr-FR"/>
-        </w:rPr>
-        <w:t xml:space="preserve"> ainsi que l'identifiant de version installé.</w:t>
-      </w:r>
-    </w:p>
-    <w:p>
-      <w:pPr>
-        <w:numPr>
-          <w:ilvl w:val="0"/>
-          <w:numId w:val="2"/>
-        </w:numPr>
-        <w:jc w:val="both"/>
-        <w:rPr>
-          <w:lang w:val="fr-FR"/>
-        </w:rPr>
-      </w:pPr>
-      <w:r>
-        <w:rPr>
-          <w:lang w:val="fr-FR"/>
-        </w:rPr>
-        <w:t xml:space="preserve">Naviguez dans le menu circulaire en utilisant les boutons haut et bas jusqu'à atteindre l'objet </w:t>
-      </w:r>
-      <w:r>
-        <w:rPr>
-          <w:i/>
-          <w:iCs/>
-          <w:lang w:val="fr-FR"/>
-        </w:rPr>
-        <w:t>SETUP MENU</w:t>
-      </w:r>
-      <w:r>
-        <w:rPr>
-          <w:lang w:val="fr-FR"/>
-        </w:rPr>
-        <w:t>.</w:t>
-      </w:r>
-    </w:p>
-    <w:p>
-      <w:pPr>
-        <w:numPr>
-          <w:ilvl w:val="0"/>
-          <w:numId w:val="2"/>
-        </w:numPr>
-        <w:jc w:val="both"/>
-        <w:rPr>
-          <w:lang w:val="fr-FR"/>
-        </w:rPr>
-      </w:pPr>
-      <w:r>
-        <w:rPr>
-          <w:lang w:val="fr-FR"/>
-        </w:rPr>
-        <w:t xml:space="preserve">Appuyez et relâchez immédiatement le bouton RES (ou le bouton DISTANCE) pour entrer dans le menu </w:t>
-      </w:r>
-      <w:r>
-        <w:rPr>
-          <w:i/>
-          <w:iCs/>
-          <w:lang w:val="fr-FR"/>
-        </w:rPr>
-        <w:t>SETUP</w:t>
-      </w:r>
-      <w:r>
-        <w:rPr>
-          <w:lang w:val="fr-FR"/>
-        </w:rPr>
-        <w:t xml:space="preserve">. Le texte </w:t>
-      </w:r>
-      <w:r>
-        <w:rPr>
-          <w:i/>
-          <w:iCs/>
-          <w:lang w:val="fr-FR"/>
-        </w:rPr>
-        <w:t>SAVE &amp; EXIT</w:t>
-      </w:r>
-      <w:r>
-        <w:rPr>
-          <w:lang w:val="fr-FR"/>
-        </w:rPr>
-        <w:t xml:space="preserve"> sera affiché.</w:t>
-      </w:r>
-    </w:p>
-    <w:p>
-      <w:pPr>
-        <w:numPr>
-          <w:ilvl w:val="0"/>
-          <w:numId w:val="17"/>
-        </w:numPr>
-        <w:jc w:val="both"/>
-        <w:rPr>
-          <w:lang w:val="fr-FR"/>
-        </w:rPr>
-      </w:pPr>
-      <w:r>
-        <w:rPr>
-          <w:lang w:val="fr-FR"/>
-        </w:rPr>
-        <w:t xml:space="preserve">Naviguez dans le menu circulaire en utilisant les boutons haut et bas pour faire défiler la liste des fonctions disponibles. Le symbole </w:t>
-      </w:r>
-      <w:r>
-        <w:rPr>
-          <w:b/>
-          <w:bCs/>
-          <w:lang w:val="fr-FR"/>
-        </w:rPr>
-        <w:t>O</w:t>
-      </w:r>
-      <w:r>
-        <w:rPr>
-          <w:lang w:val="fr-FR"/>
-        </w:rPr>
-        <w:t xml:space="preserve"> à gauche indique que la fonction est désélectionnée, tandis que le symbole </w:t>
-      </w:r>
-      <w:r>
-        <w:rPr>
-          <w:b/>
-          <w:bCs/>
-          <w:lang w:val="fr-FR"/>
-        </w:rPr>
-        <w:t>Ø</w:t>
-      </w:r>
-      <w:r>
-        <w:rPr>
-          <w:lang w:val="fr-FR"/>
-        </w:rPr>
-        <w:t xml:space="preserve"> indique que la fonction est sélectionnée. Les fonctions sont décrites dans ce chapitre et ses sous-chapitres.</w:t>
-      </w:r>
-    </w:p>
-    <w:p>
-      <w:pPr>
-        <w:ind w:left="720"/>
-        <w:jc w:val="both"/>
-        <w:rPr>
-          <w:lang w:val="fr-FR"/>
-        </w:rPr>
-      </w:pPr>
-      <w:r>
-        <w:rPr>
-          <w:b/>
-          <w:bCs/>
-          <w:lang w:val="fr-FR"/>
-        </w:rPr>
-        <w:t>Note 1:</w:t>
-      </w:r>
-      <w:r>
-        <w:rPr>
-          <w:lang w:val="fr-FR"/>
-        </w:rPr>
-        <w:t xml:space="preserve"> Une exception est le seuil de régime moteur pour la fonction de changement de vitesse, détaillé au paragraphe 2.6, et la sélection DIESEL/GASOLINE, qui est détaillé dans le paragraphe 2.7.</w:t>
-      </w:r>
-    </w:p>
-    <w:p>
-      <w:pPr>
-        <w:numPr>
-          <w:ilvl w:val="0"/>
-          <w:numId w:val="18"/>
-        </w:numPr>
-        <w:jc w:val="both"/>
-        <w:rPr>
-          <w:lang w:val="fr-FR"/>
-        </w:rPr>
-      </w:pPr>
-      <w:r>
-        <w:rPr>
-          <w:lang w:val="fr-FR"/>
-        </w:rPr>
-        <w:t>Appuyez immédiatement sur le bouton RES (ou le bouton DISTANCE) pour sélectionner ou désélectionner la fonction affichée.</w:t>
-      </w:r>
-    </w:p>
-    <w:p>
-      <w:pPr>
-        <w:numPr>
-          <w:ilvl w:val="0"/>
-          <w:numId w:val="19"/>
-        </w:numPr>
-        <w:jc w:val="both"/>
-        <w:rPr>
-          <w:lang w:val="fr-FR"/>
-        </w:rPr>
-      </w:pPr>
-      <w:r>
-        <w:rPr>
-          <w:lang w:val="fr-FR"/>
-        </w:rPr>
-        <w:t xml:space="preserve">Après avoir parcouru toute la liste des fonctions et activé toutes les fonctionnalités souhaitées, vous reviendrez à la sélection </w:t>
-      </w:r>
-      <w:r>
-        <w:rPr>
-          <w:i/>
-          <w:iCs/>
-          <w:lang w:val="fr-FR"/>
-        </w:rPr>
-        <w:t>SAVE &amp; EXIT</w:t>
-      </w:r>
-      <w:r>
-        <w:rPr>
-          <w:lang w:val="fr-FR"/>
-        </w:rPr>
-        <w:t>. Appuyez immédiatement sur le bouton RES (ou le bouton DISTANCE) sur le volant pour sauvegarder définitivement les réglages sélectionnés et revenir au menu principal.</w:t>
-      </w:r>
-    </w:p>
-    <w:p>
-      <w:pPr>
-        <w:ind w:left="720"/>
-        <w:jc w:val="both"/>
-        <w:rPr>
-          <w:lang w:val="fr-FR"/>
-        </w:rPr>
-      </w:pPr>
-      <w:r>
-        <w:rPr>
-          <w:b/>
-          <w:bCs/>
-          <w:lang w:val="fr-FR"/>
-        </w:rPr>
-        <w:t>Note 2:</w:t>
-      </w:r>
-      <w:r>
-        <w:rPr>
-          <w:lang w:val="fr-FR"/>
-        </w:rPr>
-        <w:t xml:space="preserve"> Les éléments affichés dans le menu principal dépendent des réglages créés dans le SETUP MENU, auquel vous pouvez accéder à tout moment.</w:t>
-      </w:r>
-    </w:p>
-    <w:p>
-      <w:pPr>
-        <w:numPr>
-          <w:ilvl w:val="0"/>
-          <w:numId w:val="20"/>
-        </w:numPr>
-        <w:jc w:val="both"/>
-        <w:rPr>
-          <w:lang w:val="fr-FR"/>
-        </w:rPr>
-      </w:pPr>
-      <w:r>
-        <w:rPr>
-          <w:lang w:val="fr-FR"/>
-        </w:rPr>
-        <w:t>Environ 40 secondes après avoir éteint le moteur, le menu sera automatiquement désactivé. Pour l'afficher à nouveau, appuyez sur le bouton RES (ou le bouton DISTANCE) pendant environ 2 secondes.</w:t>
-      </w:r>
-    </w:p>
-    <w:p>
-      <w:pPr>
-        <w:numPr>
-          <w:ilvl w:val="0"/>
-          <w:numId w:val="20"/>
-        </w:numPr>
-        <w:jc w:val="both"/>
-        <w:rPr>
-          <w:lang w:val="fr-FR"/>
-        </w:rPr>
-      </w:pPr>
-      <w:r>
-        <w:rPr>
-          <w:lang w:val="fr-FR"/>
-        </w:rPr>
-        <w:t>Si le véhicule est redémarré, le menu s'affichera à nouveau sur la dernière page affichée avant l'arrêt.</w:t>
-      </w:r>
-    </w:p>
-    <w:p>
-      <w:pPr>
-        <w:jc w:val="both"/>
-        <w:rPr>
-          <w:rStyle w:val="Enfasigrassetto"/>
-          <w:rFonts w:eastAsiaTheme="majorEastAsia" w:cstheme="minorHAnsi"/>
-          <w:sz w:val="32"/>
-          <w:szCs w:val="32"/>
-          <w:lang w:val="fr-FR"/>
-        </w:rPr>
-      </w:pPr>
-      <w:r>
-        <w:rPr>
-          <w:b/>
-          <w:bCs/>
-          <w:lang w:val="fr-FR"/>
-        </w:rPr>
-        <w:t>WARNING:</w:t>
-      </w:r>
-      <w:r>
-        <w:rPr>
-          <w:lang w:val="fr-FR"/>
-        </w:rPr>
-        <w:t xml:space="preserve"> Le menu SETUP comprend trois fonctionnalités actuellement en développement qui ne devraient pas être activées : </w:t>
-      </w:r>
-      <w:r>
-        <w:rPr>
-          <w:b/>
-          <w:bCs/>
-          <w:lang w:val="fr-FR"/>
-        </w:rPr>
-        <w:t>REMOTE START</w:t>
-      </w:r>
-      <w:r>
-        <w:rPr>
-          <w:lang w:val="fr-FR"/>
-        </w:rPr>
-        <w:t xml:space="preserve">, </w:t>
-      </w:r>
-      <w:r>
-        <w:rPr>
-          <w:b/>
-          <w:bCs/>
-          <w:lang w:val="fr-FR"/>
-        </w:rPr>
-        <w:t>READ FAULTS</w:t>
-      </w:r>
-      <w:r>
-        <w:rPr>
-          <w:lang w:val="fr-FR"/>
-        </w:rPr>
-        <w:t xml:space="preserve"> et </w:t>
-      </w:r>
-      <w:r>
-        <w:rPr>
-          <w:b/>
-          <w:bCs/>
-          <w:lang w:val="fr-FR"/>
-        </w:rPr>
-        <w:t>PEDAL BOOSTER</w:t>
-      </w:r>
-      <w:r>
-        <w:rPr>
-          <w:rStyle w:val="Enfasigrassetto"/>
-          <w:rFonts w:cstheme="minorHAnsi"/>
-          <w:lang w:val="fr-FR"/>
-        </w:rPr>
-        <w:br w:type="page"/>
-      </w:r>
-    </w:p>
-    <w:p>
-      <w:pPr>
-        <w:pStyle w:val="Titolo2"/>
-        <w:rPr>
-          <w:rStyle w:val="Enfasigrassetto"/>
-          <w:rFonts w:asciiTheme="minorHAnsi" w:hAnsiTheme="minorHAnsi" w:cstheme="minorHAnsi"/>
-          <w:color w:val="auto"/>
-          <w:lang w:val="fr-FR"/>
-        </w:rPr>
-      </w:pPr>
-      <w:bookmarkStart w:id="21" w:name="_Toc238748135"/>
-      <w:r>
-        <w:rPr>
-          <w:rStyle w:val="Enfasigrassetto"/>
-          <w:rFonts w:asciiTheme="minorHAnsi" w:hAnsiTheme="minorHAnsi" w:cstheme="minorHAnsi"/>
-          <w:color w:val="auto"/>
-          <w:lang w:val="fr-FR"/>
-        </w:rPr>
-        <w:lastRenderedPageBreak/>
-        <w:t>2.2</w:t>
-      </w:r>
-      <w:r>
-        <w:rPr>
-          <w:rStyle w:val="Enfasigrassetto"/>
-          <w:rFonts w:asciiTheme="minorHAnsi" w:hAnsiTheme="minorHAnsi" w:cstheme="minorHAnsi"/>
-          <w:color w:val="auto"/>
-          <w:lang w:val="fr-FR"/>
-        </w:rPr>
-        <w:tab/>
-        <w:t>Renifleur</w:t>
-      </w:r>
-      <w:bookmarkEnd w:id="21"/>
-    </w:p>
-    <w:p>
-      <w:pPr>
-        <w:rPr>
-          <w:lang w:val="fr-FR"/>
-        </w:rPr>
-      </w:pPr>
-    </w:p>
-    <w:p>
-      <w:pPr>
-        <w:ind w:left="426" w:hanging="426"/>
-        <w:jc w:val="both"/>
-        <w:rPr>
-          <w:lang w:val="fr-FR"/>
-        </w:rPr>
-      </w:pPr>
-      <w:r>
-        <w:rPr>
-          <w:b/>
-          <w:bCs/>
-          <w:lang w:val="fr-FR"/>
-        </w:rPr>
-        <w:t xml:space="preserve">Brève description : </w:t>
-      </w:r>
-      <w:r>
-        <w:rPr>
-          <w:lang w:val="fr-FR"/>
-        </w:rPr>
-        <w:t>agir comme un renifleur, connecté à un ordinateur personnel ou à un smartphone Android, c’est-à-dire qu’il permet d’enregistrer les messages du bus CAN.</w:t>
-      </w:r>
-    </w:p>
-    <w:p>
-      <w:pPr>
-        <w:jc w:val="both"/>
-        <w:rPr>
-          <w:lang w:val="it-IT"/>
-        </w:rPr>
-      </w:pPr>
-      <w:r>
-        <w:rPr>
-          <w:lang w:val="it-IT"/>
-        </w:rPr>
-        <w:t xml:space="preserve">Le </w:t>
-      </w:r>
-      <w:proofErr w:type="spellStart"/>
-      <w:r>
-        <w:rPr>
-          <w:lang w:val="it-IT"/>
-        </w:rPr>
-        <w:t>baccable</w:t>
-      </w:r>
-      <w:proofErr w:type="spellEnd"/>
-      <w:r>
-        <w:rPr>
-          <w:lang w:val="it-IT"/>
-        </w:rPr>
-        <w:t xml:space="preserve"> </w:t>
-      </w:r>
-      <w:proofErr w:type="spellStart"/>
-      <w:r>
-        <w:rPr>
-          <w:lang w:val="it-IT"/>
-        </w:rPr>
-        <w:t>peut</w:t>
-      </w:r>
-      <w:proofErr w:type="spellEnd"/>
-      <w:r>
-        <w:rPr>
-          <w:lang w:val="it-IT"/>
-        </w:rPr>
-        <w:t xml:space="preserve"> </w:t>
-      </w:r>
-      <w:proofErr w:type="spellStart"/>
-      <w:r>
-        <w:rPr>
-          <w:lang w:val="it-IT"/>
-        </w:rPr>
-        <w:t>être</w:t>
-      </w:r>
-      <w:proofErr w:type="spellEnd"/>
-      <w:r>
-        <w:rPr>
-          <w:lang w:val="it-IT"/>
-        </w:rPr>
-        <w:t xml:space="preserve"> </w:t>
-      </w:r>
-      <w:proofErr w:type="spellStart"/>
-      <w:r>
-        <w:rPr>
-          <w:lang w:val="it-IT"/>
-        </w:rPr>
-        <w:t>utilisé</w:t>
-      </w:r>
-      <w:proofErr w:type="spellEnd"/>
-      <w:r>
-        <w:rPr>
-          <w:lang w:val="it-IT"/>
-        </w:rPr>
-        <w:t xml:space="preserve"> </w:t>
-      </w:r>
-      <w:proofErr w:type="spellStart"/>
-      <w:r>
-        <w:rPr>
-          <w:lang w:val="it-IT"/>
-        </w:rPr>
-        <w:t>comme</w:t>
-      </w:r>
-      <w:proofErr w:type="spellEnd"/>
-      <w:r>
-        <w:rPr>
-          <w:lang w:val="it-IT"/>
-        </w:rPr>
-        <w:t xml:space="preserve"> </w:t>
-      </w:r>
-      <w:proofErr w:type="spellStart"/>
-      <w:r>
-        <w:rPr>
-          <w:lang w:val="it-IT"/>
-        </w:rPr>
-        <w:t>renifleur</w:t>
-      </w:r>
-      <w:proofErr w:type="spellEnd"/>
-      <w:r>
-        <w:rPr>
-          <w:lang w:val="it-IT"/>
-        </w:rPr>
-        <w:t xml:space="preserve"> de </w:t>
-      </w:r>
-      <w:proofErr w:type="spellStart"/>
-      <w:r>
-        <w:rPr>
-          <w:lang w:val="it-IT"/>
-        </w:rPr>
-        <w:t>deux</w:t>
-      </w:r>
-      <w:proofErr w:type="spellEnd"/>
-      <w:r>
-        <w:rPr>
-          <w:lang w:val="it-IT"/>
-        </w:rPr>
-        <w:t xml:space="preserve"> </w:t>
-      </w:r>
-      <w:proofErr w:type="spellStart"/>
-      <w:r>
-        <w:rPr>
-          <w:lang w:val="it-IT"/>
-        </w:rPr>
-        <w:t>manières</w:t>
-      </w:r>
-      <w:proofErr w:type="spellEnd"/>
-      <w:r>
-        <w:rPr>
-          <w:lang w:val="it-IT"/>
-        </w:rPr>
-        <w:t xml:space="preserve"> </w:t>
-      </w:r>
-      <w:proofErr w:type="spellStart"/>
-      <w:proofErr w:type="gramStart"/>
-      <w:r>
-        <w:rPr>
-          <w:lang w:val="it-IT"/>
-        </w:rPr>
-        <w:t>différentes</w:t>
-      </w:r>
-      <w:proofErr w:type="spellEnd"/>
-      <w:r>
-        <w:rPr>
-          <w:lang w:val="it-IT"/>
-        </w:rPr>
-        <w:t xml:space="preserve"> :</w:t>
-      </w:r>
-      <w:proofErr w:type="gramEnd"/>
-    </w:p>
-    <w:p>
-      <w:pPr>
-        <w:pStyle w:val="Paragrafoelenco"/>
-        <w:numPr>
-          <w:ilvl w:val="0"/>
-          <w:numId w:val="29"/>
-        </w:numPr>
-        <w:jc w:val="both"/>
-        <w:rPr>
-          <w:lang w:val="it-IT"/>
-        </w:rPr>
-      </w:pPr>
-      <w:proofErr w:type="spellStart"/>
-      <w:r>
-        <w:rPr>
-          <w:lang w:val="it-IT"/>
-        </w:rPr>
-        <w:t>avec</w:t>
-      </w:r>
-      <w:proofErr w:type="spellEnd"/>
-      <w:r>
-        <w:rPr>
-          <w:lang w:val="it-IT"/>
-        </w:rPr>
-        <w:t xml:space="preserve"> un firmware </w:t>
-      </w:r>
-      <w:proofErr w:type="spellStart"/>
-      <w:r>
-        <w:rPr>
-          <w:lang w:val="it-IT"/>
-        </w:rPr>
-        <w:t>dédié</w:t>
-      </w:r>
-      <w:proofErr w:type="spellEnd"/>
-      <w:r>
-        <w:rPr>
-          <w:lang w:val="it-IT"/>
-        </w:rPr>
-        <w:t xml:space="preserve"> qui </w:t>
-      </w:r>
-      <w:proofErr w:type="spellStart"/>
-      <w:r>
-        <w:rPr>
-          <w:lang w:val="it-IT"/>
-        </w:rPr>
-        <w:t>permet</w:t>
-      </w:r>
-      <w:proofErr w:type="spellEnd"/>
-      <w:r>
-        <w:rPr>
-          <w:lang w:val="it-IT"/>
-        </w:rPr>
-        <w:t xml:space="preserve"> de l’</w:t>
-      </w:r>
-      <w:proofErr w:type="spellStart"/>
-      <w:r>
-        <w:rPr>
-          <w:lang w:val="it-IT"/>
-        </w:rPr>
-        <w:t>utiliser</w:t>
-      </w:r>
-      <w:proofErr w:type="spellEnd"/>
-      <w:r>
-        <w:rPr>
-          <w:lang w:val="it-IT"/>
-        </w:rPr>
-        <w:t xml:space="preserve"> </w:t>
-      </w:r>
-      <w:proofErr w:type="spellStart"/>
-      <w:r>
-        <w:rPr>
-          <w:lang w:val="it-IT"/>
-        </w:rPr>
-        <w:t>avec</w:t>
-      </w:r>
-      <w:proofErr w:type="spellEnd"/>
-      <w:r>
-        <w:rPr>
-          <w:lang w:val="it-IT"/>
-        </w:rPr>
-        <w:t xml:space="preserve"> </w:t>
-      </w:r>
-      <w:proofErr w:type="spellStart"/>
-      <w:r>
-        <w:rPr>
-          <w:lang w:val="it-IT"/>
-        </w:rPr>
-        <w:t>SavvyCan</w:t>
-      </w:r>
-      <w:proofErr w:type="spellEnd"/>
-      <w:r>
-        <w:rPr>
-          <w:lang w:val="it-IT"/>
-        </w:rPr>
-        <w:t xml:space="preserve"> sur un PC Windows</w:t>
-      </w:r>
-    </w:p>
-    <w:p>
-      <w:pPr>
-        <w:pStyle w:val="Paragrafoelenco"/>
-        <w:numPr>
-          <w:ilvl w:val="0"/>
-          <w:numId w:val="29"/>
-        </w:numPr>
-        <w:jc w:val="both"/>
-      </w:pPr>
-      <w:proofErr w:type="spellStart"/>
-      <w:r>
-        <w:t>en</w:t>
-      </w:r>
-      <w:proofErr w:type="spellEnd"/>
-      <w:r>
-        <w:t xml:space="preserve"> </w:t>
-      </w:r>
-      <w:proofErr w:type="spellStart"/>
-      <w:r>
-        <w:t>activant</w:t>
-      </w:r>
-      <w:proofErr w:type="spellEnd"/>
-      <w:r>
-        <w:t xml:space="preserve"> la </w:t>
-      </w:r>
-      <w:proofErr w:type="spellStart"/>
-      <w:r>
-        <w:t>fonction</w:t>
-      </w:r>
-      <w:proofErr w:type="spellEnd"/>
-      <w:r>
-        <w:t xml:space="preserve"> SNIFFER depuis le MAIN SETUP MENU du BACCABLE, pour renifler avec l’application BACCABLE LOGGER depuis un smartphone (ou depuis </w:t>
-      </w:r>
-      <w:proofErr w:type="gramStart"/>
-      <w:r>
-        <w:t>un PC Windows</w:t>
-      </w:r>
-      <w:proofErr w:type="gramEnd"/>
-      <w:r>
-        <w:t>), avec un bouton rapide pour partager en ligne l’enregistrement effectué (dans ce cas, une fois le câble USB déconnecté, le baccable reprend son fonctionnement normal)</w:t>
-      </w:r>
-    </w:p>
-    <w:p/>
-    <w:p>
-      <w:pPr>
-        <w:pStyle w:val="Titolo2"/>
-        <w:rPr>
-          <w:rStyle w:val="Enfasigrassetto"/>
-          <w:rFonts w:asciiTheme="minorHAnsi" w:hAnsiTheme="minorHAnsi" w:cstheme="minorHAnsi"/>
-          <w:color w:val="auto"/>
-        </w:rPr>
-      </w:pPr>
-      <w:bookmarkStart w:id="22" w:name="_Toc238748136"/>
+        </w:rPr>
+      </w:pPr>
+      <w:bookmarkStart w:id="22" w:name="_Toc239527331"/>
       <w:r>
         <w:rPr>
           <w:rStyle w:val="Enfasigrassetto"/>
@@ -13247,7 +10924,7 @@
           <w:lang w:val="fr-FR"/>
         </w:rPr>
       </w:pPr>
-      <w:bookmarkStart w:id="23" w:name="_Toc238748137"/>
+      <w:bookmarkStart w:id="23" w:name="_Toc239527332"/>
       <w:r>
         <w:rPr>
           <w:rStyle w:val="Enfasigrassetto"/>
@@ -13265,27 +10942,7 @@
           <w:lang w:val="fr-FR"/>
         </w:rPr>
         <w:tab/>
-        <w:t xml:space="preserve">Renifleur avec </w:t>
-      </w:r>
-      <w:proofErr w:type="spellStart"/>
-      <w:r>
-        <w:rPr>
-          <w:rStyle w:val="Enfasigrassetto"/>
-          <w:rFonts w:asciiTheme="minorHAnsi" w:hAnsiTheme="minorHAnsi" w:cstheme="minorHAnsi"/>
-          <w:color w:val="auto"/>
-          <w:lang w:val="fr-FR"/>
-        </w:rPr>
-        <w:t>firmware</w:t>
-      </w:r>
-      <w:proofErr w:type="spellEnd"/>
-      <w:r>
-        <w:rPr>
-          <w:rStyle w:val="Enfasigrassetto"/>
-          <w:rFonts w:asciiTheme="minorHAnsi" w:hAnsiTheme="minorHAnsi" w:cstheme="minorHAnsi"/>
-          <w:color w:val="auto"/>
-          <w:lang w:val="fr-FR"/>
-        </w:rPr>
-        <w:t xml:space="preserve"> d’origine et application dédiée</w:t>
+        <w:t>Renifleur avec firmware d’origine et application dédiée</w:t>
       </w:r>
       <w:bookmarkEnd w:id="23"/>
     </w:p>
@@ -13323,30 +10980,8 @@
         <w:rPr>
           <w:lang w:val="it-IT"/>
         </w:rPr>
-        <w:t xml:space="preserve">Pour </w:t>
-      </w:r>
-      <w:proofErr w:type="spellStart"/>
-      <w:r>
-        <w:rPr>
-          <w:lang w:val="it-IT"/>
-        </w:rPr>
-        <w:t>renifler</w:t>
-      </w:r>
-      <w:proofErr w:type="spellEnd"/>
-      <w:r>
-        <w:rPr>
-          <w:lang w:val="it-IT"/>
-        </w:rPr>
-        <w:t xml:space="preserve">, il est nécessaire </w:t>
-      </w:r>
-      <w:proofErr w:type="gramStart"/>
-      <w:r>
-        <w:rPr>
-          <w:lang w:val="it-IT"/>
-        </w:rPr>
-        <w:t>de :</w:t>
-      </w:r>
-      <w:proofErr w:type="gramEnd"/>
+        <w:t>Pour renifler, il est nécessaire de :</w:t>
+      </w:r>
     </w:p>
     <w:p>
       <w:pPr>
@@ -13360,265 +10995,11 @@
           <w:lang w:val="it-IT"/>
         </w:rPr>
       </w:pPr>
-      <w:proofErr w:type="spellStart"/>
       <w:r>
         <w:rPr>
           <w:lang w:val="it-IT"/>
         </w:rPr>
-        <w:t>connecter</w:t>
-      </w:r>
-      <w:proofErr w:type="spellEnd"/>
-      <w:r>
-        <w:rPr>
-          <w:lang w:val="it-IT"/>
-        </w:rPr>
-        <w:t xml:space="preserve"> un câble USB </w:t>
-      </w:r>
-      <w:proofErr w:type="spellStart"/>
-      <w:r>
-        <w:rPr>
-          <w:lang w:val="it-IT"/>
-        </w:rPr>
-        <w:t>entre</w:t>
-      </w:r>
-      <w:proofErr w:type="spellEnd"/>
-      <w:r>
-        <w:rPr>
-          <w:lang w:val="it-IT"/>
-        </w:rPr>
-        <w:t xml:space="preserve"> le </w:t>
-      </w:r>
-      <w:proofErr w:type="spellStart"/>
-      <w:r>
-        <w:rPr>
-          <w:lang w:val="it-IT"/>
-        </w:rPr>
-        <w:t>baccable</w:t>
-      </w:r>
-      <w:proofErr w:type="spellEnd"/>
-      <w:r>
-        <w:rPr>
-          <w:lang w:val="it-IT"/>
-        </w:rPr>
-        <w:t xml:space="preserve"> et le PC, </w:t>
-      </w:r>
-      <w:proofErr w:type="spellStart"/>
-      <w:r>
-        <w:rPr>
-          <w:lang w:val="it-IT"/>
-        </w:rPr>
-        <w:t>ou</w:t>
-      </w:r>
-      <w:proofErr w:type="spellEnd"/>
-      <w:r>
-        <w:rPr>
-          <w:lang w:val="it-IT"/>
-        </w:rPr>
-        <w:t xml:space="preserve"> à un smartphone Android (il </w:t>
-      </w:r>
-      <w:proofErr w:type="spellStart"/>
-      <w:r>
-        <w:rPr>
-          <w:lang w:val="it-IT"/>
-        </w:rPr>
-        <w:t>faut</w:t>
-      </w:r>
-      <w:proofErr w:type="spellEnd"/>
-      <w:r>
-        <w:rPr>
-          <w:lang w:val="it-IT"/>
-        </w:rPr>
-        <w:t xml:space="preserve"> </w:t>
-      </w:r>
-      <w:proofErr w:type="spellStart"/>
-      <w:r>
-        <w:rPr>
-          <w:lang w:val="it-IT"/>
-        </w:rPr>
-        <w:t>choisir</w:t>
-      </w:r>
-      <w:proofErr w:type="spellEnd"/>
-      <w:r>
-        <w:rPr>
-          <w:lang w:val="it-IT"/>
-        </w:rPr>
-        <w:t xml:space="preserve"> le </w:t>
-      </w:r>
-      <w:proofErr w:type="spellStart"/>
-      <w:r>
-        <w:rPr>
-          <w:lang w:val="it-IT"/>
-        </w:rPr>
-        <w:t>connecteur</w:t>
-      </w:r>
-      <w:proofErr w:type="spellEnd"/>
-      <w:r>
-        <w:rPr>
-          <w:lang w:val="it-IT"/>
-        </w:rPr>
-        <w:t xml:space="preserve"> USB à </w:t>
-      </w:r>
-      <w:proofErr w:type="spellStart"/>
-      <w:r>
-        <w:rPr>
-          <w:lang w:val="it-IT"/>
-        </w:rPr>
-        <w:t>utiliser</w:t>
-      </w:r>
-      <w:proofErr w:type="spellEnd"/>
-      <w:r>
-        <w:rPr>
-          <w:lang w:val="it-IT"/>
-        </w:rPr>
-        <w:t xml:space="preserve"> </w:t>
-      </w:r>
-      <w:proofErr w:type="spellStart"/>
-      <w:r>
-        <w:rPr>
-          <w:lang w:val="it-IT"/>
-        </w:rPr>
-        <w:t>selon</w:t>
-      </w:r>
-      <w:proofErr w:type="spellEnd"/>
-      <w:r>
-        <w:rPr>
-          <w:lang w:val="it-IT"/>
-        </w:rPr>
-        <w:t xml:space="preserve"> le bus dont on </w:t>
-      </w:r>
-      <w:proofErr w:type="spellStart"/>
-      <w:r>
-        <w:rPr>
-          <w:lang w:val="it-IT"/>
-        </w:rPr>
-        <w:t>souhaite</w:t>
-      </w:r>
-      <w:proofErr w:type="spellEnd"/>
-      <w:r>
-        <w:rPr>
-          <w:lang w:val="it-IT"/>
-        </w:rPr>
-        <w:t xml:space="preserve"> </w:t>
-      </w:r>
-      <w:proofErr w:type="spellStart"/>
-      <w:r>
-        <w:rPr>
-          <w:lang w:val="it-IT"/>
-        </w:rPr>
-        <w:t>obtenir</w:t>
-      </w:r>
-      <w:proofErr w:type="spellEnd"/>
-      <w:r>
-        <w:rPr>
-          <w:lang w:val="it-IT"/>
-        </w:rPr>
-        <w:t xml:space="preserve"> </w:t>
-      </w:r>
-      <w:proofErr w:type="spellStart"/>
-      <w:r>
-        <w:rPr>
-          <w:lang w:val="it-IT"/>
-        </w:rPr>
-        <w:t>les</w:t>
-      </w:r>
-      <w:proofErr w:type="spellEnd"/>
-      <w:r>
-        <w:rPr>
-          <w:lang w:val="it-IT"/>
-        </w:rPr>
-        <w:t xml:space="preserve"> </w:t>
-      </w:r>
-      <w:proofErr w:type="spellStart"/>
-      <w:proofErr w:type="gramStart"/>
-      <w:r>
-        <w:rPr>
-          <w:lang w:val="it-IT"/>
-        </w:rPr>
-        <w:t>données</w:t>
-      </w:r>
-      <w:proofErr w:type="spellEnd"/>
-      <w:r>
-        <w:rPr>
-          <w:lang w:val="it-IT"/>
-        </w:rPr>
-        <w:t xml:space="preserve"> :</w:t>
-      </w:r>
-      <w:proofErr w:type="gramEnd"/>
-      <w:r>
-        <w:rPr>
-          <w:lang w:val="it-IT"/>
-        </w:rPr>
-        <w:t xml:space="preserve"> C1 </w:t>
-      </w:r>
-      <w:proofErr w:type="spellStart"/>
-      <w:r>
-        <w:rPr>
-          <w:lang w:val="it-IT"/>
-        </w:rPr>
-        <w:t>connecteur</w:t>
-      </w:r>
-      <w:proofErr w:type="spellEnd"/>
-      <w:r>
-        <w:rPr>
-          <w:lang w:val="it-IT"/>
-        </w:rPr>
-        <w:t xml:space="preserve"> de </w:t>
-      </w:r>
-      <w:proofErr w:type="spellStart"/>
-      <w:r>
-        <w:rPr>
-          <w:lang w:val="it-IT"/>
-        </w:rPr>
-        <w:t>droite</w:t>
-      </w:r>
-      <w:proofErr w:type="spellEnd"/>
-      <w:r>
-        <w:rPr>
-          <w:lang w:val="it-IT"/>
-        </w:rPr>
-        <w:t xml:space="preserve">, C2 </w:t>
-      </w:r>
-      <w:proofErr w:type="spellStart"/>
-      <w:r>
-        <w:rPr>
-          <w:lang w:val="it-IT"/>
-        </w:rPr>
-        <w:t>connecteur</w:t>
-      </w:r>
-      <w:proofErr w:type="spellEnd"/>
-      <w:r>
-        <w:rPr>
-          <w:lang w:val="it-IT"/>
-        </w:rPr>
-        <w:t xml:space="preserve"> </w:t>
-      </w:r>
-      <w:proofErr w:type="spellStart"/>
-      <w:r>
-        <w:rPr>
-          <w:lang w:val="it-IT"/>
-        </w:rPr>
-        <w:t>central</w:t>
-      </w:r>
-      <w:proofErr w:type="spellEnd"/>
-      <w:r>
-        <w:rPr>
-          <w:lang w:val="it-IT"/>
-        </w:rPr>
-        <w:t xml:space="preserve">, BH </w:t>
-      </w:r>
-      <w:proofErr w:type="spellStart"/>
-      <w:r>
-        <w:rPr>
-          <w:lang w:val="it-IT"/>
-        </w:rPr>
-        <w:t>connecteur</w:t>
-      </w:r>
-      <w:proofErr w:type="spellEnd"/>
-      <w:r>
-        <w:rPr>
-          <w:lang w:val="it-IT"/>
-        </w:rPr>
-        <w:t xml:space="preserve"> de gauche).</w:t>
+        <w:t>connecter un câble USB entre le baccable et le PC, ou à un smartphone Android (il faut choisir le connecteur USB à utiliser selon le bus dont on souhaite obtenir les données : C1 connecteur de droite, C2 connecteur central, BH connecteur de gauche).</w:t>
       </w:r>
     </w:p>
     <w:p>
@@ -13630,13 +11011,8 @@
         </w:numPr>
         <w:jc w:val="both"/>
       </w:pPr>
-      <w:proofErr w:type="spellStart"/>
-      <w:r>
-        <w:t>accéder</w:t>
-      </w:r>
-      <w:proofErr w:type="spellEnd"/>
-      <w:r>
-        <w:t xml:space="preserve"> au MAIN SETUP MENU du BACCABLE, véhicule allumé, et sélectionner la fonction SNIFFER</w:t>
+      <w:r>
+        <w:t>accéder au MAIN SETUP MENU du BACCABLE, véhicule allumé, et sélectionner la fonction SNIFFER</w:t>
       </w:r>
     </w:p>
     <w:p>
@@ -13665,7 +11041,7 @@
         <w:jc w:val="both"/>
       </w:pPr>
       <w:r>
-        <w:t>Sur le smartphone ou le PC, il faudra installer l’application BACCABLE LOGGER, téléchargée depuis le site web www.tr3ma.com/baccable</w:t>
+        <w:t>Sur le smartphone ou le PC, il faudra installer l’application BACCABLE APP, téléchargée depuis le site web www.tr3ma.com/baccable</w:t>
       </w:r>
     </w:p>
     <w:p>
@@ -13703,7 +11079,7 @@
         <w:jc w:val="both"/>
       </w:pPr>
       <w:r>
-        <w:t>Le fonctionnement de l’application « BACCABLE LOGGER » est très intuitif :</w:t>
+        <w:t>Le fonctionnement de l’application « BACCABLE APP » est très intuitif :</w:t>
       </w:r>
     </w:p>
     <w:p>
@@ -13716,7 +11092,7 @@
         <w:jc w:val="both"/>
       </w:pPr>
       <w:r>
-        <w:t>À la connexion, l’application s’ouvrira automatiquement (accordez les autorisations demandées)</w:t>
+        <w:t>À l’ouverture, sélectionnez l’élément SNIFFER (accordez les autorisations demandées)</w:t>
       </w:r>
     </w:p>
     <w:p>
@@ -13729,7 +11105,7 @@
         <w:jc w:val="both"/>
       </w:pPr>
       <w:r>
-        <w:t>un bouton de connexion est également présent en haut, bien qu’il ne soit généralement pas nécessaire de l’utiliser.</w:t>
+        <w:t>un bouton de connexion est présent en haut.</w:t>
       </w:r>
     </w:p>
     <w:p>
@@ -13771,147 +11147,7 @@
         <w:rPr>
           <w:lang w:val="it-IT"/>
         </w:rPr>
-        <w:t xml:space="preserve">un </w:t>
-      </w:r>
-      <w:proofErr w:type="spellStart"/>
-      <w:r>
-        <w:rPr>
-          <w:lang w:val="it-IT"/>
-        </w:rPr>
-        <w:t>bouton</w:t>
-      </w:r>
-      <w:proofErr w:type="spellEnd"/>
-      <w:r>
-        <w:rPr>
-          <w:lang w:val="it-IT"/>
-        </w:rPr>
-        <w:t xml:space="preserve"> </w:t>
-      </w:r>
-      <w:proofErr w:type="spellStart"/>
-      <w:r>
-        <w:rPr>
-          <w:lang w:val="it-IT"/>
-        </w:rPr>
-        <w:t>permet</w:t>
-      </w:r>
-      <w:proofErr w:type="spellEnd"/>
-      <w:r>
-        <w:rPr>
-          <w:lang w:val="it-IT"/>
-        </w:rPr>
-        <w:t xml:space="preserve"> de </w:t>
-      </w:r>
-      <w:proofErr w:type="spellStart"/>
-      <w:r>
-        <w:rPr>
-          <w:lang w:val="it-IT"/>
-        </w:rPr>
-        <w:t>partager</w:t>
-      </w:r>
-      <w:proofErr w:type="spellEnd"/>
-      <w:r>
-        <w:rPr>
-          <w:lang w:val="it-IT"/>
-        </w:rPr>
-        <w:t xml:space="preserve">, via Telegram, WhatsApp, e-mail, etc., le </w:t>
-      </w:r>
-      <w:proofErr w:type="spellStart"/>
-      <w:r>
-        <w:rPr>
-          <w:lang w:val="it-IT"/>
-        </w:rPr>
-        <w:t>fichier</w:t>
-      </w:r>
-      <w:proofErr w:type="spellEnd"/>
-      <w:r>
-        <w:rPr>
-          <w:lang w:val="it-IT"/>
-        </w:rPr>
-        <w:t xml:space="preserve"> qui </w:t>
-      </w:r>
-      <w:proofErr w:type="spellStart"/>
-      <w:r>
-        <w:rPr>
-          <w:lang w:val="it-IT"/>
-        </w:rPr>
-        <w:t>vient</w:t>
-      </w:r>
-      <w:proofErr w:type="spellEnd"/>
-      <w:r>
-        <w:rPr>
-          <w:lang w:val="it-IT"/>
-        </w:rPr>
-        <w:t xml:space="preserve"> d’</w:t>
-      </w:r>
-      <w:proofErr w:type="spellStart"/>
-      <w:r>
-        <w:rPr>
-          <w:lang w:val="it-IT"/>
-        </w:rPr>
-        <w:t>être</w:t>
-      </w:r>
-      <w:proofErr w:type="spellEnd"/>
-      <w:r>
-        <w:rPr>
-          <w:lang w:val="it-IT"/>
-        </w:rPr>
-        <w:t xml:space="preserve"> </w:t>
-      </w:r>
-      <w:proofErr w:type="spellStart"/>
-      <w:r>
-        <w:rPr>
-          <w:lang w:val="it-IT"/>
-        </w:rPr>
-        <w:t>enregistré</w:t>
-      </w:r>
-      <w:proofErr w:type="spellEnd"/>
-      <w:r>
-        <w:rPr>
-          <w:lang w:val="it-IT"/>
-        </w:rPr>
-        <w:t xml:space="preserve"> (format CSV) </w:t>
-      </w:r>
-      <w:proofErr w:type="spellStart"/>
-      <w:r>
-        <w:rPr>
-          <w:lang w:val="it-IT"/>
-        </w:rPr>
-        <w:t>ainsi</w:t>
-      </w:r>
-      <w:proofErr w:type="spellEnd"/>
-      <w:r>
-        <w:rPr>
-          <w:lang w:val="it-IT"/>
-        </w:rPr>
-        <w:t xml:space="preserve"> </w:t>
-      </w:r>
-      <w:proofErr w:type="spellStart"/>
-      <w:r>
-        <w:rPr>
-          <w:lang w:val="it-IT"/>
-        </w:rPr>
-        <w:t>que</w:t>
-      </w:r>
-      <w:proofErr w:type="spellEnd"/>
-      <w:r>
-        <w:rPr>
-          <w:lang w:val="it-IT"/>
-        </w:rPr>
-        <w:t xml:space="preserve"> le </w:t>
-      </w:r>
-      <w:proofErr w:type="spellStart"/>
-      <w:r>
-        <w:rPr>
-          <w:lang w:val="it-IT"/>
-        </w:rPr>
-        <w:t>fichier</w:t>
-      </w:r>
-      <w:proofErr w:type="spellEnd"/>
-      <w:r>
-        <w:rPr>
-          <w:lang w:val="it-IT"/>
-        </w:rPr>
-        <w:t xml:space="preserve"> journal (format TXT). </w:t>
+        <w:t xml:space="preserve">un bouton permet de partager, via Telegram, WhatsApp, e-mail, etc., le fichier qui vient d’être enregistré (format CSV) ainsi que le fichier journal (format TXT). </w:t>
       </w:r>
       <w:r>
         <w:t>Dans la version Windows, ce bouton donne accès au dossier où sont enregistrés tous les fichiers.</w:t>
@@ -13931,6 +11167,27 @@
       </w:pPr>
       <w:r>
         <w:t>Chaque fois que le bouton de connexion est pressé, un nouveau fichier recording.CSV et log.TXT sera créé.</w:t>
+      </w:r>
+    </w:p>
+    <w:p>
+      <w:pPr>
+        <w:pStyle w:val="Paragrafoelenco"/>
+        <w:numPr>
+          <w:ilvl w:val="0"/>
+          <w:numId w:val="29"/>
+        </w:numPr>
+        <w:jc w:val="both"/>
+      </w:pPr>
+      <w:r>
+        <w:t>Les fichiers créés sont enregistrés dans le dossier /android/data/it.baccable.logger/files/baccablelogger</w:t>
+      </w:r>
+    </w:p>
+    <w:p>
+      <w:pPr>
+        <w:jc w:val="both"/>
+      </w:pPr>
+      <w:r>
+        <w:t>- La fenêtre affiche immédiatement les messages enregistrés</w:t>
       </w:r>
     </w:p>
     <w:p>
@@ -13943,7 +11200,7 @@
           <w:lang w:val="fr-FR"/>
         </w:rPr>
       </w:pPr>
-      <w:bookmarkStart w:id="24" w:name="_Toc238748138"/>
+      <w:bookmarkStart w:id="24" w:name="_Toc239527333"/>
       <w:r>
         <w:rPr>
           <w:rStyle w:val="Enfasigrassetto"/>
@@ -13951,6 +11208,7 @@
           <w:color w:val="auto"/>
           <w:lang w:val="fr-FR"/>
         </w:rPr>
+        <w:lastRenderedPageBreak/>
         <w:t>2.3</w:t>
       </w:r>
       <w:r>
@@ -13988,7 +11246,6 @@
           <w:bCs/>
           <w:lang w:val="fr-FR"/>
         </w:rPr>
-        <w:lastRenderedPageBreak/>
         <w:t xml:space="preserve">Brève description : </w:t>
       </w:r>
       <w:r>
@@ -14027,7 +11284,7 @@
           <w:lang w:val="fr-FR"/>
         </w:rPr>
       </w:pPr>
-      <w:bookmarkStart w:id="25" w:name="_Toc238748139"/>
+      <w:bookmarkStart w:id="25" w:name="_Toc239527334"/>
       <w:r>
         <w:rPr>
           <w:rStyle w:val="Enfasigrassetto"/>
@@ -14300,7 +11557,7 @@
           <w:lang w:val="fr-FR"/>
         </w:rPr>
       </w:pPr>
-      <w:bookmarkStart w:id="26" w:name="_Toc238748140"/>
+      <w:bookmarkStart w:id="26" w:name="_Toc239527335"/>
       <w:r>
         <w:rPr>
           <w:rStyle w:val="Enfasigrassetto"/>
@@ -14493,7 +11750,7 @@
                     </pic:cNvPicPr>
                   </pic:nvPicPr>
                   <pic:blipFill>
-                    <a:blip r:embed="rId33">
+                    <a:blip r:embed="rId36">
                       <a:extLst>
                         <a:ext uri="{28A0092B-C50C-407E-A947-70E740481C1C}">
                           <a14:useLocalDpi xmlns:a14="http://schemas.microsoft.com/office/drawing/2010/main" val="0"/>
@@ -14574,7 +11831,7 @@
           <w:lang w:val="fr-FR"/>
         </w:rPr>
       </w:pPr>
-      <w:bookmarkStart w:id="27" w:name="_Toc238748141"/>
+      <w:bookmarkStart w:id="27" w:name="_Toc239527336"/>
       <w:r>
         <w:rPr>
           <w:rStyle w:val="Enfasigrassetto"/>
@@ -14708,7 +11965,7 @@
           <w:lang w:val="fr-FR"/>
         </w:rPr>
       </w:pPr>
-      <w:bookmarkStart w:id="28" w:name="_Toc238748142"/>
+      <w:bookmarkStart w:id="28" w:name="_Toc239527337"/>
       <w:r>
         <w:rPr>
           <w:rStyle w:val="Enfasigrassetto"/>
@@ -14801,7 +12058,7 @@
           <w:lang w:val="fr-FR"/>
         </w:rPr>
       </w:pPr>
-      <w:bookmarkStart w:id="29" w:name="_Toc238748143"/>
+      <w:bookmarkStart w:id="29" w:name="_Toc239527338"/>
       <w:r>
         <w:rPr>
           <w:rStyle w:val="Enfasigrassetto"/>
@@ -15578,23 +12835,13 @@
                 <w:lang w:val="fr-FR"/>
               </w:rPr>
             </w:pPr>
-            <w:proofErr w:type="spellStart"/>
-            <w:r>
-              <w:rPr>
-                <w:rFonts w:ascii="Calibri" w:eastAsia="Times New Roman" w:hAnsi="Calibri" w:cs="Calibri"/>
-                <w:color w:val="000000"/>
-                <w:lang w:val="fr-FR"/>
-              </w:rPr>
-              <w:t>Oil</w:t>
-            </w:r>
-            <w:proofErr w:type="spellEnd"/>
-            <w:r>
-              <w:rPr>
-                <w:rFonts w:ascii="Calibri" w:eastAsia="Times New Roman" w:hAnsi="Calibri" w:cs="Calibri"/>
-                <w:color w:val="000000"/>
-                <w:lang w:val="fr-FR"/>
-              </w:rPr>
-              <w:t xml:space="preserve"> &amp; Water Temp.</w:t>
+            <w:r>
+              <w:rPr>
+                <w:rFonts w:ascii="Calibri" w:eastAsia="Times New Roman" w:hAnsi="Calibri" w:cs="Calibri"/>
+                <w:color w:val="000000"/>
+                <w:lang w:val="fr-FR"/>
+              </w:rPr>
+              <w:t>Oil &amp; Water Temp.</w:t>
             </w:r>
           </w:p>
         </w:tc>
@@ -15694,36 +12941,8 @@
                 <w:color w:val="000000"/>
                 <w:lang w:val="fr-FR"/>
               </w:rPr>
-              <w:t xml:space="preserve">Bat </w:t>
-            </w:r>
-            <w:proofErr w:type="spellStart"/>
-            <w:r>
-              <w:rPr>
-                <w:rFonts w:ascii="Calibri" w:eastAsia="Times New Roman" w:hAnsi="Calibri" w:cs="Calibri"/>
-                <w:color w:val="000000"/>
-                <w:lang w:val="fr-FR"/>
-              </w:rPr>
-              <w:t>SoC</w:t>
-            </w:r>
-            <w:proofErr w:type="spellEnd"/>
-            <w:r>
-              <w:rPr>
-                <w:rFonts w:ascii="Calibri" w:eastAsia="Times New Roman" w:hAnsi="Calibri" w:cs="Calibri"/>
-                <w:color w:val="000000"/>
-                <w:lang w:val="fr-FR"/>
-              </w:rPr>
-              <w:t xml:space="preserve"> &amp; </w:t>
-            </w:r>
-            <w:proofErr w:type="spellStart"/>
-            <w:r>
-              <w:rPr>
-                <w:rFonts w:ascii="Calibri" w:eastAsia="Times New Roman" w:hAnsi="Calibri" w:cs="Calibri"/>
-                <w:color w:val="000000"/>
-                <w:lang w:val="fr-FR"/>
-              </w:rPr>
-              <w:t>Current</w:t>
-            </w:r>
-            <w:proofErr w:type="spellEnd"/>
+              <w:t>Bat SoC &amp; Current</w:t>
+            </w:r>
           </w:p>
         </w:tc>
         <w:tc>
@@ -20140,23 +17359,13 @@
                 <w:lang w:val="fr-FR"/>
               </w:rPr>
             </w:pPr>
-            <w:proofErr w:type="spellStart"/>
-            <w:r>
-              <w:rPr>
-                <w:rFonts w:ascii="Calibri" w:eastAsia="Times New Roman" w:hAnsi="Calibri" w:cs="Calibri"/>
-                <w:color w:val="000000"/>
-                <w:lang w:val="fr-FR"/>
-              </w:rPr>
-              <w:t>Oil</w:t>
-            </w:r>
-            <w:proofErr w:type="spellEnd"/>
-            <w:r>
-              <w:rPr>
-                <w:rFonts w:ascii="Calibri" w:eastAsia="Times New Roman" w:hAnsi="Calibri" w:cs="Calibri"/>
-                <w:color w:val="000000"/>
-                <w:lang w:val="fr-FR"/>
-              </w:rPr>
-              <w:t xml:space="preserve"> &amp; Water Temp.</w:t>
+            <w:r>
+              <w:rPr>
+                <w:rFonts w:ascii="Calibri" w:eastAsia="Times New Roman" w:hAnsi="Calibri" w:cs="Calibri"/>
+                <w:color w:val="000000"/>
+                <w:lang w:val="fr-FR"/>
+              </w:rPr>
+              <w:t>Oil &amp; Water Temp.</w:t>
             </w:r>
           </w:p>
         </w:tc>
@@ -20256,36 +17465,8 @@
                 <w:color w:val="000000"/>
                 <w:lang w:val="fr-FR"/>
               </w:rPr>
-              <w:t xml:space="preserve">Bat </w:t>
-            </w:r>
-            <w:proofErr w:type="spellStart"/>
-            <w:r>
-              <w:rPr>
-                <w:rFonts w:ascii="Calibri" w:eastAsia="Times New Roman" w:hAnsi="Calibri" w:cs="Calibri"/>
-                <w:color w:val="000000"/>
-                <w:lang w:val="fr-FR"/>
-              </w:rPr>
-              <w:t>SoC</w:t>
-            </w:r>
-            <w:proofErr w:type="spellEnd"/>
-            <w:r>
-              <w:rPr>
-                <w:rFonts w:ascii="Calibri" w:eastAsia="Times New Roman" w:hAnsi="Calibri" w:cs="Calibri"/>
-                <w:color w:val="000000"/>
-                <w:lang w:val="fr-FR"/>
-              </w:rPr>
-              <w:t xml:space="preserve"> &amp; </w:t>
-            </w:r>
-            <w:proofErr w:type="spellStart"/>
-            <w:r>
-              <w:rPr>
-                <w:rFonts w:ascii="Calibri" w:eastAsia="Times New Roman" w:hAnsi="Calibri" w:cs="Calibri"/>
-                <w:color w:val="000000"/>
-                <w:lang w:val="fr-FR"/>
-              </w:rPr>
-              <w:t>Current</w:t>
-            </w:r>
-            <w:proofErr w:type="spellEnd"/>
+              <w:t>Bat SoC &amp; Current</w:t>
+            </w:r>
           </w:p>
         </w:tc>
         <w:tc>
@@ -24922,7 +22103,7 @@
           <w:lang w:val="fr-FR"/>
         </w:rPr>
       </w:pPr>
-      <w:bookmarkStart w:id="30" w:name="_Toc238748144"/>
+      <w:bookmarkStart w:id="30" w:name="_Toc239527339"/>
       <w:r>
         <w:rPr>
           <w:rStyle w:val="Enfasigrassetto"/>
@@ -25264,7 +22445,7 @@
                     </pic:cNvPicPr>
                   </pic:nvPicPr>
                   <pic:blipFill rotWithShape="1">
-                    <a:blip r:embed="rId34">
+                    <a:blip r:embed="rId37">
                       <a:extLst>
                         <a:ext uri="{28A0092B-C50C-407E-A947-70E740481C1C}">
                           <a14:useLocalDpi xmlns:a14="http://schemas.microsoft.com/office/drawing/2010/main" val="0"/>
@@ -25337,7 +22518,7 @@
           <w:lang w:val="fr-FR"/>
         </w:rPr>
       </w:pPr>
-      <w:bookmarkStart w:id="32" w:name="_Toc238748145"/>
+      <w:bookmarkStart w:id="32" w:name="_Toc239527340"/>
       <w:r>
         <w:rPr>
           <w:rStyle w:val="Enfasigrassetto"/>
@@ -25472,7 +22653,7 @@
           <w:lang w:val="fr-FR"/>
         </w:rPr>
       </w:pPr>
-      <w:bookmarkStart w:id="33" w:name="_Toc238748146"/>
+      <w:bookmarkStart w:id="33" w:name="_Toc239527341"/>
       <w:r>
         <w:rPr>
           <w:rStyle w:val="Enfasigrassetto"/>
@@ -25741,7 +22922,7 @@
           <w:lang w:val="fr-FR"/>
         </w:rPr>
       </w:pPr>
-      <w:bookmarkStart w:id="34" w:name="_Toc238748147"/>
+      <w:bookmarkStart w:id="34" w:name="_Toc239527342"/>
       <w:r>
         <w:rPr>
           <w:rStyle w:val="Enfasigrassetto"/>
@@ -25902,7 +23083,7 @@
           <w:lang w:val="fr-FR"/>
         </w:rPr>
       </w:pPr>
-      <w:bookmarkStart w:id="35" w:name="_Toc238748148"/>
+      <w:bookmarkStart w:id="35" w:name="_Toc239527343"/>
       <w:r>
         <w:rPr>
           <w:rStyle w:val="Enfasigrassetto"/>
@@ -26032,7 +23213,7 @@
           <w:lang w:val="fr-FR"/>
         </w:rPr>
       </w:pPr>
-      <w:bookmarkStart w:id="36" w:name="_Toc238748149"/>
+      <w:bookmarkStart w:id="36" w:name="_Toc239527344"/>
       <w:r>
         <w:rPr>
           <w:rStyle w:val="Enfasigrassetto"/>
@@ -26123,7 +23304,7 @@
           <w:lang w:val="fr-FR"/>
         </w:rPr>
       </w:pPr>
-      <w:bookmarkStart w:id="37" w:name="_Toc238748150"/>
+      <w:bookmarkStart w:id="37" w:name="_Toc239527345"/>
       <w:r>
         <w:rPr>
           <w:rStyle w:val="Enfasigrassetto"/>
@@ -26263,7 +23444,7 @@
           <w:lang w:val="fr-FR"/>
         </w:rPr>
       </w:pPr>
-      <w:bookmarkStart w:id="38" w:name="_Toc238748151"/>
+      <w:bookmarkStart w:id="38" w:name="_Toc239527346"/>
       <w:r>
         <w:rPr>
           <w:rStyle w:val="Enfasigrassetto"/>
@@ -26382,7 +23563,7 @@
           <w:lang w:val="fr-FR"/>
         </w:rPr>
       </w:pPr>
-      <w:bookmarkStart w:id="40" w:name="_Toc238748152"/>
+      <w:bookmarkStart w:id="40" w:name="_Toc239527347"/>
       <w:r>
         <w:rPr>
           <w:rStyle w:val="Enfasigrassetto"/>
@@ -26475,7 +23656,7 @@
         </w:rPr>
       </w:pPr>
       <w:bookmarkStart w:id="41" w:name="_Toc205138697"/>
-      <w:bookmarkStart w:id="42" w:name="_Toc238748153"/>
+      <w:bookmarkStart w:id="42" w:name="_Toc239527348"/>
       <w:r>
         <w:rPr>
           <w:rStyle w:val="Enfasigrassetto"/>
@@ -26642,7 +23823,7 @@
           <w:lang w:val="fr-FR"/>
         </w:rPr>
       </w:pPr>
-      <w:bookmarkStart w:id="43" w:name="_Toc238748154"/>
+      <w:bookmarkStart w:id="43" w:name="_Toc239527349"/>
       <w:r>
         <w:rPr>
           <w:rStyle w:val="Enfasigrassetto"/>
@@ -26712,7 +23893,7 @@
           <w:lang w:val="fr-FR"/>
         </w:rPr>
       </w:pPr>
-      <w:bookmarkStart w:id="44" w:name="_Toc238748155"/>
+      <w:bookmarkStart w:id="44" w:name="_Toc239527350"/>
       <w:r>
         <w:rPr>
           <w:rStyle w:val="Enfasigrassetto"/>
@@ -26778,7 +23959,7 @@
         </w:rPr>
       </w:pPr>
       <w:bookmarkStart w:id="45" w:name="_Toc205138700"/>
-      <w:bookmarkStart w:id="46" w:name="_Toc238748156"/>
+      <w:bookmarkStart w:id="46" w:name="_Toc239527351"/>
       <w:r>
         <w:rPr>
           <w:rStyle w:val="Enfasigrassetto"/>
@@ -26959,7 +24140,7 @@
         </w:rPr>
       </w:pPr>
       <w:bookmarkStart w:id="47" w:name="_Toc205138701"/>
-      <w:bookmarkStart w:id="48" w:name="_Toc238748157"/>
+      <w:bookmarkStart w:id="48" w:name="_Toc239527352"/>
       <w:r>
         <w:rPr>
           <w:rStyle w:val="Enfasigrassetto"/>
@@ -27061,7 +24242,7 @@
         </w:rPr>
       </w:pPr>
       <w:bookmarkStart w:id="49" w:name="_Toc205138702"/>
-      <w:bookmarkStart w:id="50" w:name="_Toc238748158"/>
+      <w:bookmarkStart w:id="50" w:name="_Toc239527353"/>
       <w:r>
         <w:rPr>
           <w:rStyle w:val="Enfasigrassetto"/>
@@ -27387,7 +24568,7 @@
           <w:lang w:val="fr-FR"/>
         </w:rPr>
       </w:pPr>
-      <w:bookmarkStart w:id="52" w:name="_Toc238748159"/>
+      <w:bookmarkStart w:id="52" w:name="_Toc239527354"/>
       <w:r>
         <w:rPr>
           <w:rStyle w:val="Enfasigrassetto"/>
@@ -27436,7 +24617,7 @@
           <w:lang w:val="fr-FR"/>
         </w:rPr>
       </w:pPr>
-      <w:bookmarkStart w:id="54" w:name="_Toc238748160"/>
+      <w:bookmarkStart w:id="54" w:name="_Toc239527355"/>
       <w:r>
         <w:rPr>
           <w:rStyle w:val="Enfasigrassetto"/>
@@ -27485,7 +24666,7 @@
           <w:lang w:val="fr-FR"/>
         </w:rPr>
       </w:pPr>
-      <w:bookmarkStart w:id="56" w:name="_Toc238748161"/>
+      <w:bookmarkStart w:id="56" w:name="_Toc239527356"/>
       <w:r>
         <w:rPr>
           <w:rStyle w:val="Enfasigrassetto"/>
@@ -27563,7 +24744,7 @@
           <w:lang w:val="fr-FR"/>
         </w:rPr>
       </w:pPr>
-      <w:bookmarkStart w:id="58" w:name="_Toc238748162"/>
+      <w:bookmarkStart w:id="58" w:name="_Toc239527357"/>
       <w:r>
         <w:rPr>
           <w:rStyle w:val="Enfasigrassetto"/>
@@ -27633,7 +24814,7 @@
         <w:rPr>
           <w:lang w:val="fr-FR"/>
         </w:rPr>
-        <w:t>Cette fonction ne fonctionne que sur les véhicules équipés d'encodeurs de miroirs. Pour vérifier la compatibilité avec votre véhicule, il suffit de tester cette fonctionnalité.</w:t>
+        <w:t>Cette fonction ne fonctionne que sur les véhicules équipés d'encodeurs de miroirs. Pour vérifier la compatibilité avec votre véhicule, il suffit de tester cette fonctionnalité. En cas d’incompatibilité, débranchez puis rebranchez la borne négative de la batterie pour rétablir l’état initial.</w:t>
       </w:r>
     </w:p>
     <w:p>
@@ -27749,7 +24930,7 @@
         <w:rPr>
           <w:lang w:val="fr-FR"/>
         </w:rPr>
-        <w:t>Dorénavant, chaque fois que la marche arrière et le clignotant gauche sont activés, le rétroviseur gauche se déplacera automatiquement à la position précédemment enregistrée lors de l'activation de la fonction. Une fois la marche arrière désengagée, le rétroviseur revient à sa position normale. La même logique s'applique au rétroviseur droit lorsque le clignotant droit et la marche arrière sont activés.</w:t>
+        <w:t>Dorénavant, chaque fois que la marche arrière et le clignotant gauche sont activés, le rétroviseur gauche se déplacera automatiquement à la position précédemment enregistrée lors de l'activation de la fonction. Une fois la marche arrière désengagée, le rétroviseur revient à sa position normale après 10 secondes. La même logique s'applique au rétroviseur droit lorsque le clignotant droit et la marche arrière sont activés. En éteignant le véhicule ou en passant en position P, les rétroviseurs reviennent immédiatement à leur position normale.</w:t>
       </w:r>
     </w:p>
     <w:p>
@@ -27762,7 +24943,7 @@
           <w:lang w:val="fr-FR"/>
         </w:rPr>
       </w:pPr>
-      <w:bookmarkStart w:id="60" w:name="_Toc238748163"/>
+      <w:bookmarkStart w:id="60" w:name="_Toc239527358"/>
       <w:r>
         <w:rPr>
           <w:rStyle w:val="Enfasigrassetto"/>
@@ -27856,7 +25037,7 @@
         </w:rPr>
       </w:pPr>
       <w:bookmarkStart w:id="61" w:name="_Toc208725416"/>
-      <w:bookmarkStart w:id="62" w:name="_Toc238748164"/>
+      <w:bookmarkStart w:id="62" w:name="_Toc239527359"/>
       <w:r>
         <w:rPr>
           <w:rStyle w:val="Enfasigrassetto"/>
@@ -28167,7 +25348,7 @@
         </w:rPr>
       </w:pPr>
       <w:bookmarkStart w:id="63" w:name="_Toc208725417"/>
-      <w:bookmarkStart w:id="64" w:name="_Toc238748165"/>
+      <w:bookmarkStart w:id="64" w:name="_Toc239527360"/>
       <w:r>
         <w:rPr>
           <w:rStyle w:val="Enfasigrassetto"/>
@@ -28451,7 +25632,7 @@
         </w:rPr>
       </w:pPr>
       <w:bookmarkStart w:id="65" w:name="_Toc208725418"/>
-      <w:bookmarkStart w:id="66" w:name="_Toc238748166"/>
+      <w:bookmarkStart w:id="66" w:name="_Toc239527361"/>
       <w:r>
         <w:rPr>
           <w:rStyle w:val="Enfasigrassetto"/>
@@ -28578,7 +25759,7 @@
           <w:lang w:val="fr-FR"/>
         </w:rPr>
       </w:pPr>
-      <w:bookmarkStart w:id="67" w:name="_Toc238748167"/>
+      <w:bookmarkStart w:id="67" w:name="_Toc239527362"/>
       <w:r>
         <w:rPr>
           <w:rStyle w:val="Enfasigrassetto"/>
@@ -28644,7 +25825,7 @@
           <w:color w:val="auto"/>
         </w:rPr>
       </w:pPr>
-      <w:bookmarkStart w:id="68" w:name="_Toc238748168"/>
+      <w:bookmarkStart w:id="68" w:name="_Toc239527363"/>
       <w:r>
         <w:rPr>
           <w:rStyle w:val="Enfasigrassetto"/>
@@ -28690,7 +25871,7 @@
           <w:color w:val="auto"/>
         </w:rPr>
       </w:pPr>
-      <w:bookmarkStart w:id="69" w:name="_Toc238748169"/>
+      <w:bookmarkStart w:id="69" w:name="_Toc239527364"/>
       <w:r>
         <w:rPr>
           <w:rStyle w:val="Enfasigrassetto"/>
@@ -28738,44 +25919,8 @@
         <w:rPr>
           <w:lang w:val="it-IT"/>
         </w:rPr>
-        <w:t xml:space="preserve">Pour </w:t>
-      </w:r>
-      <w:proofErr w:type="spellStart"/>
-      <w:r>
-        <w:rPr>
-          <w:lang w:val="it-IT"/>
-        </w:rPr>
-        <w:t>utiliser</w:t>
-      </w:r>
-      <w:proofErr w:type="spellEnd"/>
-      <w:r>
-        <w:rPr>
-          <w:lang w:val="it-IT"/>
-        </w:rPr>
-        <w:t xml:space="preserve"> la </w:t>
-      </w:r>
-      <w:proofErr w:type="spellStart"/>
-      <w:r>
-        <w:rPr>
-          <w:lang w:val="it-IT"/>
-        </w:rPr>
-        <w:t>fonction</w:t>
-      </w:r>
-      <w:proofErr w:type="spellEnd"/>
-      <w:r>
-        <w:rPr>
-          <w:lang w:val="it-IT"/>
-        </w:rPr>
-        <w:t xml:space="preserve"> ELM327, il est nécessaire </w:t>
-      </w:r>
-      <w:proofErr w:type="gramStart"/>
-      <w:r>
-        <w:rPr>
-          <w:lang w:val="it-IT"/>
-        </w:rPr>
-        <w:t>de :</w:t>
-      </w:r>
-      <w:proofErr w:type="gramEnd"/>
+        <w:t>Pour utiliser la fonction ELM327, il est nécessaire de :</w:t>
+      </w:r>
     </w:p>
     <w:p>
       <w:pPr>
@@ -28789,145 +25934,11 @@
           <w:lang w:val="it-IT"/>
         </w:rPr>
       </w:pPr>
-      <w:proofErr w:type="spellStart"/>
       <w:r>
         <w:rPr>
           <w:lang w:val="it-IT"/>
         </w:rPr>
-        <w:t>connecter</w:t>
-      </w:r>
-      <w:proofErr w:type="spellEnd"/>
-      <w:r>
-        <w:rPr>
-          <w:lang w:val="it-IT"/>
-        </w:rPr>
-        <w:t xml:space="preserve"> un câble USB </w:t>
-      </w:r>
-      <w:proofErr w:type="spellStart"/>
-      <w:r>
-        <w:rPr>
-          <w:lang w:val="it-IT"/>
-        </w:rPr>
-        <w:t>entre</w:t>
-      </w:r>
-      <w:proofErr w:type="spellEnd"/>
-      <w:r>
-        <w:rPr>
-          <w:lang w:val="it-IT"/>
-        </w:rPr>
-        <w:t xml:space="preserve"> le </w:t>
-      </w:r>
-      <w:proofErr w:type="spellStart"/>
-      <w:r>
-        <w:rPr>
-          <w:lang w:val="it-IT"/>
-        </w:rPr>
-        <w:t>baccable</w:t>
-      </w:r>
-      <w:proofErr w:type="spellEnd"/>
-      <w:r>
-        <w:rPr>
-          <w:lang w:val="it-IT"/>
-        </w:rPr>
-        <w:t xml:space="preserve"> et le PC, </w:t>
-      </w:r>
-      <w:proofErr w:type="spellStart"/>
-      <w:r>
-        <w:rPr>
-          <w:lang w:val="it-IT"/>
-        </w:rPr>
-        <w:t>ou</w:t>
-      </w:r>
-      <w:proofErr w:type="spellEnd"/>
-      <w:r>
-        <w:rPr>
-          <w:lang w:val="it-IT"/>
-        </w:rPr>
-        <w:t xml:space="preserve"> à </w:t>
-      </w:r>
-      <w:proofErr w:type="gramStart"/>
-      <w:r>
-        <w:rPr>
-          <w:lang w:val="it-IT"/>
-        </w:rPr>
-        <w:t>un</w:t>
-      </w:r>
-      <w:proofErr w:type="gramEnd"/>
-      <w:r>
-        <w:rPr>
-          <w:lang w:val="it-IT"/>
-        </w:rPr>
-        <w:t xml:space="preserve"> smartphone Android, en </w:t>
-      </w:r>
-      <w:proofErr w:type="spellStart"/>
-      <w:r>
-        <w:rPr>
-          <w:lang w:val="it-IT"/>
-        </w:rPr>
-        <w:t>utilisant</w:t>
-      </w:r>
-      <w:proofErr w:type="spellEnd"/>
-      <w:r>
-        <w:rPr>
-          <w:lang w:val="it-IT"/>
-        </w:rPr>
-        <w:t xml:space="preserve"> le </w:t>
-      </w:r>
-      <w:proofErr w:type="spellStart"/>
-      <w:r>
-        <w:rPr>
-          <w:lang w:val="it-IT"/>
-        </w:rPr>
-        <w:t>connecteur</w:t>
-      </w:r>
-      <w:proofErr w:type="spellEnd"/>
-      <w:r>
-        <w:rPr>
-          <w:lang w:val="it-IT"/>
-        </w:rPr>
-        <w:t xml:space="preserve"> </w:t>
-      </w:r>
-      <w:proofErr w:type="spellStart"/>
-      <w:r>
-        <w:rPr>
-          <w:lang w:val="it-IT"/>
-        </w:rPr>
-        <w:t>droit</w:t>
-      </w:r>
-      <w:proofErr w:type="spellEnd"/>
-      <w:r>
-        <w:rPr>
-          <w:lang w:val="it-IT"/>
-        </w:rPr>
-        <w:t xml:space="preserve"> </w:t>
-      </w:r>
-      <w:proofErr w:type="spellStart"/>
-      <w:r>
-        <w:rPr>
-          <w:lang w:val="it-IT"/>
-        </w:rPr>
-        <w:t>du</w:t>
-      </w:r>
-      <w:proofErr w:type="spellEnd"/>
-      <w:r>
-        <w:rPr>
-          <w:lang w:val="it-IT"/>
-        </w:rPr>
-        <w:t xml:space="preserve"> </w:t>
-      </w:r>
-      <w:proofErr w:type="spellStart"/>
-      <w:r>
-        <w:rPr>
-          <w:lang w:val="it-IT"/>
-        </w:rPr>
-        <w:t>baccable</w:t>
-      </w:r>
-      <w:proofErr w:type="spellEnd"/>
-      <w:r>
-        <w:rPr>
-          <w:lang w:val="it-IT"/>
-        </w:rPr>
-        <w:t xml:space="preserve"> (C1)</w:t>
+        <w:t>connecter un câble USB entre le baccable et le PC, ou à un smartphone Android, en utilisant le connecteur droit du baccable (C1)</w:t>
       </w:r>
     </w:p>
     <w:p>
@@ -28939,13 +25950,8 @@
         </w:numPr>
         <w:jc w:val="both"/>
       </w:pPr>
-      <w:proofErr w:type="spellStart"/>
-      <w:r>
-        <w:t>accéder</w:t>
-      </w:r>
-      <w:proofErr w:type="spellEnd"/>
-      <w:r>
-        <w:t xml:space="preserve"> au MAIN SETUP MENU du BACCABLE, véhicule allumé, et sélectionner la fonction ELM327</w:t>
+      <w:r>
+        <w:t>accéder au MAIN SETUP MENU du BACCABLE, véhicule allumé, et sélectionner la fonction ELM327</w:t>
       </w:r>
     </w:p>
     <w:p>
@@ -28968,173 +25974,25 @@
           <w:lang w:val="it-IT"/>
         </w:rPr>
       </w:pPr>
-      <w:proofErr w:type="spellStart"/>
       <w:r>
         <w:rPr>
           <w:lang w:val="it-IT"/>
         </w:rPr>
-        <w:t>Dès</w:t>
-      </w:r>
-      <w:proofErr w:type="spellEnd"/>
-      <w:r>
+        <w:t>Dès lors, le baccable se transformera en ELM327.</w:t>
+      </w:r>
+    </w:p>
+    <w:p>
+      <w:pPr>
+        <w:jc w:val="both"/>
         <w:rPr>
           <w:lang w:val="it-IT"/>
         </w:rPr>
-        <w:t xml:space="preserve"> </w:t>
-      </w:r>
-      <w:proofErr w:type="spellStart"/>
+      </w:pPr>
       <w:r>
         <w:rPr>
           <w:lang w:val="it-IT"/>
         </w:rPr>
-        <w:t>lors</w:t>
-      </w:r>
-      <w:proofErr w:type="spellEnd"/>
-      <w:r>
-        <w:rPr>
-          <w:lang w:val="it-IT"/>
-        </w:rPr>
-        <w:t xml:space="preserve">, le </w:t>
-      </w:r>
-      <w:proofErr w:type="spellStart"/>
-      <w:r>
-        <w:rPr>
-          <w:lang w:val="it-IT"/>
-        </w:rPr>
-        <w:t>baccable</w:t>
-      </w:r>
-      <w:proofErr w:type="spellEnd"/>
-      <w:r>
-        <w:rPr>
-          <w:lang w:val="it-IT"/>
-        </w:rPr>
-        <w:t xml:space="preserve"> se </w:t>
-      </w:r>
-      <w:proofErr w:type="spellStart"/>
-      <w:r>
-        <w:rPr>
-          <w:lang w:val="it-IT"/>
-        </w:rPr>
-        <w:t>transformera</w:t>
-      </w:r>
-      <w:proofErr w:type="spellEnd"/>
-      <w:r>
-        <w:rPr>
-          <w:lang w:val="it-IT"/>
-        </w:rPr>
-        <w:t xml:space="preserve"> en ELM327.</w:t>
-      </w:r>
-    </w:p>
-    <w:p>
-      <w:pPr>
-        <w:jc w:val="both"/>
-        <w:rPr>
-          <w:lang w:val="it-IT"/>
-        </w:rPr>
-      </w:pPr>
-      <w:r>
-        <w:rPr>
-          <w:lang w:val="it-IT"/>
-        </w:rPr>
-        <w:t xml:space="preserve">Sur le smartphone </w:t>
-      </w:r>
-      <w:proofErr w:type="spellStart"/>
-      <w:r>
-        <w:rPr>
-          <w:lang w:val="it-IT"/>
-        </w:rPr>
-        <w:t>ou</w:t>
-      </w:r>
-      <w:proofErr w:type="spellEnd"/>
-      <w:r>
-        <w:rPr>
-          <w:lang w:val="it-IT"/>
-        </w:rPr>
-        <w:t xml:space="preserve"> le PC, il </w:t>
-      </w:r>
-      <w:proofErr w:type="spellStart"/>
-      <w:r>
-        <w:rPr>
-          <w:lang w:val="it-IT"/>
-        </w:rPr>
-        <w:t>faudra</w:t>
-      </w:r>
-      <w:proofErr w:type="spellEnd"/>
-      <w:r>
-        <w:rPr>
-          <w:lang w:val="it-IT"/>
-        </w:rPr>
-        <w:t xml:space="preserve"> installer </w:t>
-      </w:r>
-      <w:proofErr w:type="spellStart"/>
-      <w:r>
-        <w:rPr>
-          <w:lang w:val="it-IT"/>
-        </w:rPr>
-        <w:t>l’application</w:t>
-      </w:r>
-      <w:proofErr w:type="spellEnd"/>
-      <w:r>
-        <w:rPr>
-          <w:lang w:val="it-IT"/>
-        </w:rPr>
-        <w:t xml:space="preserve"> </w:t>
-      </w:r>
-      <w:proofErr w:type="spellStart"/>
-      <w:r>
-        <w:rPr>
-          <w:lang w:val="it-IT"/>
-        </w:rPr>
-        <w:t>souhaitée</w:t>
-      </w:r>
-      <w:proofErr w:type="spellEnd"/>
-      <w:r>
-        <w:rPr>
-          <w:lang w:val="it-IT"/>
-        </w:rPr>
-        <w:t xml:space="preserve"> (par </w:t>
-      </w:r>
-      <w:proofErr w:type="spellStart"/>
-      <w:r>
-        <w:rPr>
-          <w:lang w:val="it-IT"/>
-        </w:rPr>
-        <w:t>exemple</w:t>
-      </w:r>
-      <w:proofErr w:type="spellEnd"/>
-      <w:r>
-        <w:rPr>
-          <w:lang w:val="it-IT"/>
-        </w:rPr>
-        <w:t xml:space="preserve"> </w:t>
-      </w:r>
-      <w:proofErr w:type="spellStart"/>
-      <w:r>
-        <w:rPr>
-          <w:lang w:val="it-IT"/>
-        </w:rPr>
-        <w:t>Multiecuscan</w:t>
-      </w:r>
-      <w:proofErr w:type="spellEnd"/>
-      <w:r>
-        <w:rPr>
-          <w:lang w:val="it-IT"/>
-        </w:rPr>
-        <w:t xml:space="preserve">, </w:t>
-      </w:r>
-      <w:proofErr w:type="spellStart"/>
-      <w:r>
-        <w:rPr>
-          <w:lang w:val="it-IT"/>
-        </w:rPr>
-        <w:t>alfaobd</w:t>
-      </w:r>
-      <w:proofErr w:type="spellEnd"/>
-      <w:r>
-        <w:rPr>
-          <w:lang w:val="it-IT"/>
-        </w:rPr>
-        <w:t>, etc.)</w:t>
+        <w:t>Sur le smartphone ou le PC, il faudra installer l’application souhaitée (par exemple Multiecuscan, alfaobd, etc.)</w:t>
       </w:r>
     </w:p>
     <w:p>
@@ -29150,618 +26008,113 @@
           <w:bCs/>
           <w:lang w:val="it-IT"/>
         </w:rPr>
-        <w:t>Note</w:t>
-      </w:r>
-      <w:proofErr w:type="gramStart"/>
+        <w:t>Note1</w:t>
+      </w:r>
+      <w:r>
+        <w:rPr>
+          <w:lang w:val="it-IT"/>
+        </w:rPr>
+        <w:t xml:space="preserve"> : 10 secondes après la déconnexion du câble USB, le baccable redeviendra simplement un baccable. Pour l’utiliser à nouveau comme ELM327, il faudra déconnecter le baccable de la prise OBD puis reconnecter le câble USB, suivi du connecteur OBD.</w:t>
+      </w:r>
+    </w:p>
+    <w:p>
+      <w:pPr>
+        <w:jc w:val="both"/>
+        <w:rPr>
+          <w:lang w:val="it-IT"/>
+        </w:rPr>
+      </w:pPr>
       <w:r>
         <w:rPr>
           <w:b/>
           <w:bCs/>
           <w:lang w:val="it-IT"/>
         </w:rPr>
-        <w:t>1</w:t>
+        <w:t>Note2</w:t>
       </w:r>
       <w:r>
         <w:rPr>
           <w:lang w:val="it-IT"/>
         </w:rPr>
-        <w:t xml:space="preserve"> :</w:t>
-      </w:r>
-      <w:proofErr w:type="gramEnd"/>
-      <w:r>
+        <w:t xml:space="preserve"> : si vous n’utilisez pas la fonction ELM327, pensez à la désactiver depuis le main setup menu, afin de réduire le risque d’interférences entre la fonction ELM327 et la fonction immobilisateur pendant les premières secondes de fonctionnement.</w:t>
+      </w:r>
+    </w:p>
+    <w:p>
+      <w:pPr>
         <w:rPr>
           <w:lang w:val="it-IT"/>
         </w:rPr>
-        <w:t xml:space="preserve"> 10 </w:t>
-      </w:r>
-      <w:proofErr w:type="spellStart"/>
-      <w:r>
-        <w:rPr>
-          <w:lang w:val="it-IT"/>
-        </w:rPr>
-        <w:t>secondes</w:t>
-      </w:r>
-      <w:proofErr w:type="spellEnd"/>
-      <w:r>
-        <w:rPr>
-          <w:lang w:val="it-IT"/>
-        </w:rPr>
-        <w:t xml:space="preserve"> </w:t>
-      </w:r>
-      <w:proofErr w:type="spellStart"/>
-      <w:r>
-        <w:rPr>
-          <w:lang w:val="it-IT"/>
-        </w:rPr>
-        <w:t>après</w:t>
-      </w:r>
-      <w:proofErr w:type="spellEnd"/>
-      <w:r>
-        <w:rPr>
-          <w:lang w:val="it-IT"/>
-        </w:rPr>
-        <w:t xml:space="preserve"> la </w:t>
-      </w:r>
-      <w:proofErr w:type="spellStart"/>
-      <w:r>
-        <w:rPr>
-          <w:lang w:val="it-IT"/>
-        </w:rPr>
-        <w:t>déconnexion</w:t>
-      </w:r>
-      <w:proofErr w:type="spellEnd"/>
-      <w:r>
-        <w:rPr>
-          <w:lang w:val="it-IT"/>
-        </w:rPr>
-        <w:t xml:space="preserve"> </w:t>
-      </w:r>
-      <w:proofErr w:type="spellStart"/>
-      <w:r>
-        <w:rPr>
-          <w:lang w:val="it-IT"/>
-        </w:rPr>
-        <w:t>du</w:t>
-      </w:r>
-      <w:proofErr w:type="spellEnd"/>
-      <w:r>
-        <w:rPr>
-          <w:lang w:val="it-IT"/>
-        </w:rPr>
-        <w:t xml:space="preserve"> câble USB, le </w:t>
-      </w:r>
-      <w:proofErr w:type="spellStart"/>
-      <w:r>
-        <w:rPr>
-          <w:lang w:val="it-IT"/>
-        </w:rPr>
-        <w:t>baccable</w:t>
-      </w:r>
-      <w:proofErr w:type="spellEnd"/>
-      <w:r>
-        <w:rPr>
-          <w:lang w:val="it-IT"/>
-        </w:rPr>
-        <w:t xml:space="preserve"> </w:t>
-      </w:r>
-      <w:proofErr w:type="spellStart"/>
-      <w:r>
-        <w:rPr>
-          <w:lang w:val="it-IT"/>
-        </w:rPr>
-        <w:t>redeviendra</w:t>
-      </w:r>
-      <w:proofErr w:type="spellEnd"/>
-      <w:r>
-        <w:rPr>
-          <w:lang w:val="it-IT"/>
-        </w:rPr>
-        <w:t xml:space="preserve"> </w:t>
-      </w:r>
-      <w:proofErr w:type="spellStart"/>
-      <w:r>
-        <w:rPr>
-          <w:lang w:val="it-IT"/>
-        </w:rPr>
-        <w:t>simplement</w:t>
-      </w:r>
-      <w:proofErr w:type="spellEnd"/>
-      <w:r>
-        <w:rPr>
-          <w:lang w:val="it-IT"/>
-        </w:rPr>
-        <w:t xml:space="preserve"> un </w:t>
-      </w:r>
-      <w:proofErr w:type="spellStart"/>
-      <w:r>
-        <w:rPr>
-          <w:lang w:val="it-IT"/>
-        </w:rPr>
-        <w:t>baccable</w:t>
-      </w:r>
-      <w:proofErr w:type="spellEnd"/>
-      <w:r>
-        <w:rPr>
-          <w:lang w:val="it-IT"/>
-        </w:rPr>
-        <w:t>. Pour l’</w:t>
-      </w:r>
-      <w:proofErr w:type="spellStart"/>
-      <w:r>
-        <w:rPr>
-          <w:lang w:val="it-IT"/>
-        </w:rPr>
-        <w:t>utiliser</w:t>
-      </w:r>
-      <w:proofErr w:type="spellEnd"/>
-      <w:r>
-        <w:rPr>
-          <w:lang w:val="it-IT"/>
-        </w:rPr>
-        <w:t xml:space="preserve"> à nouveau </w:t>
-      </w:r>
-      <w:proofErr w:type="spellStart"/>
-      <w:r>
-        <w:rPr>
-          <w:lang w:val="it-IT"/>
-        </w:rPr>
-        <w:t>comme</w:t>
-      </w:r>
-      <w:proofErr w:type="spellEnd"/>
-      <w:r>
-        <w:rPr>
-          <w:lang w:val="it-IT"/>
-        </w:rPr>
-        <w:t xml:space="preserve"> ELM327, il </w:t>
-      </w:r>
-      <w:proofErr w:type="spellStart"/>
-      <w:r>
-        <w:rPr>
-          <w:lang w:val="it-IT"/>
-        </w:rPr>
-        <w:t>faudra</w:t>
-      </w:r>
-      <w:proofErr w:type="spellEnd"/>
-      <w:r>
-        <w:rPr>
-          <w:lang w:val="it-IT"/>
-        </w:rPr>
-        <w:t xml:space="preserve"> </w:t>
-      </w:r>
-      <w:proofErr w:type="spellStart"/>
-      <w:r>
-        <w:rPr>
-          <w:lang w:val="it-IT"/>
-        </w:rPr>
-        <w:t>déconnecter</w:t>
-      </w:r>
-      <w:proofErr w:type="spellEnd"/>
-      <w:r>
-        <w:rPr>
-          <w:lang w:val="it-IT"/>
-        </w:rPr>
-        <w:t xml:space="preserve"> le </w:t>
-      </w:r>
-      <w:proofErr w:type="spellStart"/>
-      <w:r>
-        <w:rPr>
-          <w:lang w:val="it-IT"/>
-        </w:rPr>
-        <w:t>baccable</w:t>
-      </w:r>
-      <w:proofErr w:type="spellEnd"/>
-      <w:r>
-        <w:rPr>
-          <w:lang w:val="it-IT"/>
-        </w:rPr>
-        <w:t xml:space="preserve"> de la </w:t>
-      </w:r>
-      <w:proofErr w:type="spellStart"/>
-      <w:r>
-        <w:rPr>
-          <w:lang w:val="it-IT"/>
-        </w:rPr>
-        <w:t>prise</w:t>
-      </w:r>
-      <w:proofErr w:type="spellEnd"/>
-      <w:r>
-        <w:rPr>
-          <w:lang w:val="it-IT"/>
-        </w:rPr>
-        <w:t xml:space="preserve"> OBD </w:t>
-      </w:r>
-      <w:proofErr w:type="spellStart"/>
-      <w:r>
-        <w:rPr>
-          <w:lang w:val="it-IT"/>
-        </w:rPr>
-        <w:t>puis</w:t>
-      </w:r>
-      <w:proofErr w:type="spellEnd"/>
-      <w:r>
-        <w:rPr>
-          <w:lang w:val="it-IT"/>
-        </w:rPr>
-        <w:t xml:space="preserve"> </w:t>
-      </w:r>
-      <w:proofErr w:type="spellStart"/>
-      <w:r>
-        <w:rPr>
-          <w:lang w:val="it-IT"/>
-        </w:rPr>
-        <w:t>reconnecter</w:t>
-      </w:r>
-      <w:proofErr w:type="spellEnd"/>
-      <w:r>
-        <w:rPr>
-          <w:lang w:val="it-IT"/>
-        </w:rPr>
-        <w:t xml:space="preserve"> </w:t>
-      </w:r>
-      <w:proofErr w:type="gramStart"/>
-      <w:r>
-        <w:rPr>
-          <w:lang w:val="it-IT"/>
-        </w:rPr>
-        <w:t>le câble</w:t>
-      </w:r>
-      <w:proofErr w:type="gramEnd"/>
-      <w:r>
-        <w:rPr>
-          <w:lang w:val="it-IT"/>
-        </w:rPr>
-        <w:t xml:space="preserve"> USB, </w:t>
-      </w:r>
-      <w:proofErr w:type="spellStart"/>
-      <w:r>
-        <w:rPr>
-          <w:lang w:val="it-IT"/>
-        </w:rPr>
-        <w:t>suivi</w:t>
-      </w:r>
-      <w:proofErr w:type="spellEnd"/>
-      <w:r>
-        <w:rPr>
-          <w:lang w:val="it-IT"/>
-        </w:rPr>
-        <w:t xml:space="preserve"> </w:t>
-      </w:r>
-      <w:proofErr w:type="spellStart"/>
-      <w:r>
-        <w:rPr>
-          <w:lang w:val="it-IT"/>
-        </w:rPr>
-        <w:t>du</w:t>
-      </w:r>
-      <w:proofErr w:type="spellEnd"/>
-      <w:r>
-        <w:rPr>
-          <w:lang w:val="it-IT"/>
-        </w:rPr>
-        <w:t xml:space="preserve"> </w:t>
-      </w:r>
-      <w:proofErr w:type="spellStart"/>
-      <w:r>
-        <w:rPr>
-          <w:lang w:val="it-IT"/>
-        </w:rPr>
-        <w:t>connecteur</w:t>
-      </w:r>
-      <w:proofErr w:type="spellEnd"/>
-      <w:r>
-        <w:rPr>
-          <w:lang w:val="it-IT"/>
-        </w:rPr>
-        <w:t xml:space="preserve"> OBD.</w:t>
-      </w:r>
+      </w:pPr>
+    </w:p>
+    <w:p>
+      <w:pPr>
+        <w:pStyle w:val="Titolo2"/>
+        <w:rPr>
+          <w:rStyle w:val="Enfasigrassetto"/>
+          <w:rFonts w:asciiTheme="minorHAnsi" w:hAnsiTheme="minorHAnsi" w:cstheme="minorHAnsi"/>
+          <w:color w:val="auto"/>
+        </w:rPr>
+      </w:pPr>
+      <w:bookmarkStart w:id="70" w:name="_Toc239527365"/>
+      <w:r>
+        <w:rPr>
+          <w:rStyle w:val="Enfasigrassetto"/>
+          <w:rFonts w:asciiTheme="minorHAnsi" w:hAnsiTheme="minorHAnsi" w:cstheme="minorHAnsi"/>
+          <w:color w:val="auto"/>
+        </w:rPr>
+        <w:t>2.33</w:t>
+      </w:r>
+      <w:r>
+        <w:rPr>
+          <w:rStyle w:val="Enfasigrassetto"/>
+          <w:rFonts w:asciiTheme="minorHAnsi" w:hAnsiTheme="minorHAnsi" w:cstheme="minorHAnsi"/>
+          <w:color w:val="auto"/>
+        </w:rPr>
+        <w:tab/>
+        <w:t>MAX HOLD</w:t>
+      </w:r>
+      <w:bookmarkEnd w:id="70"/>
     </w:p>
     <w:p>
       <w:pPr>
         <w:jc w:val="both"/>
-        <w:rPr>
-          <w:lang w:val="it-IT"/>
-        </w:rPr>
       </w:pPr>
       <w:r>
         <w:rPr>
           <w:b/>
           <w:bCs/>
+        </w:rPr>
+        <w:t xml:space="preserve">Brève description : </w:t>
+      </w:r>
+      <w:r>
+        <w:t>Maintient à l’affichage la valeur maximale du paramètre sélectionné.</w:t>
+      </w:r>
+    </w:p>
+    <w:p>
+      <w:pPr>
+        <w:jc w:val="both"/>
+      </w:pPr>
+    </w:p>
+    <w:p>
+      <w:pPr>
+        <w:jc w:val="both"/>
+      </w:pPr>
+      <w:r>
+        <w:t xml:space="preserve">La fonction Max Hold est toujours activée, il n’est donc pas nécessaire de l’activer dans le main setup menu. Pour l’utiliser, le menu principal du Baccable affiche l’élément MAX HOLD OFF. En appuyant sur le bouton RES ou DISTANCE, celui-ci deviendra MAX HOLD ON. En vous déplaçant ensuite dans le menu « Show Parameters » et en vous positionnant sur l’un des paramètres, la valeur maximale enregistrée pour ce paramètre restera affichée. </w:t>
+      </w:r>
+      <w:r>
+        <w:rPr>
           <w:lang w:val="it-IT"/>
         </w:rPr>
-        <w:t>Note</w:t>
-      </w:r>
-      <w:proofErr w:type="gramStart"/>
-      <w:r>
-        <w:rPr>
-          <w:b/>
-          <w:bCs/>
-          <w:lang w:val="it-IT"/>
-        </w:rPr>
-        <w:t>2</w:t>
-      </w:r>
-      <w:r>
-        <w:rPr>
-          <w:lang w:val="it-IT"/>
-        </w:rPr>
-        <w:t xml:space="preserve"> :</w:t>
-      </w:r>
-      <w:proofErr w:type="gramEnd"/>
-      <w:r>
-        <w:rPr>
-          <w:lang w:val="it-IT"/>
-        </w:rPr>
-        <w:t xml:space="preserve"> si </w:t>
-      </w:r>
-      <w:proofErr w:type="spellStart"/>
-      <w:r>
-        <w:rPr>
-          <w:lang w:val="it-IT"/>
-        </w:rPr>
-        <w:t>vous</w:t>
-      </w:r>
-      <w:proofErr w:type="spellEnd"/>
-      <w:r>
-        <w:rPr>
-          <w:lang w:val="it-IT"/>
-        </w:rPr>
-        <w:t xml:space="preserve"> n’</w:t>
-      </w:r>
-      <w:proofErr w:type="spellStart"/>
-      <w:r>
-        <w:rPr>
-          <w:lang w:val="it-IT"/>
-        </w:rPr>
-        <w:t>utilisez</w:t>
-      </w:r>
-      <w:proofErr w:type="spellEnd"/>
-      <w:r>
-        <w:rPr>
-          <w:lang w:val="it-IT"/>
-        </w:rPr>
-        <w:t xml:space="preserve"> </w:t>
-      </w:r>
-      <w:proofErr w:type="spellStart"/>
-      <w:r>
-        <w:rPr>
-          <w:lang w:val="it-IT"/>
-        </w:rPr>
-        <w:t>pas</w:t>
-      </w:r>
-      <w:proofErr w:type="spellEnd"/>
-      <w:r>
-        <w:rPr>
-          <w:lang w:val="it-IT"/>
-        </w:rPr>
-        <w:t xml:space="preserve"> la </w:t>
-      </w:r>
-      <w:proofErr w:type="spellStart"/>
-      <w:r>
-        <w:rPr>
-          <w:lang w:val="it-IT"/>
-        </w:rPr>
-        <w:t>fonction</w:t>
-      </w:r>
-      <w:proofErr w:type="spellEnd"/>
-      <w:r>
-        <w:rPr>
-          <w:lang w:val="it-IT"/>
-        </w:rPr>
-        <w:t xml:space="preserve"> ELM327, </w:t>
-      </w:r>
-      <w:proofErr w:type="spellStart"/>
-      <w:r>
-        <w:rPr>
-          <w:lang w:val="it-IT"/>
-        </w:rPr>
-        <w:t>pensez</w:t>
-      </w:r>
-      <w:proofErr w:type="spellEnd"/>
-      <w:r>
-        <w:rPr>
-          <w:lang w:val="it-IT"/>
-        </w:rPr>
-        <w:t xml:space="preserve"> à la </w:t>
-      </w:r>
-      <w:proofErr w:type="spellStart"/>
-      <w:r>
-        <w:rPr>
-          <w:lang w:val="it-IT"/>
-        </w:rPr>
-        <w:t>désactiver</w:t>
-      </w:r>
-      <w:proofErr w:type="spellEnd"/>
-      <w:r>
-        <w:rPr>
-          <w:lang w:val="it-IT"/>
-        </w:rPr>
-        <w:t xml:space="preserve"> </w:t>
-      </w:r>
-      <w:proofErr w:type="spellStart"/>
-      <w:r>
-        <w:rPr>
-          <w:lang w:val="it-IT"/>
-        </w:rPr>
-        <w:t>depuis</w:t>
-      </w:r>
-      <w:proofErr w:type="spellEnd"/>
-      <w:r>
-        <w:rPr>
-          <w:lang w:val="it-IT"/>
-        </w:rPr>
-        <w:t xml:space="preserve"> le </w:t>
-      </w:r>
-      <w:proofErr w:type="spellStart"/>
-      <w:r>
-        <w:rPr>
-          <w:lang w:val="it-IT"/>
-        </w:rPr>
-        <w:t>main</w:t>
-      </w:r>
-      <w:proofErr w:type="spellEnd"/>
-      <w:r>
-        <w:rPr>
-          <w:lang w:val="it-IT"/>
-        </w:rPr>
-        <w:t xml:space="preserve"> setup menu, </w:t>
-      </w:r>
-      <w:proofErr w:type="spellStart"/>
-      <w:r>
-        <w:rPr>
-          <w:lang w:val="it-IT"/>
-        </w:rPr>
-        <w:t>afin</w:t>
-      </w:r>
-      <w:proofErr w:type="spellEnd"/>
-      <w:r>
-        <w:rPr>
-          <w:lang w:val="it-IT"/>
-        </w:rPr>
-        <w:t xml:space="preserve"> de </w:t>
-      </w:r>
-      <w:proofErr w:type="spellStart"/>
-      <w:r>
-        <w:rPr>
-          <w:lang w:val="it-IT"/>
-        </w:rPr>
-        <w:t>réduire</w:t>
-      </w:r>
-      <w:proofErr w:type="spellEnd"/>
-      <w:r>
-        <w:rPr>
-          <w:lang w:val="it-IT"/>
-        </w:rPr>
-        <w:t xml:space="preserve"> le </w:t>
-      </w:r>
-      <w:proofErr w:type="spellStart"/>
-      <w:r>
-        <w:rPr>
-          <w:lang w:val="it-IT"/>
-        </w:rPr>
-        <w:t>risque</w:t>
-      </w:r>
-      <w:proofErr w:type="spellEnd"/>
-      <w:r>
-        <w:rPr>
-          <w:lang w:val="it-IT"/>
-        </w:rPr>
-        <w:t xml:space="preserve"> d’</w:t>
-      </w:r>
-      <w:proofErr w:type="spellStart"/>
-      <w:r>
-        <w:rPr>
-          <w:lang w:val="it-IT"/>
-        </w:rPr>
-        <w:t>interférences</w:t>
-      </w:r>
-      <w:proofErr w:type="spellEnd"/>
-      <w:r>
-        <w:rPr>
-          <w:lang w:val="it-IT"/>
-        </w:rPr>
-        <w:t xml:space="preserve"> </w:t>
-      </w:r>
-      <w:proofErr w:type="spellStart"/>
-      <w:r>
-        <w:rPr>
-          <w:lang w:val="it-IT"/>
-        </w:rPr>
-        <w:t>entre</w:t>
-      </w:r>
-      <w:proofErr w:type="spellEnd"/>
-      <w:r>
-        <w:rPr>
-          <w:lang w:val="it-IT"/>
-        </w:rPr>
-        <w:t xml:space="preserve"> la </w:t>
-      </w:r>
-      <w:proofErr w:type="spellStart"/>
-      <w:r>
-        <w:rPr>
-          <w:lang w:val="it-IT"/>
-        </w:rPr>
-        <w:t>fonction</w:t>
-      </w:r>
-      <w:proofErr w:type="spellEnd"/>
-      <w:r>
-        <w:rPr>
-          <w:lang w:val="it-IT"/>
-        </w:rPr>
-        <w:t xml:space="preserve"> ELM327 et la </w:t>
-      </w:r>
-      <w:proofErr w:type="spellStart"/>
-      <w:r>
-        <w:rPr>
-          <w:lang w:val="it-IT"/>
-        </w:rPr>
-        <w:t>fonction</w:t>
-      </w:r>
-      <w:proofErr w:type="spellEnd"/>
-      <w:r>
-        <w:rPr>
-          <w:lang w:val="it-IT"/>
-        </w:rPr>
-        <w:t xml:space="preserve"> </w:t>
-      </w:r>
-      <w:proofErr w:type="spellStart"/>
-      <w:r>
-        <w:rPr>
-          <w:lang w:val="it-IT"/>
-        </w:rPr>
-        <w:t>immobilisateur</w:t>
-      </w:r>
-      <w:proofErr w:type="spellEnd"/>
-      <w:r>
-        <w:rPr>
-          <w:lang w:val="it-IT"/>
-        </w:rPr>
-        <w:t xml:space="preserve"> pendant </w:t>
-      </w:r>
-      <w:proofErr w:type="spellStart"/>
-      <w:r>
-        <w:rPr>
-          <w:lang w:val="it-IT"/>
-        </w:rPr>
-        <w:t>les</w:t>
-      </w:r>
-      <w:proofErr w:type="spellEnd"/>
-      <w:r>
-        <w:rPr>
-          <w:lang w:val="it-IT"/>
-        </w:rPr>
-        <w:t xml:space="preserve"> premières </w:t>
-      </w:r>
-      <w:proofErr w:type="spellStart"/>
-      <w:r>
-        <w:rPr>
-          <w:lang w:val="it-IT"/>
-        </w:rPr>
-        <w:t>secondes</w:t>
-      </w:r>
-      <w:proofErr w:type="spellEnd"/>
-      <w:r>
-        <w:rPr>
-          <w:lang w:val="it-IT"/>
-        </w:rPr>
-        <w:t xml:space="preserve"> de </w:t>
-      </w:r>
-      <w:proofErr w:type="spellStart"/>
-      <w:r>
-        <w:rPr>
-          <w:lang w:val="it-IT"/>
-        </w:rPr>
-        <w:t>fonctionnement</w:t>
-      </w:r>
-      <w:proofErr w:type="spellEnd"/>
-      <w:r>
-        <w:rPr>
-          <w:lang w:val="it-IT"/>
-        </w:rPr>
-        <w:t>.</w:t>
+        <w:t xml:space="preserve">En passant à l’affichage d’un autre paramètre, la valeur maximale précédente sera effacée. </w:t>
+      </w:r>
+      <w:r>
+        <w:t>Pour la désactiver, il faudra revenir sur MAX HOLD ON et appuyer sur le bouton RES ou DISTANCE, pour la voir redevenir désactivée (MAX HOLD OFF sera affiché).</w:t>
       </w:r>
     </w:p>
     <w:sectPr>
-      <w:headerReference w:type="default" r:id="rId35"/>
-      <w:footerReference w:type="default" r:id="rId36"/>
+      <w:headerReference w:type="default" r:id="rId38"/>
+      <w:footerReference w:type="default" r:id="rId39"/>
       <w:pgSz w:w="11906" w:h="16838"/>
       <w:pgMar w:top="1985" w:right="1276" w:bottom="1440" w:left="1276" w:header="709" w:footer="709" w:gutter="0"/>
       <w:cols w:space="708"/>
@@ -30053,7 +26406,7 @@
       <w:t>4.</w:t>
     </w:r>
     <w:r>
-      <w:t>6</w:t>
+      <w:t>8</w:t>
     </w:r>
   </w:p>
   <w:p>
@@ -30088,13 +26441,13 @@
       <w:t xml:space="preserve">: </w:t>
     </w:r>
     <w:r>
-      <w:t>27</w:t>
+      <w:t>05</w:t>
     </w:r>
     <w:r>
       <w:t>/</w:t>
     </w:r>
     <w:r>
-      <w:t>08</w:t>
+      <w:t>09</w:t>
     </w:r>
     <w:r>
       <w:t>/202</w:t>
